--- a/informe/Informe-Final-Proyecto-Integrador-TI3V62.docx
+++ b/informe/Informe-Final-Proyecto-Integrador-TI3V62.docx
@@ -474,7 +474,7 @@
                 <w:sz w:val="20"/>
                 <w:szCs w:val="20"/>
               </w:rPr>
-              <w:t>[Integrante 1] — Arquitecto/a de solución</w:t>
+              <w:t>Javier Muñoz — Arquitecto de solución y documentación/pruebas</w:t>
             </w:r>
           </w:p>
           <w:p>
@@ -486,7 +486,7 @@
                 <w:sz w:val="20"/>
                 <w:szCs w:val="20"/>
               </w:rPr>
-              <w:t>[Integrante 2] — Desarrollador/a</w:t>
+              <w:t>Kevin Bustos — Desarrollador</w:t>
             </w:r>
           </w:p>
           <w:p>
@@ -498,19 +498,7 @@
                 <w:sz w:val="20"/>
                 <w:szCs w:val="20"/>
               </w:rPr>
-              <w:t>[Integrante 3] — Especialista en redes/seguridad</w:t>
-            </w:r>
-          </w:p>
-          <w:p>
-            <w:pPr>
-              <w:spacing w:after="20"/>
-            </w:pPr>
-            <w:r>
-              <w:rPr>
-                <w:sz w:val="20"/>
-                <w:szCs w:val="20"/>
-              </w:rPr>
-              <w:t>[Integrante 4] — Documentación y pruebas</w:t>
+              <w:t>Diego Negrete — Especialista en redes/seguridad</w:t>
             </w:r>
           </w:p>
         </w:tc>
@@ -754,7 +742,7 @@
     <w:sdt>
       <w:sdtPr>
         <w:alias w:val="Índice"/>
-        <w:id w:val="-687610298"/>
+        <w:id w:val="-1732609139"/>
       </w:sdtPr>
       <w:sdtEndPr/>
       <w:sdtContent>
@@ -782,7 +770,7 @@
           <w:r>
             <w:fldChar w:fldCharType="separate"/>
           </w:r>
-          <w:hyperlink w:anchor="_Toc241841496" w:history="1">
+          <w:hyperlink w:anchor="_Toc241848352" w:history="1">
             <w:r>
               <w:rPr>
                 <w:rStyle w:val="Hipervnculo"/>
@@ -806,7 +794,7 @@
               <w:rPr>
                 <w:noProof/>
               </w:rPr>
-              <w:instrText xml:space="preserve"> PAGEREF _Toc241841496 \h </w:instrText>
+              <w:instrText xml:space="preserve"> PAGEREF _Toc241848352 \h </w:instrText>
             </w:r>
             <w:r>
               <w:rPr>
@@ -848,7 +836,7 @@
               <w14:ligatures w14:val="standardContextual"/>
             </w:rPr>
           </w:pPr>
-          <w:hyperlink w:anchor="_Toc241841497" w:history="1">
+          <w:hyperlink w:anchor="_Toc241848353" w:history="1">
             <w:r>
               <w:rPr>
                 <w:rStyle w:val="Hipervnculo"/>
@@ -872,7 +860,7 @@
               <w:rPr>
                 <w:noProof/>
               </w:rPr>
-              <w:instrText xml:space="preserve"> PAGEREF _Toc241841497 \h </w:instrText>
+              <w:instrText xml:space="preserve"> PAGEREF _Toc241848353 \h </w:instrText>
             </w:r>
             <w:r>
               <w:rPr>
@@ -914,7 +902,7 @@
               <w14:ligatures w14:val="standardContextual"/>
             </w:rPr>
           </w:pPr>
-          <w:hyperlink w:anchor="_Toc241841498" w:history="1">
+          <w:hyperlink w:anchor="_Toc241848354" w:history="1">
             <w:r>
               <w:rPr>
                 <w:rStyle w:val="Hipervnculo"/>
@@ -938,7 +926,7 @@
               <w:rPr>
                 <w:noProof/>
               </w:rPr>
-              <w:instrText xml:space="preserve"> PAGEREF _Toc241841498 \h </w:instrText>
+              <w:instrText xml:space="preserve"> PAGEREF _Toc241848354 \h </w:instrText>
             </w:r>
             <w:r>
               <w:rPr>
@@ -980,7 +968,7 @@
               <w14:ligatures w14:val="standardContextual"/>
             </w:rPr>
           </w:pPr>
-          <w:hyperlink w:anchor="_Toc241841499" w:history="1">
+          <w:hyperlink w:anchor="_Toc241848355" w:history="1">
             <w:r>
               <w:rPr>
                 <w:rStyle w:val="Hipervnculo"/>
@@ -1004,7 +992,7 @@
               <w:rPr>
                 <w:noProof/>
               </w:rPr>
-              <w:instrText xml:space="preserve"> PAGEREF _Toc241841499 \h </w:instrText>
+              <w:instrText xml:space="preserve"> PAGEREF _Toc241848355 \h </w:instrText>
             </w:r>
             <w:r>
               <w:rPr>
@@ -1046,7 +1034,7 @@
               <w14:ligatures w14:val="standardContextual"/>
             </w:rPr>
           </w:pPr>
-          <w:hyperlink w:anchor="_Toc241841500" w:history="1">
+          <w:hyperlink w:anchor="_Toc241848356" w:history="1">
             <w:r>
               <w:rPr>
                 <w:rStyle w:val="Hipervnculo"/>
@@ -1070,7 +1058,7 @@
               <w:rPr>
                 <w:noProof/>
               </w:rPr>
-              <w:instrText xml:space="preserve"> PAGEREF _Toc241841500 \h </w:instrText>
+              <w:instrText xml:space="preserve"> PAGEREF _Toc241848356 \h </w:instrText>
             </w:r>
             <w:r>
               <w:rPr>
@@ -1112,7 +1100,7 @@
               <w14:ligatures w14:val="standardContextual"/>
             </w:rPr>
           </w:pPr>
-          <w:hyperlink w:anchor="_Toc241841501" w:history="1">
+          <w:hyperlink w:anchor="_Toc241848357" w:history="1">
             <w:r>
               <w:rPr>
                 <w:rStyle w:val="Hipervnculo"/>
@@ -1136,7 +1124,7 @@
               <w:rPr>
                 <w:noProof/>
               </w:rPr>
-              <w:instrText xml:space="preserve"> PAGEREF _Toc241841501 \h </w:instrText>
+              <w:instrText xml:space="preserve"> PAGEREF _Toc241848357 \h </w:instrText>
             </w:r>
             <w:r>
               <w:rPr>
@@ -1178,7 +1166,7 @@
               <w14:ligatures w14:val="standardContextual"/>
             </w:rPr>
           </w:pPr>
-          <w:hyperlink w:anchor="_Toc241841502" w:history="1">
+          <w:hyperlink w:anchor="_Toc241848358" w:history="1">
             <w:r>
               <w:rPr>
                 <w:rStyle w:val="Hipervnculo"/>
@@ -1202,7 +1190,7 @@
               <w:rPr>
                 <w:noProof/>
               </w:rPr>
-              <w:instrText xml:space="preserve"> PAGEREF _Toc241841502 \h </w:instrText>
+              <w:instrText xml:space="preserve"> PAGEREF _Toc241848358 \h </w:instrText>
             </w:r>
             <w:r>
               <w:rPr>
@@ -1244,7 +1232,7 @@
               <w14:ligatures w14:val="standardContextual"/>
             </w:rPr>
           </w:pPr>
-          <w:hyperlink w:anchor="_Toc241841503" w:history="1">
+          <w:hyperlink w:anchor="_Toc241848359" w:history="1">
             <w:r>
               <w:rPr>
                 <w:rStyle w:val="Hipervnculo"/>
@@ -1268,7 +1256,7 @@
               <w:rPr>
                 <w:noProof/>
               </w:rPr>
-              <w:instrText xml:space="preserve"> PAGEREF _Toc241841503 \h </w:instrText>
+              <w:instrText xml:space="preserve"> PAGEREF _Toc241848359 \h </w:instrText>
             </w:r>
             <w:r>
               <w:rPr>
@@ -1310,7 +1298,7 @@
               <w14:ligatures w14:val="standardContextual"/>
             </w:rPr>
           </w:pPr>
-          <w:hyperlink w:anchor="_Toc241841504" w:history="1">
+          <w:hyperlink w:anchor="_Toc241848360" w:history="1">
             <w:r>
               <w:rPr>
                 <w:rStyle w:val="Hipervnculo"/>
@@ -1334,7 +1322,7 @@
               <w:rPr>
                 <w:noProof/>
               </w:rPr>
-              <w:instrText xml:space="preserve"> PAGEREF _Toc241841504 \h </w:instrText>
+              <w:instrText xml:space="preserve"> PAGEREF _Toc241848360 \h </w:instrText>
             </w:r>
             <w:r>
               <w:rPr>
@@ -1351,7 +1339,7 @@
               <w:rPr>
                 <w:noProof/>
               </w:rPr>
-              <w:t>5</w:t>
+              <w:t>6</w:t>
             </w:r>
             <w:r>
               <w:rPr>
@@ -1376,7 +1364,7 @@
               <w14:ligatures w14:val="standardContextual"/>
             </w:rPr>
           </w:pPr>
-          <w:hyperlink w:anchor="_Toc241841505" w:history="1">
+          <w:hyperlink w:anchor="_Toc241848361" w:history="1">
             <w:r>
               <w:rPr>
                 <w:rStyle w:val="Hipervnculo"/>
@@ -1400,7 +1388,7 @@
               <w:rPr>
                 <w:noProof/>
               </w:rPr>
-              <w:instrText xml:space="preserve"> PAGEREF _Toc241841505 \h </w:instrText>
+              <w:instrText xml:space="preserve"> PAGEREF _Toc241848361 \h </w:instrText>
             </w:r>
             <w:r>
               <w:rPr>
@@ -1442,7 +1430,7 @@
               <w14:ligatures w14:val="standardContextual"/>
             </w:rPr>
           </w:pPr>
-          <w:hyperlink w:anchor="_Toc241841506" w:history="1">
+          <w:hyperlink w:anchor="_Toc241848362" w:history="1">
             <w:r>
               <w:rPr>
                 <w:rStyle w:val="Hipervnculo"/>
@@ -1466,7 +1454,7 @@
               <w:rPr>
                 <w:noProof/>
               </w:rPr>
-              <w:instrText xml:space="preserve"> PAGEREF _Toc241841506 \h </w:instrText>
+              <w:instrText xml:space="preserve"> PAGEREF _Toc241848362 \h </w:instrText>
             </w:r>
             <w:r>
               <w:rPr>
@@ -1483,7 +1471,7 @@
               <w:rPr>
                 <w:noProof/>
               </w:rPr>
-              <w:t>7</w:t>
+              <w:t>8</w:t>
             </w:r>
             <w:r>
               <w:rPr>
@@ -1508,7 +1496,7 @@
               <w14:ligatures w14:val="standardContextual"/>
             </w:rPr>
           </w:pPr>
-          <w:hyperlink w:anchor="_Toc241841507" w:history="1">
+          <w:hyperlink w:anchor="_Toc241848363" w:history="1">
             <w:r>
               <w:rPr>
                 <w:rStyle w:val="Hipervnculo"/>
@@ -1532,7 +1520,7 @@
               <w:rPr>
                 <w:noProof/>
               </w:rPr>
-              <w:instrText xml:space="preserve"> PAGEREF _Toc241841507 \h </w:instrText>
+              <w:instrText xml:space="preserve"> PAGEREF _Toc241848363 \h </w:instrText>
             </w:r>
             <w:r>
               <w:rPr>
@@ -1549,7 +1537,7 @@
               <w:rPr>
                 <w:noProof/>
               </w:rPr>
-              <w:t>9</w:t>
+              <w:t>10</w:t>
             </w:r>
             <w:r>
               <w:rPr>
@@ -1574,7 +1562,7 @@
               <w14:ligatures w14:val="standardContextual"/>
             </w:rPr>
           </w:pPr>
-          <w:hyperlink w:anchor="_Toc241841508" w:history="1">
+          <w:hyperlink w:anchor="_Toc241848364" w:history="1">
             <w:r>
               <w:rPr>
                 <w:rStyle w:val="Hipervnculo"/>
@@ -1598,7 +1586,7 @@
               <w:rPr>
                 <w:noProof/>
               </w:rPr>
-              <w:instrText xml:space="preserve"> PAGEREF _Toc241841508 \h </w:instrText>
+              <w:instrText xml:space="preserve"> PAGEREF _Toc241848364 \h </w:instrText>
             </w:r>
             <w:r>
               <w:rPr>
@@ -1615,7 +1603,7 @@
               <w:rPr>
                 <w:noProof/>
               </w:rPr>
-              <w:t>9</w:t>
+              <w:t>10</w:t>
             </w:r>
             <w:r>
               <w:rPr>
@@ -1640,7 +1628,7 @@
               <w14:ligatures w14:val="standardContextual"/>
             </w:rPr>
           </w:pPr>
-          <w:hyperlink w:anchor="_Toc241841509" w:history="1">
+          <w:hyperlink w:anchor="_Toc241848365" w:history="1">
             <w:r>
               <w:rPr>
                 <w:rStyle w:val="Hipervnculo"/>
@@ -1664,7 +1652,7 @@
               <w:rPr>
                 <w:noProof/>
               </w:rPr>
-              <w:instrText xml:space="preserve"> PAGEREF _Toc241841509 \h </w:instrText>
+              <w:instrText xml:space="preserve"> PAGEREF _Toc241848365 \h </w:instrText>
             </w:r>
             <w:r>
               <w:rPr>
@@ -1681,7 +1669,7 @@
               <w:rPr>
                 <w:noProof/>
               </w:rPr>
-              <w:t>9</w:t>
+              <w:t>10</w:t>
             </w:r>
             <w:r>
               <w:rPr>
@@ -1706,7 +1694,7 @@
               <w14:ligatures w14:val="standardContextual"/>
             </w:rPr>
           </w:pPr>
-          <w:hyperlink w:anchor="_Toc241841510" w:history="1">
+          <w:hyperlink w:anchor="_Toc241848366" w:history="1">
             <w:r>
               <w:rPr>
                 <w:rStyle w:val="Hipervnculo"/>
@@ -1730,7 +1718,7 @@
               <w:rPr>
                 <w:noProof/>
               </w:rPr>
-              <w:instrText xml:space="preserve"> PAGEREF _Toc241841510 \h </w:instrText>
+              <w:instrText xml:space="preserve"> PAGEREF _Toc241848366 \h </w:instrText>
             </w:r>
             <w:r>
               <w:rPr>
@@ -1747,7 +1735,73 @@
               <w:rPr>
                 <w:noProof/>
               </w:rPr>
-              <w:t>10</w:t>
+              <w:t>11</w:t>
+            </w:r>
+            <w:r>
+              <w:rPr>
+                <w:noProof/>
+              </w:rPr>
+              <w:fldChar w:fldCharType="end"/>
+            </w:r>
+          </w:hyperlink>
+        </w:p>
+        <w:p>
+          <w:pPr>
+            <w:pStyle w:val="TDC2"/>
+            <w:tabs>
+              <w:tab w:val="right" w:leader="dot" w:pos="9350"/>
+            </w:tabs>
+            <w:rPr>
+              <w:rFonts w:asciiTheme="minorHAnsi" w:eastAsiaTheme="minorEastAsia" w:hAnsiTheme="minorHAnsi" w:cstheme="minorBidi"/>
+              <w:noProof/>
+              <w:kern w:val="2"/>
+              <w:sz w:val="24"/>
+              <w:szCs w:val="24"/>
+              <w14:ligatures w14:val="standardContextual"/>
+            </w:rPr>
+          </w:pPr>
+          <w:hyperlink w:anchor="_Toc241848367" w:history="1">
+            <w:r>
+              <w:rPr>
+                <w:rStyle w:val="Hipervnculo"/>
+                <w:noProof/>
+              </w:rPr>
+              <w:t>4.4 Autenticación de doble factor con Firebase</w:t>
+            </w:r>
+            <w:r>
+              <w:rPr>
+                <w:noProof/>
+              </w:rPr>
+              <w:tab/>
+            </w:r>
+            <w:r>
+              <w:rPr>
+                <w:noProof/>
+              </w:rPr>
+              <w:fldChar w:fldCharType="begin"/>
+            </w:r>
+            <w:r>
+              <w:rPr>
+                <w:noProof/>
+              </w:rPr>
+              <w:instrText xml:space="preserve"> PAGEREF _Toc241848367 \h </w:instrText>
+            </w:r>
+            <w:r>
+              <w:rPr>
+                <w:noProof/>
+              </w:rPr>
+            </w:r>
+            <w:r>
+              <w:rPr>
+                <w:noProof/>
+              </w:rPr>
+              <w:fldChar w:fldCharType="separate"/>
+            </w:r>
+            <w:r>
+              <w:rPr>
+                <w:noProof/>
+              </w:rPr>
+              <w:t>11</w:t>
             </w:r>
             <w:r>
               <w:rPr>
@@ -1772,7 +1826,7 @@
               <w14:ligatures w14:val="standardContextual"/>
             </w:rPr>
           </w:pPr>
-          <w:hyperlink w:anchor="_Toc241841511" w:history="1">
+          <w:hyperlink w:anchor="_Toc241848368" w:history="1">
             <w:r>
               <w:rPr>
                 <w:rStyle w:val="Hipervnculo"/>
@@ -1796,7 +1850,7 @@
               <w:rPr>
                 <w:noProof/>
               </w:rPr>
-              <w:instrText xml:space="preserve"> PAGEREF _Toc241841511 \h </w:instrText>
+              <w:instrText xml:space="preserve"> PAGEREF _Toc241848368 \h </w:instrText>
             </w:r>
             <w:r>
               <w:rPr>
@@ -1813,7 +1867,7 @@
               <w:rPr>
                 <w:noProof/>
               </w:rPr>
-              <w:t>11</w:t>
+              <w:t>14</w:t>
             </w:r>
             <w:r>
               <w:rPr>
@@ -1838,7 +1892,7 @@
               <w14:ligatures w14:val="standardContextual"/>
             </w:rPr>
           </w:pPr>
-          <w:hyperlink w:anchor="_Toc241841512" w:history="1">
+          <w:hyperlink w:anchor="_Toc241848369" w:history="1">
             <w:r>
               <w:rPr>
                 <w:rStyle w:val="Hipervnculo"/>
@@ -1862,7 +1916,7 @@
               <w:rPr>
                 <w:noProof/>
               </w:rPr>
-              <w:instrText xml:space="preserve"> PAGEREF _Toc241841512 \h </w:instrText>
+              <w:instrText xml:space="preserve"> PAGEREF _Toc241848369 \h </w:instrText>
             </w:r>
             <w:r>
               <w:rPr>
@@ -1879,7 +1933,7 @@
               <w:rPr>
                 <w:noProof/>
               </w:rPr>
-              <w:t>11</w:t>
+              <w:t>14</w:t>
             </w:r>
             <w:r>
               <w:rPr>
@@ -1904,7 +1958,7 @@
               <w14:ligatures w14:val="standardContextual"/>
             </w:rPr>
           </w:pPr>
-          <w:hyperlink w:anchor="_Toc241841513" w:history="1">
+          <w:hyperlink w:anchor="_Toc241848370" w:history="1">
             <w:r>
               <w:rPr>
                 <w:rStyle w:val="Hipervnculo"/>
@@ -1928,7 +1982,7 @@
               <w:rPr>
                 <w:noProof/>
               </w:rPr>
-              <w:instrText xml:space="preserve"> PAGEREF _Toc241841513 \h </w:instrText>
+              <w:instrText xml:space="preserve"> PAGEREF _Toc241848370 \h </w:instrText>
             </w:r>
             <w:r>
               <w:rPr>
@@ -1945,7 +1999,7 @@
               <w:rPr>
                 <w:noProof/>
               </w:rPr>
-              <w:t>11</w:t>
+              <w:t>14</w:t>
             </w:r>
             <w:r>
               <w:rPr>
@@ -1970,7 +2024,7 @@
               <w14:ligatures w14:val="standardContextual"/>
             </w:rPr>
           </w:pPr>
-          <w:hyperlink w:anchor="_Toc241841514" w:history="1">
+          <w:hyperlink w:anchor="_Toc241848371" w:history="1">
             <w:r>
               <w:rPr>
                 <w:rStyle w:val="Hipervnculo"/>
@@ -1994,7 +2048,7 @@
               <w:rPr>
                 <w:noProof/>
               </w:rPr>
-              <w:instrText xml:space="preserve"> PAGEREF _Toc241841514 \h </w:instrText>
+              <w:instrText xml:space="preserve"> PAGEREF _Toc241848371 \h </w:instrText>
             </w:r>
             <w:r>
               <w:rPr>
@@ -2011,7 +2065,7 @@
               <w:rPr>
                 <w:noProof/>
               </w:rPr>
-              <w:t>11</w:t>
+              <w:t>14</w:t>
             </w:r>
             <w:r>
               <w:rPr>
@@ -2036,7 +2090,7 @@
               <w14:ligatures w14:val="standardContextual"/>
             </w:rPr>
           </w:pPr>
-          <w:hyperlink w:anchor="_Toc241841515" w:history="1">
+          <w:hyperlink w:anchor="_Toc241848372" w:history="1">
             <w:r>
               <w:rPr>
                 <w:rStyle w:val="Hipervnculo"/>
@@ -2060,7 +2114,7 @@
               <w:rPr>
                 <w:noProof/>
               </w:rPr>
-              <w:instrText xml:space="preserve"> PAGEREF _Toc241841515 \h </w:instrText>
+              <w:instrText xml:space="preserve"> PAGEREF _Toc241848372 \h </w:instrText>
             </w:r>
             <w:r>
               <w:rPr>
@@ -2077,7 +2131,7 @@
               <w:rPr>
                 <w:noProof/>
               </w:rPr>
-              <w:t>13</w:t>
+              <w:t>16</w:t>
             </w:r>
             <w:r>
               <w:rPr>
@@ -2102,7 +2156,7 @@
               <w14:ligatures w14:val="standardContextual"/>
             </w:rPr>
           </w:pPr>
-          <w:hyperlink w:anchor="_Toc241841516" w:history="1">
+          <w:hyperlink w:anchor="_Toc241848373" w:history="1">
             <w:r>
               <w:rPr>
                 <w:rStyle w:val="Hipervnculo"/>
@@ -2126,7 +2180,7 @@
               <w:rPr>
                 <w:noProof/>
               </w:rPr>
-              <w:instrText xml:space="preserve"> PAGEREF _Toc241841516 \h </w:instrText>
+              <w:instrText xml:space="preserve"> PAGEREF _Toc241848373 \h </w:instrText>
             </w:r>
             <w:r>
               <w:rPr>
@@ -2143,7 +2197,7 @@
               <w:rPr>
                 <w:noProof/>
               </w:rPr>
-              <w:t>13</w:t>
+              <w:t>16</w:t>
             </w:r>
             <w:r>
               <w:rPr>
@@ -2168,7 +2222,7 @@
               <w14:ligatures w14:val="standardContextual"/>
             </w:rPr>
           </w:pPr>
-          <w:hyperlink w:anchor="_Toc241841517" w:history="1">
+          <w:hyperlink w:anchor="_Toc241848374" w:history="1">
             <w:r>
               <w:rPr>
                 <w:rStyle w:val="Hipervnculo"/>
@@ -2192,7 +2246,7 @@
               <w:rPr>
                 <w:noProof/>
               </w:rPr>
-              <w:instrText xml:space="preserve"> PAGEREF _Toc241841517 \h </w:instrText>
+              <w:instrText xml:space="preserve"> PAGEREF _Toc241848374 \h </w:instrText>
             </w:r>
             <w:r>
               <w:rPr>
@@ -2209,7 +2263,7 @@
               <w:rPr>
                 <w:noProof/>
               </w:rPr>
-              <w:t>13</w:t>
+              <w:t>16</w:t>
             </w:r>
             <w:r>
               <w:rPr>
@@ -2234,7 +2288,7 @@
               <w14:ligatures w14:val="standardContextual"/>
             </w:rPr>
           </w:pPr>
-          <w:hyperlink w:anchor="_Toc241841518" w:history="1">
+          <w:hyperlink w:anchor="_Toc241848375" w:history="1">
             <w:r>
               <w:rPr>
                 <w:rStyle w:val="Hipervnculo"/>
@@ -2258,7 +2312,7 @@
               <w:rPr>
                 <w:noProof/>
               </w:rPr>
-              <w:instrText xml:space="preserve"> PAGEREF _Toc241841518 \h </w:instrText>
+              <w:instrText xml:space="preserve"> PAGEREF _Toc241848375 \h </w:instrText>
             </w:r>
             <w:r>
               <w:rPr>
@@ -2275,7 +2329,7 @@
               <w:rPr>
                 <w:noProof/>
               </w:rPr>
-              <w:t>14</w:t>
+              <w:t>17</w:t>
             </w:r>
             <w:r>
               <w:rPr>
@@ -2300,7 +2354,7 @@
               <w14:ligatures w14:val="standardContextual"/>
             </w:rPr>
           </w:pPr>
-          <w:hyperlink w:anchor="_Toc241841519" w:history="1">
+          <w:hyperlink w:anchor="_Toc241848376" w:history="1">
             <w:r>
               <w:rPr>
                 <w:rStyle w:val="Hipervnculo"/>
@@ -2324,7 +2378,7 @@
               <w:rPr>
                 <w:noProof/>
               </w:rPr>
-              <w:instrText xml:space="preserve"> PAGEREF _Toc241841519 \h </w:instrText>
+              <w:instrText xml:space="preserve"> PAGEREF _Toc241848376 \h </w:instrText>
             </w:r>
             <w:r>
               <w:rPr>
@@ -2341,7 +2395,7 @@
               <w:rPr>
                 <w:noProof/>
               </w:rPr>
-              <w:t>15</w:t>
+              <w:t>18</w:t>
             </w:r>
             <w:r>
               <w:rPr>
@@ -2366,7 +2420,7 @@
               <w14:ligatures w14:val="standardContextual"/>
             </w:rPr>
           </w:pPr>
-          <w:hyperlink w:anchor="_Toc241841520" w:history="1">
+          <w:hyperlink w:anchor="_Toc241848377" w:history="1">
             <w:r>
               <w:rPr>
                 <w:rStyle w:val="Hipervnculo"/>
@@ -2390,7 +2444,7 @@
               <w:rPr>
                 <w:noProof/>
               </w:rPr>
-              <w:instrText xml:space="preserve"> PAGEREF _Toc241841520 \h </w:instrText>
+              <w:instrText xml:space="preserve"> PAGEREF _Toc241848377 \h </w:instrText>
             </w:r>
             <w:r>
               <w:rPr>
@@ -2407,7 +2461,7 @@
               <w:rPr>
                 <w:noProof/>
               </w:rPr>
-              <w:t>19</w:t>
+              <w:t>22</w:t>
             </w:r>
             <w:r>
               <w:rPr>
@@ -2432,7 +2486,7 @@
               <w14:ligatures w14:val="standardContextual"/>
             </w:rPr>
           </w:pPr>
-          <w:hyperlink w:anchor="_Toc241841521" w:history="1">
+          <w:hyperlink w:anchor="_Toc241848378" w:history="1">
             <w:r>
               <w:rPr>
                 <w:rStyle w:val="Hipervnculo"/>
@@ -2456,7 +2510,7 @@
               <w:rPr>
                 <w:noProof/>
               </w:rPr>
-              <w:instrText xml:space="preserve"> PAGEREF _Toc241841521 \h </w:instrText>
+              <w:instrText xml:space="preserve"> PAGEREF _Toc241848378 \h </w:instrText>
             </w:r>
             <w:r>
               <w:rPr>
@@ -2473,7 +2527,7 @@
               <w:rPr>
                 <w:noProof/>
               </w:rPr>
-              <w:t>19</w:t>
+              <w:t>22</w:t>
             </w:r>
             <w:r>
               <w:rPr>
@@ -2498,7 +2552,7 @@
               <w14:ligatures w14:val="standardContextual"/>
             </w:rPr>
           </w:pPr>
-          <w:hyperlink w:anchor="_Toc241841522" w:history="1">
+          <w:hyperlink w:anchor="_Toc241848379" w:history="1">
             <w:r>
               <w:rPr>
                 <w:rStyle w:val="Hipervnculo"/>
@@ -2522,7 +2576,7 @@
               <w:rPr>
                 <w:noProof/>
               </w:rPr>
-              <w:instrText xml:space="preserve"> PAGEREF _Toc241841522 \h </w:instrText>
+              <w:instrText xml:space="preserve"> PAGEREF _Toc241848379 \h </w:instrText>
             </w:r>
             <w:r>
               <w:rPr>
@@ -2539,7 +2593,7 @@
               <w:rPr>
                 <w:noProof/>
               </w:rPr>
-              <w:t>19</w:t>
+              <w:t>22</w:t>
             </w:r>
             <w:r>
               <w:rPr>
@@ -2564,7 +2618,7 @@
               <w14:ligatures w14:val="standardContextual"/>
             </w:rPr>
           </w:pPr>
-          <w:hyperlink w:anchor="_Toc241841523" w:history="1">
+          <w:hyperlink w:anchor="_Toc241848380" w:history="1">
             <w:r>
               <w:rPr>
                 <w:rStyle w:val="Hipervnculo"/>
@@ -2588,7 +2642,7 @@
               <w:rPr>
                 <w:noProof/>
               </w:rPr>
-              <w:instrText xml:space="preserve"> PAGEREF _Toc241841523 \h </w:instrText>
+              <w:instrText xml:space="preserve"> PAGEREF _Toc241848380 \h </w:instrText>
             </w:r>
             <w:r>
               <w:rPr>
@@ -2605,7 +2659,7 @@
               <w:rPr>
                 <w:noProof/>
               </w:rPr>
-              <w:t>19</w:t>
+              <w:t>22</w:t>
             </w:r>
             <w:r>
               <w:rPr>
@@ -2630,7 +2684,7 @@
               <w14:ligatures w14:val="standardContextual"/>
             </w:rPr>
           </w:pPr>
-          <w:hyperlink w:anchor="_Toc241841524" w:history="1">
+          <w:hyperlink w:anchor="_Toc241848381" w:history="1">
             <w:r>
               <w:rPr>
                 <w:rStyle w:val="Hipervnculo"/>
@@ -2654,7 +2708,7 @@
               <w:rPr>
                 <w:noProof/>
               </w:rPr>
-              <w:instrText xml:space="preserve"> PAGEREF _Toc241841524 \h </w:instrText>
+              <w:instrText xml:space="preserve"> PAGEREF _Toc241848381 \h </w:instrText>
             </w:r>
             <w:r>
               <w:rPr>
@@ -2671,7 +2725,7 @@
               <w:rPr>
                 <w:noProof/>
               </w:rPr>
-              <w:t>21</w:t>
+              <w:t>24</w:t>
             </w:r>
             <w:r>
               <w:rPr>
@@ -2693,7 +2747,7 @@
         <w:pStyle w:val="Ttulo1"/>
         <w:pageBreakBefore/>
       </w:pPr>
-      <w:bookmarkStart w:id="0" w:name="_Toc241841496"/>
+      <w:bookmarkStart w:id="0" w:name="_Toc241848352"/>
       <w:r>
         <w:t>1. Descripción de la solución</w:t>
       </w:r>
@@ -2703,7 +2757,7 @@
       <w:pPr>
         <w:pStyle w:val="Ttulo2"/>
       </w:pPr>
-      <w:bookmarkStart w:id="1" w:name="_Toc241841497"/>
+      <w:bookmarkStart w:id="1" w:name="_Toc241848353"/>
       <w:r>
         <w:t>1.1 Problema que resuelve</w:t>
       </w:r>
@@ -2771,7 +2825,7 @@
       <w:pPr>
         <w:pStyle w:val="Ttulo2"/>
       </w:pPr>
-      <w:bookmarkStart w:id="2" w:name="_Toc241841498"/>
+      <w:bookmarkStart w:id="2" w:name="_Toc241848354"/>
       <w:r>
         <w:t>1.2 Usuarios y roles de negocio</w:t>
       </w:r>
@@ -3223,7 +3277,7 @@
       <w:pPr>
         <w:pStyle w:val="Ttulo2"/>
       </w:pPr>
-      <w:bookmarkStart w:id="3" w:name="_Toc241841499"/>
+      <w:bookmarkStart w:id="3" w:name="_Toc241848355"/>
       <w:r>
         <w:t>1.3 Requerimientos (ingeniería de software — criterio 4.1.1)</w:t>
       </w:r>
@@ -4594,12 +4648,147 @@
           </w:p>
         </w:tc>
       </w:tr>
+      <w:tr>
+        <w:tblPrEx>
+          <w:tblCellMar>
+            <w:top w:w="0" w:type="dxa"/>
+            <w:bottom w:w="0" w:type="dxa"/>
+          </w:tblCellMar>
+        </w:tblPrEx>
+        <w:trPr>
+          <w:cantSplit/>
+        </w:trPr>
+        <w:tc>
+          <w:tcPr>
+            <w:tcW w:w="1000" w:type="dxa"/>
+            <w:tcBorders>
+              <w:top w:val="single" w:sz="4" w:space="0" w:color="C9D1DC"/>
+              <w:left w:val="single" w:sz="4" w:space="0" w:color="C9D1DC"/>
+              <w:bottom w:val="single" w:sz="4" w:space="0" w:color="C9D1DC"/>
+              <w:right w:val="single" w:sz="4" w:space="0" w:color="C9D1DC"/>
+            </w:tcBorders>
+            <w:shd w:val="clear" w:color="auto" w:fill="F6F8FB"/>
+            <w:tcMar>
+              <w:top w:w="60" w:type="dxa"/>
+              <w:left w:w="90" w:type="dxa"/>
+              <w:bottom w:w="60" w:type="dxa"/>
+              <w:right w:w="90" w:type="dxa"/>
+            </w:tcMar>
+            <w:vAlign w:val="center"/>
+          </w:tcPr>
+          <w:p>
+            <w:pPr>
+              <w:spacing w:after="20"/>
+            </w:pPr>
+            <w:r>
+              <w:rPr>
+                <w:sz w:val="18"/>
+                <w:szCs w:val="18"/>
+              </w:rPr>
+              <w:t>RNF-06</w:t>
+            </w:r>
+          </w:p>
+        </w:tc>
+        <w:tc>
+          <w:tcPr>
+            <w:tcW w:w="4060" w:type="dxa"/>
+            <w:tcBorders>
+              <w:top w:val="single" w:sz="4" w:space="0" w:color="C9D1DC"/>
+              <w:left w:val="single" w:sz="4" w:space="0" w:color="C9D1DC"/>
+              <w:bottom w:val="single" w:sz="4" w:space="0" w:color="C9D1DC"/>
+              <w:right w:val="single" w:sz="4" w:space="0" w:color="C9D1DC"/>
+            </w:tcBorders>
+            <w:shd w:val="clear" w:color="auto" w:fill="F6F8FB"/>
+            <w:tcMar>
+              <w:top w:w="60" w:type="dxa"/>
+              <w:left w:w="90" w:type="dxa"/>
+              <w:bottom w:w="60" w:type="dxa"/>
+              <w:right w:w="90" w:type="dxa"/>
+            </w:tcMar>
+            <w:vAlign w:val="center"/>
+          </w:tcPr>
+          <w:p>
+            <w:pPr>
+              <w:spacing w:after="20"/>
+            </w:pPr>
+            <w:r>
+              <w:rPr>
+                <w:sz w:val="18"/>
+                <w:szCs w:val="18"/>
+              </w:rPr>
+              <w:t>Autenticación de doble factor</w:t>
+            </w:r>
+          </w:p>
+        </w:tc>
+        <w:tc>
+          <w:tcPr>
+            <w:tcW w:w="1500" w:type="dxa"/>
+            <w:tcBorders>
+              <w:top w:val="single" w:sz="4" w:space="0" w:color="C9D1DC"/>
+              <w:left w:val="single" w:sz="4" w:space="0" w:color="C9D1DC"/>
+              <w:bottom w:val="single" w:sz="4" w:space="0" w:color="C9D1DC"/>
+              <w:right w:val="single" w:sz="4" w:space="0" w:color="C9D1DC"/>
+            </w:tcBorders>
+            <w:shd w:val="clear" w:color="auto" w:fill="F6F8FB"/>
+            <w:tcMar>
+              <w:top w:w="60" w:type="dxa"/>
+              <w:left w:w="90" w:type="dxa"/>
+              <w:bottom w:w="60" w:type="dxa"/>
+              <w:right w:w="90" w:type="dxa"/>
+            </w:tcMar>
+            <w:vAlign w:val="center"/>
+          </w:tcPr>
+          <w:p>
+            <w:pPr>
+              <w:spacing w:after="20"/>
+            </w:pPr>
+            <w:r>
+              <w:rPr>
+                <w:sz w:val="18"/>
+                <w:szCs w:val="18"/>
+              </w:rPr>
+              <w:t>Seguridad</w:t>
+            </w:r>
+          </w:p>
+        </w:tc>
+        <w:tc>
+          <w:tcPr>
+            <w:tcW w:w="2800" w:type="dxa"/>
+            <w:tcBorders>
+              <w:top w:val="single" w:sz="4" w:space="0" w:color="C9D1DC"/>
+              <w:left w:val="single" w:sz="4" w:space="0" w:color="C9D1DC"/>
+              <w:bottom w:val="single" w:sz="4" w:space="0" w:color="C9D1DC"/>
+              <w:right w:val="single" w:sz="4" w:space="0" w:color="C9D1DC"/>
+            </w:tcBorders>
+            <w:shd w:val="clear" w:color="auto" w:fill="F6F8FB"/>
+            <w:tcMar>
+              <w:top w:w="60" w:type="dxa"/>
+              <w:left w:w="90" w:type="dxa"/>
+              <w:bottom w:w="60" w:type="dxa"/>
+              <w:right w:w="90" w:type="dxa"/>
+            </w:tcMar>
+            <w:vAlign w:val="center"/>
+          </w:tcPr>
+          <w:p>
+            <w:pPr>
+              <w:spacing w:after="20"/>
+            </w:pPr>
+            <w:r>
+              <w:rPr>
+                <w:sz w:val="18"/>
+                <w:szCs w:val="18"/>
+              </w:rPr>
+              <w:t>Firebase Authentication + TOTP (app autenticadora)</w:t>
+            </w:r>
+          </w:p>
+        </w:tc>
+      </w:tr>
     </w:tbl>
     <w:p>
       <w:pPr>
         <w:pStyle w:val="Ttulo2"/>
       </w:pPr>
-      <w:bookmarkStart w:id="4" w:name="_Toc241841500"/>
+      <w:bookmarkStart w:id="4" w:name="_Toc241848356"/>
       <w:r>
         <w:t>1.4 Selección de la tecnología cloud (criterio 4.1.2)</w:t>
       </w:r>
@@ -5496,7 +5685,7 @@
       <w:pPr>
         <w:pStyle w:val="Ttulo2"/>
       </w:pPr>
-      <w:bookmarkStart w:id="5" w:name="_Toc241841501"/>
+      <w:bookmarkStart w:id="5" w:name="_Toc241848357"/>
       <w:r>
         <w:t>1.5 Formación de roles del equipo</w:t>
       </w:r>
@@ -5703,7 +5892,7 @@
                 <w:sz w:val="18"/>
                 <w:szCs w:val="18"/>
               </w:rPr>
-              <w:t>[Integrante 1]</w:t>
+              <w:t>Javier Muñoz</w:t>
             </w:r>
           </w:p>
         </w:tc>
@@ -5733,7 +5922,7 @@
                 <w:sz w:val="18"/>
                 <w:szCs w:val="18"/>
               </w:rPr>
-              <w:t>Diseño de capas, selección de Railway, integración app–BD–red, modelo de responsabilidad compartida</w:t>
+              <w:t>Diseño de capas, selección de Railway y Firebase, integración app–BD–red, modelo de responsabilidad compartida</w:t>
             </w:r>
           </w:p>
         </w:tc>
@@ -5806,7 +5995,7 @@
                 <w:sz w:val="18"/>
                 <w:szCs w:val="18"/>
               </w:rPr>
-              <w:t>[Integrante 2]</w:t>
+              <w:t>Kevin Bustos</w:t>
             </w:r>
           </w:p>
         </w:tc>
@@ -5837,7 +6026,7 @@
                 <w:sz w:val="18"/>
                 <w:szCs w:val="18"/>
               </w:rPr>
-              <w:t>Aplicación Node.js, RBAC, sesiones, validación de entradas, Dockerfile</w:t>
+              <w:t>Aplicación Node.js, RBAC, sesiones, integración del 2FA, validación de entradas, Dockerfile</w:t>
             </w:r>
           </w:p>
         </w:tc>
@@ -5908,7 +6097,7 @@
                 <w:sz w:val="18"/>
                 <w:szCs w:val="18"/>
               </w:rPr>
-              <w:t>[Integrante 3]</w:t>
+              <w:t>Diego Negrete</w:t>
             </w:r>
           </w:p>
         </w:tc>
@@ -6011,7 +6200,7 @@
                 <w:sz w:val="18"/>
                 <w:szCs w:val="18"/>
               </w:rPr>
-              <w:t>[Integrante 4]</w:t>
+              <w:t>Javier Muñoz</w:t>
             </w:r>
           </w:p>
         </w:tc>
@@ -6053,7 +6242,7 @@
         <w:pStyle w:val="Ttulo1"/>
         <w:pageBreakBefore/>
       </w:pPr>
-      <w:bookmarkStart w:id="6" w:name="_Toc241841502"/>
+      <w:bookmarkStart w:id="6" w:name="_Toc241848358"/>
       <w:r>
         <w:t>2. Arquitectura</w:t>
       </w:r>
@@ -6065,7 +6254,17 @@
         <w:jc w:val="both"/>
       </w:pPr>
       <w:r>
-        <w:t>La solución se organiza en tres capas de seguridad dentro de un proyecto de Railway, más un plano de gestión. Solo la capa de borde es alcanzable desde Internet; la capa de datos únicamente es accesible desde la aplicación a través de la red privada del proyecto.</w:t>
+        <w:t xml:space="preserve">La solución se organiza en tres capas de seguridad dentro de un proyecto de Railway, más un plano de gestión. Solo la capa de borde es alcanzable desde Internet; la capa de datos únicamente es accesible desde la aplicación a través de la red privada del proyecto. La identidad de los usuarios se verifica con </w:t>
+      </w:r>
+      <w:r>
+        <w:rPr>
+          <w:b/>
+          <w:bCs/>
+        </w:rPr>
+        <w:t>Firebase Authentication (Identity Platform)</w:t>
+      </w:r>
+      <w:r>
+        <w:t>, que exige contraseña y un código TOTP de una app autenticadora antes de emitir el ID token que el portal acepta.</w:t>
       </w:r>
     </w:p>
     <w:p>
@@ -6078,7 +6277,7 @@
           <w:noProof/>
         </w:rPr>
         <w:drawing>
-          <wp:inline distT="0" distB="0" distL="0" distR="0" wp14:anchorId="70C6592C" wp14:editId="0457DC5F">
+          <wp:inline distT="0" distB="0" distL="0" distR="0" wp14:anchorId="76A57A5E" wp14:editId="45546940">
             <wp:extent cx="5905500" cy="3429000"/>
             <wp:effectExtent l="0" t="0" r="0" b="0"/>
             <wp:docPr id="1" name="Imagen 1"/>
@@ -6137,7 +6336,7 @@
       <w:pPr>
         <w:pStyle w:val="Ttulo2"/>
       </w:pPr>
-      <w:bookmarkStart w:id="7" w:name="_Toc241841503"/>
+      <w:bookmarkStart w:id="7" w:name="_Toc241848359"/>
       <w:r>
         <w:t>2.1 Componentes</w:t>
       </w:r>
@@ -6478,7 +6677,7 @@
                 <w:sz w:val="18"/>
                 <w:szCs w:val="18"/>
               </w:rPr>
-              <w:t>Node.js 22 sin framework (1 dependencia: pg). Imagen Docker alpine ejecutada como usuario no root. RBAC, sesiones HMAC, CSRF, CSP/HSTS, bloqueo de cuentas, logging.</w:t>
+              <w:t>Node.js 22 sin framework (dependencias: pg y firebase-admin). Imagen Docker alpine ejecutada como usuario no root. Verificación del 2FA, RBAC, sesiones HMAC, CSRF, CSP/HSTS, logging.</w:t>
             </w:r>
           </w:p>
         </w:tc>
@@ -6724,6 +6923,108 @@
                 <w:sz w:val="18"/>
                 <w:szCs w:val="18"/>
               </w:rPr>
+              <w:t>Identidad</w:t>
+            </w:r>
+          </w:p>
+        </w:tc>
+        <w:tc>
+          <w:tcPr>
+            <w:tcW w:w="2300" w:type="dxa"/>
+            <w:tcBorders>
+              <w:top w:val="single" w:sz="4" w:space="0" w:color="C9D1DC"/>
+              <w:left w:val="single" w:sz="4" w:space="0" w:color="C9D1DC"/>
+              <w:bottom w:val="single" w:sz="4" w:space="0" w:color="C9D1DC"/>
+              <w:right w:val="single" w:sz="4" w:space="0" w:color="C9D1DC"/>
+            </w:tcBorders>
+            <w:tcMar>
+              <w:top w:w="60" w:type="dxa"/>
+              <w:left w:w="90" w:type="dxa"/>
+              <w:bottom w:w="60" w:type="dxa"/>
+              <w:right w:w="90" w:type="dxa"/>
+            </w:tcMar>
+            <w:vAlign w:val="center"/>
+          </w:tcPr>
+          <w:p>
+            <w:pPr>
+              <w:spacing w:after="20"/>
+            </w:pPr>
+            <w:r>
+              <w:rPr>
+                <w:sz w:val="18"/>
+                <w:szCs w:val="18"/>
+              </w:rPr>
+              <w:t>Firebase Authentication (Identity Platform)</w:t>
+            </w:r>
+          </w:p>
+        </w:tc>
+        <w:tc>
+          <w:tcPr>
+            <w:tcW w:w="5360" w:type="dxa"/>
+            <w:tcBorders>
+              <w:top w:val="single" w:sz="4" w:space="0" w:color="C9D1DC"/>
+              <w:left w:val="single" w:sz="4" w:space="0" w:color="C9D1DC"/>
+              <w:bottom w:val="single" w:sz="4" w:space="0" w:color="C9D1DC"/>
+              <w:right w:val="single" w:sz="4" w:space="0" w:color="C9D1DC"/>
+            </w:tcBorders>
+            <w:tcMar>
+              <w:top w:w="60" w:type="dxa"/>
+              <w:left w:w="90" w:type="dxa"/>
+              <w:bottom w:w="60" w:type="dxa"/>
+              <w:right w:w="90" w:type="dxa"/>
+            </w:tcMar>
+            <w:vAlign w:val="center"/>
+          </w:tcPr>
+          <w:p>
+            <w:pPr>
+              <w:spacing w:after="20"/>
+            </w:pPr>
+            <w:r>
+              <w:rPr>
+                <w:sz w:val="18"/>
+                <w:szCs w:val="18"/>
+              </w:rPr>
+              <w:t>Proyecto portal-incidentes-ti3v62. Correo/contraseña + MFA TOTP, política de contraseñas, protección contra enumeración de correos y dominios autorizados.</w:t>
+            </w:r>
+          </w:p>
+        </w:tc>
+      </w:tr>
+      <w:tr>
+        <w:tblPrEx>
+          <w:tblCellMar>
+            <w:top w:w="0" w:type="dxa"/>
+            <w:bottom w:w="0" w:type="dxa"/>
+          </w:tblCellMar>
+        </w:tblPrEx>
+        <w:trPr>
+          <w:cantSplit/>
+        </w:trPr>
+        <w:tc>
+          <w:tcPr>
+            <w:tcW w:w="1700" w:type="dxa"/>
+            <w:tcBorders>
+              <w:top w:val="single" w:sz="4" w:space="0" w:color="C9D1DC"/>
+              <w:left w:val="single" w:sz="4" w:space="0" w:color="C9D1DC"/>
+              <w:bottom w:val="single" w:sz="4" w:space="0" w:color="C9D1DC"/>
+              <w:right w:val="single" w:sz="4" w:space="0" w:color="C9D1DC"/>
+            </w:tcBorders>
+            <w:shd w:val="clear" w:color="auto" w:fill="F6F8FB"/>
+            <w:tcMar>
+              <w:top w:w="60" w:type="dxa"/>
+              <w:left w:w="90" w:type="dxa"/>
+              <w:bottom w:w="60" w:type="dxa"/>
+              <w:right w:w="90" w:type="dxa"/>
+            </w:tcMar>
+            <w:vAlign w:val="center"/>
+          </w:tcPr>
+          <w:p>
+            <w:pPr>
+              <w:spacing w:after="20"/>
+            </w:pPr>
+            <w:r>
+              <w:rPr>
+                <w:sz w:val="18"/>
+                <w:szCs w:val="18"/>
+              </w:rPr>
               <w:t>Origen</w:t>
             </w:r>
           </w:p>
@@ -6737,6 +7038,7 @@
               <w:bottom w:val="single" w:sz="4" w:space="0" w:color="C9D1DC"/>
               <w:right w:val="single" w:sz="4" w:space="0" w:color="C9D1DC"/>
             </w:tcBorders>
+            <w:shd w:val="clear" w:color="auto" w:fill="F6F8FB"/>
             <w:tcMar>
               <w:top w:w="60" w:type="dxa"/>
               <w:left w:w="90" w:type="dxa"/>
@@ -6767,24 +7069,25 @@
               <w:bottom w:val="single" w:sz="4" w:space="0" w:color="C9D1DC"/>
               <w:right w:val="single" w:sz="4" w:space="0" w:color="C9D1DC"/>
             </w:tcBorders>
-            <w:tcMar>
-              <w:top w:w="60" w:type="dxa"/>
-              <w:left w:w="90" w:type="dxa"/>
-              <w:bottom w:w="60" w:type="dxa"/>
-              <w:right w:w="90" w:type="dxa"/>
-            </w:tcMar>
-            <w:vAlign w:val="center"/>
-          </w:tcPr>
-          <w:p>
-            <w:pPr>
-              <w:spacing w:after="20"/>
-            </w:pPr>
-            <w:r>
-              <w:rPr>
-                <w:sz w:val="18"/>
-                <w:szCs w:val="18"/>
-              </w:rPr>
-              <w:t>Cada push a main construye la imagen desde el Dockerfile y despliega automáticamente.</w:t>
+            <w:shd w:val="clear" w:color="auto" w:fill="F6F8FB"/>
+            <w:tcMar>
+              <w:top w:w="60" w:type="dxa"/>
+              <w:left w:w="90" w:type="dxa"/>
+              <w:bottom w:w="60" w:type="dxa"/>
+              <w:right w:w="90" w:type="dxa"/>
+            </w:tcMar>
+            <w:vAlign w:val="center"/>
+          </w:tcPr>
+          <w:p>
+            <w:pPr>
+              <w:spacing w:after="20"/>
+            </w:pPr>
+            <w:r>
+              <w:rPr>
+                <w:sz w:val="18"/>
+                <w:szCs w:val="18"/>
+              </w:rPr>
+              <w:t>Cada push construye la imagen desde el Dockerfile y despliega automáticamente.</w:t>
             </w:r>
           </w:p>
         </w:tc>
@@ -6794,7 +7097,7 @@
       <w:pPr>
         <w:pStyle w:val="Ttulo2"/>
       </w:pPr>
-      <w:bookmarkStart w:id="8" w:name="_Toc241841504"/>
+      <w:bookmarkStart w:id="8" w:name="_Toc241848360"/>
       <w:r>
         <w:t>2.2 Configuración aplicada en Railway</w:t>
       </w:r>
@@ -7791,6 +8094,108 @@
                 <w:sz w:val="18"/>
                 <w:szCs w:val="18"/>
               </w:rPr>
+              <w:t>FIREBASE_*</w:t>
+            </w:r>
+          </w:p>
+        </w:tc>
+        <w:tc>
+          <w:tcPr>
+            <w:tcW w:w="3860" w:type="dxa"/>
+            <w:tcBorders>
+              <w:top w:val="single" w:sz="4" w:space="0" w:color="C9D1DC"/>
+              <w:left w:val="single" w:sz="4" w:space="0" w:color="C9D1DC"/>
+              <w:bottom w:val="single" w:sz="4" w:space="0" w:color="C9D1DC"/>
+              <w:right w:val="single" w:sz="4" w:space="0" w:color="C9D1DC"/>
+            </w:tcBorders>
+            <w:tcMar>
+              <w:top w:w="60" w:type="dxa"/>
+              <w:left w:w="90" w:type="dxa"/>
+              <w:bottom w:w="60" w:type="dxa"/>
+              <w:right w:w="90" w:type="dxa"/>
+            </w:tcMar>
+            <w:vAlign w:val="center"/>
+          </w:tcPr>
+          <w:p>
+            <w:pPr>
+              <w:spacing w:after="20"/>
+            </w:pPr>
+            <w:r>
+              <w:rPr>
+                <w:sz w:val="18"/>
+                <w:szCs w:val="18"/>
+              </w:rPr>
+              <w:t>ID de proyecto, configuración web y cuenta de servicio (base64)</w:t>
+            </w:r>
+          </w:p>
+        </w:tc>
+        <w:tc>
+          <w:tcPr>
+            <w:tcW w:w="3100" w:type="dxa"/>
+            <w:tcBorders>
+              <w:top w:val="single" w:sz="4" w:space="0" w:color="C9D1DC"/>
+              <w:left w:val="single" w:sz="4" w:space="0" w:color="C9D1DC"/>
+              <w:bottom w:val="single" w:sz="4" w:space="0" w:color="C9D1DC"/>
+              <w:right w:val="single" w:sz="4" w:space="0" w:color="C9D1DC"/>
+            </w:tcBorders>
+            <w:tcMar>
+              <w:top w:w="60" w:type="dxa"/>
+              <w:left w:w="90" w:type="dxa"/>
+              <w:bottom w:w="60" w:type="dxa"/>
+              <w:right w:w="90" w:type="dxa"/>
+            </w:tcMar>
+            <w:vAlign w:val="center"/>
+          </w:tcPr>
+          <w:p>
+            <w:pPr>
+              <w:spacing w:after="20"/>
+            </w:pPr>
+            <w:r>
+              <w:rPr>
+                <w:sz w:val="18"/>
+                <w:szCs w:val="18"/>
+              </w:rPr>
+              <w:t>Verificar ID tokens y administrar usuarios en Firebase</w:t>
+            </w:r>
+          </w:p>
+        </w:tc>
+      </w:tr>
+      <w:tr>
+        <w:tblPrEx>
+          <w:tblCellMar>
+            <w:top w:w="0" w:type="dxa"/>
+            <w:bottom w:w="0" w:type="dxa"/>
+          </w:tblCellMar>
+        </w:tblPrEx>
+        <w:trPr>
+          <w:cantSplit/>
+        </w:trPr>
+        <w:tc>
+          <w:tcPr>
+            <w:tcW w:w="2400" w:type="dxa"/>
+            <w:tcBorders>
+              <w:top w:val="single" w:sz="4" w:space="0" w:color="C9D1DC"/>
+              <w:left w:val="single" w:sz="4" w:space="0" w:color="C9D1DC"/>
+              <w:bottom w:val="single" w:sz="4" w:space="0" w:color="C9D1DC"/>
+              <w:right w:val="single" w:sz="4" w:space="0" w:color="C9D1DC"/>
+            </w:tcBorders>
+            <w:shd w:val="clear" w:color="auto" w:fill="F6F8FB"/>
+            <w:tcMar>
+              <w:top w:w="60" w:type="dxa"/>
+              <w:left w:w="90" w:type="dxa"/>
+              <w:bottom w:w="60" w:type="dxa"/>
+              <w:right w:w="90" w:type="dxa"/>
+            </w:tcMar>
+            <w:vAlign w:val="center"/>
+          </w:tcPr>
+          <w:p>
+            <w:pPr>
+              <w:spacing w:after="20"/>
+            </w:pPr>
+            <w:r>
+              <w:rPr>
+                <w:sz w:val="18"/>
+                <w:szCs w:val="18"/>
+              </w:rPr>
               <w:t>Postgres: networking</w:t>
             </w:r>
           </w:p>
@@ -7804,6 +8209,7 @@
               <w:bottom w:val="single" w:sz="4" w:space="0" w:color="C9D1DC"/>
               <w:right w:val="single" w:sz="4" w:space="0" w:color="C9D1DC"/>
             </w:tcBorders>
+            <w:shd w:val="clear" w:color="auto" w:fill="F6F8FB"/>
             <w:tcMar>
               <w:top w:w="60" w:type="dxa"/>
               <w:left w:w="90" w:type="dxa"/>
@@ -7834,6 +8240,7 @@
               <w:bottom w:val="single" w:sz="4" w:space="0" w:color="C9D1DC"/>
               <w:right w:val="single" w:sz="4" w:space="0" w:color="C9D1DC"/>
             </w:tcBorders>
+            <w:shd w:val="clear" w:color="auto" w:fill="F6F8FB"/>
             <w:tcMar>
               <w:top w:w="60" w:type="dxa"/>
               <w:left w:w="90" w:type="dxa"/>
@@ -7861,7 +8268,7 @@
       <w:pPr>
         <w:pStyle w:val="Ttulo2"/>
       </w:pPr>
-      <w:bookmarkStart w:id="9" w:name="_Toc241841505"/>
+      <w:bookmarkStart w:id="9" w:name="_Toc241848361"/>
       <w:r>
         <w:t>2.3 Modelo de responsabilidad compartida</w:t>
       </w:r>
@@ -8729,7 +9136,7 @@
                 <w:sz w:val="18"/>
                 <w:szCs w:val="18"/>
               </w:rPr>
-              <w:t>Secretos</w:t>
+              <w:t>Autenticación de usuarios finales (2FA)</w:t>
             </w:r>
           </w:p>
         </w:tc>
@@ -8760,7 +9167,7 @@
                 <w:sz w:val="18"/>
                 <w:szCs w:val="18"/>
               </w:rPr>
-              <w:t>● (cifra y almacena)</w:t>
+              <w:t>— (Firebase/Google la provee)</w:t>
             </w:r>
           </w:p>
         </w:tc>
@@ -8791,7 +9198,7 @@
                 <w:sz w:val="18"/>
                 <w:szCs w:val="18"/>
               </w:rPr>
-              <w:t>● (genera, rota, restringe)</w:t>
+              <w:t>● (configura TOTP y exige el factor)</w:t>
             </w:r>
           </w:p>
         </w:tc>
@@ -8832,7 +9239,7 @@
                 <w:sz w:val="18"/>
                 <w:szCs w:val="18"/>
               </w:rPr>
-              <w:t>Datos y respaldos</w:t>
+              <w:t>Secretos</w:t>
             </w:r>
           </w:p>
         </w:tc>
@@ -8862,7 +9269,7 @@
                 <w:sz w:val="18"/>
                 <w:szCs w:val="18"/>
               </w:rPr>
-              <w:t>● (provee volúmenes y backups)</w:t>
+              <w:t>● (cifra y almacena)</w:t>
             </w:r>
           </w:p>
         </w:tc>
@@ -8892,7 +9299,7 @@
                 <w:sz w:val="18"/>
                 <w:szCs w:val="18"/>
               </w:rPr>
-              <w:t>● (programa, prueba restauración)</w:t>
+              <w:t>● (genera, rota, restringe)</w:t>
             </w:r>
           </w:p>
         </w:tc>
@@ -8934,6 +9341,109 @@
                 <w:sz w:val="18"/>
                 <w:szCs w:val="18"/>
               </w:rPr>
+              <w:t>Datos y respaldos</w:t>
+            </w:r>
+          </w:p>
+        </w:tc>
+        <w:tc>
+          <w:tcPr>
+            <w:tcW w:w="2500" w:type="dxa"/>
+            <w:tcBorders>
+              <w:top w:val="single" w:sz="4" w:space="0" w:color="C9D1DC"/>
+              <w:left w:val="single" w:sz="4" w:space="0" w:color="C9D1DC"/>
+              <w:bottom w:val="single" w:sz="4" w:space="0" w:color="C9D1DC"/>
+              <w:right w:val="single" w:sz="4" w:space="0" w:color="C9D1DC"/>
+            </w:tcBorders>
+            <w:shd w:val="clear" w:color="auto" w:fill="F6F8FB"/>
+            <w:tcMar>
+              <w:top w:w="60" w:type="dxa"/>
+              <w:left w:w="90" w:type="dxa"/>
+              <w:bottom w:w="60" w:type="dxa"/>
+              <w:right w:w="90" w:type="dxa"/>
+            </w:tcMar>
+            <w:vAlign w:val="center"/>
+          </w:tcPr>
+          <w:p>
+            <w:pPr>
+              <w:spacing w:after="20"/>
+            </w:pPr>
+            <w:r>
+              <w:rPr>
+                <w:sz w:val="18"/>
+                <w:szCs w:val="18"/>
+              </w:rPr>
+              <w:t>● (provee volúmenes y backups)</w:t>
+            </w:r>
+          </w:p>
+        </w:tc>
+        <w:tc>
+          <w:tcPr>
+            <w:tcW w:w="2500" w:type="dxa"/>
+            <w:tcBorders>
+              <w:top w:val="single" w:sz="4" w:space="0" w:color="C9D1DC"/>
+              <w:left w:val="single" w:sz="4" w:space="0" w:color="C9D1DC"/>
+              <w:bottom w:val="single" w:sz="4" w:space="0" w:color="C9D1DC"/>
+              <w:right w:val="single" w:sz="4" w:space="0" w:color="C9D1DC"/>
+            </w:tcBorders>
+            <w:shd w:val="clear" w:color="auto" w:fill="F6F8FB"/>
+            <w:tcMar>
+              <w:top w:w="60" w:type="dxa"/>
+              <w:left w:w="90" w:type="dxa"/>
+              <w:bottom w:w="60" w:type="dxa"/>
+              <w:right w:w="90" w:type="dxa"/>
+            </w:tcMar>
+            <w:vAlign w:val="center"/>
+          </w:tcPr>
+          <w:p>
+            <w:pPr>
+              <w:spacing w:after="20"/>
+            </w:pPr>
+            <w:r>
+              <w:rPr>
+                <w:sz w:val="18"/>
+                <w:szCs w:val="18"/>
+              </w:rPr>
+              <w:t>● (programa, prueba restauración)</w:t>
+            </w:r>
+          </w:p>
+        </w:tc>
+      </w:tr>
+      <w:tr>
+        <w:tblPrEx>
+          <w:tblCellMar>
+            <w:top w:w="0" w:type="dxa"/>
+            <w:bottom w:w="0" w:type="dxa"/>
+          </w:tblCellMar>
+        </w:tblPrEx>
+        <w:trPr>
+          <w:cantSplit/>
+        </w:trPr>
+        <w:tc>
+          <w:tcPr>
+            <w:tcW w:w="4360" w:type="dxa"/>
+            <w:tcBorders>
+              <w:top w:val="single" w:sz="4" w:space="0" w:color="C9D1DC"/>
+              <w:left w:val="single" w:sz="4" w:space="0" w:color="C9D1DC"/>
+              <w:bottom w:val="single" w:sz="4" w:space="0" w:color="C9D1DC"/>
+              <w:right w:val="single" w:sz="4" w:space="0" w:color="C9D1DC"/>
+            </w:tcBorders>
+            <w:tcMar>
+              <w:top w:w="60" w:type="dxa"/>
+              <w:left w:w="90" w:type="dxa"/>
+              <w:bottom w:w="60" w:type="dxa"/>
+              <w:right w:w="90" w:type="dxa"/>
+            </w:tcMar>
+            <w:vAlign w:val="center"/>
+          </w:tcPr>
+          <w:p>
+            <w:pPr>
+              <w:spacing w:after="20"/>
+            </w:pPr>
+            <w:r>
+              <w:rPr>
+                <w:sz w:val="18"/>
+                <w:szCs w:val="18"/>
+              </w:rPr>
               <w:t>Logging y monitoreo</w:t>
             </w:r>
           </w:p>
@@ -8947,7 +9457,6 @@
               <w:bottom w:val="single" w:sz="4" w:space="0" w:color="C9D1DC"/>
               <w:right w:val="single" w:sz="4" w:space="0" w:color="C9D1DC"/>
             </w:tcBorders>
-            <w:shd w:val="clear" w:color="auto" w:fill="F6F8FB"/>
             <w:tcMar>
               <w:top w:w="60" w:type="dxa"/>
               <w:left w:w="90" w:type="dxa"/>
@@ -8978,7 +9487,6 @@
               <w:bottom w:val="single" w:sz="4" w:space="0" w:color="C9D1DC"/>
               <w:right w:val="single" w:sz="4" w:space="0" w:color="C9D1DC"/>
             </w:tcBorders>
-            <w:shd w:val="clear" w:color="auto" w:fill="F6F8FB"/>
             <w:tcMar>
               <w:top w:w="60" w:type="dxa"/>
               <w:left w:w="90" w:type="dxa"/>
@@ -9007,7 +9515,7 @@
         <w:pStyle w:val="Ttulo1"/>
         <w:pageBreakBefore/>
       </w:pPr>
-      <w:bookmarkStart w:id="10" w:name="_Toc241841506"/>
+      <w:bookmarkStart w:id="10" w:name="_Toc241848362"/>
       <w:r>
         <w:t>3. Matriz de riesgos</w:t>
       </w:r>
@@ -10090,7 +10598,7 @@
                 <w:sz w:val="15"/>
                 <w:szCs w:val="15"/>
               </w:rPr>
-              <w:t>Política de contraseñas (≥10, Aa1); hash scrypt con sal; bloqueo tras 5 intentos (15 min); rate limit 10/min por IP; mensaje de error genérico</w:t>
+              <w:t>Autenticación de doble factor obligatoria (Firebase + TOTP); política de contraseñas ≥10 Aa1 aplicada por Firebase; protección anti fuerza bruta de Firebase; rate limit por IP; mensajes genéricos</w:t>
             </w:r>
           </w:p>
         </w:tc>
@@ -10162,7 +10670,7 @@
                 <w:sz w:val="15"/>
                 <w:szCs w:val="15"/>
               </w:rPr>
-              <w:t>IA-5, AC-7</w:t>
+              <w:t>IA-2(1), IA-2(2), IA-5, AC-7</w:t>
             </w:r>
           </w:p>
         </w:tc>
@@ -10700,7 +11208,7 @@
                 <w:sz w:val="15"/>
                 <w:szCs w:val="15"/>
               </w:rPr>
-              <w:t>Token firmado HMAC-SHA256; cookie HttpOnly + Secure + SameSite=Strict; expiración 30 min; HTTPS forzado (HSTS)</w:t>
+              <w:t>ID token de Firebase verificado (firma, emisor, audiencia, revocación); sesión HMAC-SHA256 en cookie HttpOnly + Secure + SameSite=Strict; 30 min; HSTS</w:t>
             </w:r>
           </w:p>
         </w:tc>
@@ -11920,7 +12428,7 @@
                 <w:sz w:val="15"/>
                 <w:szCs w:val="15"/>
               </w:rPr>
-              <w:t>Secretos solo en variables de Railway; .gitignore; repositorio privado; contraseñas nunca se registran en logs</w:t>
+              <w:t>Secretos y clave de cuenta de servicio Firebase solo en variables de Railway (fuera del repositorio); .gitignore; repo privado; contraseñas fuera de logs</w:t>
             </w:r>
           </w:p>
         </w:tc>
@@ -13140,7 +13648,7 @@
                 <w:sz w:val="15"/>
                 <w:szCs w:val="15"/>
               </w:rPr>
-              <w:t>2FA obligatorio; roles de proyecto mínimos (Viewer/Editor); Owner reservado; repositorio privado</w:t>
+              <w:t>Roles de proyecto mínimos (Viewer/Editor); Owner reservado; repositorio privado. Pendiente: activar 2FA en cuentas Railway/GitHub/Google del equipo</w:t>
             </w:r>
           </w:p>
         </w:tc>
@@ -13255,7 +13763,7 @@
               <w:bottom w:val="single" w:sz="4" w:space="0" w:color="C9D1DC"/>
               <w:right w:val="single" w:sz="4" w:space="0" w:color="C9D1DC"/>
             </w:tcBorders>
-            <w:shd w:val="clear" w:color="auto" w:fill="FFF2CC"/>
+            <w:shd w:val="clear" w:color="auto" w:fill="FCE4D6"/>
             <w:tcMar>
               <w:top w:w="60" w:type="dxa"/>
               <w:left w:w="90" w:type="dxa"/>
@@ -13273,7 +13781,7 @@
                 <w:sz w:val="15"/>
                 <w:szCs w:val="15"/>
               </w:rPr>
-              <w:t>P1×I5</w:t>
+              <w:t>P2×I5</w:t>
             </w:r>
           </w:p>
           <w:p>
@@ -13285,7 +13793,7 @@
                 <w:sz w:val="15"/>
                 <w:szCs w:val="15"/>
               </w:rPr>
-              <w:t>5 Medio</w:t>
+              <w:t>10 Alto</w:t>
             </w:r>
           </w:p>
         </w:tc>
@@ -13445,7 +13953,7 @@
                 <w:sz w:val="15"/>
                 <w:szCs w:val="15"/>
               </w:rPr>
-              <w:t>Una sola dependencia (pg); npm ci con lockfile; imagen node:22-alpine; npm audit = 0 vulnerabilidades; contenedor sin root</w:t>
+              <w:t>2 dependencias directas (pg, firebase-admin) con lockfile; override uuid≥11.1.1; npm audit = 0 vulnerabilidades; imagen alpine sin root</w:t>
             </w:r>
           </w:p>
         </w:tc>
@@ -13947,10 +14455,10 @@
           <w:b/>
           <w:bCs/>
         </w:rPr>
-        <w:t>5.2</w:t>
+        <w:t>5.5</w:t>
       </w:r>
       <w:r>
-        <w:t xml:space="preserve"> después de aplicar los controles. Ningún riesgo residual queda en nivel alto o crítico. Los riesgos residuales medios (R09, R10, R12, R13) se tratan como mejoras en la sección 7.</w:t>
+        <w:t xml:space="preserve"> después de aplicar los controles. El principal riesgo de acceso no autorizado a la aplicación (R01) se mitiga con autenticación de doble factor. Queda un riesgo residual alto, R11 (compromiso de cuentas de la plataforma), que baja a medio cuando el equipo active 2FA en sus cuentas de Railway, GitHub y Google. Los riesgos residuales medios (R09, R10, R12, R13) se tratan como mejoras en la sección 7.</w:t>
       </w:r>
     </w:p>
     <w:p>
@@ -13958,7 +14466,7 @@
         <w:pStyle w:val="Ttulo1"/>
         <w:pageBreakBefore/>
       </w:pPr>
-      <w:bookmarkStart w:id="11" w:name="_Toc241841507"/>
+      <w:bookmarkStart w:id="11" w:name="_Toc241848363"/>
       <w:r>
         <w:t>4. Configuración IAM</w:t>
       </w:r>
@@ -13997,7 +14505,7 @@
       <w:pPr>
         <w:pStyle w:val="Ttulo2"/>
       </w:pPr>
-      <w:bookmarkStart w:id="12" w:name="_Toc241841508"/>
+      <w:bookmarkStart w:id="12" w:name="_Toc241848364"/>
       <w:r>
         <w:t>4.1 Nivel plataforma (Railway y GitHub)</w:t>
       </w:r>
@@ -14228,7 +14736,7 @@
                 <w:sz w:val="18"/>
                 <w:szCs w:val="18"/>
               </w:rPr>
-              <w:t>Arquitecto/a (titular de la cuenta)</w:t>
+              <w:t>Javier Muñoz (arquitecto, titular de la cuenta)</w:t>
             </w:r>
           </w:p>
         </w:tc>
@@ -14258,7 +14766,7 @@
                 <w:sz w:val="18"/>
                 <w:szCs w:val="18"/>
               </w:rPr>
-              <w:t>Owner + 2FA</w:t>
+              <w:t>Owner (activar 2FA)</w:t>
             </w:r>
           </w:p>
         </w:tc>
@@ -14360,7 +14868,7 @@
                 <w:sz w:val="18"/>
                 <w:szCs w:val="18"/>
               </w:rPr>
-              <w:t>Desarrollador/a</w:t>
+              <w:t>Kevin Bustos (desarrollador)</w:t>
             </w:r>
           </w:p>
         </w:tc>
@@ -14494,7 +15002,7 @@
                 <w:sz w:val="18"/>
                 <w:szCs w:val="18"/>
               </w:rPr>
-              <w:t>Especialista redes/seguridad</w:t>
+              <w:t>Diego Negrete (redes/seguridad)</w:t>
             </w:r>
           </w:p>
         </w:tc>
@@ -14626,7 +15134,7 @@
                 <w:sz w:val="18"/>
                 <w:szCs w:val="18"/>
               </w:rPr>
-              <w:t>Documentación y pruebas</w:t>
+              <w:t>Docente (revisión)</w:t>
             </w:r>
           </w:p>
         </w:tc>
@@ -14688,7 +15196,7 @@
                 <w:sz w:val="18"/>
                 <w:szCs w:val="18"/>
               </w:rPr>
-              <w:t>Read</w:t>
+              <w:t>Read (opcional)</w:t>
             </w:r>
           </w:p>
         </w:tc>
@@ -14719,7 +15227,7 @@
                 <w:sz w:val="18"/>
                 <w:szCs w:val="18"/>
               </w:rPr>
-              <w:t>Revisa logs y estado; no ve secretos</w:t>
+              <w:t>Evaluación sin capacidad de cambio</w:t>
             </w:r>
           </w:p>
         </w:tc>
@@ -14760,7 +15268,7 @@
                 <w:sz w:val="18"/>
                 <w:szCs w:val="18"/>
               </w:rPr>
-              <w:t>Docente (revisión)</w:t>
+              <w:t>Integración GitHub → Railway</w:t>
             </w:r>
           </w:p>
         </w:tc>
@@ -14790,7 +15298,7 @@
                 <w:sz w:val="18"/>
                 <w:szCs w:val="18"/>
               </w:rPr>
-              <w:t>Viewer</w:t>
+              <w:t>App autorizada solo al repositorio</w:t>
             </w:r>
           </w:p>
         </w:tc>
@@ -14820,7 +15328,7 @@
                 <w:sz w:val="18"/>
                 <w:szCs w:val="18"/>
               </w:rPr>
-              <w:t>Read (opcional)</w:t>
+              <w:t>—</w:t>
             </w:r>
           </w:p>
         </w:tc>
@@ -14833,141 +15341,6 @@
               <w:bottom w:val="single" w:sz="4" w:space="0" w:color="C9D1DC"/>
               <w:right w:val="single" w:sz="4" w:space="0" w:color="C9D1DC"/>
             </w:tcBorders>
-            <w:tcMar>
-              <w:top w:w="60" w:type="dxa"/>
-              <w:left w:w="90" w:type="dxa"/>
-              <w:bottom w:w="60" w:type="dxa"/>
-              <w:right w:w="90" w:type="dxa"/>
-            </w:tcMar>
-            <w:vAlign w:val="center"/>
-          </w:tcPr>
-          <w:p>
-            <w:pPr>
-              <w:spacing w:after="20"/>
-            </w:pPr>
-            <w:r>
-              <w:rPr>
-                <w:sz w:val="18"/>
-                <w:szCs w:val="18"/>
-              </w:rPr>
-              <w:t>Evaluación sin capacidad de cambio</w:t>
-            </w:r>
-          </w:p>
-        </w:tc>
-      </w:tr>
-      <w:tr>
-        <w:tblPrEx>
-          <w:tblCellMar>
-            <w:top w:w="0" w:type="dxa"/>
-            <w:bottom w:w="0" w:type="dxa"/>
-          </w:tblCellMar>
-        </w:tblPrEx>
-        <w:trPr>
-          <w:cantSplit/>
-        </w:trPr>
-        <w:tc>
-          <w:tcPr>
-            <w:tcW w:w="2500" w:type="dxa"/>
-            <w:tcBorders>
-              <w:top w:val="single" w:sz="4" w:space="0" w:color="C9D1DC"/>
-              <w:left w:val="single" w:sz="4" w:space="0" w:color="C9D1DC"/>
-              <w:bottom w:val="single" w:sz="4" w:space="0" w:color="C9D1DC"/>
-              <w:right w:val="single" w:sz="4" w:space="0" w:color="C9D1DC"/>
-            </w:tcBorders>
-            <w:shd w:val="clear" w:color="auto" w:fill="F6F8FB"/>
-            <w:tcMar>
-              <w:top w:w="60" w:type="dxa"/>
-              <w:left w:w="90" w:type="dxa"/>
-              <w:bottom w:w="60" w:type="dxa"/>
-              <w:right w:w="90" w:type="dxa"/>
-            </w:tcMar>
-            <w:vAlign w:val="center"/>
-          </w:tcPr>
-          <w:p>
-            <w:pPr>
-              <w:spacing w:after="20"/>
-            </w:pPr>
-            <w:r>
-              <w:rPr>
-                <w:sz w:val="18"/>
-                <w:szCs w:val="18"/>
-              </w:rPr>
-              <w:t>Integración GitHub → Railway</w:t>
-            </w:r>
-          </w:p>
-        </w:tc>
-        <w:tc>
-          <w:tcPr>
-            <w:tcW w:w="1900" w:type="dxa"/>
-            <w:tcBorders>
-              <w:top w:val="single" w:sz="4" w:space="0" w:color="C9D1DC"/>
-              <w:left w:val="single" w:sz="4" w:space="0" w:color="C9D1DC"/>
-              <w:bottom w:val="single" w:sz="4" w:space="0" w:color="C9D1DC"/>
-              <w:right w:val="single" w:sz="4" w:space="0" w:color="C9D1DC"/>
-            </w:tcBorders>
-            <w:shd w:val="clear" w:color="auto" w:fill="F6F8FB"/>
-            <w:tcMar>
-              <w:top w:w="60" w:type="dxa"/>
-              <w:left w:w="90" w:type="dxa"/>
-              <w:bottom w:w="60" w:type="dxa"/>
-              <w:right w:w="90" w:type="dxa"/>
-            </w:tcMar>
-            <w:vAlign w:val="center"/>
-          </w:tcPr>
-          <w:p>
-            <w:pPr>
-              <w:spacing w:after="20"/>
-            </w:pPr>
-            <w:r>
-              <w:rPr>
-                <w:sz w:val="18"/>
-                <w:szCs w:val="18"/>
-              </w:rPr>
-              <w:t>App autorizada solo al repositorio</w:t>
-            </w:r>
-          </w:p>
-        </w:tc>
-        <w:tc>
-          <w:tcPr>
-            <w:tcW w:w="1700" w:type="dxa"/>
-            <w:tcBorders>
-              <w:top w:val="single" w:sz="4" w:space="0" w:color="C9D1DC"/>
-              <w:left w:val="single" w:sz="4" w:space="0" w:color="C9D1DC"/>
-              <w:bottom w:val="single" w:sz="4" w:space="0" w:color="C9D1DC"/>
-              <w:right w:val="single" w:sz="4" w:space="0" w:color="C9D1DC"/>
-            </w:tcBorders>
-            <w:shd w:val="clear" w:color="auto" w:fill="F6F8FB"/>
-            <w:tcMar>
-              <w:top w:w="60" w:type="dxa"/>
-              <w:left w:w="90" w:type="dxa"/>
-              <w:bottom w:w="60" w:type="dxa"/>
-              <w:right w:w="90" w:type="dxa"/>
-            </w:tcMar>
-            <w:vAlign w:val="center"/>
-          </w:tcPr>
-          <w:p>
-            <w:pPr>
-              <w:spacing w:after="20"/>
-            </w:pPr>
-            <w:r>
-              <w:rPr>
-                <w:sz w:val="18"/>
-                <w:szCs w:val="18"/>
-              </w:rPr>
-              <w:t>—</w:t>
-            </w:r>
-          </w:p>
-        </w:tc>
-        <w:tc>
-          <w:tcPr>
-            <w:tcW w:w="3260" w:type="dxa"/>
-            <w:tcBorders>
-              <w:top w:val="single" w:sz="4" w:space="0" w:color="C9D1DC"/>
-              <w:left w:val="single" w:sz="4" w:space="0" w:color="C9D1DC"/>
-              <w:bottom w:val="single" w:sz="4" w:space="0" w:color="C9D1DC"/>
-              <w:right w:val="single" w:sz="4" w:space="0" w:color="C9D1DC"/>
-            </w:tcBorders>
-            <w:shd w:val="clear" w:color="auto" w:fill="F6F8FB"/>
             <w:tcMar>
               <w:top w:w="60" w:type="dxa"/>
               <w:left w:w="90" w:type="dxa"/>
@@ -15021,7 +15394,7 @@
       <w:pPr>
         <w:pStyle w:val="Ttulo2"/>
       </w:pPr>
-      <w:bookmarkStart w:id="13" w:name="_Toc241841509"/>
+      <w:bookmarkStart w:id="13" w:name="_Toc241848365"/>
       <w:r>
         <w:t>4.2 Nivel aplicación: RBAC</w:t>
       </w:r>
@@ -16474,7 +16847,7 @@
       <w:pPr>
         <w:pStyle w:val="Ttulo2"/>
       </w:pPr>
-      <w:bookmarkStart w:id="14" w:name="_Toc241841510"/>
+      <w:bookmarkStart w:id="14" w:name="_Toc241848366"/>
       <w:r>
         <w:t>4.3 Políticas de autenticación y sesión</w:t>
       </w:r>
@@ -16651,7 +17024,7 @@
                 <w:sz w:val="18"/>
                 <w:szCs w:val="18"/>
               </w:rPr>
-              <w:t>Almacenamiento de contraseñas</w:t>
+              <w:t>Autenticación multifactor</w:t>
             </w:r>
           </w:p>
         </w:tc>
@@ -16681,7 +17054,7 @@
                 <w:sz w:val="18"/>
                 <w:szCs w:val="18"/>
               </w:rPr>
-              <w:t>scrypt (N=16384) con sal aleatoria de 16 bytes; comparación en tiempo constante</w:t>
+              <w:t>Obligatoria para todos los roles: contraseña + código TOTP (Firebase Identity Platform). El servidor rechaza tokens sin el claim sign_in_second_factor = "totp"</w:t>
             </w:r>
           </w:p>
         </w:tc>
@@ -16711,7 +17084,7 @@
                 <w:sz w:val="18"/>
                 <w:szCs w:val="18"/>
               </w:rPr>
-              <w:t>A.8.24 / IA-5(1)</w:t>
+              <w:t>A.8.5 / IA-2(1), IA-2(2)</w:t>
             </w:r>
           </w:p>
         </w:tc>
@@ -16753,7 +17126,7 @@
                 <w:sz w:val="18"/>
                 <w:szCs w:val="18"/>
               </w:rPr>
-              <w:t>Complejidad</w:t>
+              <w:t>Almacenamiento de contraseñas</w:t>
             </w:r>
           </w:p>
         </w:tc>
@@ -16784,7 +17157,7 @@
                 <w:sz w:val="18"/>
                 <w:szCs w:val="18"/>
               </w:rPr>
-              <w:t>Mínimo 10 caracteres, mayúsculas, minúsculas y números; máximo 128</w:t>
+              <w:t>En Firebase (hash scrypt administrado por Google); el portal no guarda contraseñas</w:t>
             </w:r>
           </w:p>
         </w:tc>
@@ -16815,7 +17188,7 @@
                 <w:sz w:val="18"/>
                 <w:szCs w:val="18"/>
               </w:rPr>
-              <w:t>A.5.17 / IA-5</w:t>
+              <w:t>A.8.24 / IA-5(1)</w:t>
             </w:r>
           </w:p>
         </w:tc>
@@ -16856,7 +17229,7 @@
                 <w:sz w:val="18"/>
                 <w:szCs w:val="18"/>
               </w:rPr>
-              <w:t>Bloqueo de cuenta</w:t>
+              <w:t>Complejidad</w:t>
             </w:r>
           </w:p>
         </w:tc>
@@ -16886,7 +17259,7 @@
                 <w:sz w:val="18"/>
                 <w:szCs w:val="18"/>
               </w:rPr>
-              <w:t>5 intentos fallidos → bloqueo 15 minutos (HTTP 423)</w:t>
+              <w:t>Mínimo 10 caracteres, mayúsculas, minúsculas y números; máximo 128 (política de Firebase en modo ENFORCE)</w:t>
             </w:r>
           </w:p>
         </w:tc>
@@ -16916,7 +17289,7 @@
                 <w:sz w:val="18"/>
                 <w:szCs w:val="18"/>
               </w:rPr>
-              <w:t>AC-7</w:t>
+              <w:t>A.5.17 / IA-5</w:t>
             </w:r>
           </w:p>
         </w:tc>
@@ -16958,7 +17331,7 @@
                 <w:sz w:val="18"/>
                 <w:szCs w:val="18"/>
               </w:rPr>
-              <w:t>Limitación de tasa</w:t>
+              <w:t>Bloqueo por fuerza bruta</w:t>
             </w:r>
           </w:p>
         </w:tc>
@@ -16989,7 +17362,7 @@
                 <w:sz w:val="18"/>
                 <w:szCs w:val="18"/>
               </w:rPr>
-              <w:t>10 intentos de login por minuto por IP (HTTP 429)</w:t>
+              <w:t>Firebase bloquea temporalmente tras intentos repetidos (auth/too-many-requests); enumeración de correos deshabilitada</w:t>
             </w:r>
           </w:p>
         </w:tc>
@@ -17020,7 +17393,7 @@
                 <w:sz w:val="18"/>
                 <w:szCs w:val="18"/>
               </w:rPr>
-              <w:t>AC-7, SC-5</w:t>
+              <w:t>AC-7</w:t>
             </w:r>
           </w:p>
         </w:tc>
@@ -17061,7 +17434,7 @@
                 <w:sz w:val="18"/>
                 <w:szCs w:val="18"/>
               </w:rPr>
-              <w:t>Sesión</w:t>
+              <w:t>Limitación de tasa</w:t>
             </w:r>
           </w:p>
         </w:tc>
@@ -17091,7 +17464,7 @@
                 <w:sz w:val="18"/>
                 <w:szCs w:val="18"/>
               </w:rPr>
-              <w:t>Token HMAC-SHA256, expira en 30 min; cookie HttpOnly, Secure, SameSite=Strict</w:t>
+              <w:t>10 intentos de login por minuto por IP (HTTP 429)</w:t>
             </w:r>
           </w:p>
         </w:tc>
@@ -17121,7 +17494,7 @@
                 <w:sz w:val="18"/>
                 <w:szCs w:val="18"/>
               </w:rPr>
-              <w:t>AC-12, SC-23</w:t>
+              <w:t>AC-7, SC-5</w:t>
             </w:r>
           </w:p>
         </w:tc>
@@ -17163,7 +17536,7 @@
                 <w:sz w:val="18"/>
                 <w:szCs w:val="18"/>
               </w:rPr>
-              <w:t>Segregación de funciones</w:t>
+              <w:t>Sesión</w:t>
             </w:r>
           </w:p>
         </w:tc>
@@ -17194,7 +17567,7 @@
                 <w:sz w:val="18"/>
                 <w:szCs w:val="18"/>
               </w:rPr>
-              <w:t>Un admin no puede modificar su propia cuenta ni rol</w:t>
+              <w:t>Token HMAC-SHA256, expira en 30 min; cookie HttpOnly, Secure, SameSite=Strict</w:t>
             </w:r>
           </w:p>
         </w:tc>
@@ -17225,7 +17598,7 @@
                 <w:sz w:val="18"/>
                 <w:szCs w:val="18"/>
               </w:rPr>
-              <w:t>A.5.3 / AC-5</w:t>
+              <w:t>AC-12, SC-23</w:t>
             </w:r>
           </w:p>
         </w:tc>
@@ -17266,6 +17639,211 @@
                 <w:sz w:val="18"/>
                 <w:szCs w:val="18"/>
               </w:rPr>
+              <w:t>Segregación de funciones</w:t>
+            </w:r>
+          </w:p>
+        </w:tc>
+        <w:tc>
+          <w:tcPr>
+            <w:tcW w:w="4660" w:type="dxa"/>
+            <w:tcBorders>
+              <w:top w:val="single" w:sz="4" w:space="0" w:color="C9D1DC"/>
+              <w:left w:val="single" w:sz="4" w:space="0" w:color="C9D1DC"/>
+              <w:bottom w:val="single" w:sz="4" w:space="0" w:color="C9D1DC"/>
+              <w:right w:val="single" w:sz="4" w:space="0" w:color="C9D1DC"/>
+            </w:tcBorders>
+            <w:tcMar>
+              <w:top w:w="60" w:type="dxa"/>
+              <w:left w:w="90" w:type="dxa"/>
+              <w:bottom w:w="60" w:type="dxa"/>
+              <w:right w:w="90" w:type="dxa"/>
+            </w:tcMar>
+            <w:vAlign w:val="center"/>
+          </w:tcPr>
+          <w:p>
+            <w:pPr>
+              <w:spacing w:after="20"/>
+            </w:pPr>
+            <w:r>
+              <w:rPr>
+                <w:sz w:val="18"/>
+                <w:szCs w:val="18"/>
+              </w:rPr>
+              <w:t>Un admin no puede modificar su propia cuenta ni rol</w:t>
+            </w:r>
+          </w:p>
+        </w:tc>
+        <w:tc>
+          <w:tcPr>
+            <w:tcW w:w="2200" w:type="dxa"/>
+            <w:tcBorders>
+              <w:top w:val="single" w:sz="4" w:space="0" w:color="C9D1DC"/>
+              <w:left w:val="single" w:sz="4" w:space="0" w:color="C9D1DC"/>
+              <w:bottom w:val="single" w:sz="4" w:space="0" w:color="C9D1DC"/>
+              <w:right w:val="single" w:sz="4" w:space="0" w:color="C9D1DC"/>
+            </w:tcBorders>
+            <w:tcMar>
+              <w:top w:w="60" w:type="dxa"/>
+              <w:left w:w="90" w:type="dxa"/>
+              <w:bottom w:w="60" w:type="dxa"/>
+              <w:right w:w="90" w:type="dxa"/>
+            </w:tcMar>
+            <w:vAlign w:val="center"/>
+          </w:tcPr>
+          <w:p>
+            <w:pPr>
+              <w:spacing w:after="20"/>
+            </w:pPr>
+            <w:r>
+              <w:rPr>
+                <w:sz w:val="18"/>
+                <w:szCs w:val="18"/>
+              </w:rPr>
+              <w:t>A.5.3 / AC-5</w:t>
+            </w:r>
+          </w:p>
+        </w:tc>
+      </w:tr>
+      <w:tr>
+        <w:tblPrEx>
+          <w:tblCellMar>
+            <w:top w:w="0" w:type="dxa"/>
+            <w:bottom w:w="0" w:type="dxa"/>
+          </w:tblCellMar>
+        </w:tblPrEx>
+        <w:trPr>
+          <w:cantSplit/>
+        </w:trPr>
+        <w:tc>
+          <w:tcPr>
+            <w:tcW w:w="2500" w:type="dxa"/>
+            <w:tcBorders>
+              <w:top w:val="single" w:sz="4" w:space="0" w:color="C9D1DC"/>
+              <w:left w:val="single" w:sz="4" w:space="0" w:color="C9D1DC"/>
+              <w:bottom w:val="single" w:sz="4" w:space="0" w:color="C9D1DC"/>
+              <w:right w:val="single" w:sz="4" w:space="0" w:color="C9D1DC"/>
+            </w:tcBorders>
+            <w:shd w:val="clear" w:color="auto" w:fill="F6F8FB"/>
+            <w:tcMar>
+              <w:top w:w="60" w:type="dxa"/>
+              <w:left w:w="90" w:type="dxa"/>
+              <w:bottom w:w="60" w:type="dxa"/>
+              <w:right w:w="90" w:type="dxa"/>
+            </w:tcMar>
+            <w:vAlign w:val="center"/>
+          </w:tcPr>
+          <w:p>
+            <w:pPr>
+              <w:spacing w:after="20"/>
+            </w:pPr>
+            <w:r>
+              <w:rPr>
+                <w:sz w:val="18"/>
+                <w:szCs w:val="18"/>
+              </w:rPr>
+              <w:t>Revocación</w:t>
+            </w:r>
+          </w:p>
+        </w:tc>
+        <w:tc>
+          <w:tcPr>
+            <w:tcW w:w="4660" w:type="dxa"/>
+            <w:tcBorders>
+              <w:top w:val="single" w:sz="4" w:space="0" w:color="C9D1DC"/>
+              <w:left w:val="single" w:sz="4" w:space="0" w:color="C9D1DC"/>
+              <w:bottom w:val="single" w:sz="4" w:space="0" w:color="C9D1DC"/>
+              <w:right w:val="single" w:sz="4" w:space="0" w:color="C9D1DC"/>
+            </w:tcBorders>
+            <w:shd w:val="clear" w:color="auto" w:fill="F6F8FB"/>
+            <w:tcMar>
+              <w:top w:w="60" w:type="dxa"/>
+              <w:left w:w="90" w:type="dxa"/>
+              <w:bottom w:w="60" w:type="dxa"/>
+              <w:right w:w="90" w:type="dxa"/>
+            </w:tcMar>
+            <w:vAlign w:val="center"/>
+          </w:tcPr>
+          <w:p>
+            <w:pPr>
+              <w:spacing w:after="20"/>
+            </w:pPr>
+            <w:r>
+              <w:rPr>
+                <w:sz w:val="18"/>
+                <w:szCs w:val="18"/>
+              </w:rPr>
+              <w:t>Desactivar un usuario lo deshabilita en Firebase y revoca sus tokens; "Restablecer 2FA" elimina el autenticador enrolado</w:t>
+            </w:r>
+          </w:p>
+        </w:tc>
+        <w:tc>
+          <w:tcPr>
+            <w:tcW w:w="2200" w:type="dxa"/>
+            <w:tcBorders>
+              <w:top w:val="single" w:sz="4" w:space="0" w:color="C9D1DC"/>
+              <w:left w:val="single" w:sz="4" w:space="0" w:color="C9D1DC"/>
+              <w:bottom w:val="single" w:sz="4" w:space="0" w:color="C9D1DC"/>
+              <w:right w:val="single" w:sz="4" w:space="0" w:color="C9D1DC"/>
+            </w:tcBorders>
+            <w:shd w:val="clear" w:color="auto" w:fill="F6F8FB"/>
+            <w:tcMar>
+              <w:top w:w="60" w:type="dxa"/>
+              <w:left w:w="90" w:type="dxa"/>
+              <w:bottom w:w="60" w:type="dxa"/>
+              <w:right w:w="90" w:type="dxa"/>
+            </w:tcMar>
+            <w:vAlign w:val="center"/>
+          </w:tcPr>
+          <w:p>
+            <w:pPr>
+              <w:spacing w:after="20"/>
+            </w:pPr>
+            <w:r>
+              <w:rPr>
+                <w:sz w:val="18"/>
+                <w:szCs w:val="18"/>
+              </w:rPr>
+              <w:t>AC-2(3)</w:t>
+            </w:r>
+          </w:p>
+        </w:tc>
+      </w:tr>
+      <w:tr>
+        <w:tblPrEx>
+          <w:tblCellMar>
+            <w:top w:w="0" w:type="dxa"/>
+            <w:bottom w:w="0" w:type="dxa"/>
+          </w:tblCellMar>
+        </w:tblPrEx>
+        <w:trPr>
+          <w:cantSplit/>
+        </w:trPr>
+        <w:tc>
+          <w:tcPr>
+            <w:tcW w:w="2500" w:type="dxa"/>
+            <w:tcBorders>
+              <w:top w:val="single" w:sz="4" w:space="0" w:color="C9D1DC"/>
+              <w:left w:val="single" w:sz="4" w:space="0" w:color="C9D1DC"/>
+              <w:bottom w:val="single" w:sz="4" w:space="0" w:color="C9D1DC"/>
+              <w:right w:val="single" w:sz="4" w:space="0" w:color="C9D1DC"/>
+            </w:tcBorders>
+            <w:tcMar>
+              <w:top w:w="60" w:type="dxa"/>
+              <w:left w:w="90" w:type="dxa"/>
+              <w:bottom w:w="60" w:type="dxa"/>
+              <w:right w:w="90" w:type="dxa"/>
+            </w:tcMar>
+            <w:vAlign w:val="center"/>
+          </w:tcPr>
+          <w:p>
+            <w:pPr>
+              <w:spacing w:after="20"/>
+            </w:pPr>
+            <w:r>
+              <w:rPr>
+                <w:sz w:val="18"/>
+                <w:szCs w:val="18"/>
+              </w:rPr>
               <w:t>Cuentas iniciales</w:t>
             </w:r>
           </w:p>
@@ -17296,7 +17874,7 @@
                 <w:sz w:val="18"/>
                 <w:szCs w:val="18"/>
               </w:rPr>
-              <w:t>Contraseñas aleatorias generadas fuera del código y entregadas por canal separado</w:t>
+              <w:t>Contraseñas aleatorias y secretos TOTP generados fuera del código, entregados por canal separado</w:t>
             </w:r>
           </w:p>
         </w:tc>
@@ -17332,26 +17910,978 @@
         </w:tc>
       </w:tr>
     </w:tbl>
+    <w:p>
+      <w:pPr>
+        <w:pStyle w:val="Ttulo2"/>
+      </w:pPr>
+      <w:bookmarkStart w:id="15" w:name="_Toc241848367"/>
+      <w:r>
+        <w:t>4.4 Autenticación de doble factor con Firebase</w:t>
+      </w:r>
+      <w:bookmarkEnd w:id="15"/>
+    </w:p>
+    <w:p>
+      <w:pPr>
+        <w:spacing w:after="120" w:line="276" w:lineRule="auto"/>
+        <w:jc w:val="both"/>
+      </w:pPr>
+      <w:r>
+        <w:t xml:space="preserve">El segundo factor se implementó con </w:t>
+      </w:r>
+      <w:r>
+        <w:rPr>
+          <w:b/>
+          <w:bCs/>
+        </w:rPr>
+        <w:t>Firebase Authentication con Identity Platform</w:t>
+      </w:r>
+      <w:r>
+        <w:t xml:space="preserve"> usando </w:t>
+      </w:r>
+      <w:r>
+        <w:rPr>
+          <w:b/>
+          <w:bCs/>
+        </w:rPr>
+        <w:t>TOTP</w:t>
+      </w:r>
+      <w:r>
+        <w:t xml:space="preserve"> (contraseña de un solo uso basada en tiempo, RFC 6238). Se eligió TOTP en lugar de SMS porque no tiene costo, no depende de la red telefónica (no es vulnerable a SIM swapping) y funciona con cualquier app autenticadora (Google Authenticator, Microsoft Authenticator, Authy).</w:t>
+      </w:r>
+    </w:p>
+    <w:tbl>
+      <w:tblPr>
+        <w:tblW w:w="9360" w:type="dxa"/>
+        <w:tblBorders>
+          <w:top w:val="single" w:sz="4" w:space="0" w:color="auto"/>
+          <w:left w:val="single" w:sz="4" w:space="0" w:color="auto"/>
+          <w:bottom w:val="single" w:sz="4" w:space="0" w:color="auto"/>
+          <w:right w:val="single" w:sz="4" w:space="0" w:color="auto"/>
+          <w:insideH w:val="single" w:sz="4" w:space="0" w:color="auto"/>
+          <w:insideV w:val="single" w:sz="4" w:space="0" w:color="auto"/>
+        </w:tblBorders>
+        <w:tblCellMar>
+          <w:left w:w="10" w:type="dxa"/>
+          <w:right w:w="10" w:type="dxa"/>
+        </w:tblCellMar>
+        <w:tblLook w:val="04A0" w:firstRow="1" w:lastRow="0" w:firstColumn="1" w:lastColumn="0" w:noHBand="0" w:noVBand="1"/>
+      </w:tblPr>
+      <w:tblGrid>
+        <w:gridCol w:w="3300"/>
+        <w:gridCol w:w="2860"/>
+        <w:gridCol w:w="3200"/>
+      </w:tblGrid>
+      <w:tr>
+        <w:tblPrEx>
+          <w:tblCellMar>
+            <w:top w:w="0" w:type="dxa"/>
+            <w:bottom w:w="0" w:type="dxa"/>
+          </w:tblCellMar>
+        </w:tblPrEx>
+        <w:trPr>
+          <w:tblHeader/>
+        </w:trPr>
+        <w:tc>
+          <w:tcPr>
+            <w:tcW w:w="3300" w:type="dxa"/>
+            <w:tcBorders>
+              <w:top w:val="single" w:sz="4" w:space="0" w:color="C9D1DC"/>
+              <w:left w:val="single" w:sz="4" w:space="0" w:color="C9D1DC"/>
+              <w:bottom w:val="single" w:sz="4" w:space="0" w:color="C9D1DC"/>
+              <w:right w:val="single" w:sz="4" w:space="0" w:color="C9D1DC"/>
+            </w:tcBorders>
+            <w:shd w:val="clear" w:color="auto" w:fill="1F4E79"/>
+            <w:tcMar>
+              <w:top w:w="60" w:type="dxa"/>
+              <w:left w:w="90" w:type="dxa"/>
+              <w:bottom w:w="60" w:type="dxa"/>
+              <w:right w:w="90" w:type="dxa"/>
+            </w:tcMar>
+            <w:vAlign w:val="center"/>
+          </w:tcPr>
+          <w:p>
+            <w:pPr>
+              <w:spacing w:after="20"/>
+            </w:pPr>
+            <w:r>
+              <w:rPr>
+                <w:b/>
+                <w:bCs/>
+                <w:color w:val="FFFFFF"/>
+                <w:sz w:val="18"/>
+                <w:szCs w:val="18"/>
+              </w:rPr>
+              <w:t>Paso</w:t>
+            </w:r>
+          </w:p>
+        </w:tc>
+        <w:tc>
+          <w:tcPr>
+            <w:tcW w:w="2860" w:type="dxa"/>
+            <w:tcBorders>
+              <w:top w:val="single" w:sz="4" w:space="0" w:color="C9D1DC"/>
+              <w:left w:val="single" w:sz="4" w:space="0" w:color="C9D1DC"/>
+              <w:bottom w:val="single" w:sz="4" w:space="0" w:color="C9D1DC"/>
+              <w:right w:val="single" w:sz="4" w:space="0" w:color="C9D1DC"/>
+            </w:tcBorders>
+            <w:shd w:val="clear" w:color="auto" w:fill="1F4E79"/>
+            <w:tcMar>
+              <w:top w:w="60" w:type="dxa"/>
+              <w:left w:w="90" w:type="dxa"/>
+              <w:bottom w:w="60" w:type="dxa"/>
+              <w:right w:w="90" w:type="dxa"/>
+            </w:tcMar>
+            <w:vAlign w:val="center"/>
+          </w:tcPr>
+          <w:p>
+            <w:pPr>
+              <w:spacing w:after="20"/>
+            </w:pPr>
+            <w:r>
+              <w:rPr>
+                <w:b/>
+                <w:bCs/>
+                <w:color w:val="FFFFFF"/>
+                <w:sz w:val="18"/>
+                <w:szCs w:val="18"/>
+              </w:rPr>
+              <w:t>Dónde ocurre</w:t>
+            </w:r>
+          </w:p>
+        </w:tc>
+        <w:tc>
+          <w:tcPr>
+            <w:tcW w:w="3200" w:type="dxa"/>
+            <w:tcBorders>
+              <w:top w:val="single" w:sz="4" w:space="0" w:color="C9D1DC"/>
+              <w:left w:val="single" w:sz="4" w:space="0" w:color="C9D1DC"/>
+              <w:bottom w:val="single" w:sz="4" w:space="0" w:color="C9D1DC"/>
+              <w:right w:val="single" w:sz="4" w:space="0" w:color="C9D1DC"/>
+            </w:tcBorders>
+            <w:shd w:val="clear" w:color="auto" w:fill="1F4E79"/>
+            <w:tcMar>
+              <w:top w:w="60" w:type="dxa"/>
+              <w:left w:w="90" w:type="dxa"/>
+              <w:bottom w:w="60" w:type="dxa"/>
+              <w:right w:w="90" w:type="dxa"/>
+            </w:tcMar>
+            <w:vAlign w:val="center"/>
+          </w:tcPr>
+          <w:p>
+            <w:pPr>
+              <w:spacing w:after="20"/>
+            </w:pPr>
+            <w:r>
+              <w:rPr>
+                <w:b/>
+                <w:bCs/>
+                <w:color w:val="FFFFFF"/>
+                <w:sz w:val="18"/>
+                <w:szCs w:val="18"/>
+              </w:rPr>
+              <w:t>Control</w:t>
+            </w:r>
+          </w:p>
+        </w:tc>
+      </w:tr>
+      <w:tr>
+        <w:tblPrEx>
+          <w:tblCellMar>
+            <w:top w:w="0" w:type="dxa"/>
+            <w:bottom w:w="0" w:type="dxa"/>
+          </w:tblCellMar>
+        </w:tblPrEx>
+        <w:trPr>
+          <w:cantSplit/>
+        </w:trPr>
+        <w:tc>
+          <w:tcPr>
+            <w:tcW w:w="3300" w:type="dxa"/>
+            <w:tcBorders>
+              <w:top w:val="single" w:sz="4" w:space="0" w:color="C9D1DC"/>
+              <w:left w:val="single" w:sz="4" w:space="0" w:color="C9D1DC"/>
+              <w:bottom w:val="single" w:sz="4" w:space="0" w:color="C9D1DC"/>
+              <w:right w:val="single" w:sz="4" w:space="0" w:color="C9D1DC"/>
+            </w:tcBorders>
+            <w:tcMar>
+              <w:top w:w="60" w:type="dxa"/>
+              <w:left w:w="90" w:type="dxa"/>
+              <w:bottom w:w="60" w:type="dxa"/>
+              <w:right w:w="90" w:type="dxa"/>
+            </w:tcMar>
+            <w:vAlign w:val="center"/>
+          </w:tcPr>
+          <w:p>
+            <w:pPr>
+              <w:spacing w:after="20"/>
+            </w:pPr>
+            <w:r>
+              <w:rPr>
+                <w:sz w:val="18"/>
+                <w:szCs w:val="18"/>
+              </w:rPr>
+              <w:t>1. Usuario ingresa correo y contraseña</w:t>
+            </w:r>
+          </w:p>
+        </w:tc>
+        <w:tc>
+          <w:tcPr>
+            <w:tcW w:w="2860" w:type="dxa"/>
+            <w:tcBorders>
+              <w:top w:val="single" w:sz="4" w:space="0" w:color="C9D1DC"/>
+              <w:left w:val="single" w:sz="4" w:space="0" w:color="C9D1DC"/>
+              <w:bottom w:val="single" w:sz="4" w:space="0" w:color="C9D1DC"/>
+              <w:right w:val="single" w:sz="4" w:space="0" w:color="C9D1DC"/>
+            </w:tcBorders>
+            <w:tcMar>
+              <w:top w:w="60" w:type="dxa"/>
+              <w:left w:w="90" w:type="dxa"/>
+              <w:bottom w:w="60" w:type="dxa"/>
+              <w:right w:w="90" w:type="dxa"/>
+            </w:tcMar>
+            <w:vAlign w:val="center"/>
+          </w:tcPr>
+          <w:p>
+            <w:pPr>
+              <w:spacing w:after="20"/>
+            </w:pPr>
+            <w:r>
+              <w:rPr>
+                <w:sz w:val="18"/>
+                <w:szCs w:val="18"/>
+              </w:rPr>
+              <w:t>Navegador → Firebase (SDK web oficial)</w:t>
+            </w:r>
+          </w:p>
+        </w:tc>
+        <w:tc>
+          <w:tcPr>
+            <w:tcW w:w="3200" w:type="dxa"/>
+            <w:tcBorders>
+              <w:top w:val="single" w:sz="4" w:space="0" w:color="C9D1DC"/>
+              <w:left w:val="single" w:sz="4" w:space="0" w:color="C9D1DC"/>
+              <w:bottom w:val="single" w:sz="4" w:space="0" w:color="C9D1DC"/>
+              <w:right w:val="single" w:sz="4" w:space="0" w:color="C9D1DC"/>
+            </w:tcBorders>
+            <w:tcMar>
+              <w:top w:w="60" w:type="dxa"/>
+              <w:left w:w="90" w:type="dxa"/>
+              <w:bottom w:w="60" w:type="dxa"/>
+              <w:right w:w="90" w:type="dxa"/>
+            </w:tcMar>
+            <w:vAlign w:val="center"/>
+          </w:tcPr>
+          <w:p>
+            <w:pPr>
+              <w:spacing w:after="20"/>
+            </w:pPr>
+            <w:r>
+              <w:rPr>
+                <w:sz w:val="18"/>
+                <w:szCs w:val="18"/>
+              </w:rPr>
+              <w:t>Política de contraseñas y anti fuerza bruta de Firebase</w:t>
+            </w:r>
+          </w:p>
+        </w:tc>
+      </w:tr>
+      <w:tr>
+        <w:tblPrEx>
+          <w:tblCellMar>
+            <w:top w:w="0" w:type="dxa"/>
+            <w:bottom w:w="0" w:type="dxa"/>
+          </w:tblCellMar>
+        </w:tblPrEx>
+        <w:trPr>
+          <w:cantSplit/>
+        </w:trPr>
+        <w:tc>
+          <w:tcPr>
+            <w:tcW w:w="3300" w:type="dxa"/>
+            <w:tcBorders>
+              <w:top w:val="single" w:sz="4" w:space="0" w:color="C9D1DC"/>
+              <w:left w:val="single" w:sz="4" w:space="0" w:color="C9D1DC"/>
+              <w:bottom w:val="single" w:sz="4" w:space="0" w:color="C9D1DC"/>
+              <w:right w:val="single" w:sz="4" w:space="0" w:color="C9D1DC"/>
+            </w:tcBorders>
+            <w:shd w:val="clear" w:color="auto" w:fill="F6F8FB"/>
+            <w:tcMar>
+              <w:top w:w="60" w:type="dxa"/>
+              <w:left w:w="90" w:type="dxa"/>
+              <w:bottom w:w="60" w:type="dxa"/>
+              <w:right w:w="90" w:type="dxa"/>
+            </w:tcMar>
+            <w:vAlign w:val="center"/>
+          </w:tcPr>
+          <w:p>
+            <w:pPr>
+              <w:spacing w:after="20"/>
+            </w:pPr>
+            <w:r>
+              <w:rPr>
+                <w:sz w:val="18"/>
+                <w:szCs w:val="18"/>
+              </w:rPr>
+              <w:t>2. Firebase responde "se requiere segundo factor"</w:t>
+            </w:r>
+          </w:p>
+        </w:tc>
+        <w:tc>
+          <w:tcPr>
+            <w:tcW w:w="2860" w:type="dxa"/>
+            <w:tcBorders>
+              <w:top w:val="single" w:sz="4" w:space="0" w:color="C9D1DC"/>
+              <w:left w:val="single" w:sz="4" w:space="0" w:color="C9D1DC"/>
+              <w:bottom w:val="single" w:sz="4" w:space="0" w:color="C9D1DC"/>
+              <w:right w:val="single" w:sz="4" w:space="0" w:color="C9D1DC"/>
+            </w:tcBorders>
+            <w:shd w:val="clear" w:color="auto" w:fill="F6F8FB"/>
+            <w:tcMar>
+              <w:top w:w="60" w:type="dxa"/>
+              <w:left w:w="90" w:type="dxa"/>
+              <w:bottom w:w="60" w:type="dxa"/>
+              <w:right w:w="90" w:type="dxa"/>
+            </w:tcMar>
+            <w:vAlign w:val="center"/>
+          </w:tcPr>
+          <w:p>
+            <w:pPr>
+              <w:spacing w:after="20"/>
+            </w:pPr>
+            <w:r>
+              <w:rPr>
+                <w:sz w:val="18"/>
+                <w:szCs w:val="18"/>
+              </w:rPr>
+              <w:t>Firebase</w:t>
+            </w:r>
+          </w:p>
+        </w:tc>
+        <w:tc>
+          <w:tcPr>
+            <w:tcW w:w="3200" w:type="dxa"/>
+            <w:tcBorders>
+              <w:top w:val="single" w:sz="4" w:space="0" w:color="C9D1DC"/>
+              <w:left w:val="single" w:sz="4" w:space="0" w:color="C9D1DC"/>
+              <w:bottom w:val="single" w:sz="4" w:space="0" w:color="C9D1DC"/>
+              <w:right w:val="single" w:sz="4" w:space="0" w:color="C9D1DC"/>
+            </w:tcBorders>
+            <w:shd w:val="clear" w:color="auto" w:fill="F6F8FB"/>
+            <w:tcMar>
+              <w:top w:w="60" w:type="dxa"/>
+              <w:left w:w="90" w:type="dxa"/>
+              <w:bottom w:w="60" w:type="dxa"/>
+              <w:right w:w="90" w:type="dxa"/>
+            </w:tcMar>
+            <w:vAlign w:val="center"/>
+          </w:tcPr>
+          <w:p>
+            <w:pPr>
+              <w:spacing w:after="20"/>
+            </w:pPr>
+            <w:r>
+              <w:rPr>
+                <w:sz w:val="18"/>
+                <w:szCs w:val="18"/>
+              </w:rPr>
+              <w:t>Sin el código no se entrega ningún token</w:t>
+            </w:r>
+          </w:p>
+        </w:tc>
+      </w:tr>
+      <w:tr>
+        <w:tblPrEx>
+          <w:tblCellMar>
+            <w:top w:w="0" w:type="dxa"/>
+            <w:bottom w:w="0" w:type="dxa"/>
+          </w:tblCellMar>
+        </w:tblPrEx>
+        <w:trPr>
+          <w:cantSplit/>
+        </w:trPr>
+        <w:tc>
+          <w:tcPr>
+            <w:tcW w:w="3300" w:type="dxa"/>
+            <w:tcBorders>
+              <w:top w:val="single" w:sz="4" w:space="0" w:color="C9D1DC"/>
+              <w:left w:val="single" w:sz="4" w:space="0" w:color="C9D1DC"/>
+              <w:bottom w:val="single" w:sz="4" w:space="0" w:color="C9D1DC"/>
+              <w:right w:val="single" w:sz="4" w:space="0" w:color="C9D1DC"/>
+            </w:tcBorders>
+            <w:tcMar>
+              <w:top w:w="60" w:type="dxa"/>
+              <w:left w:w="90" w:type="dxa"/>
+              <w:bottom w:w="60" w:type="dxa"/>
+              <w:right w:w="90" w:type="dxa"/>
+            </w:tcMar>
+            <w:vAlign w:val="center"/>
+          </w:tcPr>
+          <w:p>
+            <w:pPr>
+              <w:spacing w:after="20"/>
+            </w:pPr>
+            <w:r>
+              <w:rPr>
+                <w:sz w:val="18"/>
+                <w:szCs w:val="18"/>
+              </w:rPr>
+              <w:t>3. Usuario ingresa el código de 6 dígitos de su app</w:t>
+            </w:r>
+          </w:p>
+        </w:tc>
+        <w:tc>
+          <w:tcPr>
+            <w:tcW w:w="2860" w:type="dxa"/>
+            <w:tcBorders>
+              <w:top w:val="single" w:sz="4" w:space="0" w:color="C9D1DC"/>
+              <w:left w:val="single" w:sz="4" w:space="0" w:color="C9D1DC"/>
+              <w:bottom w:val="single" w:sz="4" w:space="0" w:color="C9D1DC"/>
+              <w:right w:val="single" w:sz="4" w:space="0" w:color="C9D1DC"/>
+            </w:tcBorders>
+            <w:tcMar>
+              <w:top w:w="60" w:type="dxa"/>
+              <w:left w:w="90" w:type="dxa"/>
+              <w:bottom w:w="60" w:type="dxa"/>
+              <w:right w:w="90" w:type="dxa"/>
+            </w:tcMar>
+            <w:vAlign w:val="center"/>
+          </w:tcPr>
+          <w:p>
+            <w:pPr>
+              <w:spacing w:after="20"/>
+            </w:pPr>
+            <w:r>
+              <w:rPr>
+                <w:sz w:val="18"/>
+                <w:szCs w:val="18"/>
+              </w:rPr>
+              <w:t>Navegador → Firebase</w:t>
+            </w:r>
+          </w:p>
+        </w:tc>
+        <w:tc>
+          <w:tcPr>
+            <w:tcW w:w="3200" w:type="dxa"/>
+            <w:tcBorders>
+              <w:top w:val="single" w:sz="4" w:space="0" w:color="C9D1DC"/>
+              <w:left w:val="single" w:sz="4" w:space="0" w:color="C9D1DC"/>
+              <w:bottom w:val="single" w:sz="4" w:space="0" w:color="C9D1DC"/>
+              <w:right w:val="single" w:sz="4" w:space="0" w:color="C9D1DC"/>
+            </w:tcBorders>
+            <w:tcMar>
+              <w:top w:w="60" w:type="dxa"/>
+              <w:left w:w="90" w:type="dxa"/>
+              <w:bottom w:w="60" w:type="dxa"/>
+              <w:right w:w="90" w:type="dxa"/>
+            </w:tcMar>
+            <w:vAlign w:val="center"/>
+          </w:tcPr>
+          <w:p>
+            <w:pPr>
+              <w:spacing w:after="20"/>
+            </w:pPr>
+            <w:r>
+              <w:rPr>
+                <w:sz w:val="18"/>
+                <w:szCs w:val="18"/>
+              </w:rPr>
+              <w:t>Código válido 30 s; un código incorrecto se rechaza (INVALID_CODE)</w:t>
+            </w:r>
+          </w:p>
+        </w:tc>
+      </w:tr>
+      <w:tr>
+        <w:tblPrEx>
+          <w:tblCellMar>
+            <w:top w:w="0" w:type="dxa"/>
+            <w:bottom w:w="0" w:type="dxa"/>
+          </w:tblCellMar>
+        </w:tblPrEx>
+        <w:trPr>
+          <w:cantSplit/>
+        </w:trPr>
+        <w:tc>
+          <w:tcPr>
+            <w:tcW w:w="3300" w:type="dxa"/>
+            <w:tcBorders>
+              <w:top w:val="single" w:sz="4" w:space="0" w:color="C9D1DC"/>
+              <w:left w:val="single" w:sz="4" w:space="0" w:color="C9D1DC"/>
+              <w:bottom w:val="single" w:sz="4" w:space="0" w:color="C9D1DC"/>
+              <w:right w:val="single" w:sz="4" w:space="0" w:color="C9D1DC"/>
+            </w:tcBorders>
+            <w:shd w:val="clear" w:color="auto" w:fill="F6F8FB"/>
+            <w:tcMar>
+              <w:top w:w="60" w:type="dxa"/>
+              <w:left w:w="90" w:type="dxa"/>
+              <w:bottom w:w="60" w:type="dxa"/>
+              <w:right w:w="90" w:type="dxa"/>
+            </w:tcMar>
+            <w:vAlign w:val="center"/>
+          </w:tcPr>
+          <w:p>
+            <w:pPr>
+              <w:spacing w:after="20"/>
+            </w:pPr>
+            <w:r>
+              <w:rPr>
+                <w:sz w:val="18"/>
+                <w:szCs w:val="18"/>
+              </w:rPr>
+              <w:t>4. Firebase emite un ID token firmado</w:t>
+            </w:r>
+          </w:p>
+        </w:tc>
+        <w:tc>
+          <w:tcPr>
+            <w:tcW w:w="2860" w:type="dxa"/>
+            <w:tcBorders>
+              <w:top w:val="single" w:sz="4" w:space="0" w:color="C9D1DC"/>
+              <w:left w:val="single" w:sz="4" w:space="0" w:color="C9D1DC"/>
+              <w:bottom w:val="single" w:sz="4" w:space="0" w:color="C9D1DC"/>
+              <w:right w:val="single" w:sz="4" w:space="0" w:color="C9D1DC"/>
+            </w:tcBorders>
+            <w:shd w:val="clear" w:color="auto" w:fill="F6F8FB"/>
+            <w:tcMar>
+              <w:top w:w="60" w:type="dxa"/>
+              <w:left w:w="90" w:type="dxa"/>
+              <w:bottom w:w="60" w:type="dxa"/>
+              <w:right w:w="90" w:type="dxa"/>
+            </w:tcMar>
+            <w:vAlign w:val="center"/>
+          </w:tcPr>
+          <w:p>
+            <w:pPr>
+              <w:spacing w:after="20"/>
+            </w:pPr>
+            <w:r>
+              <w:rPr>
+                <w:sz w:val="18"/>
+                <w:szCs w:val="18"/>
+              </w:rPr>
+              <w:t>Firebase → navegador → portal</w:t>
+            </w:r>
+          </w:p>
+        </w:tc>
+        <w:tc>
+          <w:tcPr>
+            <w:tcW w:w="3200" w:type="dxa"/>
+            <w:tcBorders>
+              <w:top w:val="single" w:sz="4" w:space="0" w:color="C9D1DC"/>
+              <w:left w:val="single" w:sz="4" w:space="0" w:color="C9D1DC"/>
+              <w:bottom w:val="single" w:sz="4" w:space="0" w:color="C9D1DC"/>
+              <w:right w:val="single" w:sz="4" w:space="0" w:color="C9D1DC"/>
+            </w:tcBorders>
+            <w:shd w:val="clear" w:color="auto" w:fill="F6F8FB"/>
+            <w:tcMar>
+              <w:top w:w="60" w:type="dxa"/>
+              <w:left w:w="90" w:type="dxa"/>
+              <w:bottom w:w="60" w:type="dxa"/>
+              <w:right w:w="90" w:type="dxa"/>
+            </w:tcMar>
+            <w:vAlign w:val="center"/>
+          </w:tcPr>
+          <w:p>
+            <w:pPr>
+              <w:spacing w:after="20"/>
+            </w:pPr>
+            <w:r>
+              <w:rPr>
+                <w:sz w:val="18"/>
+                <w:szCs w:val="18"/>
+              </w:rPr>
+              <w:t>Token con claim sign_in_second_factor = "totp"</w:t>
+            </w:r>
+          </w:p>
+        </w:tc>
+      </w:tr>
+      <w:tr>
+        <w:tblPrEx>
+          <w:tblCellMar>
+            <w:top w:w="0" w:type="dxa"/>
+            <w:bottom w:w="0" w:type="dxa"/>
+          </w:tblCellMar>
+        </w:tblPrEx>
+        <w:trPr>
+          <w:cantSplit/>
+        </w:trPr>
+        <w:tc>
+          <w:tcPr>
+            <w:tcW w:w="3300" w:type="dxa"/>
+            <w:tcBorders>
+              <w:top w:val="single" w:sz="4" w:space="0" w:color="C9D1DC"/>
+              <w:left w:val="single" w:sz="4" w:space="0" w:color="C9D1DC"/>
+              <w:bottom w:val="single" w:sz="4" w:space="0" w:color="C9D1DC"/>
+              <w:right w:val="single" w:sz="4" w:space="0" w:color="C9D1DC"/>
+            </w:tcBorders>
+            <w:tcMar>
+              <w:top w:w="60" w:type="dxa"/>
+              <w:left w:w="90" w:type="dxa"/>
+              <w:bottom w:w="60" w:type="dxa"/>
+              <w:right w:w="90" w:type="dxa"/>
+            </w:tcMar>
+            <w:vAlign w:val="center"/>
+          </w:tcPr>
+          <w:p>
+            <w:pPr>
+              <w:spacing w:after="20"/>
+            </w:pPr>
+            <w:r>
+              <w:rPr>
+                <w:sz w:val="18"/>
+                <w:szCs w:val="18"/>
+              </w:rPr>
+              <w:t>5. El servidor verifica el token y abre la sesión</w:t>
+            </w:r>
+          </w:p>
+        </w:tc>
+        <w:tc>
+          <w:tcPr>
+            <w:tcW w:w="2860" w:type="dxa"/>
+            <w:tcBorders>
+              <w:top w:val="single" w:sz="4" w:space="0" w:color="C9D1DC"/>
+              <w:left w:val="single" w:sz="4" w:space="0" w:color="C9D1DC"/>
+              <w:bottom w:val="single" w:sz="4" w:space="0" w:color="C9D1DC"/>
+              <w:right w:val="single" w:sz="4" w:space="0" w:color="C9D1DC"/>
+            </w:tcBorders>
+            <w:tcMar>
+              <w:top w:w="60" w:type="dxa"/>
+              <w:left w:w="90" w:type="dxa"/>
+              <w:bottom w:w="60" w:type="dxa"/>
+              <w:right w:w="90" w:type="dxa"/>
+            </w:tcMar>
+            <w:vAlign w:val="center"/>
+          </w:tcPr>
+          <w:p>
+            <w:pPr>
+              <w:spacing w:after="20"/>
+            </w:pPr>
+            <w:r>
+              <w:rPr>
+                <w:sz w:val="18"/>
+                <w:szCs w:val="18"/>
+              </w:rPr>
+              <w:t>portal-app (firebase-admin)</w:t>
+            </w:r>
+          </w:p>
+        </w:tc>
+        <w:tc>
+          <w:tcPr>
+            <w:tcW w:w="3200" w:type="dxa"/>
+            <w:tcBorders>
+              <w:top w:val="single" w:sz="4" w:space="0" w:color="C9D1DC"/>
+              <w:left w:val="single" w:sz="4" w:space="0" w:color="C9D1DC"/>
+              <w:bottom w:val="single" w:sz="4" w:space="0" w:color="C9D1DC"/>
+              <w:right w:val="single" w:sz="4" w:space="0" w:color="C9D1DC"/>
+            </w:tcBorders>
+            <w:tcMar>
+              <w:top w:w="60" w:type="dxa"/>
+              <w:left w:w="90" w:type="dxa"/>
+              <w:bottom w:w="60" w:type="dxa"/>
+              <w:right w:w="90" w:type="dxa"/>
+            </w:tcMar>
+            <w:vAlign w:val="center"/>
+          </w:tcPr>
+          <w:p>
+            <w:pPr>
+              <w:spacing w:after="20"/>
+            </w:pPr>
+            <w:r>
+              <w:rPr>
+                <w:sz w:val="18"/>
+                <w:szCs w:val="18"/>
+              </w:rPr>
+              <w:t>Firma, emisor, audiencia, expiración, revocación, correo verificado y segundo factor</w:t>
+            </w:r>
+          </w:p>
+        </w:tc>
+      </w:tr>
+      <w:tr>
+        <w:tblPrEx>
+          <w:tblCellMar>
+            <w:top w:w="0" w:type="dxa"/>
+            <w:bottom w:w="0" w:type="dxa"/>
+          </w:tblCellMar>
+        </w:tblPrEx>
+        <w:trPr>
+          <w:cantSplit/>
+        </w:trPr>
+        <w:tc>
+          <w:tcPr>
+            <w:tcW w:w="3300" w:type="dxa"/>
+            <w:tcBorders>
+              <w:top w:val="single" w:sz="4" w:space="0" w:color="C9D1DC"/>
+              <w:left w:val="single" w:sz="4" w:space="0" w:color="C9D1DC"/>
+              <w:bottom w:val="single" w:sz="4" w:space="0" w:color="C9D1DC"/>
+              <w:right w:val="single" w:sz="4" w:space="0" w:color="C9D1DC"/>
+            </w:tcBorders>
+            <w:shd w:val="clear" w:color="auto" w:fill="F6F8FB"/>
+            <w:tcMar>
+              <w:top w:w="60" w:type="dxa"/>
+              <w:left w:w="90" w:type="dxa"/>
+              <w:bottom w:w="60" w:type="dxa"/>
+              <w:right w:w="90" w:type="dxa"/>
+            </w:tcMar>
+            <w:vAlign w:val="center"/>
+          </w:tcPr>
+          <w:p>
+            <w:pPr>
+              <w:spacing w:after="20"/>
+            </w:pPr>
+            <w:r>
+              <w:rPr>
+                <w:sz w:val="18"/>
+                <w:szCs w:val="18"/>
+              </w:rPr>
+              <w:t>6. Se aplica el rol del portal (RBAC)</w:t>
+            </w:r>
+          </w:p>
+        </w:tc>
+        <w:tc>
+          <w:tcPr>
+            <w:tcW w:w="2860" w:type="dxa"/>
+            <w:tcBorders>
+              <w:top w:val="single" w:sz="4" w:space="0" w:color="C9D1DC"/>
+              <w:left w:val="single" w:sz="4" w:space="0" w:color="C9D1DC"/>
+              <w:bottom w:val="single" w:sz="4" w:space="0" w:color="C9D1DC"/>
+              <w:right w:val="single" w:sz="4" w:space="0" w:color="C9D1DC"/>
+            </w:tcBorders>
+            <w:shd w:val="clear" w:color="auto" w:fill="F6F8FB"/>
+            <w:tcMar>
+              <w:top w:w="60" w:type="dxa"/>
+              <w:left w:w="90" w:type="dxa"/>
+              <w:bottom w:w="60" w:type="dxa"/>
+              <w:right w:w="90" w:type="dxa"/>
+            </w:tcMar>
+            <w:vAlign w:val="center"/>
+          </w:tcPr>
+          <w:p>
+            <w:pPr>
+              <w:spacing w:after="20"/>
+            </w:pPr>
+            <w:r>
+              <w:rPr>
+                <w:sz w:val="18"/>
+                <w:szCs w:val="18"/>
+              </w:rPr>
+              <w:t>portal-app + PostgreSQL</w:t>
+            </w:r>
+          </w:p>
+        </w:tc>
+        <w:tc>
+          <w:tcPr>
+            <w:tcW w:w="3200" w:type="dxa"/>
+            <w:tcBorders>
+              <w:top w:val="single" w:sz="4" w:space="0" w:color="C9D1DC"/>
+              <w:left w:val="single" w:sz="4" w:space="0" w:color="C9D1DC"/>
+              <w:bottom w:val="single" w:sz="4" w:space="0" w:color="C9D1DC"/>
+              <w:right w:val="single" w:sz="4" w:space="0" w:color="C9D1DC"/>
+            </w:tcBorders>
+            <w:shd w:val="clear" w:color="auto" w:fill="F6F8FB"/>
+            <w:tcMar>
+              <w:top w:w="60" w:type="dxa"/>
+              <w:left w:w="90" w:type="dxa"/>
+              <w:bottom w:w="60" w:type="dxa"/>
+              <w:right w:w="90" w:type="dxa"/>
+            </w:tcMar>
+            <w:vAlign w:val="center"/>
+          </w:tcPr>
+          <w:p>
+            <w:pPr>
+              <w:spacing w:after="20"/>
+            </w:pPr>
+            <w:r>
+              <w:rPr>
+                <w:sz w:val="18"/>
+                <w:szCs w:val="18"/>
+              </w:rPr>
+              <w:t>Mínimo privilegio; evento login_exitoso con factor=password+totp</w:t>
+            </w:r>
+          </w:p>
+        </w:tc>
+      </w:tr>
+    </w:tbl>
+    <w:p>
+      <w:pPr>
+        <w:spacing w:after="120" w:line="276" w:lineRule="auto"/>
+        <w:jc w:val="both"/>
+      </w:pPr>
+      <w:r>
+        <w:rPr>
+          <w:b/>
+          <w:bCs/>
+        </w:rPr>
+        <w:t>Primer ingreso:</w:t>
+      </w:r>
+      <w:r>
+        <w:t xml:space="preserve"> si una cuenta aún no tiene segundo factor, el servidor responde mfa_requerido y la interfaz guía el enrolamiento: muestra un código QR y la clave, el usuario escanea con su app y confirma con un código. Luego debe iniciar sesión nuevamente usando el código. Los tokens de Firebase solo se mantienen en memoria del navegador; la sesión del portal es una cookie HttpOnly.</w:t>
+      </w:r>
+    </w:p>
+    <w:p>
+      <w:pPr>
+        <w:spacing w:before="120" w:after="60"/>
+        <w:jc w:val="center"/>
+      </w:pPr>
+      <w:r>
+        <w:rPr>
+          <w:noProof/>
+        </w:rPr>
+        <w:drawing>
+          <wp:inline distT="0" distB="0" distL="0" distR="0" wp14:anchorId="525694E4" wp14:editId="5E9AC418">
+            <wp:extent cx="4953000" cy="2905125"/>
+            <wp:effectExtent l="0" t="0" r="0" b="0"/>
+            <wp:docPr id="2" name="Imagen 2"/>
+            <wp:cNvGraphicFramePr>
+              <a:graphicFrameLocks xmlns:a="http://schemas.openxmlformats.org/drawingml/2006/main" noChangeAspect="1"/>
+            </wp:cNvGraphicFramePr>
+            <a:graphic xmlns:a="http://schemas.openxmlformats.org/drawingml/2006/main">
+              <a:graphicData uri="http://schemas.openxmlformats.org/drawingml/2006/picture">
+                <pic:pic xmlns:pic="http://schemas.openxmlformats.org/drawingml/2006/picture">
+                  <pic:nvPicPr>
+                    <pic:cNvPr id="0" name=""/>
+                    <pic:cNvPicPr>
+                      <a:picLocks noChangeAspect="1" noChangeArrowheads="1"/>
+                    </pic:cNvPicPr>
+                  </pic:nvPicPr>
+                  <pic:blipFill>
+                    <a:blip r:embed="rId8"/>
+                    <a:srcRect/>
+                    <a:stretch>
+                      <a:fillRect/>
+                    </a:stretch>
+                  </pic:blipFill>
+                  <pic:spPr bwMode="auto">
+                    <a:xfrm>
+                      <a:off x="0" y="0"/>
+                      <a:ext cx="4953000" cy="2905125"/>
+                    </a:xfrm>
+                    <a:prstGeom prst="rect">
+                      <a:avLst/>
+                    </a:prstGeom>
+                  </pic:spPr>
+                </pic:pic>
+              </a:graphicData>
+            </a:graphic>
+          </wp:inline>
+        </w:drawing>
+      </w:r>
+    </w:p>
+    <w:p>
+      <w:pPr>
+        <w:spacing w:after="240"/>
+        <w:jc w:val="center"/>
+      </w:pPr>
+      <w:r>
+        <w:rPr>
+          <w:i/>
+          <w:iCs/>
+          <w:color w:val="5B6676"/>
+          <w:sz w:val="18"/>
+          <w:szCs w:val="18"/>
+        </w:rPr>
+        <w:t>Figura 2. Segundo paso del inicio de sesión: código de la app autenticadora.</w:t>
+      </w:r>
+    </w:p>
+    <w:p>
+      <w:pPr>
+        <w:spacing w:before="120" w:after="60"/>
+        <w:jc w:val="center"/>
+      </w:pPr>
+      <w:r>
+        <w:rPr>
+          <w:noProof/>
+        </w:rPr>
+        <w:drawing>
+          <wp:inline distT="0" distB="0" distL="0" distR="0" wp14:anchorId="7261C1AE" wp14:editId="2B501ECF">
+            <wp:extent cx="4953000" cy="2905125"/>
+            <wp:effectExtent l="0" t="0" r="0" b="0"/>
+            <wp:docPr id="3" name="Imagen 3"/>
+            <wp:cNvGraphicFramePr>
+              <a:graphicFrameLocks xmlns:a="http://schemas.openxmlformats.org/drawingml/2006/main" noChangeAspect="1"/>
+            </wp:cNvGraphicFramePr>
+            <a:graphic xmlns:a="http://schemas.openxmlformats.org/drawingml/2006/main">
+              <a:graphicData uri="http://schemas.openxmlformats.org/drawingml/2006/picture">
+                <pic:pic xmlns:pic="http://schemas.openxmlformats.org/drawingml/2006/picture">
+                  <pic:nvPicPr>
+                    <pic:cNvPr id="0" name=""/>
+                    <pic:cNvPicPr>
+                      <a:picLocks noChangeAspect="1" noChangeArrowheads="1"/>
+                    </pic:cNvPicPr>
+                  </pic:nvPicPr>
+                  <pic:blipFill>
+                    <a:blip r:embed="rId9"/>
+                    <a:srcRect/>
+                    <a:stretch>
+                      <a:fillRect/>
+                    </a:stretch>
+                  </pic:blipFill>
+                  <pic:spPr bwMode="auto">
+                    <a:xfrm>
+                      <a:off x="0" y="0"/>
+                      <a:ext cx="4953000" cy="2905125"/>
+                    </a:xfrm>
+                    <a:prstGeom prst="rect">
+                      <a:avLst/>
+                    </a:prstGeom>
+                  </pic:spPr>
+                </pic:pic>
+              </a:graphicData>
+            </a:graphic>
+          </wp:inline>
+        </w:drawing>
+      </w:r>
+    </w:p>
+    <w:p>
+      <w:pPr>
+        <w:spacing w:after="240"/>
+        <w:jc w:val="center"/>
+      </w:pPr>
+      <w:r>
+        <w:rPr>
+          <w:i/>
+          <w:iCs/>
+          <w:color w:val="5B6676"/>
+          <w:sz w:val="18"/>
+          <w:szCs w:val="18"/>
+        </w:rPr>
+        <w:t>Figura 3. Enrolamiento del segundo factor en el primer ingreso (cuenta de demostración, luego desactivada).</w:t>
+      </w:r>
+    </w:p>
+    <w:p>
+      <w:pPr>
+        <w:spacing w:after="120" w:line="276" w:lineRule="auto"/>
+        <w:jc w:val="both"/>
+      </w:pPr>
+      <w:r>
+        <w:rPr>
+          <w:b/>
+          <w:bCs/>
+        </w:rPr>
+        <w:t>Configuración en Firebase</w:t>
+      </w:r>
+      <w:r>
+        <w:t xml:space="preserve"> (script firebase/configurar.js, idempotente): proveedor correo/contraseña, MFA TOTP habilitado, política de contraseñas en modo ENFORCE, protección contra enumeración de correos, dominios autorizados (dominio de Railway y localhost) y creación de las cuentas con correo verificado.</w:t>
+      </w:r>
+    </w:p>
     <w:p>
       <w:pPr>
         <w:pStyle w:val="Ttulo1"/>
         <w:pageBreakBefore/>
       </w:pPr>
-      <w:bookmarkStart w:id="15" w:name="_Toc241841511"/>
+      <w:bookmarkStart w:id="16" w:name="_Toc241848368"/>
       <w:r>
         <w:t>5. Seguridad de red y hardening</w:t>
       </w:r>
-      <w:bookmarkEnd w:id="15"/>
+      <w:bookmarkEnd w:id="16"/>
     </w:p>
     <w:p>
       <w:pPr>
         <w:pStyle w:val="Ttulo2"/>
       </w:pPr>
-      <w:bookmarkStart w:id="16" w:name="_Toc241841512"/>
+      <w:bookmarkStart w:id="17" w:name="_Toc241848369"/>
       <w:r>
         <w:t>5.1 Segmentación</w:t>
       </w:r>
-      <w:bookmarkEnd w:id="16"/>
+      <w:bookmarkEnd w:id="17"/>
     </w:p>
     <w:tbl>
       <w:tblPr>
@@ -17944,11 +19474,11 @@
       <w:pPr>
         <w:pStyle w:val="Ttulo2"/>
       </w:pPr>
-      <w:bookmarkStart w:id="17" w:name="_Toc241841513"/>
+      <w:bookmarkStart w:id="18" w:name="_Toc241848370"/>
       <w:r>
         <w:t>5.2 Medidas de endurecimiento aplicadas</w:t>
       </w:r>
-      <w:bookmarkEnd w:id="17"/>
+      <w:bookmarkEnd w:id="18"/>
     </w:p>
     <w:tbl>
       <w:tblPr>
@@ -18254,7 +19784,7 @@
                 <w:sz w:val="18"/>
                 <w:szCs w:val="18"/>
               </w:rPr>
-              <w:t>CSP restrictiva (sin scripts inline), X-Frame-Options DENY, nosniff, Referrer-Policy no-referrer, Permissions-Policy, COOP; sin X-Powered-By</w:t>
+              <w:t>CSP restrictiva (sin scripts inline; solo se permite el SDK oficial de Firebase en gstatic y las APIs de autenticación de Google), X-Frame-Options DENY, nosniff, Referrer-Policy no-referrer, Permissions-Policy, COOP; sin X-Powered-By</w:t>
             </w:r>
           </w:p>
         </w:tc>
@@ -18869,7 +20399,7 @@
                 <w:sz w:val="18"/>
                 <w:szCs w:val="18"/>
               </w:rPr>
-              <w:t>1 dependencia directa (pg), lockfile, npm audit: 0 vulnerabilidades</w:t>
+              <w:t>2 dependencias directas (pg, firebase-admin), lockfile, override de uuid por GHSA-w5hq-g745-h8pq, npm audit: 0 vulnerabilidades. Librería QR servida localmente (MIT)</w:t>
             </w:r>
           </w:p>
         </w:tc>
@@ -19011,11 +20541,11 @@
       <w:pPr>
         <w:pStyle w:val="Ttulo2"/>
       </w:pPr>
-      <w:bookmarkStart w:id="18" w:name="_Toc241841514"/>
+      <w:bookmarkStart w:id="19" w:name="_Toc241848371"/>
       <w:r>
         <w:t>5.3 Registro de eventos (logging)</w:t>
       </w:r>
-      <w:bookmarkEnd w:id="18"/>
+      <w:bookmarkEnd w:id="19"/>
     </w:p>
     <w:p>
       <w:pPr>
@@ -19033,7 +20563,7 @@
         <w:t>auditoria</w:t>
       </w:r>
       <w:r>
-        <w:t>, que no tiene endpoint de modificación ni de borrado: login_exitoso, login_fallido, cuenta_bloqueada, login_rate_limit, acceso_denegado, incidente_creado/actualizado/eliminado, usuario_creado/actualizado y logout.</w:t>
+        <w:t>, que no tiene endpoint de modificación ni de borrado: login_exitoso (con el factor usado), login_fallido, login_sin_mfa, acceso_denegado, mfa_restablecido, incidente_creado/actualizado/eliminado, usuario_creado/actualizado y logout.</w:t>
       </w:r>
     </w:p>
     <w:p>
@@ -19046,10 +20576,10 @@
           <w:noProof/>
         </w:rPr>
         <w:drawing>
-          <wp:inline distT="0" distB="0" distL="0" distR="0" wp14:anchorId="39ADC942" wp14:editId="5B0EAAEA">
+          <wp:inline distT="0" distB="0" distL="0" distR="0" wp14:anchorId="3BBAA292" wp14:editId="01FB9DCC">
             <wp:extent cx="5715000" cy="3343275"/>
             <wp:effectExtent l="0" t="0" r="0" b="0"/>
-            <wp:docPr id="2" name="Imagen 2"/>
+            <wp:docPr id="4" name="Imagen 4"/>
             <wp:cNvGraphicFramePr>
               <a:graphicFrameLocks xmlns:a="http://schemas.openxmlformats.org/drawingml/2006/main" noChangeAspect="1"/>
             </wp:cNvGraphicFramePr>
@@ -19063,7 +20593,7 @@
                     </pic:cNvPicPr>
                   </pic:nvPicPr>
                   <pic:blipFill>
-                    <a:blip r:embed="rId8"/>
+                    <a:blip r:embed="rId10"/>
                     <a:srcRect/>
                     <a:stretch>
                       <a:fillRect/>
@@ -19098,7 +20628,7 @@
           <w:sz w:val="18"/>
           <w:szCs w:val="18"/>
         </w:rPr>
-        <w:t>Figura 2. Bitácora de auditoría vista por el rol auditor: intentos fallidos, bloqueo de cuenta y la réplica que atendió cada evento.</w:t>
+        <w:t>Figura 4. Bitácora de auditoría: ingresos con factor=password+totp, intentos sin segundo factor (login_sin_mfa) y la réplica que atendió cada evento.</w:t>
       </w:r>
     </w:p>
     <w:p>
@@ -19106,11 +20636,11 @@
         <w:pStyle w:val="Ttulo1"/>
         <w:pageBreakBefore/>
       </w:pPr>
-      <w:bookmarkStart w:id="19" w:name="_Toc241841515"/>
+      <w:bookmarkStart w:id="20" w:name="_Toc241848372"/>
       <w:r>
         <w:t>6. Pruebas de disponibilidad y validación de seguridad</w:t>
       </w:r>
-      <w:bookmarkEnd w:id="19"/>
+      <w:bookmarkEnd w:id="20"/>
     </w:p>
     <w:p>
       <w:pPr>
@@ -19118,7 +20648,7 @@
         <w:jc w:val="both"/>
       </w:pPr>
       <w:r>
-        <w:t xml:space="preserve">El procedimiento de validación (criterio 4.1.5) se automatizó en el script pruebas/pruebas.js, que ejecuta peticiones reales contra la aplicación y compara el resultado esperado con el obtenido. Se ejecutó en dos ambientes: </w:t>
+        <w:t xml:space="preserve">El procedimiento de validación (criterio 4.1.5) se automatizó en el script pruebas/pruebas.js, que ejecuta peticiones reales contra la aplicación y compara el resultado esperado con el obtenido. Se ejecutó en dos ambientes, ambos con autenticación de doble factor real contra Firebase: </w:t>
       </w:r>
       <w:r>
         <w:rPr>
@@ -19138,18 +20668,18 @@
         <w:t>producción en Railway</w:t>
       </w:r>
       <w:r>
-        <w:t>. Cada grupo de pruebas está asociado al control NIST SP 800-53 que valida.</w:t>
+        <w:t>. Para autenticarse, el script calcula los códigos TOTP con un generador validado con los vectores oficiales del RFC 6238. Cada grupo de pruebas está asociado al control NIST SP 800-53 que valida.</w:t>
       </w:r>
     </w:p>
     <w:p>
       <w:pPr>
         <w:pStyle w:val="Ttulo2"/>
       </w:pPr>
-      <w:bookmarkStart w:id="20" w:name="_Toc241841516"/>
+      <w:bookmarkStart w:id="21" w:name="_Toc241848373"/>
       <w:r>
         <w:t>6.1 Resumen de resultados</w:t>
       </w:r>
-      <w:bookmarkEnd w:id="20"/>
+      <w:bookmarkEnd w:id="21"/>
     </w:p>
     <w:tbl>
       <w:tblPr>
@@ -19282,7 +20812,7 @@
                 <w:sz w:val="18"/>
                 <w:szCs w:val="18"/>
               </w:rPr>
-              <w:t>Local (Docker)</w:t>
+              <w:t>Local (Docker + Firebase)</w:t>
             </w:r>
           </w:p>
         </w:tc>
@@ -19691,7 +21221,7 @@
                 <w:sz w:val="18"/>
                 <w:szCs w:val="18"/>
               </w:rPr>
-              <w:t>9/9</w:t>
+              <w:t>8/8</w:t>
             </w:r>
           </w:p>
         </w:tc>
@@ -19723,7 +21253,7 @@
                 <w:sz w:val="18"/>
                 <w:szCs w:val="18"/>
               </w:rPr>
-              <w:t>9/9</w:t>
+              <w:t>8/8</w:t>
             </w:r>
           </w:p>
         </w:tc>
@@ -19765,7 +21295,7 @@
                 <w:sz w:val="18"/>
                 <w:szCs w:val="18"/>
               </w:rPr>
-              <w:t>rbac</w:t>
+              <w:t>mfa</w:t>
             </w:r>
           </w:p>
         </w:tc>
@@ -19796,7 +21326,7 @@
                 <w:sz w:val="18"/>
                 <w:szCs w:val="18"/>
               </w:rPr>
-              <w:t>AC-3, AC-6</w:t>
+              <w:t>IA-2(1), IA-2(2)</w:t>
             </w:r>
           </w:p>
         </w:tc>
@@ -19828,7 +21358,7 @@
                 <w:sz w:val="18"/>
                 <w:szCs w:val="18"/>
               </w:rPr>
-              <w:t>14/14</w:t>
+              <w:t>6/6</w:t>
             </w:r>
           </w:p>
         </w:tc>
@@ -19860,7 +21390,7 @@
                 <w:sz w:val="18"/>
                 <w:szCs w:val="18"/>
               </w:rPr>
-              <w:t>14/14</w:t>
+              <w:t>6/6</w:t>
             </w:r>
           </w:p>
         </w:tc>
@@ -19901,7 +21431,7 @@
                 <w:sz w:val="18"/>
                 <w:szCs w:val="18"/>
               </w:rPr>
-              <w:t>csrf</w:t>
+              <w:t>rbac</w:t>
             </w:r>
           </w:p>
         </w:tc>
@@ -19931,7 +21461,7 @@
                 <w:sz w:val="18"/>
                 <w:szCs w:val="18"/>
               </w:rPr>
-              <w:t>SC-23</w:t>
+              <w:t>AC-3, AC-6</w:t>
             </w:r>
           </w:p>
         </w:tc>
@@ -19963,7 +21493,7 @@
                 <w:sz w:val="18"/>
                 <w:szCs w:val="18"/>
               </w:rPr>
-              <w:t>1/1</w:t>
+              <w:t>14/14</w:t>
             </w:r>
           </w:p>
         </w:tc>
@@ -19995,7 +21525,7 @@
                 <w:sz w:val="18"/>
                 <w:szCs w:val="18"/>
               </w:rPr>
-              <w:t>1/1</w:t>
+              <w:t>14/14</w:t>
             </w:r>
           </w:p>
         </w:tc>
@@ -20037,7 +21567,7 @@
                 <w:sz w:val="18"/>
                 <w:szCs w:val="18"/>
               </w:rPr>
-              <w:t>inyeccion</w:t>
+              <w:t>csrf</w:t>
             </w:r>
           </w:p>
         </w:tc>
@@ -20068,7 +21598,7 @@
                 <w:sz w:val="18"/>
                 <w:szCs w:val="18"/>
               </w:rPr>
-              <w:t>SI-10</w:t>
+              <w:t>SC-23</w:t>
             </w:r>
           </w:p>
         </w:tc>
@@ -20173,7 +21703,7 @@
                 <w:sz w:val="18"/>
                 <w:szCs w:val="18"/>
               </w:rPr>
-              <w:t>logging</w:t>
+              <w:t>inyeccion</w:t>
             </w:r>
           </w:p>
         </w:tc>
@@ -20203,7 +21733,7 @@
                 <w:sz w:val="18"/>
                 <w:szCs w:val="18"/>
               </w:rPr>
-              <w:t>AU-2, AU-3</w:t>
+              <w:t>SI-10</w:t>
             </w:r>
           </w:p>
         </w:tc>
@@ -20235,7 +21765,7 @@
                 <w:sz w:val="18"/>
                 <w:szCs w:val="18"/>
               </w:rPr>
-              <w:t>5/5</w:t>
+              <w:t>1/1</w:t>
             </w:r>
           </w:p>
         </w:tc>
@@ -20267,7 +21797,7 @@
                 <w:sz w:val="18"/>
                 <w:szCs w:val="18"/>
               </w:rPr>
-              <w:t>5/5</w:t>
+              <w:t>1/1</w:t>
             </w:r>
           </w:p>
         </w:tc>
@@ -20309,7 +21839,7 @@
                 <w:sz w:val="18"/>
                 <w:szCs w:val="18"/>
               </w:rPr>
-              <w:t>red</w:t>
+              <w:t>logging</w:t>
             </w:r>
           </w:p>
         </w:tc>
@@ -20340,7 +21870,7 @@
                 <w:sz w:val="18"/>
                 <w:szCs w:val="18"/>
               </w:rPr>
-              <w:t>SC-7</w:t>
+              <w:t>AU-2, AU-3</w:t>
             </w:r>
           </w:p>
         </w:tc>
@@ -20372,7 +21902,7 @@
                 <w:sz w:val="18"/>
                 <w:szCs w:val="18"/>
               </w:rPr>
-              <w:t>3/3</w:t>
+              <w:t>6/6</w:t>
             </w:r>
           </w:p>
         </w:tc>
@@ -20385,6 +21915,7 @@
               <w:bottom w:val="single" w:sz="4" w:space="0" w:color="C9D1DC"/>
               <w:right w:val="single" w:sz="4" w:space="0" w:color="C9D1DC"/>
             </w:tcBorders>
+            <w:shd w:val="clear" w:color="auto" w:fill="E2EFDA"/>
             <w:tcMar>
               <w:top w:w="60" w:type="dxa"/>
               <w:left w:w="90" w:type="dxa"/>
@@ -20403,7 +21934,7 @@
                 <w:sz w:val="18"/>
                 <w:szCs w:val="18"/>
               </w:rPr>
-              <w:t>n/a (solo local)</w:t>
+              <w:t>6/6</w:t>
             </w:r>
           </w:p>
         </w:tc>
@@ -20441,6 +21972,140 @@
             </w:pPr>
             <w:r>
               <w:rPr>
+                <w:sz w:val="18"/>
+                <w:szCs w:val="18"/>
+              </w:rPr>
+              <w:t>red</w:t>
+            </w:r>
+          </w:p>
+        </w:tc>
+        <w:tc>
+          <w:tcPr>
+            <w:tcW w:w="2560" w:type="dxa"/>
+            <w:tcBorders>
+              <w:top w:val="single" w:sz="4" w:space="0" w:color="C9D1DC"/>
+              <w:left w:val="single" w:sz="4" w:space="0" w:color="C9D1DC"/>
+              <w:bottom w:val="single" w:sz="4" w:space="0" w:color="C9D1DC"/>
+              <w:right w:val="single" w:sz="4" w:space="0" w:color="C9D1DC"/>
+            </w:tcBorders>
+            <w:tcMar>
+              <w:top w:w="60" w:type="dxa"/>
+              <w:left w:w="90" w:type="dxa"/>
+              <w:bottom w:w="60" w:type="dxa"/>
+              <w:right w:w="90" w:type="dxa"/>
+            </w:tcMar>
+            <w:vAlign w:val="center"/>
+          </w:tcPr>
+          <w:p>
+            <w:pPr>
+              <w:spacing w:after="20"/>
+            </w:pPr>
+            <w:r>
+              <w:rPr>
+                <w:sz w:val="18"/>
+                <w:szCs w:val="18"/>
+              </w:rPr>
+              <w:t>SC-7</w:t>
+            </w:r>
+          </w:p>
+        </w:tc>
+        <w:tc>
+          <w:tcPr>
+            <w:tcW w:w="2100" w:type="dxa"/>
+            <w:tcBorders>
+              <w:top w:val="single" w:sz="4" w:space="0" w:color="C9D1DC"/>
+              <w:left w:val="single" w:sz="4" w:space="0" w:color="C9D1DC"/>
+              <w:bottom w:val="single" w:sz="4" w:space="0" w:color="C9D1DC"/>
+              <w:right w:val="single" w:sz="4" w:space="0" w:color="C9D1DC"/>
+            </w:tcBorders>
+            <w:shd w:val="clear" w:color="auto" w:fill="E2EFDA"/>
+            <w:tcMar>
+              <w:top w:w="60" w:type="dxa"/>
+              <w:left w:w="90" w:type="dxa"/>
+              <w:bottom w:w="60" w:type="dxa"/>
+              <w:right w:w="90" w:type="dxa"/>
+            </w:tcMar>
+            <w:vAlign w:val="center"/>
+          </w:tcPr>
+          <w:p>
+            <w:pPr>
+              <w:spacing w:after="20"/>
+              <w:jc w:val="center"/>
+            </w:pPr>
+            <w:r>
+              <w:rPr>
+                <w:sz w:val="18"/>
+                <w:szCs w:val="18"/>
+              </w:rPr>
+              <w:t>3/3</w:t>
+            </w:r>
+          </w:p>
+        </w:tc>
+        <w:tc>
+          <w:tcPr>
+            <w:tcW w:w="2100" w:type="dxa"/>
+            <w:tcBorders>
+              <w:top w:val="single" w:sz="4" w:space="0" w:color="C9D1DC"/>
+              <w:left w:val="single" w:sz="4" w:space="0" w:color="C9D1DC"/>
+              <w:bottom w:val="single" w:sz="4" w:space="0" w:color="C9D1DC"/>
+              <w:right w:val="single" w:sz="4" w:space="0" w:color="C9D1DC"/>
+            </w:tcBorders>
+            <w:tcMar>
+              <w:top w:w="60" w:type="dxa"/>
+              <w:left w:w="90" w:type="dxa"/>
+              <w:bottom w:w="60" w:type="dxa"/>
+              <w:right w:w="90" w:type="dxa"/>
+            </w:tcMar>
+            <w:vAlign w:val="center"/>
+          </w:tcPr>
+          <w:p>
+            <w:pPr>
+              <w:spacing w:after="20"/>
+              <w:jc w:val="center"/>
+            </w:pPr>
+            <w:r>
+              <w:rPr>
+                <w:sz w:val="18"/>
+                <w:szCs w:val="18"/>
+              </w:rPr>
+              <w:t>n/a (solo local)</w:t>
+            </w:r>
+          </w:p>
+        </w:tc>
+      </w:tr>
+      <w:tr>
+        <w:tblPrEx>
+          <w:tblCellMar>
+            <w:top w:w="0" w:type="dxa"/>
+            <w:bottom w:w="0" w:type="dxa"/>
+          </w:tblCellMar>
+        </w:tblPrEx>
+        <w:trPr>
+          <w:cantSplit/>
+        </w:trPr>
+        <w:tc>
+          <w:tcPr>
+            <w:tcW w:w="2600" w:type="dxa"/>
+            <w:tcBorders>
+              <w:top w:val="single" w:sz="4" w:space="0" w:color="C9D1DC"/>
+              <w:left w:val="single" w:sz="4" w:space="0" w:color="C9D1DC"/>
+              <w:bottom w:val="single" w:sz="4" w:space="0" w:color="C9D1DC"/>
+              <w:right w:val="single" w:sz="4" w:space="0" w:color="C9D1DC"/>
+            </w:tcBorders>
+            <w:tcMar>
+              <w:top w:w="60" w:type="dxa"/>
+              <w:left w:w="90" w:type="dxa"/>
+              <w:bottom w:w="60" w:type="dxa"/>
+              <w:right w:w="90" w:type="dxa"/>
+            </w:tcMar>
+            <w:vAlign w:val="center"/>
+          </w:tcPr>
+          <w:p>
+            <w:pPr>
+              <w:spacing w:after="20"/>
+            </w:pPr>
+            <w:r>
+              <w:rPr>
                 <w:b/>
                 <w:bCs/>
                 <w:sz w:val="18"/>
@@ -20459,6 +22124,7 @@
               <w:bottom w:val="single" w:sz="4" w:space="0" w:color="C9D1DC"/>
               <w:right w:val="single" w:sz="4" w:space="0" w:color="C9D1DC"/>
             </w:tcBorders>
+            <w:shd w:val="clear" w:color="auto" w:fill="F6F8FB"/>
             <w:tcMar>
               <w:top w:w="60" w:type="dxa"/>
               <w:left w:w="90" w:type="dxa"/>
@@ -20503,7 +22169,7 @@
                 <w:sz w:val="18"/>
                 <w:szCs w:val="18"/>
               </w:rPr>
-              <w:t>43/43</w:t>
+              <w:t>49/49</w:t>
             </w:r>
           </w:p>
         </w:tc>
@@ -20537,7 +22203,7 @@
                 <w:sz w:val="18"/>
                 <w:szCs w:val="18"/>
               </w:rPr>
-              <w:t>38/38</w:t>
+              <w:t>44/44</w:t>
             </w:r>
           </w:p>
         </w:tc>
@@ -20549,18 +22215,18 @@
         <w:jc w:val="both"/>
       </w:pPr>
       <w:r>
-        <w:t>Ejecución en Railway: 02-10-2026, 1:41:39 p. m. (hora de Chile), contra https://portal-app-production-1269.up.railway.app.</w:t>
+        <w:t>Ejecución en Railway: 02-10-2026, 3:31:18 p. m. (hora de Chile), contra https://portal-app-production-1269.up.railway.app.</w:t>
       </w:r>
     </w:p>
     <w:p>
       <w:pPr>
         <w:pStyle w:val="Ttulo2"/>
       </w:pPr>
-      <w:bookmarkStart w:id="21" w:name="_Toc241841517"/>
+      <w:bookmarkStart w:id="22" w:name="_Toc241848374"/>
       <w:r>
         <w:t>6.2 Pruebas de disponibilidad</w:t>
       </w:r>
-      <w:bookmarkEnd w:id="21"/>
+      <w:bookmarkEnd w:id="22"/>
     </w:p>
     <w:tbl>
       <w:tblPr>
@@ -20858,7 +22524,7 @@
                 <w:sz w:val="18"/>
                 <w:szCs w:val="18"/>
               </w:rPr>
-              <w:t>2 réplicas: {"replica-2b129c00":22,"replica-bf671a97":18}</w:t>
+              <w:t>2 réplicas: {"replica-42ed52c3":14,"replica-bc8b9853":26}</w:t>
             </w:r>
           </w:p>
         </w:tc>
@@ -21124,7 +22790,7 @@
                 <w:sz w:val="18"/>
                 <w:szCs w:val="18"/>
               </w:rPr>
-              <w:t>100.00% (143 ok / 0 fallos); reparto {"app1":14,"app2":129}</w:t>
+              <w:t>100.00% (142 ok / 0 fallos); reparto {"app1":14,"app2":128}</w:t>
             </w:r>
           </w:p>
         </w:tc>
@@ -21416,11 +23082,11 @@
       <w:pPr>
         <w:pStyle w:val="Ttulo2"/>
       </w:pPr>
-      <w:bookmarkStart w:id="22" w:name="_Toc241841518"/>
+      <w:bookmarkStart w:id="23" w:name="_Toc241848375"/>
       <w:r>
         <w:t>6.3 Detalle de pruebas de seguridad en producción</w:t>
       </w:r>
-      <w:bookmarkEnd w:id="22"/>
+      <w:bookmarkEnd w:id="23"/>
     </w:p>
     <w:tbl>
       <w:tblPr>
@@ -21688,7 +23354,7 @@
                 <w:sz w:val="16"/>
                 <w:szCs w:val="16"/>
               </w:rPr>
-              <w:t>default-src 'self'; script-src 'self'; style-src 'self'; img</w:t>
+              <w:t>default-src 'self'; script-src 'self' https://www.gstatic.co</w:t>
             </w:r>
           </w:p>
         </w:tc>
@@ -22569,7 +24235,7 @@
                 <w:sz w:val="16"/>
                 <w:szCs w:val="16"/>
               </w:rPr>
-              <w:t>Login con contraseña incorrecta</w:t>
+              <w:t>Login con contraseña incorrecta (Firebase)</w:t>
             </w:r>
           </w:p>
         </w:tc>
@@ -22600,7 +24266,7 @@
                 <w:sz w:val="16"/>
                 <w:szCs w:val="16"/>
               </w:rPr>
-              <w:t>401</w:t>
+              <w:t>rechazado</w:t>
             </w:r>
           </w:p>
         </w:tc>
@@ -22631,7 +24297,7 @@
                 <w:sz w:val="16"/>
                 <w:szCs w:val="16"/>
               </w:rPr>
-              <w:t>401</w:t>
+              <w:t>400 INVALID_LOGIN_CREDENTIALS</w:t>
             </w:r>
           </w:p>
         </w:tc>
@@ -22704,7 +24370,7 @@
                 <w:sz w:val="16"/>
                 <w:szCs w:val="16"/>
               </w:rPr>
-              <w:t>Token de sesión falsificado (rol admin)</w:t>
+              <w:t>Contraseña correcta sin TOTP no entrega token</w:t>
             </w:r>
           </w:p>
         </w:tc>
@@ -22734,7 +24400,7 @@
                 <w:sz w:val="16"/>
                 <w:szCs w:val="16"/>
               </w:rPr>
-              <w:t>401</w:t>
+              <w:t>desafío MFA</w:t>
             </w:r>
           </w:p>
         </w:tc>
@@ -22764,7 +24430,7 @@
                 <w:sz w:val="16"/>
                 <w:szCs w:val="16"/>
               </w:rPr>
-              <w:t>401</w:t>
+              <w:t>desafío MFA</w:t>
             </w:r>
           </w:p>
         </w:tc>
@@ -22838,7 +24504,7 @@
                 <w:sz w:val="16"/>
                 <w:szCs w:val="16"/>
               </w:rPr>
-              <w:t>Login admin</w:t>
+              <w:t>Código TOTP incorrecto rechazado</w:t>
             </w:r>
           </w:p>
         </w:tc>
@@ -22869,7 +24535,7 @@
                 <w:sz w:val="16"/>
                 <w:szCs w:val="16"/>
               </w:rPr>
-              <w:t>cookie HttpOnly</w:t>
+              <w:t>rechazado</w:t>
             </w:r>
           </w:p>
         </w:tc>
@@ -22900,7 +24566,7 @@
                 <w:sz w:val="16"/>
                 <w:szCs w:val="16"/>
               </w:rPr>
-              <w:t>emitida</w:t>
+              <w:t>400 INVALID_CODE</w:t>
             </w:r>
           </w:p>
         </w:tc>
@@ -22973,7 +24639,7 @@
                 <w:sz w:val="16"/>
                 <w:szCs w:val="16"/>
               </w:rPr>
-              <w:t>Login analista</w:t>
+              <w:t>ID token falsificado rechazado por el servidor</w:t>
             </w:r>
           </w:p>
         </w:tc>
@@ -23003,7 +24669,7 @@
                 <w:sz w:val="16"/>
                 <w:szCs w:val="16"/>
               </w:rPr>
-              <w:t>cookie HttpOnly</w:t>
+              <w:t>401</w:t>
             </w:r>
           </w:p>
         </w:tc>
@@ -23033,7 +24699,7 @@
                 <w:sz w:val="16"/>
                 <w:szCs w:val="16"/>
               </w:rPr>
-              <w:t>emitida</w:t>
+              <w:t>401</w:t>
             </w:r>
           </w:p>
         </w:tc>
@@ -23107,7 +24773,7 @@
                 <w:sz w:val="16"/>
                 <w:szCs w:val="16"/>
               </w:rPr>
-              <w:t>Login auditor</w:t>
+              <w:t>Token de sesión falsificado (rol admin)</w:t>
             </w:r>
           </w:p>
         </w:tc>
@@ -23138,7 +24804,7 @@
                 <w:sz w:val="16"/>
                 <w:szCs w:val="16"/>
               </w:rPr>
-              <w:t>cookie HttpOnly</w:t>
+              <w:t>401</w:t>
             </w:r>
           </w:p>
         </w:tc>
@@ -23169,7 +24835,7 @@
                 <w:sz w:val="16"/>
                 <w:szCs w:val="16"/>
               </w:rPr>
-              <w:t>emitida</w:t>
+              <w:t>401</w:t>
             </w:r>
           </w:p>
         </w:tc>
@@ -23242,7 +24908,7 @@
                 <w:sz w:val="16"/>
                 <w:szCs w:val="16"/>
               </w:rPr>
-              <w:t>Atributos de cookie de sesión</w:t>
+              <w:t>Login admin (contraseña + TOTP)</w:t>
             </w:r>
           </w:p>
         </w:tc>
@@ -23272,7 +24938,7 @@
                 <w:sz w:val="16"/>
                 <w:szCs w:val="16"/>
               </w:rPr>
-              <w:t>HttpOnly; SameSite=Strict</w:t>
+              <w:t>cookie HttpOnly</w:t>
             </w:r>
           </w:p>
         </w:tc>
@@ -23302,7 +24968,7 @@
                 <w:sz w:val="16"/>
                 <w:szCs w:val="16"/>
               </w:rPr>
-              <w:t>sid=***; HttpOnly; Path=/; SameSite=Strict; Max-Age=1800; Se</w:t>
+              <w:t>emitida</w:t>
             </w:r>
           </w:p>
         </w:tc>
@@ -23376,7 +25042,7 @@
                 <w:sz w:val="16"/>
                 <w:szCs w:val="16"/>
               </w:rPr>
-              <w:t>analista POST /api/incidentes</w:t>
+              <w:t>Login analista (contraseña + TOTP)</w:t>
             </w:r>
           </w:p>
         </w:tc>
@@ -23407,7 +25073,7 @@
                 <w:sz w:val="16"/>
                 <w:szCs w:val="16"/>
               </w:rPr>
-              <w:t>201</w:t>
+              <w:t>cookie HttpOnly</w:t>
             </w:r>
           </w:p>
         </w:tc>
@@ -23438,7 +25104,7 @@
                 <w:sz w:val="16"/>
                 <w:szCs w:val="16"/>
               </w:rPr>
-              <w:t>201</w:t>
+              <w:t>emitida</w:t>
             </w:r>
           </w:p>
         </w:tc>
@@ -23511,7 +25177,7 @@
                 <w:sz w:val="16"/>
                 <w:szCs w:val="16"/>
               </w:rPr>
-              <w:t>admin POST /api/incidentes</w:t>
+              <w:t>Login auditor (contraseña + TOTP)</w:t>
             </w:r>
           </w:p>
         </w:tc>
@@ -23541,7 +25207,7 @@
                 <w:sz w:val="16"/>
                 <w:szCs w:val="16"/>
               </w:rPr>
-              <w:t>201</w:t>
+              <w:t>cookie HttpOnly</w:t>
             </w:r>
           </w:p>
         </w:tc>
@@ -23571,7 +25237,7 @@
                 <w:sz w:val="16"/>
                 <w:szCs w:val="16"/>
               </w:rPr>
-              <w:t>201</w:t>
+              <w:t>emitida</w:t>
             </w:r>
           </w:p>
         </w:tc>
@@ -23645,7 +25311,7 @@
                 <w:sz w:val="16"/>
                 <w:szCs w:val="16"/>
               </w:rPr>
-              <w:t>auditor POST /api/incidentes</w:t>
+              <w:t>Atributos de cookie de sesión</w:t>
             </w:r>
           </w:p>
         </w:tc>
@@ -23676,7 +25342,7 @@
                 <w:sz w:val="16"/>
                 <w:szCs w:val="16"/>
               </w:rPr>
-              <w:t>403</w:t>
+              <w:t>HttpOnly; SameSite=Strict</w:t>
             </w:r>
           </w:p>
         </w:tc>
@@ -23707,7 +25373,7 @@
                 <w:sz w:val="16"/>
                 <w:szCs w:val="16"/>
               </w:rPr>
-              <w:t>403</w:t>
+              <w:t>sid=***; HttpOnly; Path=/; SameSite=Strict; Max-Age=1800; Se</w:t>
             </w:r>
           </w:p>
         </w:tc>
@@ -23780,7 +25446,7 @@
                 <w:sz w:val="16"/>
                 <w:szCs w:val="16"/>
               </w:rPr>
-              <w:t>analista GET /api/usuarios</w:t>
+              <w:t>analista POST /api/incidentes</w:t>
             </w:r>
           </w:p>
         </w:tc>
@@ -23810,7 +25476,7 @@
                 <w:sz w:val="16"/>
                 <w:szCs w:val="16"/>
               </w:rPr>
-              <w:t>403</w:t>
+              <w:t>201</w:t>
             </w:r>
           </w:p>
         </w:tc>
@@ -23840,7 +25506,7 @@
                 <w:sz w:val="16"/>
                 <w:szCs w:val="16"/>
               </w:rPr>
-              <w:t>403</w:t>
+              <w:t>201</w:t>
             </w:r>
           </w:p>
         </w:tc>
@@ -23914,7 +25580,7 @@
                 <w:sz w:val="16"/>
                 <w:szCs w:val="16"/>
               </w:rPr>
-              <w:t>auditor GET /api/usuarios</w:t>
+              <w:t>admin POST /api/incidentes</w:t>
             </w:r>
           </w:p>
         </w:tc>
@@ -23945,7 +25611,7 @@
                 <w:sz w:val="16"/>
                 <w:szCs w:val="16"/>
               </w:rPr>
-              <w:t>403</w:t>
+              <w:t>201</w:t>
             </w:r>
           </w:p>
         </w:tc>
@@ -23976,7 +25642,7 @@
                 <w:sz w:val="16"/>
                 <w:szCs w:val="16"/>
               </w:rPr>
-              <w:t>403</w:t>
+              <w:t>201</w:t>
             </w:r>
           </w:p>
         </w:tc>
@@ -24049,7 +25715,7 @@
                 <w:sz w:val="16"/>
                 <w:szCs w:val="16"/>
               </w:rPr>
-              <w:t>admin GET /api/usuarios</w:t>
+              <w:t>auditor POST /api/incidentes</w:t>
             </w:r>
           </w:p>
         </w:tc>
@@ -24079,7 +25745,7 @@
                 <w:sz w:val="16"/>
                 <w:szCs w:val="16"/>
               </w:rPr>
-              <w:t>200</w:t>
+              <w:t>403</w:t>
             </w:r>
           </w:p>
         </w:tc>
@@ -24109,7 +25775,7 @@
                 <w:sz w:val="16"/>
                 <w:szCs w:val="16"/>
               </w:rPr>
-              <w:t>200</w:t>
+              <w:t>403</w:t>
             </w:r>
           </w:p>
         </w:tc>
@@ -24183,7 +25849,7 @@
                 <w:sz w:val="16"/>
                 <w:szCs w:val="16"/>
               </w:rPr>
-              <w:t>analista GET /api/auditoria</w:t>
+              <w:t>analista GET /api/usuarios</w:t>
             </w:r>
           </w:p>
         </w:tc>
@@ -24318,7 +25984,7 @@
                 <w:sz w:val="16"/>
                 <w:szCs w:val="16"/>
               </w:rPr>
-              <w:t>auditor GET /api/auditoria</w:t>
+              <w:t>auditor GET /api/usuarios</w:t>
             </w:r>
           </w:p>
         </w:tc>
@@ -24348,7 +26014,7 @@
                 <w:sz w:val="16"/>
                 <w:szCs w:val="16"/>
               </w:rPr>
-              <w:t>200</w:t>
+              <w:t>403</w:t>
             </w:r>
           </w:p>
         </w:tc>
@@ -24378,7 +26044,7 @@
                 <w:sz w:val="16"/>
                 <w:szCs w:val="16"/>
               </w:rPr>
-              <w:t>200</w:t>
+              <w:t>403</w:t>
             </w:r>
           </w:p>
         </w:tc>
@@ -24452,7 +26118,7 @@
                 <w:sz w:val="16"/>
                 <w:szCs w:val="16"/>
               </w:rPr>
-              <w:t>admin GET /api/auditoria</w:t>
+              <w:t>admin GET /api/usuarios</w:t>
             </w:r>
           </w:p>
         </w:tc>
@@ -24587,7 +26253,7 @@
                 <w:sz w:val="16"/>
                 <w:szCs w:val="16"/>
               </w:rPr>
-              <w:t>analista POST /api/usuarios</w:t>
+              <w:t>analista GET /api/auditoria</w:t>
             </w:r>
           </w:p>
         </w:tc>
@@ -24721,7 +26387,7 @@
                 <w:sz w:val="16"/>
                 <w:szCs w:val="16"/>
               </w:rPr>
-              <w:t>Analista solo ve sus propios incidentes</w:t>
+              <w:t>auditor GET /api/auditoria</w:t>
             </w:r>
           </w:p>
         </w:tc>
@@ -24752,7 +26418,7 @@
                 <w:sz w:val="16"/>
                 <w:szCs w:val="16"/>
               </w:rPr>
-              <w:t>true</w:t>
+              <w:t>200</w:t>
             </w:r>
           </w:p>
         </w:tc>
@@ -24783,7 +26449,7 @@
                 <w:sz w:val="16"/>
                 <w:szCs w:val="16"/>
               </w:rPr>
-              <w:t>true</w:t>
+              <w:t>200</w:t>
             </w:r>
           </w:p>
         </w:tc>
@@ -24856,7 +26522,7 @@
                 <w:sz w:val="16"/>
                 <w:szCs w:val="16"/>
               </w:rPr>
-              <w:t>Auditor ve todos los incidentes (solo lectura)</w:t>
+              <w:t>admin GET /api/auditoria</w:t>
             </w:r>
           </w:p>
         </w:tc>
@@ -24886,7 +26552,7 @@
                 <w:sz w:val="16"/>
                 <w:szCs w:val="16"/>
               </w:rPr>
-              <w:t>&gt;= 2</w:t>
+              <w:t>200</w:t>
             </w:r>
           </w:p>
         </w:tc>
@@ -24916,7 +26582,7 @@
                 <w:sz w:val="16"/>
                 <w:szCs w:val="16"/>
               </w:rPr>
-              <w:t>2</w:t>
+              <w:t>200</w:t>
             </w:r>
           </w:p>
         </w:tc>
@@ -24990,7 +26656,7 @@
                 <w:sz w:val="16"/>
                 <w:szCs w:val="16"/>
               </w:rPr>
-              <w:t>Analista modifica incidente ajeno (IDOR)</w:t>
+              <w:t>analista POST /api/usuarios</w:t>
             </w:r>
           </w:p>
         </w:tc>
@@ -25125,7 +26791,7 @@
                 <w:sz w:val="16"/>
                 <w:szCs w:val="16"/>
               </w:rPr>
-              <w:t>Analista elimina incidente</w:t>
+              <w:t>Analista solo ve sus propios incidentes</w:t>
             </w:r>
           </w:p>
         </w:tc>
@@ -25155,7 +26821,7 @@
                 <w:sz w:val="16"/>
                 <w:szCs w:val="16"/>
               </w:rPr>
-              <w:t>403</w:t>
+              <w:t>true</w:t>
             </w:r>
           </w:p>
         </w:tc>
@@ -25185,7 +26851,7 @@
                 <w:sz w:val="16"/>
                 <w:szCs w:val="16"/>
               </w:rPr>
-              <w:t>403</w:t>
+              <w:t>true</w:t>
             </w:r>
           </w:p>
         </w:tc>
@@ -25259,7 +26925,7 @@
                 <w:sz w:val="16"/>
                 <w:szCs w:val="16"/>
               </w:rPr>
-              <w:t>POST sin cabecera anti-CSRF</w:t>
+              <w:t>Auditor ve todos los incidentes (solo lectura)</w:t>
             </w:r>
           </w:p>
         </w:tc>
@@ -25290,7 +26956,7 @@
                 <w:sz w:val="16"/>
                 <w:szCs w:val="16"/>
               </w:rPr>
-              <w:t>403</w:t>
+              <w:t>&gt;= 2</w:t>
             </w:r>
           </w:p>
         </w:tc>
@@ -25321,7 +26987,7 @@
                 <w:sz w:val="16"/>
                 <w:szCs w:val="16"/>
               </w:rPr>
-              <w:t>403</w:t>
+              <w:t>4</w:t>
             </w:r>
           </w:p>
         </w:tc>
@@ -25394,7 +27060,7 @@
                 <w:sz w:val="16"/>
                 <w:szCs w:val="16"/>
               </w:rPr>
-              <w:t>Inyección SQL en login</w:t>
+              <w:t>Analista modifica incidente ajeno (IDOR)</w:t>
             </w:r>
           </w:p>
         </w:tc>
@@ -25424,7 +27090,7 @@
                 <w:sz w:val="16"/>
                 <w:szCs w:val="16"/>
               </w:rPr>
-              <w:t>401</w:t>
+              <w:t>403</w:t>
             </w:r>
           </w:p>
         </w:tc>
@@ -25454,7 +27120,7 @@
                 <w:sz w:val="16"/>
                 <w:szCs w:val="16"/>
               </w:rPr>
-              <w:t>401</w:t>
+              <w:t>403</w:t>
             </w:r>
           </w:p>
         </w:tc>
@@ -25528,7 +27194,7 @@
                 <w:sz w:val="16"/>
                 <w:szCs w:val="16"/>
               </w:rPr>
-              <w:t>5 intentos fallidos -&gt; bloqueo de cuenta</w:t>
+              <w:t>Analista elimina incidente</w:t>
             </w:r>
           </w:p>
         </w:tc>
@@ -25559,7 +27225,7 @@
                 <w:sz w:val="16"/>
                 <w:szCs w:val="16"/>
               </w:rPr>
-              <w:t>423</w:t>
+              <w:t>403</w:t>
             </w:r>
           </w:p>
         </w:tc>
@@ -25590,7 +27256,7 @@
                 <w:sz w:val="16"/>
                 <w:szCs w:val="16"/>
               </w:rPr>
-              <w:t>423</w:t>
+              <w:t>403</w:t>
             </w:r>
           </w:p>
         </w:tc>
@@ -25663,7 +27329,7 @@
                 <w:sz w:val="16"/>
                 <w:szCs w:val="16"/>
               </w:rPr>
-              <w:t>Política de contraseñas rechaza "123456"</w:t>
+              <w:t>POST sin cabecera anti-CSRF</w:t>
             </w:r>
           </w:p>
         </w:tc>
@@ -25693,7 +27359,7 @@
                 <w:sz w:val="16"/>
                 <w:szCs w:val="16"/>
               </w:rPr>
-              <w:t>400</w:t>
+              <w:t>403</w:t>
             </w:r>
           </w:p>
         </w:tc>
@@ -25723,7 +27389,7 @@
                 <w:sz w:val="16"/>
                 <w:szCs w:val="16"/>
               </w:rPr>
-              <w:t>400</w:t>
+              <w:t>403</w:t>
             </w:r>
           </w:p>
         </w:tc>
@@ -25797,7 +27463,7 @@
                 <w:sz w:val="16"/>
                 <w:szCs w:val="16"/>
               </w:rPr>
-              <w:t>Evento "login_exitoso" registrado</w:t>
+              <w:t>Inyección SQL en login</w:t>
             </w:r>
           </w:p>
         </w:tc>
@@ -25828,7 +27494,7 @@
                 <w:sz w:val="16"/>
                 <w:szCs w:val="16"/>
               </w:rPr>
-              <w:t>presente</w:t>
+              <w:t>401</w:t>
             </w:r>
           </w:p>
         </w:tc>
@@ -25859,7 +27525,7 @@
                 <w:sz w:val="16"/>
                 <w:szCs w:val="16"/>
               </w:rPr>
-              <w:t>presente</w:t>
+              <w:t>401</w:t>
             </w:r>
           </w:p>
         </w:tc>
@@ -25932,7 +27598,7 @@
                 <w:sz w:val="16"/>
                 <w:szCs w:val="16"/>
               </w:rPr>
-              <w:t>Evento "login_fallido" registrado</w:t>
+              <w:t>Admin crea usuario (sincronizado con Firebase)</w:t>
             </w:r>
           </w:p>
         </w:tc>
@@ -25962,7 +27628,7 @@
                 <w:sz w:val="16"/>
                 <w:szCs w:val="16"/>
               </w:rPr>
-              <w:t>presente</w:t>
+              <w:t>201</w:t>
             </w:r>
           </w:p>
         </w:tc>
@@ -25992,7 +27658,7 @@
                 <w:sz w:val="16"/>
                 <w:szCs w:val="16"/>
               </w:rPr>
-              <w:t>presente</w:t>
+              <w:t>201</w:t>
             </w:r>
           </w:p>
         </w:tc>
@@ -26066,7 +27732,7 @@
                 <w:sz w:val="16"/>
                 <w:szCs w:val="16"/>
               </w:rPr>
-              <w:t>Evento "acceso_denegado" registrado</w:t>
+              <w:t>Login sin segundo factor enrolado es rechazado</w:t>
             </w:r>
           </w:p>
         </w:tc>
@@ -26097,7 +27763,7 @@
                 <w:sz w:val="16"/>
                 <w:szCs w:val="16"/>
               </w:rPr>
-              <w:t>presente</w:t>
+              <w:t>401 mfa_requerido</w:t>
             </w:r>
           </w:p>
         </w:tc>
@@ -26128,7 +27794,7 @@
                 <w:sz w:val="16"/>
                 <w:szCs w:val="16"/>
               </w:rPr>
-              <w:t>presente</w:t>
+              <w:t>401 mfa_requerido</w:t>
             </w:r>
           </w:p>
         </w:tc>
@@ -26201,7 +27867,7 @@
                 <w:sz w:val="16"/>
                 <w:szCs w:val="16"/>
               </w:rPr>
-              <w:t>Evento "cuenta_bloqueada" registrado</w:t>
+              <w:t>Usuario desactivado no puede autenticarse en Firebase</w:t>
             </w:r>
           </w:p>
         </w:tc>
@@ -26231,7 +27897,7 @@
                 <w:sz w:val="16"/>
                 <w:szCs w:val="16"/>
               </w:rPr>
-              <w:t>presente</w:t>
+              <w:t>USER_DISABLED</w:t>
             </w:r>
           </w:p>
         </w:tc>
@@ -26261,7 +27927,7 @@
                 <w:sz w:val="16"/>
                 <w:szCs w:val="16"/>
               </w:rPr>
-              <w:t>presente</w:t>
+              <w:t>USER_DISABLED</w:t>
             </w:r>
           </w:p>
         </w:tc>
@@ -26335,7 +28001,814 @@
                 <w:sz w:val="16"/>
                 <w:szCs w:val="16"/>
               </w:rPr>
+              <w:t>Política de contraseñas rechaza "123456"</w:t>
+            </w:r>
+          </w:p>
+        </w:tc>
+        <w:tc>
+          <w:tcPr>
+            <w:tcW w:w="1900" w:type="dxa"/>
+            <w:tcBorders>
+              <w:top w:val="single" w:sz="4" w:space="0" w:color="C9D1DC"/>
+              <w:left w:val="single" w:sz="4" w:space="0" w:color="C9D1DC"/>
+              <w:bottom w:val="single" w:sz="4" w:space="0" w:color="C9D1DC"/>
+              <w:right w:val="single" w:sz="4" w:space="0" w:color="C9D1DC"/>
+            </w:tcBorders>
+            <w:shd w:val="clear" w:color="auto" w:fill="F6F8FB"/>
+            <w:tcMar>
+              <w:top w:w="60" w:type="dxa"/>
+              <w:left w:w="90" w:type="dxa"/>
+              <w:bottom w:w="60" w:type="dxa"/>
+              <w:right w:w="90" w:type="dxa"/>
+            </w:tcMar>
+            <w:vAlign w:val="center"/>
+          </w:tcPr>
+          <w:p>
+            <w:pPr>
+              <w:spacing w:after="20"/>
+            </w:pPr>
+            <w:r>
+              <w:rPr>
+                <w:sz w:val="16"/>
+                <w:szCs w:val="16"/>
+              </w:rPr>
+              <w:t>400</w:t>
+            </w:r>
+          </w:p>
+        </w:tc>
+        <w:tc>
+          <w:tcPr>
+            <w:tcW w:w="2460" w:type="dxa"/>
+            <w:tcBorders>
+              <w:top w:val="single" w:sz="4" w:space="0" w:color="C9D1DC"/>
+              <w:left w:val="single" w:sz="4" w:space="0" w:color="C9D1DC"/>
+              <w:bottom w:val="single" w:sz="4" w:space="0" w:color="C9D1DC"/>
+              <w:right w:val="single" w:sz="4" w:space="0" w:color="C9D1DC"/>
+            </w:tcBorders>
+            <w:shd w:val="clear" w:color="auto" w:fill="F6F8FB"/>
+            <w:tcMar>
+              <w:top w:w="60" w:type="dxa"/>
+              <w:left w:w="90" w:type="dxa"/>
+              <w:bottom w:w="60" w:type="dxa"/>
+              <w:right w:w="90" w:type="dxa"/>
+            </w:tcMar>
+            <w:vAlign w:val="center"/>
+          </w:tcPr>
+          <w:p>
+            <w:pPr>
+              <w:spacing w:after="20"/>
+            </w:pPr>
+            <w:r>
+              <w:rPr>
+                <w:sz w:val="16"/>
+                <w:szCs w:val="16"/>
+              </w:rPr>
+              <w:t>400</w:t>
+            </w:r>
+          </w:p>
+        </w:tc>
+        <w:tc>
+          <w:tcPr>
+            <w:tcW w:w="600" w:type="dxa"/>
+            <w:tcBorders>
+              <w:top w:val="single" w:sz="4" w:space="0" w:color="C9D1DC"/>
+              <w:left w:val="single" w:sz="4" w:space="0" w:color="C9D1DC"/>
+              <w:bottom w:val="single" w:sz="4" w:space="0" w:color="C9D1DC"/>
+              <w:right w:val="single" w:sz="4" w:space="0" w:color="C9D1DC"/>
+            </w:tcBorders>
+            <w:shd w:val="clear" w:color="auto" w:fill="E2EFDA"/>
+            <w:tcMar>
+              <w:top w:w="60" w:type="dxa"/>
+              <w:left w:w="90" w:type="dxa"/>
+              <w:bottom w:w="60" w:type="dxa"/>
+              <w:right w:w="90" w:type="dxa"/>
+            </w:tcMar>
+            <w:vAlign w:val="center"/>
+          </w:tcPr>
+          <w:p>
+            <w:pPr>
+              <w:spacing w:after="20"/>
+              <w:jc w:val="center"/>
+            </w:pPr>
+            <w:r>
+              <w:rPr>
+                <w:sz w:val="16"/>
+                <w:szCs w:val="16"/>
+              </w:rPr>
+              <w:t>✔</w:t>
+            </w:r>
+          </w:p>
+        </w:tc>
+      </w:tr>
+      <w:tr>
+        <w:tblPrEx>
+          <w:tblCellMar>
+            <w:top w:w="0" w:type="dxa"/>
+            <w:bottom w:w="0" w:type="dxa"/>
+          </w:tblCellMar>
+        </w:tblPrEx>
+        <w:trPr>
+          <w:cantSplit/>
+        </w:trPr>
+        <w:tc>
+          <w:tcPr>
+            <w:tcW w:w="4400" w:type="dxa"/>
+            <w:tcBorders>
+              <w:top w:val="single" w:sz="4" w:space="0" w:color="C9D1DC"/>
+              <w:left w:val="single" w:sz="4" w:space="0" w:color="C9D1DC"/>
+              <w:bottom w:val="single" w:sz="4" w:space="0" w:color="C9D1DC"/>
+              <w:right w:val="single" w:sz="4" w:space="0" w:color="C9D1DC"/>
+            </w:tcBorders>
+            <w:tcMar>
+              <w:top w:w="60" w:type="dxa"/>
+              <w:left w:w="90" w:type="dxa"/>
+              <w:bottom w:w="60" w:type="dxa"/>
+              <w:right w:w="90" w:type="dxa"/>
+            </w:tcMar>
+            <w:vAlign w:val="center"/>
+          </w:tcPr>
+          <w:p>
+            <w:pPr>
+              <w:spacing w:after="20"/>
+            </w:pPr>
+            <w:r>
+              <w:rPr>
+                <w:sz w:val="16"/>
+                <w:szCs w:val="16"/>
+              </w:rPr>
+              <w:t>Evento "login_exitoso" registrado</w:t>
+            </w:r>
+          </w:p>
+        </w:tc>
+        <w:tc>
+          <w:tcPr>
+            <w:tcW w:w="1900" w:type="dxa"/>
+            <w:tcBorders>
+              <w:top w:val="single" w:sz="4" w:space="0" w:color="C9D1DC"/>
+              <w:left w:val="single" w:sz="4" w:space="0" w:color="C9D1DC"/>
+              <w:bottom w:val="single" w:sz="4" w:space="0" w:color="C9D1DC"/>
+              <w:right w:val="single" w:sz="4" w:space="0" w:color="C9D1DC"/>
+            </w:tcBorders>
+            <w:tcMar>
+              <w:top w:w="60" w:type="dxa"/>
+              <w:left w:w="90" w:type="dxa"/>
+              <w:bottom w:w="60" w:type="dxa"/>
+              <w:right w:w="90" w:type="dxa"/>
+            </w:tcMar>
+            <w:vAlign w:val="center"/>
+          </w:tcPr>
+          <w:p>
+            <w:pPr>
+              <w:spacing w:after="20"/>
+            </w:pPr>
+            <w:r>
+              <w:rPr>
+                <w:sz w:val="16"/>
+                <w:szCs w:val="16"/>
+              </w:rPr>
+              <w:t>presente</w:t>
+            </w:r>
+          </w:p>
+        </w:tc>
+        <w:tc>
+          <w:tcPr>
+            <w:tcW w:w="2460" w:type="dxa"/>
+            <w:tcBorders>
+              <w:top w:val="single" w:sz="4" w:space="0" w:color="C9D1DC"/>
+              <w:left w:val="single" w:sz="4" w:space="0" w:color="C9D1DC"/>
+              <w:bottom w:val="single" w:sz="4" w:space="0" w:color="C9D1DC"/>
+              <w:right w:val="single" w:sz="4" w:space="0" w:color="C9D1DC"/>
+            </w:tcBorders>
+            <w:tcMar>
+              <w:top w:w="60" w:type="dxa"/>
+              <w:left w:w="90" w:type="dxa"/>
+              <w:bottom w:w="60" w:type="dxa"/>
+              <w:right w:w="90" w:type="dxa"/>
+            </w:tcMar>
+            <w:vAlign w:val="center"/>
+          </w:tcPr>
+          <w:p>
+            <w:pPr>
+              <w:spacing w:after="20"/>
+            </w:pPr>
+            <w:r>
+              <w:rPr>
+                <w:sz w:val="16"/>
+                <w:szCs w:val="16"/>
+              </w:rPr>
+              <w:t>presente</w:t>
+            </w:r>
+          </w:p>
+        </w:tc>
+        <w:tc>
+          <w:tcPr>
+            <w:tcW w:w="600" w:type="dxa"/>
+            <w:tcBorders>
+              <w:top w:val="single" w:sz="4" w:space="0" w:color="C9D1DC"/>
+              <w:left w:val="single" w:sz="4" w:space="0" w:color="C9D1DC"/>
+              <w:bottom w:val="single" w:sz="4" w:space="0" w:color="C9D1DC"/>
+              <w:right w:val="single" w:sz="4" w:space="0" w:color="C9D1DC"/>
+            </w:tcBorders>
+            <w:shd w:val="clear" w:color="auto" w:fill="E2EFDA"/>
+            <w:tcMar>
+              <w:top w:w="60" w:type="dxa"/>
+              <w:left w:w="90" w:type="dxa"/>
+              <w:bottom w:w="60" w:type="dxa"/>
+              <w:right w:w="90" w:type="dxa"/>
+            </w:tcMar>
+            <w:vAlign w:val="center"/>
+          </w:tcPr>
+          <w:p>
+            <w:pPr>
+              <w:spacing w:after="20"/>
+              <w:jc w:val="center"/>
+            </w:pPr>
+            <w:r>
+              <w:rPr>
+                <w:sz w:val="16"/>
+                <w:szCs w:val="16"/>
+              </w:rPr>
+              <w:t>✔</w:t>
+            </w:r>
+          </w:p>
+        </w:tc>
+      </w:tr>
+      <w:tr>
+        <w:tblPrEx>
+          <w:tblCellMar>
+            <w:top w:w="0" w:type="dxa"/>
+            <w:bottom w:w="0" w:type="dxa"/>
+          </w:tblCellMar>
+        </w:tblPrEx>
+        <w:trPr>
+          <w:cantSplit/>
+        </w:trPr>
+        <w:tc>
+          <w:tcPr>
+            <w:tcW w:w="4400" w:type="dxa"/>
+            <w:tcBorders>
+              <w:top w:val="single" w:sz="4" w:space="0" w:color="C9D1DC"/>
+              <w:left w:val="single" w:sz="4" w:space="0" w:color="C9D1DC"/>
+              <w:bottom w:val="single" w:sz="4" w:space="0" w:color="C9D1DC"/>
+              <w:right w:val="single" w:sz="4" w:space="0" w:color="C9D1DC"/>
+            </w:tcBorders>
+            <w:shd w:val="clear" w:color="auto" w:fill="F6F8FB"/>
+            <w:tcMar>
+              <w:top w:w="60" w:type="dxa"/>
+              <w:left w:w="90" w:type="dxa"/>
+              <w:bottom w:w="60" w:type="dxa"/>
+              <w:right w:w="90" w:type="dxa"/>
+            </w:tcMar>
+            <w:vAlign w:val="center"/>
+          </w:tcPr>
+          <w:p>
+            <w:pPr>
+              <w:spacing w:after="20"/>
+            </w:pPr>
+            <w:r>
+              <w:rPr>
+                <w:sz w:val="16"/>
+                <w:szCs w:val="16"/>
+              </w:rPr>
+              <w:t>Evento "login_fallido" registrado</w:t>
+            </w:r>
+          </w:p>
+        </w:tc>
+        <w:tc>
+          <w:tcPr>
+            <w:tcW w:w="1900" w:type="dxa"/>
+            <w:tcBorders>
+              <w:top w:val="single" w:sz="4" w:space="0" w:color="C9D1DC"/>
+              <w:left w:val="single" w:sz="4" w:space="0" w:color="C9D1DC"/>
+              <w:bottom w:val="single" w:sz="4" w:space="0" w:color="C9D1DC"/>
+              <w:right w:val="single" w:sz="4" w:space="0" w:color="C9D1DC"/>
+            </w:tcBorders>
+            <w:shd w:val="clear" w:color="auto" w:fill="F6F8FB"/>
+            <w:tcMar>
+              <w:top w:w="60" w:type="dxa"/>
+              <w:left w:w="90" w:type="dxa"/>
+              <w:bottom w:w="60" w:type="dxa"/>
+              <w:right w:w="90" w:type="dxa"/>
+            </w:tcMar>
+            <w:vAlign w:val="center"/>
+          </w:tcPr>
+          <w:p>
+            <w:pPr>
+              <w:spacing w:after="20"/>
+            </w:pPr>
+            <w:r>
+              <w:rPr>
+                <w:sz w:val="16"/>
+                <w:szCs w:val="16"/>
+              </w:rPr>
+              <w:t>presente</w:t>
+            </w:r>
+          </w:p>
+        </w:tc>
+        <w:tc>
+          <w:tcPr>
+            <w:tcW w:w="2460" w:type="dxa"/>
+            <w:tcBorders>
+              <w:top w:val="single" w:sz="4" w:space="0" w:color="C9D1DC"/>
+              <w:left w:val="single" w:sz="4" w:space="0" w:color="C9D1DC"/>
+              <w:bottom w:val="single" w:sz="4" w:space="0" w:color="C9D1DC"/>
+              <w:right w:val="single" w:sz="4" w:space="0" w:color="C9D1DC"/>
+            </w:tcBorders>
+            <w:shd w:val="clear" w:color="auto" w:fill="F6F8FB"/>
+            <w:tcMar>
+              <w:top w:w="60" w:type="dxa"/>
+              <w:left w:w="90" w:type="dxa"/>
+              <w:bottom w:w="60" w:type="dxa"/>
+              <w:right w:w="90" w:type="dxa"/>
+            </w:tcMar>
+            <w:vAlign w:val="center"/>
+          </w:tcPr>
+          <w:p>
+            <w:pPr>
+              <w:spacing w:after="20"/>
+            </w:pPr>
+            <w:r>
+              <w:rPr>
+                <w:sz w:val="16"/>
+                <w:szCs w:val="16"/>
+              </w:rPr>
+              <w:t>presente</w:t>
+            </w:r>
+          </w:p>
+        </w:tc>
+        <w:tc>
+          <w:tcPr>
+            <w:tcW w:w="600" w:type="dxa"/>
+            <w:tcBorders>
+              <w:top w:val="single" w:sz="4" w:space="0" w:color="C9D1DC"/>
+              <w:left w:val="single" w:sz="4" w:space="0" w:color="C9D1DC"/>
+              <w:bottom w:val="single" w:sz="4" w:space="0" w:color="C9D1DC"/>
+              <w:right w:val="single" w:sz="4" w:space="0" w:color="C9D1DC"/>
+            </w:tcBorders>
+            <w:shd w:val="clear" w:color="auto" w:fill="E2EFDA"/>
+            <w:tcMar>
+              <w:top w:w="60" w:type="dxa"/>
+              <w:left w:w="90" w:type="dxa"/>
+              <w:bottom w:w="60" w:type="dxa"/>
+              <w:right w:w="90" w:type="dxa"/>
+            </w:tcMar>
+            <w:vAlign w:val="center"/>
+          </w:tcPr>
+          <w:p>
+            <w:pPr>
+              <w:spacing w:after="20"/>
+              <w:jc w:val="center"/>
+            </w:pPr>
+            <w:r>
+              <w:rPr>
+                <w:sz w:val="16"/>
+                <w:szCs w:val="16"/>
+              </w:rPr>
+              <w:t>✔</w:t>
+            </w:r>
+          </w:p>
+        </w:tc>
+      </w:tr>
+      <w:tr>
+        <w:tblPrEx>
+          <w:tblCellMar>
+            <w:top w:w="0" w:type="dxa"/>
+            <w:bottom w:w="0" w:type="dxa"/>
+          </w:tblCellMar>
+        </w:tblPrEx>
+        <w:trPr>
+          <w:cantSplit/>
+        </w:trPr>
+        <w:tc>
+          <w:tcPr>
+            <w:tcW w:w="4400" w:type="dxa"/>
+            <w:tcBorders>
+              <w:top w:val="single" w:sz="4" w:space="0" w:color="C9D1DC"/>
+              <w:left w:val="single" w:sz="4" w:space="0" w:color="C9D1DC"/>
+              <w:bottom w:val="single" w:sz="4" w:space="0" w:color="C9D1DC"/>
+              <w:right w:val="single" w:sz="4" w:space="0" w:color="C9D1DC"/>
+            </w:tcBorders>
+            <w:tcMar>
+              <w:top w:w="60" w:type="dxa"/>
+              <w:left w:w="90" w:type="dxa"/>
+              <w:bottom w:w="60" w:type="dxa"/>
+              <w:right w:w="90" w:type="dxa"/>
+            </w:tcMar>
+            <w:vAlign w:val="center"/>
+          </w:tcPr>
+          <w:p>
+            <w:pPr>
+              <w:spacing w:after="20"/>
+            </w:pPr>
+            <w:r>
+              <w:rPr>
+                <w:sz w:val="16"/>
+                <w:szCs w:val="16"/>
+              </w:rPr>
+              <w:t>Evento "acceso_denegado" registrado</w:t>
+            </w:r>
+          </w:p>
+        </w:tc>
+        <w:tc>
+          <w:tcPr>
+            <w:tcW w:w="1900" w:type="dxa"/>
+            <w:tcBorders>
+              <w:top w:val="single" w:sz="4" w:space="0" w:color="C9D1DC"/>
+              <w:left w:val="single" w:sz="4" w:space="0" w:color="C9D1DC"/>
+              <w:bottom w:val="single" w:sz="4" w:space="0" w:color="C9D1DC"/>
+              <w:right w:val="single" w:sz="4" w:space="0" w:color="C9D1DC"/>
+            </w:tcBorders>
+            <w:tcMar>
+              <w:top w:w="60" w:type="dxa"/>
+              <w:left w:w="90" w:type="dxa"/>
+              <w:bottom w:w="60" w:type="dxa"/>
+              <w:right w:w="90" w:type="dxa"/>
+            </w:tcMar>
+            <w:vAlign w:val="center"/>
+          </w:tcPr>
+          <w:p>
+            <w:pPr>
+              <w:spacing w:after="20"/>
+            </w:pPr>
+            <w:r>
+              <w:rPr>
+                <w:sz w:val="16"/>
+                <w:szCs w:val="16"/>
+              </w:rPr>
+              <w:t>presente</w:t>
+            </w:r>
+          </w:p>
+        </w:tc>
+        <w:tc>
+          <w:tcPr>
+            <w:tcW w:w="2460" w:type="dxa"/>
+            <w:tcBorders>
+              <w:top w:val="single" w:sz="4" w:space="0" w:color="C9D1DC"/>
+              <w:left w:val="single" w:sz="4" w:space="0" w:color="C9D1DC"/>
+              <w:bottom w:val="single" w:sz="4" w:space="0" w:color="C9D1DC"/>
+              <w:right w:val="single" w:sz="4" w:space="0" w:color="C9D1DC"/>
+            </w:tcBorders>
+            <w:tcMar>
+              <w:top w:w="60" w:type="dxa"/>
+              <w:left w:w="90" w:type="dxa"/>
+              <w:bottom w:w="60" w:type="dxa"/>
+              <w:right w:w="90" w:type="dxa"/>
+            </w:tcMar>
+            <w:vAlign w:val="center"/>
+          </w:tcPr>
+          <w:p>
+            <w:pPr>
+              <w:spacing w:after="20"/>
+            </w:pPr>
+            <w:r>
+              <w:rPr>
+                <w:sz w:val="16"/>
+                <w:szCs w:val="16"/>
+              </w:rPr>
+              <w:t>presente</w:t>
+            </w:r>
+          </w:p>
+        </w:tc>
+        <w:tc>
+          <w:tcPr>
+            <w:tcW w:w="600" w:type="dxa"/>
+            <w:tcBorders>
+              <w:top w:val="single" w:sz="4" w:space="0" w:color="C9D1DC"/>
+              <w:left w:val="single" w:sz="4" w:space="0" w:color="C9D1DC"/>
+              <w:bottom w:val="single" w:sz="4" w:space="0" w:color="C9D1DC"/>
+              <w:right w:val="single" w:sz="4" w:space="0" w:color="C9D1DC"/>
+            </w:tcBorders>
+            <w:shd w:val="clear" w:color="auto" w:fill="E2EFDA"/>
+            <w:tcMar>
+              <w:top w:w="60" w:type="dxa"/>
+              <w:left w:w="90" w:type="dxa"/>
+              <w:bottom w:w="60" w:type="dxa"/>
+              <w:right w:w="90" w:type="dxa"/>
+            </w:tcMar>
+            <w:vAlign w:val="center"/>
+          </w:tcPr>
+          <w:p>
+            <w:pPr>
+              <w:spacing w:after="20"/>
+              <w:jc w:val="center"/>
+            </w:pPr>
+            <w:r>
+              <w:rPr>
+                <w:sz w:val="16"/>
+                <w:szCs w:val="16"/>
+              </w:rPr>
+              <w:t>✔</w:t>
+            </w:r>
+          </w:p>
+        </w:tc>
+      </w:tr>
+      <w:tr>
+        <w:tblPrEx>
+          <w:tblCellMar>
+            <w:top w:w="0" w:type="dxa"/>
+            <w:bottom w:w="0" w:type="dxa"/>
+          </w:tblCellMar>
+        </w:tblPrEx>
+        <w:trPr>
+          <w:cantSplit/>
+        </w:trPr>
+        <w:tc>
+          <w:tcPr>
+            <w:tcW w:w="4400" w:type="dxa"/>
+            <w:tcBorders>
+              <w:top w:val="single" w:sz="4" w:space="0" w:color="C9D1DC"/>
+              <w:left w:val="single" w:sz="4" w:space="0" w:color="C9D1DC"/>
+              <w:bottom w:val="single" w:sz="4" w:space="0" w:color="C9D1DC"/>
+              <w:right w:val="single" w:sz="4" w:space="0" w:color="C9D1DC"/>
+            </w:tcBorders>
+            <w:shd w:val="clear" w:color="auto" w:fill="F6F8FB"/>
+            <w:tcMar>
+              <w:top w:w="60" w:type="dxa"/>
+              <w:left w:w="90" w:type="dxa"/>
+              <w:bottom w:w="60" w:type="dxa"/>
+              <w:right w:w="90" w:type="dxa"/>
+            </w:tcMar>
+            <w:vAlign w:val="center"/>
+          </w:tcPr>
+          <w:p>
+            <w:pPr>
+              <w:spacing w:after="20"/>
+            </w:pPr>
+            <w:r>
+              <w:rPr>
+                <w:sz w:val="16"/>
+                <w:szCs w:val="16"/>
+              </w:rPr>
+              <w:t>Evento "login_sin_mfa" registrado</w:t>
+            </w:r>
+          </w:p>
+        </w:tc>
+        <w:tc>
+          <w:tcPr>
+            <w:tcW w:w="1900" w:type="dxa"/>
+            <w:tcBorders>
+              <w:top w:val="single" w:sz="4" w:space="0" w:color="C9D1DC"/>
+              <w:left w:val="single" w:sz="4" w:space="0" w:color="C9D1DC"/>
+              <w:bottom w:val="single" w:sz="4" w:space="0" w:color="C9D1DC"/>
+              <w:right w:val="single" w:sz="4" w:space="0" w:color="C9D1DC"/>
+            </w:tcBorders>
+            <w:shd w:val="clear" w:color="auto" w:fill="F6F8FB"/>
+            <w:tcMar>
+              <w:top w:w="60" w:type="dxa"/>
+              <w:left w:w="90" w:type="dxa"/>
+              <w:bottom w:w="60" w:type="dxa"/>
+              <w:right w:w="90" w:type="dxa"/>
+            </w:tcMar>
+            <w:vAlign w:val="center"/>
+          </w:tcPr>
+          <w:p>
+            <w:pPr>
+              <w:spacing w:after="20"/>
+            </w:pPr>
+            <w:r>
+              <w:rPr>
+                <w:sz w:val="16"/>
+                <w:szCs w:val="16"/>
+              </w:rPr>
+              <w:t>presente</w:t>
+            </w:r>
+          </w:p>
+        </w:tc>
+        <w:tc>
+          <w:tcPr>
+            <w:tcW w:w="2460" w:type="dxa"/>
+            <w:tcBorders>
+              <w:top w:val="single" w:sz="4" w:space="0" w:color="C9D1DC"/>
+              <w:left w:val="single" w:sz="4" w:space="0" w:color="C9D1DC"/>
+              <w:bottom w:val="single" w:sz="4" w:space="0" w:color="C9D1DC"/>
+              <w:right w:val="single" w:sz="4" w:space="0" w:color="C9D1DC"/>
+            </w:tcBorders>
+            <w:shd w:val="clear" w:color="auto" w:fill="F6F8FB"/>
+            <w:tcMar>
+              <w:top w:w="60" w:type="dxa"/>
+              <w:left w:w="90" w:type="dxa"/>
+              <w:bottom w:w="60" w:type="dxa"/>
+              <w:right w:w="90" w:type="dxa"/>
+            </w:tcMar>
+            <w:vAlign w:val="center"/>
+          </w:tcPr>
+          <w:p>
+            <w:pPr>
+              <w:spacing w:after="20"/>
+            </w:pPr>
+            <w:r>
+              <w:rPr>
+                <w:sz w:val="16"/>
+                <w:szCs w:val="16"/>
+              </w:rPr>
+              <w:t>presente</w:t>
+            </w:r>
+          </w:p>
+        </w:tc>
+        <w:tc>
+          <w:tcPr>
+            <w:tcW w:w="600" w:type="dxa"/>
+            <w:tcBorders>
+              <w:top w:val="single" w:sz="4" w:space="0" w:color="C9D1DC"/>
+              <w:left w:val="single" w:sz="4" w:space="0" w:color="C9D1DC"/>
+              <w:bottom w:val="single" w:sz="4" w:space="0" w:color="C9D1DC"/>
+              <w:right w:val="single" w:sz="4" w:space="0" w:color="C9D1DC"/>
+            </w:tcBorders>
+            <w:shd w:val="clear" w:color="auto" w:fill="E2EFDA"/>
+            <w:tcMar>
+              <w:top w:w="60" w:type="dxa"/>
+              <w:left w:w="90" w:type="dxa"/>
+              <w:bottom w:w="60" w:type="dxa"/>
+              <w:right w:w="90" w:type="dxa"/>
+            </w:tcMar>
+            <w:vAlign w:val="center"/>
+          </w:tcPr>
+          <w:p>
+            <w:pPr>
+              <w:spacing w:after="20"/>
+              <w:jc w:val="center"/>
+            </w:pPr>
+            <w:r>
+              <w:rPr>
+                <w:sz w:val="16"/>
+                <w:szCs w:val="16"/>
+              </w:rPr>
+              <w:t>✔</w:t>
+            </w:r>
+          </w:p>
+        </w:tc>
+      </w:tr>
+      <w:tr>
+        <w:tblPrEx>
+          <w:tblCellMar>
+            <w:top w:w="0" w:type="dxa"/>
+            <w:bottom w:w="0" w:type="dxa"/>
+          </w:tblCellMar>
+        </w:tblPrEx>
+        <w:trPr>
+          <w:cantSplit/>
+        </w:trPr>
+        <w:tc>
+          <w:tcPr>
+            <w:tcW w:w="4400" w:type="dxa"/>
+            <w:tcBorders>
+              <w:top w:val="single" w:sz="4" w:space="0" w:color="C9D1DC"/>
+              <w:left w:val="single" w:sz="4" w:space="0" w:color="C9D1DC"/>
+              <w:bottom w:val="single" w:sz="4" w:space="0" w:color="C9D1DC"/>
+              <w:right w:val="single" w:sz="4" w:space="0" w:color="C9D1DC"/>
+            </w:tcBorders>
+            <w:tcMar>
+              <w:top w:w="60" w:type="dxa"/>
+              <w:left w:w="90" w:type="dxa"/>
+              <w:bottom w:w="60" w:type="dxa"/>
+              <w:right w:w="90" w:type="dxa"/>
+            </w:tcMar>
+            <w:vAlign w:val="center"/>
+          </w:tcPr>
+          <w:p>
+            <w:pPr>
+              <w:spacing w:after="20"/>
+            </w:pPr>
+            <w:r>
+              <w:rPr>
+                <w:sz w:val="16"/>
+                <w:szCs w:val="16"/>
+              </w:rPr>
               <w:t>Evento "incidente_creado" registrado</w:t>
+            </w:r>
+          </w:p>
+        </w:tc>
+        <w:tc>
+          <w:tcPr>
+            <w:tcW w:w="1900" w:type="dxa"/>
+            <w:tcBorders>
+              <w:top w:val="single" w:sz="4" w:space="0" w:color="C9D1DC"/>
+              <w:left w:val="single" w:sz="4" w:space="0" w:color="C9D1DC"/>
+              <w:bottom w:val="single" w:sz="4" w:space="0" w:color="C9D1DC"/>
+              <w:right w:val="single" w:sz="4" w:space="0" w:color="C9D1DC"/>
+            </w:tcBorders>
+            <w:tcMar>
+              <w:top w:w="60" w:type="dxa"/>
+              <w:left w:w="90" w:type="dxa"/>
+              <w:bottom w:w="60" w:type="dxa"/>
+              <w:right w:w="90" w:type="dxa"/>
+            </w:tcMar>
+            <w:vAlign w:val="center"/>
+          </w:tcPr>
+          <w:p>
+            <w:pPr>
+              <w:spacing w:after="20"/>
+            </w:pPr>
+            <w:r>
+              <w:rPr>
+                <w:sz w:val="16"/>
+                <w:szCs w:val="16"/>
+              </w:rPr>
+              <w:t>presente</w:t>
+            </w:r>
+          </w:p>
+        </w:tc>
+        <w:tc>
+          <w:tcPr>
+            <w:tcW w:w="2460" w:type="dxa"/>
+            <w:tcBorders>
+              <w:top w:val="single" w:sz="4" w:space="0" w:color="C9D1DC"/>
+              <w:left w:val="single" w:sz="4" w:space="0" w:color="C9D1DC"/>
+              <w:bottom w:val="single" w:sz="4" w:space="0" w:color="C9D1DC"/>
+              <w:right w:val="single" w:sz="4" w:space="0" w:color="C9D1DC"/>
+            </w:tcBorders>
+            <w:tcMar>
+              <w:top w:w="60" w:type="dxa"/>
+              <w:left w:w="90" w:type="dxa"/>
+              <w:bottom w:w="60" w:type="dxa"/>
+              <w:right w:w="90" w:type="dxa"/>
+            </w:tcMar>
+            <w:vAlign w:val="center"/>
+          </w:tcPr>
+          <w:p>
+            <w:pPr>
+              <w:spacing w:after="20"/>
+            </w:pPr>
+            <w:r>
+              <w:rPr>
+                <w:sz w:val="16"/>
+                <w:szCs w:val="16"/>
+              </w:rPr>
+              <w:t>presente</w:t>
+            </w:r>
+          </w:p>
+        </w:tc>
+        <w:tc>
+          <w:tcPr>
+            <w:tcW w:w="600" w:type="dxa"/>
+            <w:tcBorders>
+              <w:top w:val="single" w:sz="4" w:space="0" w:color="C9D1DC"/>
+              <w:left w:val="single" w:sz="4" w:space="0" w:color="C9D1DC"/>
+              <w:bottom w:val="single" w:sz="4" w:space="0" w:color="C9D1DC"/>
+              <w:right w:val="single" w:sz="4" w:space="0" w:color="C9D1DC"/>
+            </w:tcBorders>
+            <w:shd w:val="clear" w:color="auto" w:fill="E2EFDA"/>
+            <w:tcMar>
+              <w:top w:w="60" w:type="dxa"/>
+              <w:left w:w="90" w:type="dxa"/>
+              <w:bottom w:w="60" w:type="dxa"/>
+              <w:right w:w="90" w:type="dxa"/>
+            </w:tcMar>
+            <w:vAlign w:val="center"/>
+          </w:tcPr>
+          <w:p>
+            <w:pPr>
+              <w:spacing w:after="20"/>
+              <w:jc w:val="center"/>
+            </w:pPr>
+            <w:r>
+              <w:rPr>
+                <w:sz w:val="16"/>
+                <w:szCs w:val="16"/>
+              </w:rPr>
+              <w:t>✔</w:t>
+            </w:r>
+          </w:p>
+        </w:tc>
+      </w:tr>
+      <w:tr>
+        <w:tblPrEx>
+          <w:tblCellMar>
+            <w:top w:w="0" w:type="dxa"/>
+            <w:bottom w:w="0" w:type="dxa"/>
+          </w:tblCellMar>
+        </w:tblPrEx>
+        <w:trPr>
+          <w:cantSplit/>
+        </w:trPr>
+        <w:tc>
+          <w:tcPr>
+            <w:tcW w:w="4400" w:type="dxa"/>
+            <w:tcBorders>
+              <w:top w:val="single" w:sz="4" w:space="0" w:color="C9D1DC"/>
+              <w:left w:val="single" w:sz="4" w:space="0" w:color="C9D1DC"/>
+              <w:bottom w:val="single" w:sz="4" w:space="0" w:color="C9D1DC"/>
+              <w:right w:val="single" w:sz="4" w:space="0" w:color="C9D1DC"/>
+            </w:tcBorders>
+            <w:shd w:val="clear" w:color="auto" w:fill="F6F8FB"/>
+            <w:tcMar>
+              <w:top w:w="60" w:type="dxa"/>
+              <w:left w:w="90" w:type="dxa"/>
+              <w:bottom w:w="60" w:type="dxa"/>
+              <w:right w:w="90" w:type="dxa"/>
+            </w:tcMar>
+            <w:vAlign w:val="center"/>
+          </w:tcPr>
+          <w:p>
+            <w:pPr>
+              <w:spacing w:after="20"/>
+            </w:pPr>
+            <w:r>
+              <w:rPr>
+                <w:sz w:val="16"/>
+                <w:szCs w:val="16"/>
+              </w:rPr>
+              <w:t>Auditoría registra el factor usado (password+totp)</w:t>
             </w:r>
           </w:p>
         </w:tc>
@@ -26439,11 +28912,11 @@
       <w:pPr>
         <w:pStyle w:val="Ttulo2"/>
       </w:pPr>
-      <w:bookmarkStart w:id="23" w:name="_Toc241841519"/>
+      <w:bookmarkStart w:id="24" w:name="_Toc241848376"/>
       <w:r>
         <w:t>6.4 Evidencia visual</w:t>
       </w:r>
-      <w:bookmarkEnd w:id="23"/>
+      <w:bookmarkEnd w:id="24"/>
     </w:p>
     <w:p>
       <w:pPr>
@@ -26455,137 +28928,7 @@
           <w:noProof/>
         </w:rPr>
         <w:drawing>
-          <wp:inline distT="0" distB="0" distL="0" distR="0" wp14:anchorId="5CBFA6DA" wp14:editId="3F70DCDA">
-            <wp:extent cx="5334000" cy="3124200"/>
-            <wp:effectExtent l="0" t="0" r="0" b="0"/>
-            <wp:docPr id="3" name="Imagen 3"/>
-            <wp:cNvGraphicFramePr>
-              <a:graphicFrameLocks xmlns:a="http://schemas.openxmlformats.org/drawingml/2006/main" noChangeAspect="1"/>
-            </wp:cNvGraphicFramePr>
-            <a:graphic xmlns:a="http://schemas.openxmlformats.org/drawingml/2006/main">
-              <a:graphicData uri="http://schemas.openxmlformats.org/drawingml/2006/picture">
-                <pic:pic xmlns:pic="http://schemas.openxmlformats.org/drawingml/2006/picture">
-                  <pic:nvPicPr>
-                    <pic:cNvPr id="0" name=""/>
-                    <pic:cNvPicPr>
-                      <a:picLocks noChangeAspect="1" noChangeArrowheads="1"/>
-                    </pic:cNvPicPr>
-                  </pic:nvPicPr>
-                  <pic:blipFill>
-                    <a:blip r:embed="rId9"/>
-                    <a:srcRect/>
-                    <a:stretch>
-                      <a:fillRect/>
-                    </a:stretch>
-                  </pic:blipFill>
-                  <pic:spPr bwMode="auto">
-                    <a:xfrm>
-                      <a:off x="0" y="0"/>
-                      <a:ext cx="5334000" cy="3124200"/>
-                    </a:xfrm>
-                    <a:prstGeom prst="rect">
-                      <a:avLst/>
-                    </a:prstGeom>
-                  </pic:spPr>
-                </pic:pic>
-              </a:graphicData>
-            </a:graphic>
-          </wp:inline>
-        </w:drawing>
-      </w:r>
-    </w:p>
-    <w:p>
-      <w:pPr>
-        <w:spacing w:after="240"/>
-        <w:jc w:val="center"/>
-      </w:pPr>
-      <w:r>
-        <w:rPr>
-          <w:i/>
-          <w:iCs/>
-          <w:color w:val="5B6676"/>
-          <w:sz w:val="18"/>
-          <w:szCs w:val="18"/>
-        </w:rPr>
-        <w:t>Figura 3. Pantalla de inicio de sesión (producción).</w:t>
-      </w:r>
-    </w:p>
-    <w:p>
-      <w:pPr>
-        <w:spacing w:before="120" w:after="60"/>
-        <w:jc w:val="center"/>
-      </w:pPr>
-      <w:r>
-        <w:rPr>
-          <w:noProof/>
-        </w:rPr>
-        <w:drawing>
-          <wp:inline distT="0" distB="0" distL="0" distR="0" wp14:anchorId="67D560FF" wp14:editId="7FF7139D">
-            <wp:extent cx="5334000" cy="3124200"/>
-            <wp:effectExtent l="0" t="0" r="0" b="0"/>
-            <wp:docPr id="4" name="Imagen 4"/>
-            <wp:cNvGraphicFramePr>
-              <a:graphicFrameLocks xmlns:a="http://schemas.openxmlformats.org/drawingml/2006/main" noChangeAspect="1"/>
-            </wp:cNvGraphicFramePr>
-            <a:graphic xmlns:a="http://schemas.openxmlformats.org/drawingml/2006/main">
-              <a:graphicData uri="http://schemas.openxmlformats.org/drawingml/2006/picture">
-                <pic:pic xmlns:pic="http://schemas.openxmlformats.org/drawingml/2006/picture">
-                  <pic:nvPicPr>
-                    <pic:cNvPr id="0" name=""/>
-                    <pic:cNvPicPr>
-                      <a:picLocks noChangeAspect="1" noChangeArrowheads="1"/>
-                    </pic:cNvPicPr>
-                  </pic:nvPicPr>
-                  <pic:blipFill>
-                    <a:blip r:embed="rId10"/>
-                    <a:srcRect/>
-                    <a:stretch>
-                      <a:fillRect/>
-                    </a:stretch>
-                  </pic:blipFill>
-                  <pic:spPr bwMode="auto">
-                    <a:xfrm>
-                      <a:off x="0" y="0"/>
-                      <a:ext cx="5334000" cy="3124200"/>
-                    </a:xfrm>
-                    <a:prstGeom prst="rect">
-                      <a:avLst/>
-                    </a:prstGeom>
-                  </pic:spPr>
-                </pic:pic>
-              </a:graphicData>
-            </a:graphic>
-          </wp:inline>
-        </w:drawing>
-      </w:r>
-    </w:p>
-    <w:p>
-      <w:pPr>
-        <w:spacing w:after="240"/>
-        <w:jc w:val="center"/>
-      </w:pPr>
-      <w:r>
-        <w:rPr>
-          <w:i/>
-          <w:iCs/>
-          <w:color w:val="5B6676"/>
-          <w:sz w:val="18"/>
-          <w:szCs w:val="18"/>
-        </w:rPr>
-        <w:t>Figura 4. Intento con credenciales inválidas: mensaje genérico que no revela si el usuario existe.</w:t>
-      </w:r>
-    </w:p>
-    <w:p>
-      <w:pPr>
-        <w:spacing w:before="120" w:after="60"/>
-        <w:jc w:val="center"/>
-      </w:pPr>
-      <w:r>
-        <w:rPr>
-          <w:noProof/>
-        </w:rPr>
-        <w:drawing>
-          <wp:inline distT="0" distB="0" distL="0" distR="0" wp14:anchorId="44B86D57" wp14:editId="72476D75">
+          <wp:inline distT="0" distB="0" distL="0" distR="0" wp14:anchorId="2CE15E06" wp14:editId="5CE0C786">
             <wp:extent cx="5334000" cy="3124200"/>
             <wp:effectExtent l="0" t="0" r="0" b="0"/>
             <wp:docPr id="5" name="Imagen 5"/>
@@ -26637,7 +28980,7 @@
           <w:sz w:val="18"/>
           <w:szCs w:val="18"/>
         </w:rPr>
-        <w:t>Figura 5. Rol admin: ve todos los incidentes, cambia su estado y puede eliminarlos.</w:t>
+        <w:t>Figura 5. Inicio de sesión en producción, protegido con verificación en dos pasos.</w:t>
       </w:r>
     </w:p>
     <w:p>
@@ -26650,7 +28993,7 @@
           <w:noProof/>
         </w:rPr>
         <w:drawing>
-          <wp:inline distT="0" distB="0" distL="0" distR="0" wp14:anchorId="393F0CF4" wp14:editId="42E0B266">
+          <wp:inline distT="0" distB="0" distL="0" distR="0" wp14:anchorId="36534B21" wp14:editId="3475F699">
             <wp:extent cx="5334000" cy="3124200"/>
             <wp:effectExtent l="0" t="0" r="0" b="0"/>
             <wp:docPr id="6" name="Imagen 6"/>
@@ -26702,7 +29045,7 @@
           <w:sz w:val="18"/>
           <w:szCs w:val="18"/>
         </w:rPr>
-        <w:t>Figura 6. Rol admin: gestión de usuarios; una cuenta aparece bloqueada tras 5 intentos fallidos.</w:t>
+        <w:t>Figura 6. Segundo factor activado: el usuario debe volver a ingresar usando su código.</w:t>
       </w:r>
     </w:p>
     <w:p>
@@ -26715,7 +29058,7 @@
           <w:noProof/>
         </w:rPr>
         <w:drawing>
-          <wp:inline distT="0" distB="0" distL="0" distR="0" wp14:anchorId="4128D104" wp14:editId="55E757C0">
+          <wp:inline distT="0" distB="0" distL="0" distR="0" wp14:anchorId="2C821B9B" wp14:editId="1669E2DA">
             <wp:extent cx="5334000" cy="3124200"/>
             <wp:effectExtent l="0" t="0" r="0" b="0"/>
             <wp:docPr id="7" name="Imagen 7"/>
@@ -26767,7 +29110,7 @@
           <w:sz w:val="18"/>
           <w:szCs w:val="18"/>
         </w:rPr>
-        <w:t>Figura 7. Rol analista: solo ve la pestaña Incidentes y únicamente sus propios registros.</w:t>
+        <w:t>Figura 7. Rol admin (tras contraseña + TOTP): ve todos los incidentes, cambia su estado y puede eliminarlos.</w:t>
       </w:r>
     </w:p>
     <w:p>
@@ -26780,7 +29123,7 @@
           <w:noProof/>
         </w:rPr>
         <w:drawing>
-          <wp:inline distT="0" distB="0" distL="0" distR="0" wp14:anchorId="271E3DAA" wp14:editId="4E305F39">
+          <wp:inline distT="0" distB="0" distL="0" distR="0" wp14:anchorId="77307AFE" wp14:editId="19EB4C26">
             <wp:extent cx="5334000" cy="3124200"/>
             <wp:effectExtent l="0" t="0" r="0" b="0"/>
             <wp:docPr id="8" name="Imagen 8"/>
@@ -26832,7 +29175,137 @@
           <w:sz w:val="18"/>
           <w:szCs w:val="18"/>
         </w:rPr>
-        <w:t>Figura 8. Rol auditor: lectura de todos los incidentes, sin formularios de creación ni acciones.</w:t>
+        <w:t>Figura 8. Rol admin: gestión de usuarios con "Restablecer 2FA"; las cuentas de prueba quedaron desactivadas.</w:t>
+      </w:r>
+    </w:p>
+    <w:p>
+      <w:pPr>
+        <w:spacing w:before="120" w:after="60"/>
+        <w:jc w:val="center"/>
+      </w:pPr>
+      <w:r>
+        <w:rPr>
+          <w:noProof/>
+        </w:rPr>
+        <w:drawing>
+          <wp:inline distT="0" distB="0" distL="0" distR="0" wp14:anchorId="72D51A9A" wp14:editId="746A8D1D">
+            <wp:extent cx="5334000" cy="3124200"/>
+            <wp:effectExtent l="0" t="0" r="0" b="0"/>
+            <wp:docPr id="9" name="Imagen 9"/>
+            <wp:cNvGraphicFramePr>
+              <a:graphicFrameLocks xmlns:a="http://schemas.openxmlformats.org/drawingml/2006/main" noChangeAspect="1"/>
+            </wp:cNvGraphicFramePr>
+            <a:graphic xmlns:a="http://schemas.openxmlformats.org/drawingml/2006/main">
+              <a:graphicData uri="http://schemas.openxmlformats.org/drawingml/2006/picture">
+                <pic:pic xmlns:pic="http://schemas.openxmlformats.org/drawingml/2006/picture">
+                  <pic:nvPicPr>
+                    <pic:cNvPr id="0" name=""/>
+                    <pic:cNvPicPr>
+                      <a:picLocks noChangeAspect="1" noChangeArrowheads="1"/>
+                    </pic:cNvPicPr>
+                  </pic:nvPicPr>
+                  <pic:blipFill>
+                    <a:blip r:embed="rId15"/>
+                    <a:srcRect/>
+                    <a:stretch>
+                      <a:fillRect/>
+                    </a:stretch>
+                  </pic:blipFill>
+                  <pic:spPr bwMode="auto">
+                    <a:xfrm>
+                      <a:off x="0" y="0"/>
+                      <a:ext cx="5334000" cy="3124200"/>
+                    </a:xfrm>
+                    <a:prstGeom prst="rect">
+                      <a:avLst/>
+                    </a:prstGeom>
+                  </pic:spPr>
+                </pic:pic>
+              </a:graphicData>
+            </a:graphic>
+          </wp:inline>
+        </w:drawing>
+      </w:r>
+    </w:p>
+    <w:p>
+      <w:pPr>
+        <w:spacing w:after="240"/>
+        <w:jc w:val="center"/>
+      </w:pPr>
+      <w:r>
+        <w:rPr>
+          <w:i/>
+          <w:iCs/>
+          <w:color w:val="5B6676"/>
+          <w:sz w:val="18"/>
+          <w:szCs w:val="18"/>
+        </w:rPr>
+        <w:t>Figura 9. Rol analista: solo ve la pestaña Incidentes y únicamente sus propios registros.</w:t>
+      </w:r>
+    </w:p>
+    <w:p>
+      <w:pPr>
+        <w:spacing w:before="120" w:after="60"/>
+        <w:jc w:val="center"/>
+      </w:pPr>
+      <w:r>
+        <w:rPr>
+          <w:noProof/>
+        </w:rPr>
+        <w:drawing>
+          <wp:inline distT="0" distB="0" distL="0" distR="0" wp14:anchorId="36B48573" wp14:editId="4670669E">
+            <wp:extent cx="5334000" cy="3124200"/>
+            <wp:effectExtent l="0" t="0" r="0" b="0"/>
+            <wp:docPr id="10" name="Imagen 10"/>
+            <wp:cNvGraphicFramePr>
+              <a:graphicFrameLocks xmlns:a="http://schemas.openxmlformats.org/drawingml/2006/main" noChangeAspect="1"/>
+            </wp:cNvGraphicFramePr>
+            <a:graphic xmlns:a="http://schemas.openxmlformats.org/drawingml/2006/main">
+              <a:graphicData uri="http://schemas.openxmlformats.org/drawingml/2006/picture">
+                <pic:pic xmlns:pic="http://schemas.openxmlformats.org/drawingml/2006/picture">
+                  <pic:nvPicPr>
+                    <pic:cNvPr id="0" name=""/>
+                    <pic:cNvPicPr>
+                      <a:picLocks noChangeAspect="1" noChangeArrowheads="1"/>
+                    </pic:cNvPicPr>
+                  </pic:nvPicPr>
+                  <pic:blipFill>
+                    <a:blip r:embed="rId16"/>
+                    <a:srcRect/>
+                    <a:stretch>
+                      <a:fillRect/>
+                    </a:stretch>
+                  </pic:blipFill>
+                  <pic:spPr bwMode="auto">
+                    <a:xfrm>
+                      <a:off x="0" y="0"/>
+                      <a:ext cx="5334000" cy="3124200"/>
+                    </a:xfrm>
+                    <a:prstGeom prst="rect">
+                      <a:avLst/>
+                    </a:prstGeom>
+                  </pic:spPr>
+                </pic:pic>
+              </a:graphicData>
+            </a:graphic>
+          </wp:inline>
+        </w:drawing>
+      </w:r>
+    </w:p>
+    <w:p>
+      <w:pPr>
+        <w:spacing w:after="240"/>
+        <w:jc w:val="center"/>
+      </w:pPr>
+      <w:r>
+        <w:rPr>
+          <w:i/>
+          <w:iCs/>
+          <w:color w:val="5B6676"/>
+          <w:sz w:val="18"/>
+          <w:szCs w:val="18"/>
+        </w:rPr>
+        <w:t>Figura 10. Rol auditor: lectura de todos los incidentes, sin formularios de creación ni acciones.</w:t>
       </w:r>
     </w:p>
     <w:p>
@@ -26840,21 +29313,21 @@
         <w:pStyle w:val="Ttulo1"/>
         <w:pageBreakBefore/>
       </w:pPr>
-      <w:bookmarkStart w:id="24" w:name="_Toc241841520"/>
+      <w:bookmarkStart w:id="25" w:name="_Toc241848377"/>
       <w:r>
         <w:t>7. Conclusiones</w:t>
       </w:r>
-      <w:bookmarkEnd w:id="24"/>
+      <w:bookmarkEnd w:id="25"/>
     </w:p>
     <w:p>
       <w:pPr>
         <w:pStyle w:val="Ttulo2"/>
       </w:pPr>
-      <w:bookmarkStart w:id="25" w:name="_Toc241841521"/>
+      <w:bookmarkStart w:id="26" w:name="_Toc241848378"/>
       <w:r>
         <w:t>7.1 Evaluación de la seguridad de la solución (criterio 4.1.6)</w:t>
       </w:r>
-      <w:bookmarkEnd w:id="25"/>
+      <w:bookmarkEnd w:id="26"/>
     </w:p>
     <w:tbl>
       <w:tblPr>
@@ -27336,7 +29809,7 @@
                 <w:sz w:val="18"/>
                 <w:szCs w:val="18"/>
               </w:rPr>
-              <w:t>Segmentación o aislamiento de componentes</w:t>
+              <w:t>Autenticación de doble factor (adicional)</w:t>
             </w:r>
           </w:p>
         </w:tc>
@@ -27398,7 +29871,7 @@
                 <w:sz w:val="18"/>
                 <w:szCs w:val="18"/>
               </w:rPr>
-              <w:t>BD solo en red privada; 3/3 pruebas de red</w:t>
+              <w:t>Firebase + TOTP; 6/6 pruebas MFA en producción</w:t>
             </w:r>
           </w:p>
         </w:tc>
@@ -27439,7 +29912,7 @@
                 <w:sz w:val="18"/>
                 <w:szCs w:val="18"/>
               </w:rPr>
-              <w:t>≥ 1 medida de disponibilidad</w:t>
+              <w:t>Segmentación o aislamiento de componentes</w:t>
             </w:r>
           </w:p>
         </w:tc>
@@ -27500,7 +29973,7 @@
                 <w:sz w:val="18"/>
                 <w:szCs w:val="18"/>
               </w:rPr>
-              <w:t>2 réplicas + healthcheck + reinicio; 100 % en redeploy</w:t>
+              <w:t>BD solo en red privada; 3/3 pruebas de red</w:t>
             </w:r>
           </w:p>
         </w:tc>
@@ -27542,7 +30015,7 @@
                 <w:sz w:val="18"/>
                 <w:szCs w:val="18"/>
               </w:rPr>
-              <w:t>Logging de accesos y eventos</w:t>
+              <w:t>≥ 1 medida de disponibilidad</w:t>
             </w:r>
           </w:p>
         </w:tc>
@@ -27604,7 +30077,7 @@
                 <w:sz w:val="18"/>
                 <w:szCs w:val="18"/>
               </w:rPr>
-              <w:t>Logs JSON + tabla de auditoría; 5/5 pruebas</w:t>
+              <w:t>2 réplicas + healthcheck + reinicio; 100 % en redeploy</w:t>
             </w:r>
           </w:p>
         </w:tc>
@@ -27645,6 +30118,109 @@
                 <w:sz w:val="18"/>
                 <w:szCs w:val="18"/>
               </w:rPr>
+              <w:t>Logging de accesos y eventos</w:t>
+            </w:r>
+          </w:p>
+        </w:tc>
+        <w:tc>
+          <w:tcPr>
+            <w:tcW w:w="1300" w:type="dxa"/>
+            <w:tcBorders>
+              <w:top w:val="single" w:sz="4" w:space="0" w:color="C9D1DC"/>
+              <w:left w:val="single" w:sz="4" w:space="0" w:color="C9D1DC"/>
+              <w:bottom w:val="single" w:sz="4" w:space="0" w:color="C9D1DC"/>
+              <w:right w:val="single" w:sz="4" w:space="0" w:color="C9D1DC"/>
+            </w:tcBorders>
+            <w:shd w:val="clear" w:color="auto" w:fill="E2EFDA"/>
+            <w:tcMar>
+              <w:top w:w="60" w:type="dxa"/>
+              <w:left w:w="90" w:type="dxa"/>
+              <w:bottom w:w="60" w:type="dxa"/>
+              <w:right w:w="90" w:type="dxa"/>
+            </w:tcMar>
+            <w:vAlign w:val="center"/>
+          </w:tcPr>
+          <w:p>
+            <w:pPr>
+              <w:spacing w:after="20"/>
+            </w:pPr>
+            <w:r>
+              <w:rPr>
+                <w:sz w:val="18"/>
+                <w:szCs w:val="18"/>
+              </w:rPr>
+              <w:t>Cumple</w:t>
+            </w:r>
+          </w:p>
+        </w:tc>
+        <w:tc>
+          <w:tcPr>
+            <w:tcW w:w="4460" w:type="dxa"/>
+            <w:tcBorders>
+              <w:top w:val="single" w:sz="4" w:space="0" w:color="C9D1DC"/>
+              <w:left w:val="single" w:sz="4" w:space="0" w:color="C9D1DC"/>
+              <w:bottom w:val="single" w:sz="4" w:space="0" w:color="C9D1DC"/>
+              <w:right w:val="single" w:sz="4" w:space="0" w:color="C9D1DC"/>
+            </w:tcBorders>
+            <w:tcMar>
+              <w:top w:w="60" w:type="dxa"/>
+              <w:left w:w="90" w:type="dxa"/>
+              <w:bottom w:w="60" w:type="dxa"/>
+              <w:right w:w="90" w:type="dxa"/>
+            </w:tcMar>
+            <w:vAlign w:val="center"/>
+          </w:tcPr>
+          <w:p>
+            <w:pPr>
+              <w:spacing w:after="20"/>
+            </w:pPr>
+            <w:r>
+              <w:rPr>
+                <w:sz w:val="18"/>
+                <w:szCs w:val="18"/>
+              </w:rPr>
+              <w:t>Logs JSON + tabla de auditoría; 6/6 pruebas</w:t>
+            </w:r>
+          </w:p>
+        </w:tc>
+      </w:tr>
+      <w:tr>
+        <w:tblPrEx>
+          <w:tblCellMar>
+            <w:top w:w="0" w:type="dxa"/>
+            <w:bottom w:w="0" w:type="dxa"/>
+          </w:tblCellMar>
+        </w:tblPrEx>
+        <w:trPr>
+          <w:cantSplit/>
+        </w:trPr>
+        <w:tc>
+          <w:tcPr>
+            <w:tcW w:w="3600" w:type="dxa"/>
+            <w:tcBorders>
+              <w:top w:val="single" w:sz="4" w:space="0" w:color="C9D1DC"/>
+              <w:left w:val="single" w:sz="4" w:space="0" w:color="C9D1DC"/>
+              <w:bottom w:val="single" w:sz="4" w:space="0" w:color="C9D1DC"/>
+              <w:right w:val="single" w:sz="4" w:space="0" w:color="C9D1DC"/>
+            </w:tcBorders>
+            <w:shd w:val="clear" w:color="auto" w:fill="F6F8FB"/>
+            <w:tcMar>
+              <w:top w:w="60" w:type="dxa"/>
+              <w:left w:w="90" w:type="dxa"/>
+              <w:bottom w:w="60" w:type="dxa"/>
+              <w:right w:w="90" w:type="dxa"/>
+            </w:tcMar>
+            <w:vAlign w:val="center"/>
+          </w:tcPr>
+          <w:p>
+            <w:pPr>
+              <w:spacing w:after="20"/>
+            </w:pPr>
+            <w:r>
+              <w:rPr>
+                <w:sz w:val="18"/>
+                <w:szCs w:val="18"/>
+              </w:rPr>
               <w:t>Informe con matriz de riesgos, controles y pruebas</w:t>
             </w:r>
           </w:p>
@@ -27689,6 +30265,7 @@
               <w:bottom w:val="single" w:sz="4" w:space="0" w:color="C9D1DC"/>
               <w:right w:val="single" w:sz="4" w:space="0" w:color="C9D1DC"/>
             </w:tcBorders>
+            <w:shd w:val="clear" w:color="auto" w:fill="F6F8FB"/>
             <w:tcMar>
               <w:top w:w="60" w:type="dxa"/>
               <w:left w:w="90" w:type="dxa"/>
@@ -27735,11 +30312,11 @@
       <w:pPr>
         <w:pStyle w:val="Ttulo2"/>
       </w:pPr>
-      <w:bookmarkStart w:id="26" w:name="_Toc241841522"/>
+      <w:bookmarkStart w:id="27" w:name="_Toc241848379"/>
       <w:r>
         <w:t>7.2 Aprendizajes del equipo</w:t>
       </w:r>
-      <w:bookmarkEnd w:id="26"/>
+      <w:bookmarkEnd w:id="27"/>
     </w:p>
     <w:p>
       <w:pPr>
@@ -27778,7 +30355,7 @@
         <w:t>Un control solo existe si se puede probar.</w:t>
       </w:r>
       <w:r>
-        <w:t xml:space="preserve"> Automatizar 43 pruebas permitió detectar dos supuestos incorrectos durante la validación (un puerto ocupado por otro proceso del equipo y el tiempo de reincorporación del balanceador) y corregirlos con evidencia.</w:t>
+        <w:t xml:space="preserve"> Automatizar las pruebas (49 en local y 44 en producción) permitió detectar dos supuestos incorrectos durante la validación (un puerto ocupado por otro proceso del equipo y el tiempo de reincorporación del balanceador) y corregirlos con evidencia.</w:t>
       </w:r>
     </w:p>
     <w:p>
@@ -27823,13 +30400,33 @@
     </w:p>
     <w:p>
       <w:pPr>
+        <w:pStyle w:val="Prrafodelista"/>
+        <w:numPr>
+          <w:ilvl w:val="0"/>
+          <w:numId w:val="2"/>
+        </w:numPr>
+        <w:spacing w:after="60" w:line="264" w:lineRule="auto"/>
+      </w:pPr>
+      <w:r>
+        <w:rPr>
+          <w:b/>
+          <w:bCs/>
+        </w:rPr>
+        <w:t>El segundo factor debe exigirlo el servidor, no la interfaz.</w:t>
+      </w:r>
+      <w:r>
+        <w:t xml:space="preserve"> Firebase entrega el código y el token, pero el control efectivo es que el backend rechace cualquier token sin el claim de segundo factor. Una prueba automatizada verifica exactamente ese caso.</w:t>
+      </w:r>
+    </w:p>
+    <w:p>
+      <w:pPr>
         <w:pStyle w:val="Ttulo2"/>
       </w:pPr>
-      <w:bookmarkStart w:id="27" w:name="_Toc241841523"/>
+      <w:bookmarkStart w:id="28" w:name="_Toc241848380"/>
       <w:r>
         <w:t>7.3 Mejoras futuras</w:t>
       </w:r>
-      <w:bookmarkEnd w:id="27"/>
+      <w:bookmarkEnd w:id="28"/>
     </w:p>
     <w:tbl>
       <w:tblPr>
@@ -28207,7 +30804,7 @@
                 <w:sz w:val="18"/>
                 <w:szCs w:val="18"/>
               </w:rPr>
-              <w:t>MFA (TOTP) para los roles admin y auditor en la aplicación</w:t>
+              <w:t>Activar 2FA en las cuentas Railway, GitHub y Google de todos los integrantes</w:t>
             </w:r>
           </w:p>
         </w:tc>
@@ -28237,7 +30834,7 @@
                 <w:sz w:val="18"/>
                 <w:szCs w:val="18"/>
               </w:rPr>
-              <w:t>R01, R02</w:t>
+              <w:t>R11</w:t>
             </w:r>
           </w:p>
         </w:tc>
@@ -28267,7 +30864,7 @@
                 <w:sz w:val="18"/>
                 <w:szCs w:val="18"/>
               </w:rPr>
-              <w:t>Media</w:t>
+              <w:t>Alta</w:t>
             </w:r>
           </w:p>
         </w:tc>
@@ -28309,7 +30906,7 @@
                 <w:sz w:val="18"/>
                 <w:szCs w:val="18"/>
               </w:rPr>
-              <w:t>Enviar logs a un SIEM y crear alertas ante ráfagas de login_fallido o acceso_denegado</w:t>
+              <w:t>Reemplazar la cuenta de servicio firebase-adminsdk por una con rol mínimo (Firebase Authentication Admin) y rotar su clave</w:t>
             </w:r>
           </w:p>
         </w:tc>
@@ -28340,7 +30937,7 @@
                 <w:sz w:val="18"/>
                 <w:szCs w:val="18"/>
               </w:rPr>
-              <w:t>R10</w:t>
+              <w:t>R07, R11</w:t>
             </w:r>
           </w:p>
         </w:tc>
@@ -28412,7 +31009,7 @@
                 <w:sz w:val="18"/>
                 <w:szCs w:val="18"/>
               </w:rPr>
-              <w:t>WAF y dominio propio (p. ej. Cloudflare) con reglas OWASP</w:t>
+              <w:t>Enviar logs a un SIEM y crear alertas ante ráfagas de login_fallido o acceso_denegado</w:t>
             </w:r>
           </w:p>
         </w:tc>
@@ -28442,7 +31039,7 @@
                 <w:sz w:val="18"/>
                 <w:szCs w:val="18"/>
               </w:rPr>
-              <w:t>R04, R13</w:t>
+              <w:t>R10</w:t>
             </w:r>
           </w:p>
         </w:tc>
@@ -28514,7 +31111,7 @@
                 <w:sz w:val="18"/>
                 <w:szCs w:val="18"/>
               </w:rPr>
-              <w:t>Pipeline CI que ejecute pruebas, npm audit y escaneo de imagen antes de cada despliegue</w:t>
+              <w:t>WAF y dominio propio (p. ej. Cloudflare) con reglas OWASP</w:t>
             </w:r>
           </w:p>
         </w:tc>
@@ -28545,7 +31142,7 @@
                 <w:sz w:val="18"/>
                 <w:szCs w:val="18"/>
               </w:rPr>
-              <w:t>R12</w:t>
+              <w:t>R04, R13</w:t>
             </w:r>
           </w:p>
         </w:tc>
@@ -28617,7 +31214,7 @@
                 <w:sz w:val="18"/>
                 <w:szCs w:val="18"/>
               </w:rPr>
-              <w:t>Mover el servicio a una región más cercana a Chile (p. ej. us-east) para reducir latencia</w:t>
+              <w:t>Pipeline CI que ejecute pruebas, npm audit y escaneo de imagen antes de cada despliegue</w:t>
             </w:r>
           </w:p>
         </w:tc>
@@ -28647,7 +31244,7 @@
                 <w:sz w:val="18"/>
                 <w:szCs w:val="18"/>
               </w:rPr>
-              <w:t>—</w:t>
+              <w:t>R12</w:t>
             </w:r>
           </w:p>
         </w:tc>
@@ -28677,7 +31274,7 @@
                 <w:sz w:val="18"/>
                 <w:szCs w:val="18"/>
               </w:rPr>
-              <w:t>Baja</w:t>
+              <w:t>Media</w:t>
             </w:r>
           </w:p>
         </w:tc>
@@ -28719,6 +31316,109 @@
                 <w:sz w:val="18"/>
                 <w:szCs w:val="18"/>
               </w:rPr>
+              <w:t>Mover el servicio a una región más cercana a Chile (p. ej. us-east) para reducir latencia</w:t>
+            </w:r>
+          </w:p>
+        </w:tc>
+        <w:tc>
+          <w:tcPr>
+            <w:tcW w:w="1900" w:type="dxa"/>
+            <w:tcBorders>
+              <w:top w:val="single" w:sz="4" w:space="0" w:color="C9D1DC"/>
+              <w:left w:val="single" w:sz="4" w:space="0" w:color="C9D1DC"/>
+              <w:bottom w:val="single" w:sz="4" w:space="0" w:color="C9D1DC"/>
+              <w:right w:val="single" w:sz="4" w:space="0" w:color="C9D1DC"/>
+            </w:tcBorders>
+            <w:shd w:val="clear" w:color="auto" w:fill="F6F8FB"/>
+            <w:tcMar>
+              <w:top w:w="60" w:type="dxa"/>
+              <w:left w:w="90" w:type="dxa"/>
+              <w:bottom w:w="60" w:type="dxa"/>
+              <w:right w:w="90" w:type="dxa"/>
+            </w:tcMar>
+            <w:vAlign w:val="center"/>
+          </w:tcPr>
+          <w:p>
+            <w:pPr>
+              <w:spacing w:after="20"/>
+            </w:pPr>
+            <w:r>
+              <w:rPr>
+                <w:sz w:val="18"/>
+                <w:szCs w:val="18"/>
+              </w:rPr>
+              <w:t>—</w:t>
+            </w:r>
+          </w:p>
+        </w:tc>
+        <w:tc>
+          <w:tcPr>
+            <w:tcW w:w="1900" w:type="dxa"/>
+            <w:tcBorders>
+              <w:top w:val="single" w:sz="4" w:space="0" w:color="C9D1DC"/>
+              <w:left w:val="single" w:sz="4" w:space="0" w:color="C9D1DC"/>
+              <w:bottom w:val="single" w:sz="4" w:space="0" w:color="C9D1DC"/>
+              <w:right w:val="single" w:sz="4" w:space="0" w:color="C9D1DC"/>
+            </w:tcBorders>
+            <w:shd w:val="clear" w:color="auto" w:fill="F6F8FB"/>
+            <w:tcMar>
+              <w:top w:w="60" w:type="dxa"/>
+              <w:left w:w="90" w:type="dxa"/>
+              <w:bottom w:w="60" w:type="dxa"/>
+              <w:right w:w="90" w:type="dxa"/>
+            </w:tcMar>
+            <w:vAlign w:val="center"/>
+          </w:tcPr>
+          <w:p>
+            <w:pPr>
+              <w:spacing w:after="20"/>
+            </w:pPr>
+            <w:r>
+              <w:rPr>
+                <w:sz w:val="18"/>
+                <w:szCs w:val="18"/>
+              </w:rPr>
+              <w:t>Baja</w:t>
+            </w:r>
+          </w:p>
+        </w:tc>
+      </w:tr>
+      <w:tr>
+        <w:tblPrEx>
+          <w:tblCellMar>
+            <w:top w:w="0" w:type="dxa"/>
+            <w:bottom w:w="0" w:type="dxa"/>
+          </w:tblCellMar>
+        </w:tblPrEx>
+        <w:trPr>
+          <w:cantSplit/>
+        </w:trPr>
+        <w:tc>
+          <w:tcPr>
+            <w:tcW w:w="5560" w:type="dxa"/>
+            <w:tcBorders>
+              <w:top w:val="single" w:sz="4" w:space="0" w:color="C9D1DC"/>
+              <w:left w:val="single" w:sz="4" w:space="0" w:color="C9D1DC"/>
+              <w:bottom w:val="single" w:sz="4" w:space="0" w:color="C9D1DC"/>
+              <w:right w:val="single" w:sz="4" w:space="0" w:color="C9D1DC"/>
+            </w:tcBorders>
+            <w:tcMar>
+              <w:top w:w="60" w:type="dxa"/>
+              <w:left w:w="90" w:type="dxa"/>
+              <w:bottom w:w="60" w:type="dxa"/>
+              <w:right w:w="90" w:type="dxa"/>
+            </w:tcMar>
+            <w:vAlign w:val="center"/>
+          </w:tcPr>
+          <w:p>
+            <w:pPr>
+              <w:spacing w:after="20"/>
+            </w:pPr>
+            <w:r>
+              <w:rPr>
+                <w:sz w:val="18"/>
+                <w:szCs w:val="18"/>
+              </w:rPr>
               <w:t>Rate limiting compartido entre réplicas (actualmente por réplica)</w:t>
             </w:r>
           </w:p>
@@ -28732,7 +31432,6 @@
               <w:bottom w:val="single" w:sz="4" w:space="0" w:color="C9D1DC"/>
               <w:right w:val="single" w:sz="4" w:space="0" w:color="C9D1DC"/>
             </w:tcBorders>
-            <w:shd w:val="clear" w:color="auto" w:fill="F6F8FB"/>
             <w:tcMar>
               <w:top w:w="60" w:type="dxa"/>
               <w:left w:w="90" w:type="dxa"/>
@@ -28763,7 +31462,6 @@
               <w:bottom w:val="single" w:sz="4" w:space="0" w:color="C9D1DC"/>
               <w:right w:val="single" w:sz="4" w:space="0" w:color="C9D1DC"/>
             </w:tcBorders>
-            <w:shd w:val="clear" w:color="auto" w:fill="F6F8FB"/>
             <w:tcMar>
               <w:top w:w="60" w:type="dxa"/>
               <w:left w:w="90" w:type="dxa"/>
@@ -28792,11 +31490,11 @@
         <w:pStyle w:val="Ttulo1"/>
         <w:pageBreakBefore/>
       </w:pPr>
-      <w:bookmarkStart w:id="28" w:name="_Toc241841524"/>
+      <w:bookmarkStart w:id="29" w:name="_Toc241848381"/>
       <w:r>
         <w:t>Anexo A. Estructura del repositorio y reproducción</w:t>
       </w:r>
-      <w:bookmarkEnd w:id="28"/>
+      <w:bookmarkEnd w:id="29"/>
     </w:p>
     <w:tbl>
       <w:tblPr>
@@ -29222,7 +31920,7 @@
                 <w:sz w:val="18"/>
                 <w:szCs w:val="18"/>
               </w:rPr>
-              <w:t>app/public/</w:t>
+              <w:t>app/src/firebase.js</w:t>
             </w:r>
           </w:p>
         </w:tc>
@@ -29252,7 +31950,7 @@
                 <w:sz w:val="18"/>
                 <w:szCs w:val="18"/>
               </w:rPr>
-              <w:t>Interfaz web (HTML, JS sin inline, CSS)</w:t>
+              <w:t>Verificación de ID tokens y administración de usuarios en Firebase</w:t>
             </w:r>
           </w:p>
         </w:tc>
@@ -29294,7 +31992,7 @@
                 <w:sz w:val="18"/>
                 <w:szCs w:val="18"/>
               </w:rPr>
-              <w:t>app/Dockerfile</w:t>
+              <w:t>firebase/configurar.js</w:t>
             </w:r>
           </w:p>
         </w:tc>
@@ -29325,7 +32023,7 @@
                 <w:sz w:val="18"/>
                 <w:szCs w:val="18"/>
               </w:rPr>
-              <w:t>Imagen endurecida (alpine, no root)</w:t>
+              <w:t>Configuración automatizada de Firebase (TOTP, políticas, dominios, cuentas)</w:t>
             </w:r>
           </w:p>
         </w:tc>
@@ -29366,7 +32064,7 @@
                 <w:sz w:val="18"/>
                 <w:szCs w:val="18"/>
               </w:rPr>
-              <w:t>app/test/</w:t>
+              <w:t>pruebas/totp.js</w:t>
             </w:r>
           </w:p>
         </w:tc>
@@ -29396,7 +32094,7 @@
                 <w:sz w:val="18"/>
                 <w:szCs w:val="18"/>
               </w:rPr>
-              <w:t>Pruebas unitarias (node --test)</w:t>
+              <w:t>Generador TOTP (RFC 6238) validado con vectores oficiales</w:t>
             </w:r>
           </w:p>
         </w:tc>
@@ -29438,7 +32136,7 @@
                 <w:sz w:val="18"/>
                 <w:szCs w:val="18"/>
               </w:rPr>
-              <w:t>infra/local/</w:t>
+              <w:t>app/public/</w:t>
             </w:r>
           </w:p>
         </w:tc>
@@ -29469,7 +32167,7 @@
                 <w:sz w:val="18"/>
                 <w:szCs w:val="18"/>
               </w:rPr>
-              <w:t>docker-compose con balanceador nginx, 2 réplicas y red interna</w:t>
+              <w:t>Interfaz web (HTML, JS sin inline, CSS)</w:t>
             </w:r>
           </w:p>
         </w:tc>
@@ -29510,7 +32208,7 @@
                 <w:sz w:val="18"/>
                 <w:szCs w:val="18"/>
               </w:rPr>
-              <w:t>pruebas/pruebas.js</w:t>
+              <w:t>app/Dockerfile</w:t>
             </w:r>
           </w:p>
         </w:tc>
@@ -29540,7 +32238,7 @@
                 <w:sz w:val="18"/>
                 <w:szCs w:val="18"/>
               </w:rPr>
-              <w:t>Batería de pruebas de seguridad y disponibilidad</w:t>
+              <w:t>Imagen endurecida (alpine, no root)</w:t>
             </w:r>
           </w:p>
         </w:tc>
@@ -29582,7 +32280,7 @@
                 <w:sz w:val="18"/>
                 <w:szCs w:val="18"/>
               </w:rPr>
-              <w:t>pruebas/trafico-redeploy.js</w:t>
+              <w:t>app/test/</w:t>
             </w:r>
           </w:p>
         </w:tc>
@@ -29613,7 +32311,7 @@
                 <w:sz w:val="18"/>
                 <w:szCs w:val="18"/>
               </w:rPr>
-              <w:t>Medición de disponibilidad durante un redeploy</w:t>
+              <w:t>Pruebas unitarias (node --test)</w:t>
             </w:r>
           </w:p>
         </w:tc>
@@ -29654,6 +32352,222 @@
                 <w:sz w:val="18"/>
                 <w:szCs w:val="18"/>
               </w:rPr>
+              <w:t>infra/local/</w:t>
+            </w:r>
+          </w:p>
+        </w:tc>
+        <w:tc>
+          <w:tcPr>
+            <w:tcW w:w="6160" w:type="dxa"/>
+            <w:tcBorders>
+              <w:top w:val="single" w:sz="4" w:space="0" w:color="C9D1DC"/>
+              <w:left w:val="single" w:sz="4" w:space="0" w:color="C9D1DC"/>
+              <w:bottom w:val="single" w:sz="4" w:space="0" w:color="C9D1DC"/>
+              <w:right w:val="single" w:sz="4" w:space="0" w:color="C9D1DC"/>
+            </w:tcBorders>
+            <w:tcMar>
+              <w:top w:w="60" w:type="dxa"/>
+              <w:left w:w="90" w:type="dxa"/>
+              <w:bottom w:w="60" w:type="dxa"/>
+              <w:right w:w="90" w:type="dxa"/>
+            </w:tcMar>
+            <w:vAlign w:val="center"/>
+          </w:tcPr>
+          <w:p>
+            <w:pPr>
+              <w:spacing w:after="20"/>
+            </w:pPr>
+            <w:r>
+              <w:rPr>
+                <w:sz w:val="18"/>
+                <w:szCs w:val="18"/>
+              </w:rPr>
+              <w:t>docker-compose con balanceador nginx, 2 réplicas y red interna</w:t>
+            </w:r>
+          </w:p>
+        </w:tc>
+      </w:tr>
+      <w:tr>
+        <w:tblPrEx>
+          <w:tblCellMar>
+            <w:top w:w="0" w:type="dxa"/>
+            <w:bottom w:w="0" w:type="dxa"/>
+          </w:tblCellMar>
+        </w:tblPrEx>
+        <w:trPr>
+          <w:cantSplit/>
+        </w:trPr>
+        <w:tc>
+          <w:tcPr>
+            <w:tcW w:w="3200" w:type="dxa"/>
+            <w:tcBorders>
+              <w:top w:val="single" w:sz="4" w:space="0" w:color="C9D1DC"/>
+              <w:left w:val="single" w:sz="4" w:space="0" w:color="C9D1DC"/>
+              <w:bottom w:val="single" w:sz="4" w:space="0" w:color="C9D1DC"/>
+              <w:right w:val="single" w:sz="4" w:space="0" w:color="C9D1DC"/>
+            </w:tcBorders>
+            <w:shd w:val="clear" w:color="auto" w:fill="F6F8FB"/>
+            <w:tcMar>
+              <w:top w:w="60" w:type="dxa"/>
+              <w:left w:w="90" w:type="dxa"/>
+              <w:bottom w:w="60" w:type="dxa"/>
+              <w:right w:w="90" w:type="dxa"/>
+            </w:tcMar>
+            <w:vAlign w:val="center"/>
+          </w:tcPr>
+          <w:p>
+            <w:pPr>
+              <w:spacing w:after="20"/>
+            </w:pPr>
+            <w:r>
+              <w:rPr>
+                <w:sz w:val="18"/>
+                <w:szCs w:val="18"/>
+              </w:rPr>
+              <w:t>pruebas/pruebas.js</w:t>
+            </w:r>
+          </w:p>
+        </w:tc>
+        <w:tc>
+          <w:tcPr>
+            <w:tcW w:w="6160" w:type="dxa"/>
+            <w:tcBorders>
+              <w:top w:val="single" w:sz="4" w:space="0" w:color="C9D1DC"/>
+              <w:left w:val="single" w:sz="4" w:space="0" w:color="C9D1DC"/>
+              <w:bottom w:val="single" w:sz="4" w:space="0" w:color="C9D1DC"/>
+              <w:right w:val="single" w:sz="4" w:space="0" w:color="C9D1DC"/>
+            </w:tcBorders>
+            <w:shd w:val="clear" w:color="auto" w:fill="F6F8FB"/>
+            <w:tcMar>
+              <w:top w:w="60" w:type="dxa"/>
+              <w:left w:w="90" w:type="dxa"/>
+              <w:bottom w:w="60" w:type="dxa"/>
+              <w:right w:w="90" w:type="dxa"/>
+            </w:tcMar>
+            <w:vAlign w:val="center"/>
+          </w:tcPr>
+          <w:p>
+            <w:pPr>
+              <w:spacing w:after="20"/>
+            </w:pPr>
+            <w:r>
+              <w:rPr>
+                <w:sz w:val="18"/>
+                <w:szCs w:val="18"/>
+              </w:rPr>
+              <w:t>Batería de pruebas de seguridad y disponibilidad</w:t>
+            </w:r>
+          </w:p>
+        </w:tc>
+      </w:tr>
+      <w:tr>
+        <w:tblPrEx>
+          <w:tblCellMar>
+            <w:top w:w="0" w:type="dxa"/>
+            <w:bottom w:w="0" w:type="dxa"/>
+          </w:tblCellMar>
+        </w:tblPrEx>
+        <w:trPr>
+          <w:cantSplit/>
+        </w:trPr>
+        <w:tc>
+          <w:tcPr>
+            <w:tcW w:w="3200" w:type="dxa"/>
+            <w:tcBorders>
+              <w:top w:val="single" w:sz="4" w:space="0" w:color="C9D1DC"/>
+              <w:left w:val="single" w:sz="4" w:space="0" w:color="C9D1DC"/>
+              <w:bottom w:val="single" w:sz="4" w:space="0" w:color="C9D1DC"/>
+              <w:right w:val="single" w:sz="4" w:space="0" w:color="C9D1DC"/>
+            </w:tcBorders>
+            <w:tcMar>
+              <w:top w:w="60" w:type="dxa"/>
+              <w:left w:w="90" w:type="dxa"/>
+              <w:bottom w:w="60" w:type="dxa"/>
+              <w:right w:w="90" w:type="dxa"/>
+            </w:tcMar>
+            <w:vAlign w:val="center"/>
+          </w:tcPr>
+          <w:p>
+            <w:pPr>
+              <w:spacing w:after="20"/>
+            </w:pPr>
+            <w:r>
+              <w:rPr>
+                <w:sz w:val="18"/>
+                <w:szCs w:val="18"/>
+              </w:rPr>
+              <w:t>pruebas/trafico-redeploy.js</w:t>
+            </w:r>
+          </w:p>
+        </w:tc>
+        <w:tc>
+          <w:tcPr>
+            <w:tcW w:w="6160" w:type="dxa"/>
+            <w:tcBorders>
+              <w:top w:val="single" w:sz="4" w:space="0" w:color="C9D1DC"/>
+              <w:left w:val="single" w:sz="4" w:space="0" w:color="C9D1DC"/>
+              <w:bottom w:val="single" w:sz="4" w:space="0" w:color="C9D1DC"/>
+              <w:right w:val="single" w:sz="4" w:space="0" w:color="C9D1DC"/>
+            </w:tcBorders>
+            <w:tcMar>
+              <w:top w:w="60" w:type="dxa"/>
+              <w:left w:w="90" w:type="dxa"/>
+              <w:bottom w:w="60" w:type="dxa"/>
+              <w:right w:w="90" w:type="dxa"/>
+            </w:tcMar>
+            <w:vAlign w:val="center"/>
+          </w:tcPr>
+          <w:p>
+            <w:pPr>
+              <w:spacing w:after="20"/>
+            </w:pPr>
+            <w:r>
+              <w:rPr>
+                <w:sz w:val="18"/>
+                <w:szCs w:val="18"/>
+              </w:rPr>
+              <w:t>Medición de disponibilidad durante un redeploy</w:t>
+            </w:r>
+          </w:p>
+        </w:tc>
+      </w:tr>
+      <w:tr>
+        <w:tblPrEx>
+          <w:tblCellMar>
+            <w:top w:w="0" w:type="dxa"/>
+            <w:bottom w:w="0" w:type="dxa"/>
+          </w:tblCellMar>
+        </w:tblPrEx>
+        <w:trPr>
+          <w:cantSplit/>
+        </w:trPr>
+        <w:tc>
+          <w:tcPr>
+            <w:tcW w:w="3200" w:type="dxa"/>
+            <w:tcBorders>
+              <w:top w:val="single" w:sz="4" w:space="0" w:color="C9D1DC"/>
+              <w:left w:val="single" w:sz="4" w:space="0" w:color="C9D1DC"/>
+              <w:bottom w:val="single" w:sz="4" w:space="0" w:color="C9D1DC"/>
+              <w:right w:val="single" w:sz="4" w:space="0" w:color="C9D1DC"/>
+            </w:tcBorders>
+            <w:shd w:val="clear" w:color="auto" w:fill="F6F8FB"/>
+            <w:tcMar>
+              <w:top w:w="60" w:type="dxa"/>
+              <w:left w:w="90" w:type="dxa"/>
+              <w:bottom w:w="60" w:type="dxa"/>
+              <w:right w:w="90" w:type="dxa"/>
+            </w:tcMar>
+            <w:vAlign w:val="center"/>
+          </w:tcPr>
+          <w:p>
+            <w:pPr>
+              <w:spacing w:after="20"/>
+            </w:pPr>
+            <w:r>
+              <w:rPr>
+                <w:sz w:val="18"/>
+                <w:szCs w:val="18"/>
+              </w:rPr>
               <w:t>pruebas/evidencia-*.json|txt</w:t>
             </w:r>
           </w:p>
@@ -29667,6 +32581,7 @@
               <w:bottom w:val="single" w:sz="4" w:space="0" w:color="C9D1DC"/>
               <w:right w:val="single" w:sz="4" w:space="0" w:color="C9D1DC"/>
             </w:tcBorders>
+            <w:shd w:val="clear" w:color="auto" w:fill="F6F8FB"/>
             <w:tcMar>
               <w:top w:w="60" w:type="dxa"/>
               <w:left w:w="90" w:type="dxa"/>
@@ -29724,7 +32639,23 @@
         <w:t>Probar producción:</w:t>
       </w:r>
       <w:r>
-        <w:t xml:space="preserve"> ADMIN_PASS=… ANALISTA_PASS=… AUDITOR_PASS=… node pruebas/pruebas.js https://portal-app-production-1269.up.railway.app evidencia-railway.</w:t>
+        <w:t xml:space="preserve"> ADMIN_PASS=… ANALISTA_PASS=… AUDITOR_PASS=… ADMIN_TOTP=… ANALISTA_TOTP=… AUDITOR_TOTP=… node pruebas/pruebas.js https://portal-app-production-1269.up.railway.app evidencia-railway (los secretos TOTP permiten al script calcular los códigos).</w:t>
+      </w:r>
+    </w:p>
+    <w:p>
+      <w:pPr>
+        <w:spacing w:after="120" w:line="276" w:lineRule="auto"/>
+        <w:jc w:val="both"/>
+      </w:pPr>
+      <w:r>
+        <w:rPr>
+          <w:b/>
+          <w:bCs/>
+        </w:rPr>
+        <w:t>Configurar Firebase:</w:t>
+      </w:r>
+      <w:r>
+        <w:t xml:space="preserve"> node firebase/configurar.js firebase-sa.json firebase-web.json CREDENCIALES-NO-SUBIR.txt &lt;dominios&gt;.</w:t>
       </w:r>
     </w:p>
     <w:p>
@@ -29740,14 +32671,14 @@
         <w:t>Credenciales de demostración:</w:t>
       </w:r>
       <w:r>
-        <w:t xml:space="preserve"> se entregan al docente por un canal separado y no se incluyen en este documento ni en el repositorio (ISO 27001 A.5.17).</w:t>
+        <w:t xml:space="preserve"> las contraseñas y los códigos QR de TOTP se entregan al docente por un canal separado y no se incluyen en este documento ni en el repositorio (ISO 27001 A.5.17).</w:t>
       </w:r>
     </w:p>
     <w:sectPr>
-      <w:headerReference w:type="default" r:id="rId15"/>
-      <w:footerReference w:type="default" r:id="rId16"/>
-      <w:headerReference w:type="first" r:id="rId17"/>
-      <w:footerReference w:type="first" r:id="rId18"/>
+      <w:headerReference w:type="default" r:id="rId17"/>
+      <w:footerReference w:type="default" r:id="rId18"/>
+      <w:headerReference w:type="first" r:id="rId19"/>
+      <w:footerReference w:type="first" r:id="rId20"/>
       <w:pgSz w:w="12240" w:h="15840"/>
       <w:pgMar w:top="1440" w:right="1440" w:bottom="1440" w:left="1440" w:header="708" w:footer="708" w:gutter="0"/>
       <w:cols w:space="720"/>
@@ -29940,68 +32871,10 @@
 <file path=word/numbering.xml><?xml version="1.0" encoding="utf-8"?>
 <w:numbering xmlns:wpc="http://schemas.microsoft.com/office/word/2010/wordprocessingCanvas" xmlns:cx="http://schemas.microsoft.com/office/drawing/2014/chartex" xmlns:cx1="http://schemas.microsoft.com/office/drawing/2015/9/8/chartex" xmlns:cx2="http://schemas.microsoft.com/office/drawing/2015/10/21/chartex" xmlns:cx3="http://schemas.microsoft.com/office/drawing/2016/5/9/chartex" xmlns:cx4="http://schemas.microsoft.com/office/drawing/2016/5/10/chartex" xmlns:cx5="http://schemas.microsoft.com/office/drawing/2016/5/11/chartex" xmlns:cx6="http://schemas.microsoft.com/office/drawing/2016/5/12/chartex" xmlns:cx7="http://schemas.microsoft.com/office/drawing/2016/5/13/chartex" xmlns:cx8="http://schemas.microsoft.com/office/drawing/2016/5/14/chartex" xmlns:mc="http://schemas.openxmlformats.org/markup-compatibility/2006" xmlns:aink="http://schemas.microsoft.com/office/drawing/2016/ink" xmlns:am3d="http://schemas.microsoft.com/office/drawing/2017/model3d" xmlns:o="urn:schemas-microsoft-com:office:office" xmlns:oel="http://schemas.microsoft.com/office/2019/extlst" xmlns:r="http://schemas.openxmlformats.org/officeDocument/2006/relationships" xmlns:m="http://schemas.openxmlformats.org/officeDocument/2006/math" xmlns:v="urn:schemas-microsoft-com:vml" xmlns:wp14="http://schemas.microsoft.com/office/word/2010/wordprocessingDrawing" xmlns:wp="http://schemas.openxmlformats.org/drawingml/2006/wordprocessingDrawing" xmlns:w10="urn:schemas-microsoft-com:office:word" xmlns:w="http://schemas.openxmlformats.org/wordprocessingml/2006/main" xmlns:w14="http://schemas.microsoft.com/office/word/2010/wordml" xmlns:w15="http://schemas.microsoft.com/office/word/2012/wordml" xmlns:w16cex="http://schemas.microsoft.com/office/word/2018/wordml/cex" xmlns:w16cid="http://schemas.microsoft.com/office/word/2016/wordml/cid" xmlns:w16="http://schemas.microsoft.com/office/word/2018/wordml" xmlns:w16du="http://schemas.microsoft.com/office/word/2023/wordml/word16du" xmlns:w16sdtdh="http://schemas.microsoft.com/office/word/2020/wordml/sdtdatahash" xmlns:w16sdtfl="http://schemas.microsoft.com/office/word/2024/wordml/sdtformatlock" xmlns:w16se="http://schemas.microsoft.com/office/word/2015/wordml/symex" xmlns:wpg="http://schemas.microsoft.com/office/word/2010/wordprocessingGroup" xmlns:wpi="http://schemas.microsoft.com/office/word/2010/wordprocessingInk" xmlns:wne="http://schemas.microsoft.com/office/word/2006/wordml" xmlns:wps="http://schemas.microsoft.com/office/word/2010/wordprocessingShape" mc:Ignorable="w14 w15 w16se w16cid w16 w16cex w16sdtdh w16sdtfl w16du wp14">
   <w:abstractNum w:abstractNumId="0" w15:restartNumberingAfterBreak="0">
-    <w:nsid w:val="26280F16"/>
+    <w:nsid w:val="07F44884"/>
     <w:multiLevelType w:val="hybridMultilevel"/>
-    <w:tmpl w:val="D3F88FBE"/>
-    <w:lvl w:ilvl="0" w:tplc="DBFCD49A">
-      <w:start w:val="1"/>
-      <w:numFmt w:val="bullet"/>
-      <w:lvlText w:val="•"/>
-      <w:lvlJc w:val="left"/>
-      <w:pPr>
-        <w:ind w:left="540" w:hanging="270"/>
-      </w:pPr>
-    </w:lvl>
-    <w:lvl w:ilvl="1" w:tplc="959C17C8" w:tentative="1">
-      <w:start w:val="1"/>
-      <w:numFmt w:val="bullet"/>
-      <w:lvlText w:val="–"/>
-      <w:lvlJc w:val="left"/>
-      <w:pPr>
-        <w:ind w:left="1080" w:hanging="270"/>
-      </w:pPr>
-    </w:lvl>
-    <w:lvl w:ilvl="2" w:tplc="C9E28F40">
-      <w:numFmt w:val="decimal"/>
-      <w:lvlText w:val=""/>
-      <w:lvlJc w:val="left"/>
-    </w:lvl>
-    <w:lvl w:ilvl="3" w:tplc="1F4E5498">
-      <w:numFmt w:val="decimal"/>
-      <w:lvlText w:val=""/>
-      <w:lvlJc w:val="left"/>
-    </w:lvl>
-    <w:lvl w:ilvl="4" w:tplc="C5F85492">
-      <w:numFmt w:val="decimal"/>
-      <w:lvlText w:val=""/>
-      <w:lvlJc w:val="left"/>
-    </w:lvl>
-    <w:lvl w:ilvl="5" w:tplc="D9029F9A">
-      <w:numFmt w:val="decimal"/>
-      <w:lvlText w:val=""/>
-      <w:lvlJc w:val="left"/>
-    </w:lvl>
-    <w:lvl w:ilvl="6" w:tplc="73F27712">
-      <w:numFmt w:val="decimal"/>
-      <w:lvlText w:val=""/>
-      <w:lvlJc w:val="left"/>
-    </w:lvl>
-    <w:lvl w:ilvl="7" w:tplc="885472D8">
-      <w:numFmt w:val="decimal"/>
-      <w:lvlText w:val=""/>
-      <w:lvlJc w:val="left"/>
-    </w:lvl>
-    <w:lvl w:ilvl="8" w:tplc="65028A92">
-      <w:numFmt w:val="decimal"/>
-      <w:lvlText w:val=""/>
-      <w:lvlJc w:val="left"/>
-    </w:lvl>
-  </w:abstractNum>
-  <w:abstractNum w:abstractNumId="1" w15:restartNumberingAfterBreak="0">
-    <w:nsid w:val="2F8B2099"/>
-    <w:multiLevelType w:val="hybridMultilevel"/>
-    <w:tmpl w:val="9230A6E2"/>
-    <w:lvl w:ilvl="0" w:tplc="B9CAF72C" w:tentative="1">
+    <w:tmpl w:val="4D588772"/>
+    <w:lvl w:ilvl="0" w:tplc="C80649D0" w:tentative="1">
       <w:start w:val="1"/>
       <w:numFmt w:val="decimal"/>
       <w:lvlText w:val="%1."/>
@@ -30010,52 +32883,52 @@
         <w:ind w:left="540" w:hanging="300"/>
       </w:pPr>
     </w:lvl>
-    <w:lvl w:ilvl="1" w:tplc="F3A6D328">
+    <w:lvl w:ilvl="1" w:tplc="034847C0">
       <w:numFmt w:val="decimal"/>
       <w:lvlText w:val=""/>
       <w:lvlJc w:val="left"/>
     </w:lvl>
-    <w:lvl w:ilvl="2" w:tplc="594C551C">
+    <w:lvl w:ilvl="2" w:tplc="FCA26AC4">
       <w:numFmt w:val="decimal"/>
       <w:lvlText w:val=""/>
       <w:lvlJc w:val="left"/>
     </w:lvl>
-    <w:lvl w:ilvl="3" w:tplc="9034B28A">
+    <w:lvl w:ilvl="3" w:tplc="609EF86C">
       <w:numFmt w:val="decimal"/>
       <w:lvlText w:val=""/>
       <w:lvlJc w:val="left"/>
     </w:lvl>
-    <w:lvl w:ilvl="4" w:tplc="E326D5D2">
+    <w:lvl w:ilvl="4" w:tplc="D8061ECA">
       <w:numFmt w:val="decimal"/>
       <w:lvlText w:val=""/>
       <w:lvlJc w:val="left"/>
     </w:lvl>
-    <w:lvl w:ilvl="5" w:tplc="5030D02C">
+    <w:lvl w:ilvl="5" w:tplc="7FB0E05E">
       <w:numFmt w:val="decimal"/>
       <w:lvlText w:val=""/>
       <w:lvlJc w:val="left"/>
     </w:lvl>
-    <w:lvl w:ilvl="6" w:tplc="E1947FD6">
+    <w:lvl w:ilvl="6" w:tplc="0E762A62">
       <w:numFmt w:val="decimal"/>
       <w:lvlText w:val=""/>
       <w:lvlJc w:val="left"/>
     </w:lvl>
-    <w:lvl w:ilvl="7" w:tplc="ADE85260">
+    <w:lvl w:ilvl="7" w:tplc="78F855B8">
       <w:numFmt w:val="decimal"/>
       <w:lvlText w:val=""/>
       <w:lvlJc w:val="left"/>
     </w:lvl>
-    <w:lvl w:ilvl="8" w:tplc="B476C3C6">
+    <w:lvl w:ilvl="8" w:tplc="E9AACAF4">
       <w:numFmt w:val="decimal"/>
       <w:lvlText w:val=""/>
       <w:lvlJc w:val="left"/>
     </w:lvl>
   </w:abstractNum>
-  <w:abstractNum w:abstractNumId="2" w15:restartNumberingAfterBreak="0">
-    <w:nsid w:val="76A84AB2"/>
+  <w:abstractNum w:abstractNumId="1" w15:restartNumberingAfterBreak="0">
+    <w:nsid w:val="48425D3D"/>
     <w:multiLevelType w:val="hybridMultilevel"/>
-    <w:tmpl w:val="296447D6"/>
-    <w:lvl w:ilvl="0" w:tplc="396A223E" w:tentative="1">
+    <w:tmpl w:val="B0BC8D74"/>
+    <w:lvl w:ilvl="0" w:tplc="0504C8CA" w:tentative="1">
       <w:start w:val="1"/>
       <w:numFmt w:val="bullet"/>
       <w:lvlText w:val="●"/>
@@ -30064,7 +32937,7 @@
         <w:ind w:left="720" w:hanging="360"/>
       </w:pPr>
     </w:lvl>
-    <w:lvl w:ilvl="1" w:tplc="EB80556E" w:tentative="1">
+    <w:lvl w:ilvl="1" w:tplc="99606470" w:tentative="1">
       <w:start w:val="1"/>
       <w:numFmt w:val="bullet"/>
       <w:lvlText w:val="○"/>
@@ -30073,7 +32946,7 @@
         <w:ind w:left="1440" w:hanging="360"/>
       </w:pPr>
     </w:lvl>
-    <w:lvl w:ilvl="2" w:tplc="C76ABA76" w:tentative="1">
+    <w:lvl w:ilvl="2" w:tplc="9C4C95F0" w:tentative="1">
       <w:start w:val="1"/>
       <w:numFmt w:val="bullet"/>
       <w:lvlText w:val="■"/>
@@ -30082,7 +32955,7 @@
         <w:ind w:left="2160" w:hanging="360"/>
       </w:pPr>
     </w:lvl>
-    <w:lvl w:ilvl="3" w:tplc="B19C32B2" w:tentative="1">
+    <w:lvl w:ilvl="3" w:tplc="C4AA5366" w:tentative="1">
       <w:start w:val="1"/>
       <w:numFmt w:val="bullet"/>
       <w:lvlText w:val="●"/>
@@ -30091,7 +32964,7 @@
         <w:ind w:left="2880" w:hanging="360"/>
       </w:pPr>
     </w:lvl>
-    <w:lvl w:ilvl="4" w:tplc="2138BF90" w:tentative="1">
+    <w:lvl w:ilvl="4" w:tplc="020A708E" w:tentative="1">
       <w:start w:val="1"/>
       <w:numFmt w:val="bullet"/>
       <w:lvlText w:val="○"/>
@@ -30100,7 +32973,7 @@
         <w:ind w:left="3600" w:hanging="360"/>
       </w:pPr>
     </w:lvl>
-    <w:lvl w:ilvl="5" w:tplc="A4ACE298" w:tentative="1">
+    <w:lvl w:ilvl="5" w:tplc="908606F2" w:tentative="1">
       <w:start w:val="1"/>
       <w:numFmt w:val="bullet"/>
       <w:lvlText w:val="■"/>
@@ -30109,7 +32982,7 @@
         <w:ind w:left="4320" w:hanging="360"/>
       </w:pPr>
     </w:lvl>
-    <w:lvl w:ilvl="6" w:tplc="99B2B3C4" w:tentative="1">
+    <w:lvl w:ilvl="6" w:tplc="D0E0B0BA" w:tentative="1">
       <w:start w:val="1"/>
       <w:numFmt w:val="bullet"/>
       <w:lvlText w:val="●"/>
@@ -30118,7 +32991,7 @@
         <w:ind w:left="5040" w:hanging="360"/>
       </w:pPr>
     </w:lvl>
-    <w:lvl w:ilvl="7" w:tplc="DDC8C426" w:tentative="1">
+    <w:lvl w:ilvl="7" w:tplc="8438BE0C" w:tentative="1">
       <w:start w:val="1"/>
       <w:numFmt w:val="bullet"/>
       <w:lvlText w:val="●"/>
@@ -30127,7 +33000,7 @@
         <w:ind w:left="5760" w:hanging="360"/>
       </w:pPr>
     </w:lvl>
-    <w:lvl w:ilvl="8" w:tplc="8B58111C" w:tentative="1">
+    <w:lvl w:ilvl="8" w:tplc="84BA3F98" w:tentative="1">
       <w:start w:val="1"/>
       <w:numFmt w:val="bullet"/>
       <w:lvlText w:val="●"/>
@@ -30137,14 +33010,72 @@
       </w:pPr>
     </w:lvl>
   </w:abstractNum>
-  <w:num w:numId="1" w16cid:durableId="1268735544">
-    <w:abstractNumId w:val="2"/>
+  <w:abstractNum w:abstractNumId="2" w15:restartNumberingAfterBreak="0">
+    <w:nsid w:val="59FB4B6E"/>
+    <w:multiLevelType w:val="hybridMultilevel"/>
+    <w:tmpl w:val="1E9EE54E"/>
+    <w:lvl w:ilvl="0" w:tplc="A470DF64">
+      <w:start w:val="1"/>
+      <w:numFmt w:val="bullet"/>
+      <w:lvlText w:val="•"/>
+      <w:lvlJc w:val="left"/>
+      <w:pPr>
+        <w:ind w:left="540" w:hanging="270"/>
+      </w:pPr>
+    </w:lvl>
+    <w:lvl w:ilvl="1" w:tplc="B232CB5A" w:tentative="1">
+      <w:start w:val="1"/>
+      <w:numFmt w:val="bullet"/>
+      <w:lvlText w:val="–"/>
+      <w:lvlJc w:val="left"/>
+      <w:pPr>
+        <w:ind w:left="1080" w:hanging="270"/>
+      </w:pPr>
+    </w:lvl>
+    <w:lvl w:ilvl="2" w:tplc="EF8C60E4">
+      <w:numFmt w:val="decimal"/>
+      <w:lvlText w:val=""/>
+      <w:lvlJc w:val="left"/>
+    </w:lvl>
+    <w:lvl w:ilvl="3" w:tplc="8FB0F2AE">
+      <w:numFmt w:val="decimal"/>
+      <w:lvlText w:val=""/>
+      <w:lvlJc w:val="left"/>
+    </w:lvl>
+    <w:lvl w:ilvl="4" w:tplc="917CC1D8">
+      <w:numFmt w:val="decimal"/>
+      <w:lvlText w:val=""/>
+      <w:lvlJc w:val="left"/>
+    </w:lvl>
+    <w:lvl w:ilvl="5" w:tplc="15E451E2">
+      <w:numFmt w:val="decimal"/>
+      <w:lvlText w:val=""/>
+      <w:lvlJc w:val="left"/>
+    </w:lvl>
+    <w:lvl w:ilvl="6" w:tplc="C8CE0336">
+      <w:numFmt w:val="decimal"/>
+      <w:lvlText w:val=""/>
+      <w:lvlJc w:val="left"/>
+    </w:lvl>
+    <w:lvl w:ilvl="7" w:tplc="975872A2">
+      <w:numFmt w:val="decimal"/>
+      <w:lvlText w:val=""/>
+      <w:lvlJc w:val="left"/>
+    </w:lvl>
+    <w:lvl w:ilvl="8" w:tplc="40F46066">
+      <w:numFmt w:val="decimal"/>
+      <w:lvlText w:val=""/>
+      <w:lvlJc w:val="left"/>
+    </w:lvl>
+  </w:abstractNum>
+  <w:num w:numId="1" w16cid:durableId="685986719">
+    <w:abstractNumId w:val="1"/>
     <w:lvlOverride w:ilvl="0">
       <w:startOverride w:val="1"/>
     </w:lvlOverride>
   </w:num>
-  <w:num w:numId="2" w16cid:durableId="653221954">
-    <w:abstractNumId w:val="0"/>
+  <w:num w:numId="2" w16cid:durableId="105197965">
+    <w:abstractNumId w:val="2"/>
     <w:lvlOverride w:ilvl="0">
       <w:startOverride w:val="1"/>
     </w:lvlOverride>
@@ -30784,7 +33715,7 @@
     <w:autoRedefine/>
     <w:uiPriority w:val="39"/>
     <w:unhideWhenUsed/>
-    <w:rsid w:val="007159C9"/>
+    <w:rsid w:val="00F70C22"/>
     <w:pPr>
       <w:spacing w:after="100"/>
     </w:pPr>
@@ -30796,7 +33727,7 @@
     <w:autoRedefine/>
     <w:uiPriority w:val="39"/>
     <w:unhideWhenUsed/>
-    <w:rsid w:val="007159C9"/>
+    <w:rsid w:val="00F70C22"/>
     <w:pPr>
       <w:spacing w:after="100"/>
       <w:ind w:left="220"/>

--- a/informe/Informe-Final-Proyecto-Integrador-TI3V62.docx
+++ b/informe/Informe-Final-Proyecto-Integrador-TI3V62.docx
@@ -642,7 +642,7 @@
                 <w:sz w:val="20"/>
                 <w:szCs w:val="20"/>
               </w:rPr>
-              <w:t>github.com/javiermunoznavarrete/portal-incidentes-ti3v62 (privado)</w:t>
+              <w:t>github.com/javiermunoznavarrete/portal-incidentes-ti3v62 (público para evaluación)</w:t>
             </w:r>
           </w:p>
         </w:tc>
@@ -742,7 +742,7 @@
     <w:sdt>
       <w:sdtPr>
         <w:alias w:val="Índice"/>
-        <w:id w:val="-1732609139"/>
+        <w:id w:val="-737781325"/>
       </w:sdtPr>
       <w:sdtEndPr/>
       <w:sdtContent>
@@ -770,7 +770,7 @@
           <w:r>
             <w:fldChar w:fldCharType="separate"/>
           </w:r>
-          <w:hyperlink w:anchor="_Toc241848352" w:history="1">
+          <w:hyperlink w:anchor="_Toc242043893" w:history="1">
             <w:r>
               <w:rPr>
                 <w:rStyle w:val="Hipervnculo"/>
@@ -794,7 +794,7 @@
               <w:rPr>
                 <w:noProof/>
               </w:rPr>
-              <w:instrText xml:space="preserve"> PAGEREF _Toc241848352 \h </w:instrText>
+              <w:instrText xml:space="preserve"> PAGEREF _Toc242043893 \h </w:instrText>
             </w:r>
             <w:r>
               <w:rPr>
@@ -836,7 +836,7 @@
               <w14:ligatures w14:val="standardContextual"/>
             </w:rPr>
           </w:pPr>
-          <w:hyperlink w:anchor="_Toc241848353" w:history="1">
+          <w:hyperlink w:anchor="_Toc242043894" w:history="1">
             <w:r>
               <w:rPr>
                 <w:rStyle w:val="Hipervnculo"/>
@@ -860,7 +860,7 @@
               <w:rPr>
                 <w:noProof/>
               </w:rPr>
-              <w:instrText xml:space="preserve"> PAGEREF _Toc241848353 \h </w:instrText>
+              <w:instrText xml:space="preserve"> PAGEREF _Toc242043894 \h </w:instrText>
             </w:r>
             <w:r>
               <w:rPr>
@@ -902,7 +902,7 @@
               <w14:ligatures w14:val="standardContextual"/>
             </w:rPr>
           </w:pPr>
-          <w:hyperlink w:anchor="_Toc241848354" w:history="1">
+          <w:hyperlink w:anchor="_Toc242043895" w:history="1">
             <w:r>
               <w:rPr>
                 <w:rStyle w:val="Hipervnculo"/>
@@ -926,7 +926,7 @@
               <w:rPr>
                 <w:noProof/>
               </w:rPr>
-              <w:instrText xml:space="preserve"> PAGEREF _Toc241848354 \h </w:instrText>
+              <w:instrText xml:space="preserve"> PAGEREF _Toc242043895 \h </w:instrText>
             </w:r>
             <w:r>
               <w:rPr>
@@ -968,7 +968,7 @@
               <w14:ligatures w14:val="standardContextual"/>
             </w:rPr>
           </w:pPr>
-          <w:hyperlink w:anchor="_Toc241848355" w:history="1">
+          <w:hyperlink w:anchor="_Toc242043896" w:history="1">
             <w:r>
               <w:rPr>
                 <w:rStyle w:val="Hipervnculo"/>
@@ -992,7 +992,7 @@
               <w:rPr>
                 <w:noProof/>
               </w:rPr>
-              <w:instrText xml:space="preserve"> PAGEREF _Toc241848355 \h </w:instrText>
+              <w:instrText xml:space="preserve"> PAGEREF _Toc242043896 \h </w:instrText>
             </w:r>
             <w:r>
               <w:rPr>
@@ -1034,7 +1034,7 @@
               <w14:ligatures w14:val="standardContextual"/>
             </w:rPr>
           </w:pPr>
-          <w:hyperlink w:anchor="_Toc241848356" w:history="1">
+          <w:hyperlink w:anchor="_Toc242043897" w:history="1">
             <w:r>
               <w:rPr>
                 <w:rStyle w:val="Hipervnculo"/>
@@ -1058,7 +1058,7 @@
               <w:rPr>
                 <w:noProof/>
               </w:rPr>
-              <w:instrText xml:space="preserve"> PAGEREF _Toc241848356 \h </w:instrText>
+              <w:instrText xml:space="preserve"> PAGEREF _Toc242043897 \h </w:instrText>
             </w:r>
             <w:r>
               <w:rPr>
@@ -1100,7 +1100,7 @@
               <w14:ligatures w14:val="standardContextual"/>
             </w:rPr>
           </w:pPr>
-          <w:hyperlink w:anchor="_Toc241848357" w:history="1">
+          <w:hyperlink w:anchor="_Toc242043898" w:history="1">
             <w:r>
               <w:rPr>
                 <w:rStyle w:val="Hipervnculo"/>
@@ -1124,7 +1124,7 @@
               <w:rPr>
                 <w:noProof/>
               </w:rPr>
-              <w:instrText xml:space="preserve"> PAGEREF _Toc241848357 \h </w:instrText>
+              <w:instrText xml:space="preserve"> PAGEREF _Toc242043898 \h </w:instrText>
             </w:r>
             <w:r>
               <w:rPr>
@@ -1166,7 +1166,7 @@
               <w14:ligatures w14:val="standardContextual"/>
             </w:rPr>
           </w:pPr>
-          <w:hyperlink w:anchor="_Toc241848358" w:history="1">
+          <w:hyperlink w:anchor="_Toc242043899" w:history="1">
             <w:r>
               <w:rPr>
                 <w:rStyle w:val="Hipervnculo"/>
@@ -1190,7 +1190,7 @@
               <w:rPr>
                 <w:noProof/>
               </w:rPr>
-              <w:instrText xml:space="preserve"> PAGEREF _Toc241848358 \h </w:instrText>
+              <w:instrText xml:space="preserve"> PAGEREF _Toc242043899 \h </w:instrText>
             </w:r>
             <w:r>
               <w:rPr>
@@ -1232,7 +1232,7 @@
               <w14:ligatures w14:val="standardContextual"/>
             </w:rPr>
           </w:pPr>
-          <w:hyperlink w:anchor="_Toc241848359" w:history="1">
+          <w:hyperlink w:anchor="_Toc242043900" w:history="1">
             <w:r>
               <w:rPr>
                 <w:rStyle w:val="Hipervnculo"/>
@@ -1256,7 +1256,7 @@
               <w:rPr>
                 <w:noProof/>
               </w:rPr>
-              <w:instrText xml:space="preserve"> PAGEREF _Toc241848359 \h </w:instrText>
+              <w:instrText xml:space="preserve"> PAGEREF _Toc242043900 \h </w:instrText>
             </w:r>
             <w:r>
               <w:rPr>
@@ -1298,7 +1298,7 @@
               <w14:ligatures w14:val="standardContextual"/>
             </w:rPr>
           </w:pPr>
-          <w:hyperlink w:anchor="_Toc241848360" w:history="1">
+          <w:hyperlink w:anchor="_Toc242043901" w:history="1">
             <w:r>
               <w:rPr>
                 <w:rStyle w:val="Hipervnculo"/>
@@ -1322,7 +1322,7 @@
               <w:rPr>
                 <w:noProof/>
               </w:rPr>
-              <w:instrText xml:space="preserve"> PAGEREF _Toc241848360 \h </w:instrText>
+              <w:instrText xml:space="preserve"> PAGEREF _Toc242043901 \h </w:instrText>
             </w:r>
             <w:r>
               <w:rPr>
@@ -1364,7 +1364,7 @@
               <w14:ligatures w14:val="standardContextual"/>
             </w:rPr>
           </w:pPr>
-          <w:hyperlink w:anchor="_Toc241848361" w:history="1">
+          <w:hyperlink w:anchor="_Toc242043902" w:history="1">
             <w:r>
               <w:rPr>
                 <w:rStyle w:val="Hipervnculo"/>
@@ -1388,7 +1388,7 @@
               <w:rPr>
                 <w:noProof/>
               </w:rPr>
-              <w:instrText xml:space="preserve"> PAGEREF _Toc241848361 \h </w:instrText>
+              <w:instrText xml:space="preserve"> PAGEREF _Toc242043902 \h </w:instrText>
             </w:r>
             <w:r>
               <w:rPr>
@@ -1430,7 +1430,7 @@
               <w14:ligatures w14:val="standardContextual"/>
             </w:rPr>
           </w:pPr>
-          <w:hyperlink w:anchor="_Toc241848362" w:history="1">
+          <w:hyperlink w:anchor="_Toc242043903" w:history="1">
             <w:r>
               <w:rPr>
                 <w:rStyle w:val="Hipervnculo"/>
@@ -1454,7 +1454,7 @@
               <w:rPr>
                 <w:noProof/>
               </w:rPr>
-              <w:instrText xml:space="preserve"> PAGEREF _Toc241848362 \h </w:instrText>
+              <w:instrText xml:space="preserve"> PAGEREF _Toc242043903 \h </w:instrText>
             </w:r>
             <w:r>
               <w:rPr>
@@ -1496,7 +1496,7 @@
               <w14:ligatures w14:val="standardContextual"/>
             </w:rPr>
           </w:pPr>
-          <w:hyperlink w:anchor="_Toc241848363" w:history="1">
+          <w:hyperlink w:anchor="_Toc242043904" w:history="1">
             <w:r>
               <w:rPr>
                 <w:rStyle w:val="Hipervnculo"/>
@@ -1520,7 +1520,7 @@
               <w:rPr>
                 <w:noProof/>
               </w:rPr>
-              <w:instrText xml:space="preserve"> PAGEREF _Toc241848363 \h </w:instrText>
+              <w:instrText xml:space="preserve"> PAGEREF _Toc242043904 \h </w:instrText>
             </w:r>
             <w:r>
               <w:rPr>
@@ -1562,7 +1562,7 @@
               <w14:ligatures w14:val="standardContextual"/>
             </w:rPr>
           </w:pPr>
-          <w:hyperlink w:anchor="_Toc241848364" w:history="1">
+          <w:hyperlink w:anchor="_Toc242043905" w:history="1">
             <w:r>
               <w:rPr>
                 <w:rStyle w:val="Hipervnculo"/>
@@ -1586,7 +1586,7 @@
               <w:rPr>
                 <w:noProof/>
               </w:rPr>
-              <w:instrText xml:space="preserve"> PAGEREF _Toc241848364 \h </w:instrText>
+              <w:instrText xml:space="preserve"> PAGEREF _Toc242043905 \h </w:instrText>
             </w:r>
             <w:r>
               <w:rPr>
@@ -1628,7 +1628,7 @@
               <w14:ligatures w14:val="standardContextual"/>
             </w:rPr>
           </w:pPr>
-          <w:hyperlink w:anchor="_Toc241848365" w:history="1">
+          <w:hyperlink w:anchor="_Toc242043906" w:history="1">
             <w:r>
               <w:rPr>
                 <w:rStyle w:val="Hipervnculo"/>
@@ -1652,7 +1652,7 @@
               <w:rPr>
                 <w:noProof/>
               </w:rPr>
-              <w:instrText xml:space="preserve"> PAGEREF _Toc241848365 \h </w:instrText>
+              <w:instrText xml:space="preserve"> PAGEREF _Toc242043906 \h </w:instrText>
             </w:r>
             <w:r>
               <w:rPr>
@@ -1694,7 +1694,7 @@
               <w14:ligatures w14:val="standardContextual"/>
             </w:rPr>
           </w:pPr>
-          <w:hyperlink w:anchor="_Toc241848366" w:history="1">
+          <w:hyperlink w:anchor="_Toc242043907" w:history="1">
             <w:r>
               <w:rPr>
                 <w:rStyle w:val="Hipervnculo"/>
@@ -1718,7 +1718,7 @@
               <w:rPr>
                 <w:noProof/>
               </w:rPr>
-              <w:instrText xml:space="preserve"> PAGEREF _Toc241848366 \h </w:instrText>
+              <w:instrText xml:space="preserve"> PAGEREF _Toc242043907 \h </w:instrText>
             </w:r>
             <w:r>
               <w:rPr>
@@ -1760,7 +1760,7 @@
               <w14:ligatures w14:val="standardContextual"/>
             </w:rPr>
           </w:pPr>
-          <w:hyperlink w:anchor="_Toc241848367" w:history="1">
+          <w:hyperlink w:anchor="_Toc242043908" w:history="1">
             <w:r>
               <w:rPr>
                 <w:rStyle w:val="Hipervnculo"/>
@@ -1784,7 +1784,7 @@
               <w:rPr>
                 <w:noProof/>
               </w:rPr>
-              <w:instrText xml:space="preserve"> PAGEREF _Toc241848367 \h </w:instrText>
+              <w:instrText xml:space="preserve"> PAGEREF _Toc242043908 \h </w:instrText>
             </w:r>
             <w:r>
               <w:rPr>
@@ -1826,7 +1826,7 @@
               <w14:ligatures w14:val="standardContextual"/>
             </w:rPr>
           </w:pPr>
-          <w:hyperlink w:anchor="_Toc241848368" w:history="1">
+          <w:hyperlink w:anchor="_Toc242043909" w:history="1">
             <w:r>
               <w:rPr>
                 <w:rStyle w:val="Hipervnculo"/>
@@ -1850,7 +1850,7 @@
               <w:rPr>
                 <w:noProof/>
               </w:rPr>
-              <w:instrText xml:space="preserve"> PAGEREF _Toc241848368 \h </w:instrText>
+              <w:instrText xml:space="preserve"> PAGEREF _Toc242043909 \h </w:instrText>
             </w:r>
             <w:r>
               <w:rPr>
@@ -1892,7 +1892,7 @@
               <w14:ligatures w14:val="standardContextual"/>
             </w:rPr>
           </w:pPr>
-          <w:hyperlink w:anchor="_Toc241848369" w:history="1">
+          <w:hyperlink w:anchor="_Toc242043910" w:history="1">
             <w:r>
               <w:rPr>
                 <w:rStyle w:val="Hipervnculo"/>
@@ -1916,7 +1916,7 @@
               <w:rPr>
                 <w:noProof/>
               </w:rPr>
-              <w:instrText xml:space="preserve"> PAGEREF _Toc241848369 \h </w:instrText>
+              <w:instrText xml:space="preserve"> PAGEREF _Toc242043910 \h </w:instrText>
             </w:r>
             <w:r>
               <w:rPr>
@@ -1958,7 +1958,7 @@
               <w14:ligatures w14:val="standardContextual"/>
             </w:rPr>
           </w:pPr>
-          <w:hyperlink w:anchor="_Toc241848370" w:history="1">
+          <w:hyperlink w:anchor="_Toc242043911" w:history="1">
             <w:r>
               <w:rPr>
                 <w:rStyle w:val="Hipervnculo"/>
@@ -1982,7 +1982,7 @@
               <w:rPr>
                 <w:noProof/>
               </w:rPr>
-              <w:instrText xml:space="preserve"> PAGEREF _Toc241848370 \h </w:instrText>
+              <w:instrText xml:space="preserve"> PAGEREF _Toc242043911 \h </w:instrText>
             </w:r>
             <w:r>
               <w:rPr>
@@ -2024,7 +2024,7 @@
               <w14:ligatures w14:val="standardContextual"/>
             </w:rPr>
           </w:pPr>
-          <w:hyperlink w:anchor="_Toc241848371" w:history="1">
+          <w:hyperlink w:anchor="_Toc242043912" w:history="1">
             <w:r>
               <w:rPr>
                 <w:rStyle w:val="Hipervnculo"/>
@@ -2048,7 +2048,7 @@
               <w:rPr>
                 <w:noProof/>
               </w:rPr>
-              <w:instrText xml:space="preserve"> PAGEREF _Toc241848371 \h </w:instrText>
+              <w:instrText xml:space="preserve"> PAGEREF _Toc242043912 \h </w:instrText>
             </w:r>
             <w:r>
               <w:rPr>
@@ -2090,7 +2090,7 @@
               <w14:ligatures w14:val="standardContextual"/>
             </w:rPr>
           </w:pPr>
-          <w:hyperlink w:anchor="_Toc241848372" w:history="1">
+          <w:hyperlink w:anchor="_Toc242043913" w:history="1">
             <w:r>
               <w:rPr>
                 <w:rStyle w:val="Hipervnculo"/>
@@ -2114,7 +2114,7 @@
               <w:rPr>
                 <w:noProof/>
               </w:rPr>
-              <w:instrText xml:space="preserve"> PAGEREF _Toc241848372 \h </w:instrText>
+              <w:instrText xml:space="preserve"> PAGEREF _Toc242043913 \h </w:instrText>
             </w:r>
             <w:r>
               <w:rPr>
@@ -2156,7 +2156,7 @@
               <w14:ligatures w14:val="standardContextual"/>
             </w:rPr>
           </w:pPr>
-          <w:hyperlink w:anchor="_Toc241848373" w:history="1">
+          <w:hyperlink w:anchor="_Toc242043914" w:history="1">
             <w:r>
               <w:rPr>
                 <w:rStyle w:val="Hipervnculo"/>
@@ -2180,7 +2180,7 @@
               <w:rPr>
                 <w:noProof/>
               </w:rPr>
-              <w:instrText xml:space="preserve"> PAGEREF _Toc241848373 \h </w:instrText>
+              <w:instrText xml:space="preserve"> PAGEREF _Toc242043914 \h </w:instrText>
             </w:r>
             <w:r>
               <w:rPr>
@@ -2222,7 +2222,7 @@
               <w14:ligatures w14:val="standardContextual"/>
             </w:rPr>
           </w:pPr>
-          <w:hyperlink w:anchor="_Toc241848374" w:history="1">
+          <w:hyperlink w:anchor="_Toc242043915" w:history="1">
             <w:r>
               <w:rPr>
                 <w:rStyle w:val="Hipervnculo"/>
@@ -2246,7 +2246,7 @@
               <w:rPr>
                 <w:noProof/>
               </w:rPr>
-              <w:instrText xml:space="preserve"> PAGEREF _Toc241848374 \h </w:instrText>
+              <w:instrText xml:space="preserve"> PAGEREF _Toc242043915 \h </w:instrText>
             </w:r>
             <w:r>
               <w:rPr>
@@ -2288,7 +2288,7 @@
               <w14:ligatures w14:val="standardContextual"/>
             </w:rPr>
           </w:pPr>
-          <w:hyperlink w:anchor="_Toc241848375" w:history="1">
+          <w:hyperlink w:anchor="_Toc242043916" w:history="1">
             <w:r>
               <w:rPr>
                 <w:rStyle w:val="Hipervnculo"/>
@@ -2312,7 +2312,7 @@
               <w:rPr>
                 <w:noProof/>
               </w:rPr>
-              <w:instrText xml:space="preserve"> PAGEREF _Toc241848375 \h </w:instrText>
+              <w:instrText xml:space="preserve"> PAGEREF _Toc242043916 \h </w:instrText>
             </w:r>
             <w:r>
               <w:rPr>
@@ -2354,7 +2354,7 @@
               <w14:ligatures w14:val="standardContextual"/>
             </w:rPr>
           </w:pPr>
-          <w:hyperlink w:anchor="_Toc241848376" w:history="1">
+          <w:hyperlink w:anchor="_Toc242043917" w:history="1">
             <w:r>
               <w:rPr>
                 <w:rStyle w:val="Hipervnculo"/>
@@ -2378,7 +2378,7 @@
               <w:rPr>
                 <w:noProof/>
               </w:rPr>
-              <w:instrText xml:space="preserve"> PAGEREF _Toc241848376 \h </w:instrText>
+              <w:instrText xml:space="preserve"> PAGEREF _Toc242043917 \h </w:instrText>
             </w:r>
             <w:r>
               <w:rPr>
@@ -2420,7 +2420,7 @@
               <w14:ligatures w14:val="standardContextual"/>
             </w:rPr>
           </w:pPr>
-          <w:hyperlink w:anchor="_Toc241848377" w:history="1">
+          <w:hyperlink w:anchor="_Toc242043918" w:history="1">
             <w:r>
               <w:rPr>
                 <w:rStyle w:val="Hipervnculo"/>
@@ -2444,7 +2444,7 @@
               <w:rPr>
                 <w:noProof/>
               </w:rPr>
-              <w:instrText xml:space="preserve"> PAGEREF _Toc241848377 \h </w:instrText>
+              <w:instrText xml:space="preserve"> PAGEREF _Toc242043918 \h </w:instrText>
             </w:r>
             <w:r>
               <w:rPr>
@@ -2486,7 +2486,7 @@
               <w14:ligatures w14:val="standardContextual"/>
             </w:rPr>
           </w:pPr>
-          <w:hyperlink w:anchor="_Toc241848378" w:history="1">
+          <w:hyperlink w:anchor="_Toc242043919" w:history="1">
             <w:r>
               <w:rPr>
                 <w:rStyle w:val="Hipervnculo"/>
@@ -2510,7 +2510,7 @@
               <w:rPr>
                 <w:noProof/>
               </w:rPr>
-              <w:instrText xml:space="preserve"> PAGEREF _Toc241848378 \h </w:instrText>
+              <w:instrText xml:space="preserve"> PAGEREF _Toc242043919 \h </w:instrText>
             </w:r>
             <w:r>
               <w:rPr>
@@ -2552,7 +2552,7 @@
               <w14:ligatures w14:val="standardContextual"/>
             </w:rPr>
           </w:pPr>
-          <w:hyperlink w:anchor="_Toc241848379" w:history="1">
+          <w:hyperlink w:anchor="_Toc242043920" w:history="1">
             <w:r>
               <w:rPr>
                 <w:rStyle w:val="Hipervnculo"/>
@@ -2576,7 +2576,7 @@
               <w:rPr>
                 <w:noProof/>
               </w:rPr>
-              <w:instrText xml:space="preserve"> PAGEREF _Toc241848379 \h </w:instrText>
+              <w:instrText xml:space="preserve"> PAGEREF _Toc242043920 \h </w:instrText>
             </w:r>
             <w:r>
               <w:rPr>
@@ -2618,7 +2618,7 @@
               <w14:ligatures w14:val="standardContextual"/>
             </w:rPr>
           </w:pPr>
-          <w:hyperlink w:anchor="_Toc241848380" w:history="1">
+          <w:hyperlink w:anchor="_Toc242043921" w:history="1">
             <w:r>
               <w:rPr>
                 <w:rStyle w:val="Hipervnculo"/>
@@ -2642,7 +2642,7 @@
               <w:rPr>
                 <w:noProof/>
               </w:rPr>
-              <w:instrText xml:space="preserve"> PAGEREF _Toc241848380 \h </w:instrText>
+              <w:instrText xml:space="preserve"> PAGEREF _Toc242043921 \h </w:instrText>
             </w:r>
             <w:r>
               <w:rPr>
@@ -2684,7 +2684,7 @@
               <w14:ligatures w14:val="standardContextual"/>
             </w:rPr>
           </w:pPr>
-          <w:hyperlink w:anchor="_Toc241848381" w:history="1">
+          <w:hyperlink w:anchor="_Toc242043922" w:history="1">
             <w:r>
               <w:rPr>
                 <w:rStyle w:val="Hipervnculo"/>
@@ -2708,7 +2708,7 @@
               <w:rPr>
                 <w:noProof/>
               </w:rPr>
-              <w:instrText xml:space="preserve"> PAGEREF _Toc241848381 \h </w:instrText>
+              <w:instrText xml:space="preserve"> PAGEREF _Toc242043922 \h </w:instrText>
             </w:r>
             <w:r>
               <w:rPr>
@@ -2747,7 +2747,7 @@
         <w:pStyle w:val="Ttulo1"/>
         <w:pageBreakBefore/>
       </w:pPr>
-      <w:bookmarkStart w:id="0" w:name="_Toc241848352"/>
+      <w:bookmarkStart w:id="0" w:name="_Toc242043893"/>
       <w:r>
         <w:t>1. Descripción de la solución</w:t>
       </w:r>
@@ -2757,7 +2757,7 @@
       <w:pPr>
         <w:pStyle w:val="Ttulo2"/>
       </w:pPr>
-      <w:bookmarkStart w:id="1" w:name="_Toc241848353"/>
+      <w:bookmarkStart w:id="1" w:name="_Toc242043894"/>
       <w:r>
         <w:t>1.1 Problema que resuelve</w:t>
       </w:r>
@@ -2825,7 +2825,7 @@
       <w:pPr>
         <w:pStyle w:val="Ttulo2"/>
       </w:pPr>
-      <w:bookmarkStart w:id="2" w:name="_Toc241848354"/>
+      <w:bookmarkStart w:id="2" w:name="_Toc242043895"/>
       <w:r>
         <w:t>1.2 Usuarios y roles de negocio</w:t>
       </w:r>
@@ -3277,7 +3277,7 @@
       <w:pPr>
         <w:pStyle w:val="Ttulo2"/>
       </w:pPr>
-      <w:bookmarkStart w:id="3" w:name="_Toc241848355"/>
+      <w:bookmarkStart w:id="3" w:name="_Toc242043896"/>
       <w:r>
         <w:t>1.3 Requerimientos (ingeniería de software — criterio 4.1.1)</w:t>
       </w:r>
@@ -4788,7 +4788,7 @@
       <w:pPr>
         <w:pStyle w:val="Ttulo2"/>
       </w:pPr>
-      <w:bookmarkStart w:id="4" w:name="_Toc241848356"/>
+      <w:bookmarkStart w:id="4" w:name="_Toc242043897"/>
       <w:r>
         <w:t>1.4 Selección de la tecnología cloud (criterio 4.1.2)</w:t>
       </w:r>
@@ -5685,7 +5685,7 @@
       <w:pPr>
         <w:pStyle w:val="Ttulo2"/>
       </w:pPr>
-      <w:bookmarkStart w:id="5" w:name="_Toc241848357"/>
+      <w:bookmarkStart w:id="5" w:name="_Toc242043898"/>
       <w:r>
         <w:t>1.5 Formación de roles del equipo</w:t>
       </w:r>
@@ -6242,7 +6242,7 @@
         <w:pStyle w:val="Ttulo1"/>
         <w:pageBreakBefore/>
       </w:pPr>
-      <w:bookmarkStart w:id="6" w:name="_Toc241848358"/>
+      <w:bookmarkStart w:id="6" w:name="_Toc242043899"/>
       <w:r>
         <w:t>2. Arquitectura</w:t>
       </w:r>
@@ -6277,7 +6277,7 @@
           <w:noProof/>
         </w:rPr>
         <w:drawing>
-          <wp:inline distT="0" distB="0" distL="0" distR="0" wp14:anchorId="76A57A5E" wp14:editId="45546940">
+          <wp:inline distT="0" distB="0" distL="0" distR="0" wp14:anchorId="4FCB2866" wp14:editId="3FD9A174">
             <wp:extent cx="5905500" cy="3429000"/>
             <wp:effectExtent l="0" t="0" r="0" b="0"/>
             <wp:docPr id="1" name="Imagen 1"/>
@@ -6336,7 +6336,7 @@
       <w:pPr>
         <w:pStyle w:val="Ttulo2"/>
       </w:pPr>
-      <w:bookmarkStart w:id="7" w:name="_Toc241848359"/>
+      <w:bookmarkStart w:id="7" w:name="_Toc242043900"/>
       <w:r>
         <w:t>2.1 Componentes</w:t>
       </w:r>
@@ -7056,7 +7056,7 @@
                 <w:sz w:val="18"/>
                 <w:szCs w:val="18"/>
               </w:rPr>
-              <w:t>GitHub (repositorio privado)</w:t>
+              <w:t>GitHub (repositorio público para evaluación)</w:t>
             </w:r>
           </w:p>
         </w:tc>
@@ -7097,7 +7097,7 @@
       <w:pPr>
         <w:pStyle w:val="Ttulo2"/>
       </w:pPr>
-      <w:bookmarkStart w:id="8" w:name="_Toc241848360"/>
+      <w:bookmarkStart w:id="8" w:name="_Toc242043901"/>
       <w:r>
         <w:t>2.2 Configuración aplicada en Railway</w:t>
       </w:r>
@@ -8268,7 +8268,7 @@
       <w:pPr>
         <w:pStyle w:val="Ttulo2"/>
       </w:pPr>
-      <w:bookmarkStart w:id="9" w:name="_Toc241848361"/>
+      <w:bookmarkStart w:id="9" w:name="_Toc242043902"/>
       <w:r>
         <w:t>2.3 Modelo de responsabilidad compartida</w:t>
       </w:r>
@@ -9515,7 +9515,7 @@
         <w:pStyle w:val="Ttulo1"/>
         <w:pageBreakBefore/>
       </w:pPr>
-      <w:bookmarkStart w:id="10" w:name="_Toc241848362"/>
+      <w:bookmarkStart w:id="10" w:name="_Toc242043903"/>
       <w:r>
         <w:t>3. Matriz de riesgos</w:t>
       </w:r>
@@ -12428,7 +12428,7 @@
                 <w:sz w:val="15"/>
                 <w:szCs w:val="15"/>
               </w:rPr>
-              <w:t>Secretos y clave de cuenta de servicio Firebase solo en variables de Railway (fuera del repositorio); .gitignore; repo privado; contraseñas fuera de logs</w:t>
+              <w:t>Secretos y clave de cuenta de servicio Firebase solo en variables de Railway (fuera del repositorio); .gitignore; repositorio sin secretos (historial completo verificado antes de publicarlo); contraseñas fuera de logs</w:t>
             </w:r>
           </w:p>
         </w:tc>
@@ -13648,7 +13648,7 @@
                 <w:sz w:val="15"/>
                 <w:szCs w:val="15"/>
               </w:rPr>
-              <w:t>Roles de proyecto mínimos (Viewer/Editor); Owner reservado; repositorio privado. Pendiente: activar 2FA en cuentas Railway/GitHub/Google del equipo</w:t>
+              <w:t>Roles de proyecto mínimos (Viewer/Editor); Owner reservado; solo el titular puede escribir en el repositorio (público para evaluación). Pendiente: activar 2FA en cuentas Railway/GitHub/Google del equipo</w:t>
             </w:r>
           </w:p>
         </w:tc>
@@ -14466,7 +14466,7 @@
         <w:pStyle w:val="Ttulo1"/>
         <w:pageBreakBefore/>
       </w:pPr>
-      <w:bookmarkStart w:id="11" w:name="_Toc241848363"/>
+      <w:bookmarkStart w:id="11" w:name="_Toc242043904"/>
       <w:r>
         <w:t>4. Configuración IAM</w:t>
       </w:r>
@@ -14505,7 +14505,7 @@
       <w:pPr>
         <w:pStyle w:val="Ttulo2"/>
       </w:pPr>
-      <w:bookmarkStart w:id="12" w:name="_Toc241848364"/>
+      <w:bookmarkStart w:id="12" w:name="_Toc242043905"/>
       <w:r>
         <w:t>4.1 Nivel plataforma (Railway y GitHub)</w:t>
       </w:r>
@@ -15394,7 +15394,7 @@
       <w:pPr>
         <w:pStyle w:val="Ttulo2"/>
       </w:pPr>
-      <w:bookmarkStart w:id="13" w:name="_Toc241848365"/>
+      <w:bookmarkStart w:id="13" w:name="_Toc242043906"/>
       <w:r>
         <w:t>4.2 Nivel aplicación: RBAC</w:t>
       </w:r>
@@ -16847,7 +16847,7 @@
       <w:pPr>
         <w:pStyle w:val="Ttulo2"/>
       </w:pPr>
-      <w:bookmarkStart w:id="14" w:name="_Toc241848366"/>
+      <w:bookmarkStart w:id="14" w:name="_Toc242043907"/>
       <w:r>
         <w:t>4.3 Políticas de autenticación y sesión</w:t>
       </w:r>
@@ -17914,7 +17914,7 @@
       <w:pPr>
         <w:pStyle w:val="Ttulo2"/>
       </w:pPr>
-      <w:bookmarkStart w:id="15" w:name="_Toc241848367"/>
+      <w:bookmarkStart w:id="15" w:name="_Toc242043908"/>
       <w:r>
         <w:t>4.4 Autenticación de doble factor con Firebase</w:t>
       </w:r>
@@ -18726,7 +18726,7 @@
           <w:noProof/>
         </w:rPr>
         <w:drawing>
-          <wp:inline distT="0" distB="0" distL="0" distR="0" wp14:anchorId="525694E4" wp14:editId="5E9AC418">
+          <wp:inline distT="0" distB="0" distL="0" distR="0" wp14:anchorId="1B13B529" wp14:editId="5E19AD73">
             <wp:extent cx="4953000" cy="2905125"/>
             <wp:effectExtent l="0" t="0" r="0" b="0"/>
             <wp:docPr id="2" name="Imagen 2"/>
@@ -18791,7 +18791,7 @@
           <w:noProof/>
         </w:rPr>
         <w:drawing>
-          <wp:inline distT="0" distB="0" distL="0" distR="0" wp14:anchorId="7261C1AE" wp14:editId="2B501ECF">
+          <wp:inline distT="0" distB="0" distL="0" distR="0" wp14:anchorId="1A200087" wp14:editId="58C0F629">
             <wp:extent cx="4953000" cy="2905125"/>
             <wp:effectExtent l="0" t="0" r="0" b="0"/>
             <wp:docPr id="3" name="Imagen 3"/>
@@ -18867,7 +18867,7 @@
         <w:pStyle w:val="Ttulo1"/>
         <w:pageBreakBefore/>
       </w:pPr>
-      <w:bookmarkStart w:id="16" w:name="_Toc241848368"/>
+      <w:bookmarkStart w:id="16" w:name="_Toc242043909"/>
       <w:r>
         <w:t>5. Seguridad de red y hardening</w:t>
       </w:r>
@@ -18877,7 +18877,7 @@
       <w:pPr>
         <w:pStyle w:val="Ttulo2"/>
       </w:pPr>
-      <w:bookmarkStart w:id="17" w:name="_Toc241848369"/>
+      <w:bookmarkStart w:id="17" w:name="_Toc242043910"/>
       <w:r>
         <w:t>5.1 Segmentación</w:t>
       </w:r>
@@ -19474,7 +19474,7 @@
       <w:pPr>
         <w:pStyle w:val="Ttulo2"/>
       </w:pPr>
-      <w:bookmarkStart w:id="18" w:name="_Toc241848370"/>
+      <w:bookmarkStart w:id="18" w:name="_Toc242043911"/>
       <w:r>
         <w:t>5.2 Medidas de endurecimiento aplicadas</w:t>
       </w:r>
@@ -20296,7 +20296,7 @@
                 <w:sz w:val="18"/>
                 <w:szCs w:val="18"/>
               </w:rPr>
-              <w:t>Variables de Railway (cifradas); .gitignore; repositorio privado; nada sensible en logs</w:t>
+              <w:t>Variables de Railway (cifradas); .gitignore; repositorio público sin secretos (historial verificado); nada sensible en logs</w:t>
             </w:r>
           </w:p>
         </w:tc>
@@ -20541,7 +20541,7 @@
       <w:pPr>
         <w:pStyle w:val="Ttulo2"/>
       </w:pPr>
-      <w:bookmarkStart w:id="19" w:name="_Toc241848371"/>
+      <w:bookmarkStart w:id="19" w:name="_Toc242043912"/>
       <w:r>
         <w:t>5.3 Registro de eventos (logging)</w:t>
       </w:r>
@@ -20576,7 +20576,7 @@
           <w:noProof/>
         </w:rPr>
         <w:drawing>
-          <wp:inline distT="0" distB="0" distL="0" distR="0" wp14:anchorId="3BBAA292" wp14:editId="01FB9DCC">
+          <wp:inline distT="0" distB="0" distL="0" distR="0" wp14:anchorId="7DB068CB" wp14:editId="73B13525">
             <wp:extent cx="5715000" cy="3343275"/>
             <wp:effectExtent l="0" t="0" r="0" b="0"/>
             <wp:docPr id="4" name="Imagen 4"/>
@@ -20636,7 +20636,7 @@
         <w:pStyle w:val="Ttulo1"/>
         <w:pageBreakBefore/>
       </w:pPr>
-      <w:bookmarkStart w:id="20" w:name="_Toc241848372"/>
+      <w:bookmarkStart w:id="20" w:name="_Toc242043913"/>
       <w:r>
         <w:t>6. Pruebas de disponibilidad y validación de seguridad</w:t>
       </w:r>
@@ -20675,7 +20675,7 @@
       <w:pPr>
         <w:pStyle w:val="Ttulo2"/>
       </w:pPr>
-      <w:bookmarkStart w:id="21" w:name="_Toc241848373"/>
+      <w:bookmarkStart w:id="21" w:name="_Toc242043914"/>
       <w:r>
         <w:t>6.1 Resumen de resultados</w:t>
       </w:r>
@@ -22222,7 +22222,7 @@
       <w:pPr>
         <w:pStyle w:val="Ttulo2"/>
       </w:pPr>
-      <w:bookmarkStart w:id="22" w:name="_Toc241848374"/>
+      <w:bookmarkStart w:id="22" w:name="_Toc242043915"/>
       <w:r>
         <w:t>6.2 Pruebas de disponibilidad</w:t>
       </w:r>
@@ -23082,7 +23082,7 @@
       <w:pPr>
         <w:pStyle w:val="Ttulo2"/>
       </w:pPr>
-      <w:bookmarkStart w:id="23" w:name="_Toc241848375"/>
+      <w:bookmarkStart w:id="23" w:name="_Toc242043916"/>
       <w:r>
         <w:t>6.3 Detalle de pruebas de seguridad en producción</w:t>
       </w:r>
@@ -28912,7 +28912,7 @@
       <w:pPr>
         <w:pStyle w:val="Ttulo2"/>
       </w:pPr>
-      <w:bookmarkStart w:id="24" w:name="_Toc241848376"/>
+      <w:bookmarkStart w:id="24" w:name="_Toc242043917"/>
       <w:r>
         <w:t>6.4 Evidencia visual</w:t>
       </w:r>
@@ -28928,7 +28928,7 @@
           <w:noProof/>
         </w:rPr>
         <w:drawing>
-          <wp:inline distT="0" distB="0" distL="0" distR="0" wp14:anchorId="2CE15E06" wp14:editId="5CE0C786">
+          <wp:inline distT="0" distB="0" distL="0" distR="0" wp14:anchorId="7050C0F4" wp14:editId="65073BDC">
             <wp:extent cx="5334000" cy="3124200"/>
             <wp:effectExtent l="0" t="0" r="0" b="0"/>
             <wp:docPr id="5" name="Imagen 5"/>
@@ -28993,7 +28993,7 @@
           <w:noProof/>
         </w:rPr>
         <w:drawing>
-          <wp:inline distT="0" distB="0" distL="0" distR="0" wp14:anchorId="36534B21" wp14:editId="3475F699">
+          <wp:inline distT="0" distB="0" distL="0" distR="0" wp14:anchorId="6190646D" wp14:editId="7B698CF3">
             <wp:extent cx="5334000" cy="3124200"/>
             <wp:effectExtent l="0" t="0" r="0" b="0"/>
             <wp:docPr id="6" name="Imagen 6"/>
@@ -29058,7 +29058,7 @@
           <w:noProof/>
         </w:rPr>
         <w:drawing>
-          <wp:inline distT="0" distB="0" distL="0" distR="0" wp14:anchorId="2C821B9B" wp14:editId="1669E2DA">
+          <wp:inline distT="0" distB="0" distL="0" distR="0" wp14:anchorId="1B5140F0" wp14:editId="1734F801">
             <wp:extent cx="5334000" cy="3124200"/>
             <wp:effectExtent l="0" t="0" r="0" b="0"/>
             <wp:docPr id="7" name="Imagen 7"/>
@@ -29123,7 +29123,7 @@
           <w:noProof/>
         </w:rPr>
         <w:drawing>
-          <wp:inline distT="0" distB="0" distL="0" distR="0" wp14:anchorId="77307AFE" wp14:editId="19EB4C26">
+          <wp:inline distT="0" distB="0" distL="0" distR="0" wp14:anchorId="661AF668" wp14:editId="336BEEE4">
             <wp:extent cx="5334000" cy="3124200"/>
             <wp:effectExtent l="0" t="0" r="0" b="0"/>
             <wp:docPr id="8" name="Imagen 8"/>
@@ -29188,7 +29188,7 @@
           <w:noProof/>
         </w:rPr>
         <w:drawing>
-          <wp:inline distT="0" distB="0" distL="0" distR="0" wp14:anchorId="72D51A9A" wp14:editId="746A8D1D">
+          <wp:inline distT="0" distB="0" distL="0" distR="0" wp14:anchorId="4EB86503" wp14:editId="1308092C">
             <wp:extent cx="5334000" cy="3124200"/>
             <wp:effectExtent l="0" t="0" r="0" b="0"/>
             <wp:docPr id="9" name="Imagen 9"/>
@@ -29253,7 +29253,7 @@
           <w:noProof/>
         </w:rPr>
         <w:drawing>
-          <wp:inline distT="0" distB="0" distL="0" distR="0" wp14:anchorId="36B48573" wp14:editId="4670669E">
+          <wp:inline distT="0" distB="0" distL="0" distR="0" wp14:anchorId="365491BC" wp14:editId="6567AE57">
             <wp:extent cx="5334000" cy="3124200"/>
             <wp:effectExtent l="0" t="0" r="0" b="0"/>
             <wp:docPr id="10" name="Imagen 10"/>
@@ -29313,7 +29313,7 @@
         <w:pStyle w:val="Ttulo1"/>
         <w:pageBreakBefore/>
       </w:pPr>
-      <w:bookmarkStart w:id="25" w:name="_Toc241848377"/>
+      <w:bookmarkStart w:id="25" w:name="_Toc242043918"/>
       <w:r>
         <w:t>7. Conclusiones</w:t>
       </w:r>
@@ -29323,7 +29323,7 @@
       <w:pPr>
         <w:pStyle w:val="Ttulo2"/>
       </w:pPr>
-      <w:bookmarkStart w:id="26" w:name="_Toc241848378"/>
+      <w:bookmarkStart w:id="26" w:name="_Toc242043919"/>
       <w:r>
         <w:t>7.1 Evaluación de la seguridad de la solución (criterio 4.1.6)</w:t>
       </w:r>
@@ -30312,7 +30312,7 @@
       <w:pPr>
         <w:pStyle w:val="Ttulo2"/>
       </w:pPr>
-      <w:bookmarkStart w:id="27" w:name="_Toc241848379"/>
+      <w:bookmarkStart w:id="27" w:name="_Toc242043920"/>
       <w:r>
         <w:t>7.2 Aprendizajes del equipo</w:t>
       </w:r>
@@ -30422,7 +30422,7 @@
       <w:pPr>
         <w:pStyle w:val="Ttulo2"/>
       </w:pPr>
-      <w:bookmarkStart w:id="28" w:name="_Toc241848380"/>
+      <w:bookmarkStart w:id="28" w:name="_Toc242043921"/>
       <w:r>
         <w:t>7.3 Mejoras futuras</w:t>
       </w:r>
@@ -31490,7 +31490,7 @@
         <w:pStyle w:val="Ttulo1"/>
         <w:pageBreakBefore/>
       </w:pPr>
-      <w:bookmarkStart w:id="29" w:name="_Toc241848381"/>
+      <w:bookmarkStart w:id="29" w:name="_Toc242043922"/>
       <w:r>
         <w:t>Anexo A. Estructura del repositorio y reproducción</w:t>
       </w:r>
@@ -32871,64 +32871,10 @@
 <file path=word/numbering.xml><?xml version="1.0" encoding="utf-8"?>
 <w:numbering xmlns:wpc="http://schemas.microsoft.com/office/word/2010/wordprocessingCanvas" xmlns:cx="http://schemas.microsoft.com/office/drawing/2014/chartex" xmlns:cx1="http://schemas.microsoft.com/office/drawing/2015/9/8/chartex" xmlns:cx2="http://schemas.microsoft.com/office/drawing/2015/10/21/chartex" xmlns:cx3="http://schemas.microsoft.com/office/drawing/2016/5/9/chartex" xmlns:cx4="http://schemas.microsoft.com/office/drawing/2016/5/10/chartex" xmlns:cx5="http://schemas.microsoft.com/office/drawing/2016/5/11/chartex" xmlns:cx6="http://schemas.microsoft.com/office/drawing/2016/5/12/chartex" xmlns:cx7="http://schemas.microsoft.com/office/drawing/2016/5/13/chartex" xmlns:cx8="http://schemas.microsoft.com/office/drawing/2016/5/14/chartex" xmlns:mc="http://schemas.openxmlformats.org/markup-compatibility/2006" xmlns:aink="http://schemas.microsoft.com/office/drawing/2016/ink" xmlns:am3d="http://schemas.microsoft.com/office/drawing/2017/model3d" xmlns:o="urn:schemas-microsoft-com:office:office" xmlns:oel="http://schemas.microsoft.com/office/2019/extlst" xmlns:r="http://schemas.openxmlformats.org/officeDocument/2006/relationships" xmlns:m="http://schemas.openxmlformats.org/officeDocument/2006/math" xmlns:v="urn:schemas-microsoft-com:vml" xmlns:wp14="http://schemas.microsoft.com/office/word/2010/wordprocessingDrawing" xmlns:wp="http://schemas.openxmlformats.org/drawingml/2006/wordprocessingDrawing" xmlns:w10="urn:schemas-microsoft-com:office:word" xmlns:w="http://schemas.openxmlformats.org/wordprocessingml/2006/main" xmlns:w14="http://schemas.microsoft.com/office/word/2010/wordml" xmlns:w15="http://schemas.microsoft.com/office/word/2012/wordml" xmlns:w16cex="http://schemas.microsoft.com/office/word/2018/wordml/cex" xmlns:w16cid="http://schemas.microsoft.com/office/word/2016/wordml/cid" xmlns:w16="http://schemas.microsoft.com/office/word/2018/wordml" xmlns:w16du="http://schemas.microsoft.com/office/word/2023/wordml/word16du" xmlns:w16sdtdh="http://schemas.microsoft.com/office/word/2020/wordml/sdtdatahash" xmlns:w16sdtfl="http://schemas.microsoft.com/office/word/2024/wordml/sdtformatlock" xmlns:w16se="http://schemas.microsoft.com/office/word/2015/wordml/symex" xmlns:wpg="http://schemas.microsoft.com/office/word/2010/wordprocessingGroup" xmlns:wpi="http://schemas.microsoft.com/office/word/2010/wordprocessingInk" xmlns:wne="http://schemas.microsoft.com/office/word/2006/wordml" xmlns:wps="http://schemas.microsoft.com/office/word/2010/wordprocessingShape" mc:Ignorable="w14 w15 w16se w16cid w16 w16cex w16sdtdh w16sdtfl w16du wp14">
   <w:abstractNum w:abstractNumId="0" w15:restartNumberingAfterBreak="0">
-    <w:nsid w:val="07F44884"/>
+    <w:nsid w:val="1D9F1338"/>
     <w:multiLevelType w:val="hybridMultilevel"/>
-    <w:tmpl w:val="4D588772"/>
-    <w:lvl w:ilvl="0" w:tplc="C80649D0" w:tentative="1">
-      <w:start w:val="1"/>
-      <w:numFmt w:val="decimal"/>
-      <w:lvlText w:val="%1."/>
-      <w:lvlJc w:val="left"/>
-      <w:pPr>
-        <w:ind w:left="540" w:hanging="300"/>
-      </w:pPr>
-    </w:lvl>
-    <w:lvl w:ilvl="1" w:tplc="034847C0">
-      <w:numFmt w:val="decimal"/>
-      <w:lvlText w:val=""/>
-      <w:lvlJc w:val="left"/>
-    </w:lvl>
-    <w:lvl w:ilvl="2" w:tplc="FCA26AC4">
-      <w:numFmt w:val="decimal"/>
-      <w:lvlText w:val=""/>
-      <w:lvlJc w:val="left"/>
-    </w:lvl>
-    <w:lvl w:ilvl="3" w:tplc="609EF86C">
-      <w:numFmt w:val="decimal"/>
-      <w:lvlText w:val=""/>
-      <w:lvlJc w:val="left"/>
-    </w:lvl>
-    <w:lvl w:ilvl="4" w:tplc="D8061ECA">
-      <w:numFmt w:val="decimal"/>
-      <w:lvlText w:val=""/>
-      <w:lvlJc w:val="left"/>
-    </w:lvl>
-    <w:lvl w:ilvl="5" w:tplc="7FB0E05E">
-      <w:numFmt w:val="decimal"/>
-      <w:lvlText w:val=""/>
-      <w:lvlJc w:val="left"/>
-    </w:lvl>
-    <w:lvl w:ilvl="6" w:tplc="0E762A62">
-      <w:numFmt w:val="decimal"/>
-      <w:lvlText w:val=""/>
-      <w:lvlJc w:val="left"/>
-    </w:lvl>
-    <w:lvl w:ilvl="7" w:tplc="78F855B8">
-      <w:numFmt w:val="decimal"/>
-      <w:lvlText w:val=""/>
-      <w:lvlJc w:val="left"/>
-    </w:lvl>
-    <w:lvl w:ilvl="8" w:tplc="E9AACAF4">
-      <w:numFmt w:val="decimal"/>
-      <w:lvlText w:val=""/>
-      <w:lvlJc w:val="left"/>
-    </w:lvl>
-  </w:abstractNum>
-  <w:abstractNum w:abstractNumId="1" w15:restartNumberingAfterBreak="0">
-    <w:nsid w:val="48425D3D"/>
-    <w:multiLevelType w:val="hybridMultilevel"/>
-    <w:tmpl w:val="B0BC8D74"/>
-    <w:lvl w:ilvl="0" w:tplc="0504C8CA" w:tentative="1">
+    <w:tmpl w:val="87E0417C"/>
+    <w:lvl w:ilvl="0" w:tplc="83361B4E" w:tentative="1">
       <w:start w:val="1"/>
       <w:numFmt w:val="bullet"/>
       <w:lvlText w:val="●"/>
@@ -32937,7 +32883,7 @@
         <w:ind w:left="720" w:hanging="360"/>
       </w:pPr>
     </w:lvl>
-    <w:lvl w:ilvl="1" w:tplc="99606470" w:tentative="1">
+    <w:lvl w:ilvl="1" w:tplc="0500273A" w:tentative="1">
       <w:start w:val="1"/>
       <w:numFmt w:val="bullet"/>
       <w:lvlText w:val="○"/>
@@ -32946,7 +32892,7 @@
         <w:ind w:left="1440" w:hanging="360"/>
       </w:pPr>
     </w:lvl>
-    <w:lvl w:ilvl="2" w:tplc="9C4C95F0" w:tentative="1">
+    <w:lvl w:ilvl="2" w:tplc="407EB054" w:tentative="1">
       <w:start w:val="1"/>
       <w:numFmt w:val="bullet"/>
       <w:lvlText w:val="■"/>
@@ -32955,7 +32901,7 @@
         <w:ind w:left="2160" w:hanging="360"/>
       </w:pPr>
     </w:lvl>
-    <w:lvl w:ilvl="3" w:tplc="C4AA5366" w:tentative="1">
+    <w:lvl w:ilvl="3" w:tplc="1F5209BC" w:tentative="1">
       <w:start w:val="1"/>
       <w:numFmt w:val="bullet"/>
       <w:lvlText w:val="●"/>
@@ -32964,7 +32910,7 @@
         <w:ind w:left="2880" w:hanging="360"/>
       </w:pPr>
     </w:lvl>
-    <w:lvl w:ilvl="4" w:tplc="020A708E" w:tentative="1">
+    <w:lvl w:ilvl="4" w:tplc="DABE37FC" w:tentative="1">
       <w:start w:val="1"/>
       <w:numFmt w:val="bullet"/>
       <w:lvlText w:val="○"/>
@@ -32973,7 +32919,7 @@
         <w:ind w:left="3600" w:hanging="360"/>
       </w:pPr>
     </w:lvl>
-    <w:lvl w:ilvl="5" w:tplc="908606F2" w:tentative="1">
+    <w:lvl w:ilvl="5" w:tplc="44A279AC" w:tentative="1">
       <w:start w:val="1"/>
       <w:numFmt w:val="bullet"/>
       <w:lvlText w:val="■"/>
@@ -32982,7 +32928,7 @@
         <w:ind w:left="4320" w:hanging="360"/>
       </w:pPr>
     </w:lvl>
-    <w:lvl w:ilvl="6" w:tplc="D0E0B0BA" w:tentative="1">
+    <w:lvl w:ilvl="6" w:tplc="16F07E62" w:tentative="1">
       <w:start w:val="1"/>
       <w:numFmt w:val="bullet"/>
       <w:lvlText w:val="●"/>
@@ -32991,7 +32937,7 @@
         <w:ind w:left="5040" w:hanging="360"/>
       </w:pPr>
     </w:lvl>
-    <w:lvl w:ilvl="7" w:tplc="8438BE0C" w:tentative="1">
+    <w:lvl w:ilvl="7" w:tplc="E600233E" w:tentative="1">
       <w:start w:val="1"/>
       <w:numFmt w:val="bullet"/>
       <w:lvlText w:val="●"/>
@@ -33000,7 +32946,7 @@
         <w:ind w:left="5760" w:hanging="360"/>
       </w:pPr>
     </w:lvl>
-    <w:lvl w:ilvl="8" w:tplc="84BA3F98" w:tentative="1">
+    <w:lvl w:ilvl="8" w:tplc="787CCB4E" w:tentative="1">
       <w:start w:val="1"/>
       <w:numFmt w:val="bullet"/>
       <w:lvlText w:val="●"/>
@@ -33010,11 +32956,65 @@
       </w:pPr>
     </w:lvl>
   </w:abstractNum>
+  <w:abstractNum w:abstractNumId="1" w15:restartNumberingAfterBreak="0">
+    <w:nsid w:val="28557CDA"/>
+    <w:multiLevelType w:val="hybridMultilevel"/>
+    <w:tmpl w:val="FB50F07C"/>
+    <w:lvl w:ilvl="0" w:tplc="7220908C" w:tentative="1">
+      <w:start w:val="1"/>
+      <w:numFmt w:val="decimal"/>
+      <w:lvlText w:val="%1."/>
+      <w:lvlJc w:val="left"/>
+      <w:pPr>
+        <w:ind w:left="540" w:hanging="300"/>
+      </w:pPr>
+    </w:lvl>
+    <w:lvl w:ilvl="1" w:tplc="D5826654">
+      <w:numFmt w:val="decimal"/>
+      <w:lvlText w:val=""/>
+      <w:lvlJc w:val="left"/>
+    </w:lvl>
+    <w:lvl w:ilvl="2" w:tplc="0AB63B50">
+      <w:numFmt w:val="decimal"/>
+      <w:lvlText w:val=""/>
+      <w:lvlJc w:val="left"/>
+    </w:lvl>
+    <w:lvl w:ilvl="3" w:tplc="F704051A">
+      <w:numFmt w:val="decimal"/>
+      <w:lvlText w:val=""/>
+      <w:lvlJc w:val="left"/>
+    </w:lvl>
+    <w:lvl w:ilvl="4" w:tplc="351E0A92">
+      <w:numFmt w:val="decimal"/>
+      <w:lvlText w:val=""/>
+      <w:lvlJc w:val="left"/>
+    </w:lvl>
+    <w:lvl w:ilvl="5" w:tplc="C31470BE">
+      <w:numFmt w:val="decimal"/>
+      <w:lvlText w:val=""/>
+      <w:lvlJc w:val="left"/>
+    </w:lvl>
+    <w:lvl w:ilvl="6" w:tplc="ACE451F6">
+      <w:numFmt w:val="decimal"/>
+      <w:lvlText w:val=""/>
+      <w:lvlJc w:val="left"/>
+    </w:lvl>
+    <w:lvl w:ilvl="7" w:tplc="E4063A30">
+      <w:numFmt w:val="decimal"/>
+      <w:lvlText w:val=""/>
+      <w:lvlJc w:val="left"/>
+    </w:lvl>
+    <w:lvl w:ilvl="8" w:tplc="D6E4864C">
+      <w:numFmt w:val="decimal"/>
+      <w:lvlText w:val=""/>
+      <w:lvlJc w:val="left"/>
+    </w:lvl>
+  </w:abstractNum>
   <w:abstractNum w:abstractNumId="2" w15:restartNumberingAfterBreak="0">
-    <w:nsid w:val="59FB4B6E"/>
+    <w:nsid w:val="693E44BE"/>
     <w:multiLevelType w:val="hybridMultilevel"/>
-    <w:tmpl w:val="1E9EE54E"/>
-    <w:lvl w:ilvl="0" w:tplc="A470DF64">
+    <w:tmpl w:val="04104FE6"/>
+    <w:lvl w:ilvl="0" w:tplc="7A0C7BF8">
       <w:start w:val="1"/>
       <w:numFmt w:val="bullet"/>
       <w:lvlText w:val="•"/>
@@ -33023,7 +33023,7 @@
         <w:ind w:left="540" w:hanging="270"/>
       </w:pPr>
     </w:lvl>
-    <w:lvl w:ilvl="1" w:tplc="B232CB5A" w:tentative="1">
+    <w:lvl w:ilvl="1" w:tplc="4ECE96F0" w:tentative="1">
       <w:start w:val="1"/>
       <w:numFmt w:val="bullet"/>
       <w:lvlText w:val="–"/>
@@ -33032,49 +33032,49 @@
         <w:ind w:left="1080" w:hanging="270"/>
       </w:pPr>
     </w:lvl>
-    <w:lvl w:ilvl="2" w:tplc="EF8C60E4">
+    <w:lvl w:ilvl="2" w:tplc="F3B643F2">
       <w:numFmt w:val="decimal"/>
       <w:lvlText w:val=""/>
       <w:lvlJc w:val="left"/>
     </w:lvl>
-    <w:lvl w:ilvl="3" w:tplc="8FB0F2AE">
+    <w:lvl w:ilvl="3" w:tplc="136A0AB4">
       <w:numFmt w:val="decimal"/>
       <w:lvlText w:val=""/>
       <w:lvlJc w:val="left"/>
     </w:lvl>
-    <w:lvl w:ilvl="4" w:tplc="917CC1D8">
+    <w:lvl w:ilvl="4" w:tplc="14EE4F54">
       <w:numFmt w:val="decimal"/>
       <w:lvlText w:val=""/>
       <w:lvlJc w:val="left"/>
     </w:lvl>
-    <w:lvl w:ilvl="5" w:tplc="15E451E2">
+    <w:lvl w:ilvl="5" w:tplc="9B2C6B4E">
       <w:numFmt w:val="decimal"/>
       <w:lvlText w:val=""/>
       <w:lvlJc w:val="left"/>
     </w:lvl>
-    <w:lvl w:ilvl="6" w:tplc="C8CE0336">
+    <w:lvl w:ilvl="6" w:tplc="ED2894EA">
       <w:numFmt w:val="decimal"/>
       <w:lvlText w:val=""/>
       <w:lvlJc w:val="left"/>
     </w:lvl>
-    <w:lvl w:ilvl="7" w:tplc="975872A2">
+    <w:lvl w:ilvl="7" w:tplc="5B982E94">
       <w:numFmt w:val="decimal"/>
       <w:lvlText w:val=""/>
       <w:lvlJc w:val="left"/>
     </w:lvl>
-    <w:lvl w:ilvl="8" w:tplc="40F46066">
+    <w:lvl w:ilvl="8" w:tplc="713223C2">
       <w:numFmt w:val="decimal"/>
       <w:lvlText w:val=""/>
       <w:lvlJc w:val="left"/>
     </w:lvl>
   </w:abstractNum>
-  <w:num w:numId="1" w16cid:durableId="685986719">
-    <w:abstractNumId w:val="1"/>
+  <w:num w:numId="1" w16cid:durableId="1869685146">
+    <w:abstractNumId w:val="0"/>
     <w:lvlOverride w:ilvl="0">
       <w:startOverride w:val="1"/>
     </w:lvlOverride>
   </w:num>
-  <w:num w:numId="2" w16cid:durableId="105197965">
+  <w:num w:numId="2" w16cid:durableId="1826122432">
     <w:abstractNumId w:val="2"/>
     <w:lvlOverride w:ilvl="0">
       <w:startOverride w:val="1"/>
@@ -33715,7 +33715,7 @@
     <w:autoRedefine/>
     <w:uiPriority w:val="39"/>
     <w:unhideWhenUsed/>
-    <w:rsid w:val="00F70C22"/>
+    <w:rsid w:val="00BB3020"/>
     <w:pPr>
       <w:spacing w:after="100"/>
     </w:pPr>
@@ -33727,7 +33727,7 @@
     <w:autoRedefine/>
     <w:uiPriority w:val="39"/>
     <w:unhideWhenUsed/>
-    <w:rsid w:val="00F70C22"/>
+    <w:rsid w:val="00BB3020"/>
     <w:pPr>
       <w:spacing w:after="100"/>
       <w:ind w:left="220"/>

--- a/informe/Informe-Final-Proyecto-Integrador-TI3V62.docx
+++ b/informe/Informe-Final-Proyecto-Integrador-TI3V62.docx
@@ -401,7 +401,7 @@
                 <w:sz w:val="20"/>
                 <w:szCs w:val="20"/>
               </w:rPr>
-              <w:t>[Nombre del docente]</w:t>
+              <w:t>Freddy Asenjo Pérez</w:t>
             </w:r>
           </w:p>
         </w:tc>
@@ -742,7 +742,7 @@
     <w:sdt>
       <w:sdtPr>
         <w:alias w:val="Índice"/>
-        <w:id w:val="-737781325"/>
+        <w:id w:val="-340476047"/>
       </w:sdtPr>
       <w:sdtEndPr/>
       <w:sdtContent>
@@ -770,7 +770,7 @@
           <w:r>
             <w:fldChar w:fldCharType="separate"/>
           </w:r>
-          <w:hyperlink w:anchor="_Toc242043893" w:history="1">
+          <w:hyperlink w:anchor="_Toc242047404" w:history="1">
             <w:r>
               <w:rPr>
                 <w:rStyle w:val="Hipervnculo"/>
@@ -794,7 +794,7 @@
               <w:rPr>
                 <w:noProof/>
               </w:rPr>
-              <w:instrText xml:space="preserve"> PAGEREF _Toc242043893 \h </w:instrText>
+              <w:instrText xml:space="preserve"> PAGEREF _Toc242047404 \h </w:instrText>
             </w:r>
             <w:r>
               <w:rPr>
@@ -836,7 +836,7 @@
               <w14:ligatures w14:val="standardContextual"/>
             </w:rPr>
           </w:pPr>
-          <w:hyperlink w:anchor="_Toc242043894" w:history="1">
+          <w:hyperlink w:anchor="_Toc242047405" w:history="1">
             <w:r>
               <w:rPr>
                 <w:rStyle w:val="Hipervnculo"/>
@@ -860,7 +860,7 @@
               <w:rPr>
                 <w:noProof/>
               </w:rPr>
-              <w:instrText xml:space="preserve"> PAGEREF _Toc242043894 \h </w:instrText>
+              <w:instrText xml:space="preserve"> PAGEREF _Toc242047405 \h </w:instrText>
             </w:r>
             <w:r>
               <w:rPr>
@@ -902,7 +902,7 @@
               <w14:ligatures w14:val="standardContextual"/>
             </w:rPr>
           </w:pPr>
-          <w:hyperlink w:anchor="_Toc242043895" w:history="1">
+          <w:hyperlink w:anchor="_Toc242047406" w:history="1">
             <w:r>
               <w:rPr>
                 <w:rStyle w:val="Hipervnculo"/>
@@ -926,7 +926,7 @@
               <w:rPr>
                 <w:noProof/>
               </w:rPr>
-              <w:instrText xml:space="preserve"> PAGEREF _Toc242043895 \h </w:instrText>
+              <w:instrText xml:space="preserve"> PAGEREF _Toc242047406 \h </w:instrText>
             </w:r>
             <w:r>
               <w:rPr>
@@ -968,7 +968,7 @@
               <w14:ligatures w14:val="standardContextual"/>
             </w:rPr>
           </w:pPr>
-          <w:hyperlink w:anchor="_Toc242043896" w:history="1">
+          <w:hyperlink w:anchor="_Toc242047407" w:history="1">
             <w:r>
               <w:rPr>
                 <w:rStyle w:val="Hipervnculo"/>
@@ -992,7 +992,7 @@
               <w:rPr>
                 <w:noProof/>
               </w:rPr>
-              <w:instrText xml:space="preserve"> PAGEREF _Toc242043896 \h </w:instrText>
+              <w:instrText xml:space="preserve"> PAGEREF _Toc242047407 \h </w:instrText>
             </w:r>
             <w:r>
               <w:rPr>
@@ -1034,7 +1034,7 @@
               <w14:ligatures w14:val="standardContextual"/>
             </w:rPr>
           </w:pPr>
-          <w:hyperlink w:anchor="_Toc242043897" w:history="1">
+          <w:hyperlink w:anchor="_Toc242047408" w:history="1">
             <w:r>
               <w:rPr>
                 <w:rStyle w:val="Hipervnculo"/>
@@ -1058,7 +1058,7 @@
               <w:rPr>
                 <w:noProof/>
               </w:rPr>
-              <w:instrText xml:space="preserve"> PAGEREF _Toc242043897 \h </w:instrText>
+              <w:instrText xml:space="preserve"> PAGEREF _Toc242047408 \h </w:instrText>
             </w:r>
             <w:r>
               <w:rPr>
@@ -1100,7 +1100,7 @@
               <w14:ligatures w14:val="standardContextual"/>
             </w:rPr>
           </w:pPr>
-          <w:hyperlink w:anchor="_Toc242043898" w:history="1">
+          <w:hyperlink w:anchor="_Toc242047409" w:history="1">
             <w:r>
               <w:rPr>
                 <w:rStyle w:val="Hipervnculo"/>
@@ -1124,7 +1124,7 @@
               <w:rPr>
                 <w:noProof/>
               </w:rPr>
-              <w:instrText xml:space="preserve"> PAGEREF _Toc242043898 \h </w:instrText>
+              <w:instrText xml:space="preserve"> PAGEREF _Toc242047409 \h </w:instrText>
             </w:r>
             <w:r>
               <w:rPr>
@@ -1166,7 +1166,7 @@
               <w14:ligatures w14:val="standardContextual"/>
             </w:rPr>
           </w:pPr>
-          <w:hyperlink w:anchor="_Toc242043899" w:history="1">
+          <w:hyperlink w:anchor="_Toc242047410" w:history="1">
             <w:r>
               <w:rPr>
                 <w:rStyle w:val="Hipervnculo"/>
@@ -1190,7 +1190,7 @@
               <w:rPr>
                 <w:noProof/>
               </w:rPr>
-              <w:instrText xml:space="preserve"> PAGEREF _Toc242043899 \h </w:instrText>
+              <w:instrText xml:space="preserve"> PAGEREF _Toc242047410 \h </w:instrText>
             </w:r>
             <w:r>
               <w:rPr>
@@ -1232,7 +1232,7 @@
               <w14:ligatures w14:val="standardContextual"/>
             </w:rPr>
           </w:pPr>
-          <w:hyperlink w:anchor="_Toc242043900" w:history="1">
+          <w:hyperlink w:anchor="_Toc242047411" w:history="1">
             <w:r>
               <w:rPr>
                 <w:rStyle w:val="Hipervnculo"/>
@@ -1256,7 +1256,7 @@
               <w:rPr>
                 <w:noProof/>
               </w:rPr>
-              <w:instrText xml:space="preserve"> PAGEREF _Toc242043900 \h </w:instrText>
+              <w:instrText xml:space="preserve"> PAGEREF _Toc242047411 \h </w:instrText>
             </w:r>
             <w:r>
               <w:rPr>
@@ -1298,7 +1298,7 @@
               <w14:ligatures w14:val="standardContextual"/>
             </w:rPr>
           </w:pPr>
-          <w:hyperlink w:anchor="_Toc242043901" w:history="1">
+          <w:hyperlink w:anchor="_Toc242047412" w:history="1">
             <w:r>
               <w:rPr>
                 <w:rStyle w:val="Hipervnculo"/>
@@ -1322,7 +1322,7 @@
               <w:rPr>
                 <w:noProof/>
               </w:rPr>
-              <w:instrText xml:space="preserve"> PAGEREF _Toc242043901 \h </w:instrText>
+              <w:instrText xml:space="preserve"> PAGEREF _Toc242047412 \h </w:instrText>
             </w:r>
             <w:r>
               <w:rPr>
@@ -1364,7 +1364,7 @@
               <w14:ligatures w14:val="standardContextual"/>
             </w:rPr>
           </w:pPr>
-          <w:hyperlink w:anchor="_Toc242043902" w:history="1">
+          <w:hyperlink w:anchor="_Toc242047413" w:history="1">
             <w:r>
               <w:rPr>
                 <w:rStyle w:val="Hipervnculo"/>
@@ -1388,7 +1388,7 @@
               <w:rPr>
                 <w:noProof/>
               </w:rPr>
-              <w:instrText xml:space="preserve"> PAGEREF _Toc242043902 \h </w:instrText>
+              <w:instrText xml:space="preserve"> PAGEREF _Toc242047413 \h </w:instrText>
             </w:r>
             <w:r>
               <w:rPr>
@@ -1430,7 +1430,7 @@
               <w14:ligatures w14:val="standardContextual"/>
             </w:rPr>
           </w:pPr>
-          <w:hyperlink w:anchor="_Toc242043903" w:history="1">
+          <w:hyperlink w:anchor="_Toc242047414" w:history="1">
             <w:r>
               <w:rPr>
                 <w:rStyle w:val="Hipervnculo"/>
@@ -1454,7 +1454,7 @@
               <w:rPr>
                 <w:noProof/>
               </w:rPr>
-              <w:instrText xml:space="preserve"> PAGEREF _Toc242043903 \h </w:instrText>
+              <w:instrText xml:space="preserve"> PAGEREF _Toc242047414 \h </w:instrText>
             </w:r>
             <w:r>
               <w:rPr>
@@ -1496,7 +1496,7 @@
               <w14:ligatures w14:val="standardContextual"/>
             </w:rPr>
           </w:pPr>
-          <w:hyperlink w:anchor="_Toc242043904" w:history="1">
+          <w:hyperlink w:anchor="_Toc242047415" w:history="1">
             <w:r>
               <w:rPr>
                 <w:rStyle w:val="Hipervnculo"/>
@@ -1520,7 +1520,7 @@
               <w:rPr>
                 <w:noProof/>
               </w:rPr>
-              <w:instrText xml:space="preserve"> PAGEREF _Toc242043904 \h </w:instrText>
+              <w:instrText xml:space="preserve"> PAGEREF _Toc242047415 \h </w:instrText>
             </w:r>
             <w:r>
               <w:rPr>
@@ -1562,7 +1562,7 @@
               <w14:ligatures w14:val="standardContextual"/>
             </w:rPr>
           </w:pPr>
-          <w:hyperlink w:anchor="_Toc242043905" w:history="1">
+          <w:hyperlink w:anchor="_Toc242047416" w:history="1">
             <w:r>
               <w:rPr>
                 <w:rStyle w:val="Hipervnculo"/>
@@ -1586,7 +1586,7 @@
               <w:rPr>
                 <w:noProof/>
               </w:rPr>
-              <w:instrText xml:space="preserve"> PAGEREF _Toc242043905 \h </w:instrText>
+              <w:instrText xml:space="preserve"> PAGEREF _Toc242047416 \h </w:instrText>
             </w:r>
             <w:r>
               <w:rPr>
@@ -1628,7 +1628,7 @@
               <w14:ligatures w14:val="standardContextual"/>
             </w:rPr>
           </w:pPr>
-          <w:hyperlink w:anchor="_Toc242043906" w:history="1">
+          <w:hyperlink w:anchor="_Toc242047417" w:history="1">
             <w:r>
               <w:rPr>
                 <w:rStyle w:val="Hipervnculo"/>
@@ -1652,7 +1652,7 @@
               <w:rPr>
                 <w:noProof/>
               </w:rPr>
-              <w:instrText xml:space="preserve"> PAGEREF _Toc242043906 \h </w:instrText>
+              <w:instrText xml:space="preserve"> PAGEREF _Toc242047417 \h </w:instrText>
             </w:r>
             <w:r>
               <w:rPr>
@@ -1694,7 +1694,7 @@
               <w14:ligatures w14:val="standardContextual"/>
             </w:rPr>
           </w:pPr>
-          <w:hyperlink w:anchor="_Toc242043907" w:history="1">
+          <w:hyperlink w:anchor="_Toc242047418" w:history="1">
             <w:r>
               <w:rPr>
                 <w:rStyle w:val="Hipervnculo"/>
@@ -1718,7 +1718,7 @@
               <w:rPr>
                 <w:noProof/>
               </w:rPr>
-              <w:instrText xml:space="preserve"> PAGEREF _Toc242043907 \h </w:instrText>
+              <w:instrText xml:space="preserve"> PAGEREF _Toc242047418 \h </w:instrText>
             </w:r>
             <w:r>
               <w:rPr>
@@ -1760,7 +1760,7 @@
               <w14:ligatures w14:val="standardContextual"/>
             </w:rPr>
           </w:pPr>
-          <w:hyperlink w:anchor="_Toc242043908" w:history="1">
+          <w:hyperlink w:anchor="_Toc242047419" w:history="1">
             <w:r>
               <w:rPr>
                 <w:rStyle w:val="Hipervnculo"/>
@@ -1784,7 +1784,7 @@
               <w:rPr>
                 <w:noProof/>
               </w:rPr>
-              <w:instrText xml:space="preserve"> PAGEREF _Toc242043908 \h </w:instrText>
+              <w:instrText xml:space="preserve"> PAGEREF _Toc242047419 \h </w:instrText>
             </w:r>
             <w:r>
               <w:rPr>
@@ -1826,7 +1826,7 @@
               <w14:ligatures w14:val="standardContextual"/>
             </w:rPr>
           </w:pPr>
-          <w:hyperlink w:anchor="_Toc242043909" w:history="1">
+          <w:hyperlink w:anchor="_Toc242047420" w:history="1">
             <w:r>
               <w:rPr>
                 <w:rStyle w:val="Hipervnculo"/>
@@ -1850,7 +1850,7 @@
               <w:rPr>
                 <w:noProof/>
               </w:rPr>
-              <w:instrText xml:space="preserve"> PAGEREF _Toc242043909 \h </w:instrText>
+              <w:instrText xml:space="preserve"> PAGEREF _Toc242047420 \h </w:instrText>
             </w:r>
             <w:r>
               <w:rPr>
@@ -1892,7 +1892,7 @@
               <w14:ligatures w14:val="standardContextual"/>
             </w:rPr>
           </w:pPr>
-          <w:hyperlink w:anchor="_Toc242043910" w:history="1">
+          <w:hyperlink w:anchor="_Toc242047421" w:history="1">
             <w:r>
               <w:rPr>
                 <w:rStyle w:val="Hipervnculo"/>
@@ -1916,7 +1916,7 @@
               <w:rPr>
                 <w:noProof/>
               </w:rPr>
-              <w:instrText xml:space="preserve"> PAGEREF _Toc242043910 \h </w:instrText>
+              <w:instrText xml:space="preserve"> PAGEREF _Toc242047421 \h </w:instrText>
             </w:r>
             <w:r>
               <w:rPr>
@@ -1958,7 +1958,7 @@
               <w14:ligatures w14:val="standardContextual"/>
             </w:rPr>
           </w:pPr>
-          <w:hyperlink w:anchor="_Toc242043911" w:history="1">
+          <w:hyperlink w:anchor="_Toc242047422" w:history="1">
             <w:r>
               <w:rPr>
                 <w:rStyle w:val="Hipervnculo"/>
@@ -1982,7 +1982,7 @@
               <w:rPr>
                 <w:noProof/>
               </w:rPr>
-              <w:instrText xml:space="preserve"> PAGEREF _Toc242043911 \h </w:instrText>
+              <w:instrText xml:space="preserve"> PAGEREF _Toc242047422 \h </w:instrText>
             </w:r>
             <w:r>
               <w:rPr>
@@ -2024,7 +2024,7 @@
               <w14:ligatures w14:val="standardContextual"/>
             </w:rPr>
           </w:pPr>
-          <w:hyperlink w:anchor="_Toc242043912" w:history="1">
+          <w:hyperlink w:anchor="_Toc242047423" w:history="1">
             <w:r>
               <w:rPr>
                 <w:rStyle w:val="Hipervnculo"/>
@@ -2048,7 +2048,7 @@
               <w:rPr>
                 <w:noProof/>
               </w:rPr>
-              <w:instrText xml:space="preserve"> PAGEREF _Toc242043912 \h </w:instrText>
+              <w:instrText xml:space="preserve"> PAGEREF _Toc242047423 \h </w:instrText>
             </w:r>
             <w:r>
               <w:rPr>
@@ -2090,7 +2090,7 @@
               <w14:ligatures w14:val="standardContextual"/>
             </w:rPr>
           </w:pPr>
-          <w:hyperlink w:anchor="_Toc242043913" w:history="1">
+          <w:hyperlink w:anchor="_Toc242047424" w:history="1">
             <w:r>
               <w:rPr>
                 <w:rStyle w:val="Hipervnculo"/>
@@ -2114,7 +2114,7 @@
               <w:rPr>
                 <w:noProof/>
               </w:rPr>
-              <w:instrText xml:space="preserve"> PAGEREF _Toc242043913 \h </w:instrText>
+              <w:instrText xml:space="preserve"> PAGEREF _Toc242047424 \h </w:instrText>
             </w:r>
             <w:r>
               <w:rPr>
@@ -2156,7 +2156,7 @@
               <w14:ligatures w14:val="standardContextual"/>
             </w:rPr>
           </w:pPr>
-          <w:hyperlink w:anchor="_Toc242043914" w:history="1">
+          <w:hyperlink w:anchor="_Toc242047425" w:history="1">
             <w:r>
               <w:rPr>
                 <w:rStyle w:val="Hipervnculo"/>
@@ -2180,7 +2180,7 @@
               <w:rPr>
                 <w:noProof/>
               </w:rPr>
-              <w:instrText xml:space="preserve"> PAGEREF _Toc242043914 \h </w:instrText>
+              <w:instrText xml:space="preserve"> PAGEREF _Toc242047425 \h </w:instrText>
             </w:r>
             <w:r>
               <w:rPr>
@@ -2222,7 +2222,7 @@
               <w14:ligatures w14:val="standardContextual"/>
             </w:rPr>
           </w:pPr>
-          <w:hyperlink w:anchor="_Toc242043915" w:history="1">
+          <w:hyperlink w:anchor="_Toc242047426" w:history="1">
             <w:r>
               <w:rPr>
                 <w:rStyle w:val="Hipervnculo"/>
@@ -2246,7 +2246,7 @@
               <w:rPr>
                 <w:noProof/>
               </w:rPr>
-              <w:instrText xml:space="preserve"> PAGEREF _Toc242043915 \h </w:instrText>
+              <w:instrText xml:space="preserve"> PAGEREF _Toc242047426 \h </w:instrText>
             </w:r>
             <w:r>
               <w:rPr>
@@ -2288,7 +2288,7 @@
               <w14:ligatures w14:val="standardContextual"/>
             </w:rPr>
           </w:pPr>
-          <w:hyperlink w:anchor="_Toc242043916" w:history="1">
+          <w:hyperlink w:anchor="_Toc242047427" w:history="1">
             <w:r>
               <w:rPr>
                 <w:rStyle w:val="Hipervnculo"/>
@@ -2312,7 +2312,7 @@
               <w:rPr>
                 <w:noProof/>
               </w:rPr>
-              <w:instrText xml:space="preserve"> PAGEREF _Toc242043916 \h </w:instrText>
+              <w:instrText xml:space="preserve"> PAGEREF _Toc242047427 \h </w:instrText>
             </w:r>
             <w:r>
               <w:rPr>
@@ -2354,7 +2354,7 @@
               <w14:ligatures w14:val="standardContextual"/>
             </w:rPr>
           </w:pPr>
-          <w:hyperlink w:anchor="_Toc242043917" w:history="1">
+          <w:hyperlink w:anchor="_Toc242047428" w:history="1">
             <w:r>
               <w:rPr>
                 <w:rStyle w:val="Hipervnculo"/>
@@ -2378,7 +2378,7 @@
               <w:rPr>
                 <w:noProof/>
               </w:rPr>
-              <w:instrText xml:space="preserve"> PAGEREF _Toc242043917 \h </w:instrText>
+              <w:instrText xml:space="preserve"> PAGEREF _Toc242047428 \h </w:instrText>
             </w:r>
             <w:r>
               <w:rPr>
@@ -2420,7 +2420,7 @@
               <w14:ligatures w14:val="standardContextual"/>
             </w:rPr>
           </w:pPr>
-          <w:hyperlink w:anchor="_Toc242043918" w:history="1">
+          <w:hyperlink w:anchor="_Toc242047429" w:history="1">
             <w:r>
               <w:rPr>
                 <w:rStyle w:val="Hipervnculo"/>
@@ -2444,7 +2444,7 @@
               <w:rPr>
                 <w:noProof/>
               </w:rPr>
-              <w:instrText xml:space="preserve"> PAGEREF _Toc242043918 \h </w:instrText>
+              <w:instrText xml:space="preserve"> PAGEREF _Toc242047429 \h </w:instrText>
             </w:r>
             <w:r>
               <w:rPr>
@@ -2486,7 +2486,7 @@
               <w14:ligatures w14:val="standardContextual"/>
             </w:rPr>
           </w:pPr>
-          <w:hyperlink w:anchor="_Toc242043919" w:history="1">
+          <w:hyperlink w:anchor="_Toc242047430" w:history="1">
             <w:r>
               <w:rPr>
                 <w:rStyle w:val="Hipervnculo"/>
@@ -2510,7 +2510,7 @@
               <w:rPr>
                 <w:noProof/>
               </w:rPr>
-              <w:instrText xml:space="preserve"> PAGEREF _Toc242043919 \h </w:instrText>
+              <w:instrText xml:space="preserve"> PAGEREF _Toc242047430 \h </w:instrText>
             </w:r>
             <w:r>
               <w:rPr>
@@ -2552,7 +2552,7 @@
               <w14:ligatures w14:val="standardContextual"/>
             </w:rPr>
           </w:pPr>
-          <w:hyperlink w:anchor="_Toc242043920" w:history="1">
+          <w:hyperlink w:anchor="_Toc242047431" w:history="1">
             <w:r>
               <w:rPr>
                 <w:rStyle w:val="Hipervnculo"/>
@@ -2576,7 +2576,7 @@
               <w:rPr>
                 <w:noProof/>
               </w:rPr>
-              <w:instrText xml:space="preserve"> PAGEREF _Toc242043920 \h </w:instrText>
+              <w:instrText xml:space="preserve"> PAGEREF _Toc242047431 \h </w:instrText>
             </w:r>
             <w:r>
               <w:rPr>
@@ -2618,7 +2618,7 @@
               <w14:ligatures w14:val="standardContextual"/>
             </w:rPr>
           </w:pPr>
-          <w:hyperlink w:anchor="_Toc242043921" w:history="1">
+          <w:hyperlink w:anchor="_Toc242047432" w:history="1">
             <w:r>
               <w:rPr>
                 <w:rStyle w:val="Hipervnculo"/>
@@ -2642,7 +2642,7 @@
               <w:rPr>
                 <w:noProof/>
               </w:rPr>
-              <w:instrText xml:space="preserve"> PAGEREF _Toc242043921 \h </w:instrText>
+              <w:instrText xml:space="preserve"> PAGEREF _Toc242047432 \h </w:instrText>
             </w:r>
             <w:r>
               <w:rPr>
@@ -2684,7 +2684,7 @@
               <w14:ligatures w14:val="standardContextual"/>
             </w:rPr>
           </w:pPr>
-          <w:hyperlink w:anchor="_Toc242043922" w:history="1">
+          <w:hyperlink w:anchor="_Toc242047433" w:history="1">
             <w:r>
               <w:rPr>
                 <w:rStyle w:val="Hipervnculo"/>
@@ -2708,7 +2708,7 @@
               <w:rPr>
                 <w:noProof/>
               </w:rPr>
-              <w:instrText xml:space="preserve"> PAGEREF _Toc242043922 \h </w:instrText>
+              <w:instrText xml:space="preserve"> PAGEREF _Toc242047433 \h </w:instrText>
             </w:r>
             <w:r>
               <w:rPr>
@@ -2747,7 +2747,7 @@
         <w:pStyle w:val="Ttulo1"/>
         <w:pageBreakBefore/>
       </w:pPr>
-      <w:bookmarkStart w:id="0" w:name="_Toc242043893"/>
+      <w:bookmarkStart w:id="0" w:name="_Toc242047404"/>
       <w:r>
         <w:t>1. Descripción de la solución</w:t>
       </w:r>
@@ -2757,7 +2757,7 @@
       <w:pPr>
         <w:pStyle w:val="Ttulo2"/>
       </w:pPr>
-      <w:bookmarkStart w:id="1" w:name="_Toc242043894"/>
+      <w:bookmarkStart w:id="1" w:name="_Toc242047405"/>
       <w:r>
         <w:t>1.1 Problema que resuelve</w:t>
       </w:r>
@@ -2825,7 +2825,7 @@
       <w:pPr>
         <w:pStyle w:val="Ttulo2"/>
       </w:pPr>
-      <w:bookmarkStart w:id="2" w:name="_Toc242043895"/>
+      <w:bookmarkStart w:id="2" w:name="_Toc242047406"/>
       <w:r>
         <w:t>1.2 Usuarios y roles de negocio</w:t>
       </w:r>
@@ -3277,7 +3277,7 @@
       <w:pPr>
         <w:pStyle w:val="Ttulo2"/>
       </w:pPr>
-      <w:bookmarkStart w:id="3" w:name="_Toc242043896"/>
+      <w:bookmarkStart w:id="3" w:name="_Toc242047407"/>
       <w:r>
         <w:t>1.3 Requerimientos (ingeniería de software — criterio 4.1.1)</w:t>
       </w:r>
@@ -4788,7 +4788,7 @@
       <w:pPr>
         <w:pStyle w:val="Ttulo2"/>
       </w:pPr>
-      <w:bookmarkStart w:id="4" w:name="_Toc242043897"/>
+      <w:bookmarkStart w:id="4" w:name="_Toc242047408"/>
       <w:r>
         <w:t>1.4 Selección de la tecnología cloud (criterio 4.1.2)</w:t>
       </w:r>
@@ -5685,7 +5685,7 @@
       <w:pPr>
         <w:pStyle w:val="Ttulo2"/>
       </w:pPr>
-      <w:bookmarkStart w:id="5" w:name="_Toc242043898"/>
+      <w:bookmarkStart w:id="5" w:name="_Toc242047409"/>
       <w:r>
         <w:t>1.5 Formación de roles del equipo</w:t>
       </w:r>
@@ -6242,7 +6242,7 @@
         <w:pStyle w:val="Ttulo1"/>
         <w:pageBreakBefore/>
       </w:pPr>
-      <w:bookmarkStart w:id="6" w:name="_Toc242043899"/>
+      <w:bookmarkStart w:id="6" w:name="_Toc242047410"/>
       <w:r>
         <w:t>2. Arquitectura</w:t>
       </w:r>
@@ -6277,7 +6277,7 @@
           <w:noProof/>
         </w:rPr>
         <w:drawing>
-          <wp:inline distT="0" distB="0" distL="0" distR="0" wp14:anchorId="4FCB2866" wp14:editId="3FD9A174">
+          <wp:inline distT="0" distB="0" distL="0" distR="0" wp14:anchorId="2A5B6647" wp14:editId="0F6F6EDD">
             <wp:extent cx="5905500" cy="3429000"/>
             <wp:effectExtent l="0" t="0" r="0" b="0"/>
             <wp:docPr id="1" name="Imagen 1"/>
@@ -6336,7 +6336,7 @@
       <w:pPr>
         <w:pStyle w:val="Ttulo2"/>
       </w:pPr>
-      <w:bookmarkStart w:id="7" w:name="_Toc242043900"/>
+      <w:bookmarkStart w:id="7" w:name="_Toc242047411"/>
       <w:r>
         <w:t>2.1 Componentes</w:t>
       </w:r>
@@ -7097,7 +7097,7 @@
       <w:pPr>
         <w:pStyle w:val="Ttulo2"/>
       </w:pPr>
-      <w:bookmarkStart w:id="8" w:name="_Toc242043901"/>
+      <w:bookmarkStart w:id="8" w:name="_Toc242047412"/>
       <w:r>
         <w:t>2.2 Configuración aplicada en Railway</w:t>
       </w:r>
@@ -8268,7 +8268,7 @@
       <w:pPr>
         <w:pStyle w:val="Ttulo2"/>
       </w:pPr>
-      <w:bookmarkStart w:id="9" w:name="_Toc242043902"/>
+      <w:bookmarkStart w:id="9" w:name="_Toc242047413"/>
       <w:r>
         <w:t>2.3 Modelo de responsabilidad compartida</w:t>
       </w:r>
@@ -9515,7 +9515,7 @@
         <w:pStyle w:val="Ttulo1"/>
         <w:pageBreakBefore/>
       </w:pPr>
-      <w:bookmarkStart w:id="10" w:name="_Toc242043903"/>
+      <w:bookmarkStart w:id="10" w:name="_Toc242047414"/>
       <w:r>
         <w:t>3. Matriz de riesgos</w:t>
       </w:r>
@@ -14466,7 +14466,7 @@
         <w:pStyle w:val="Ttulo1"/>
         <w:pageBreakBefore/>
       </w:pPr>
-      <w:bookmarkStart w:id="11" w:name="_Toc242043904"/>
+      <w:bookmarkStart w:id="11" w:name="_Toc242047415"/>
       <w:r>
         <w:t>4. Configuración IAM</w:t>
       </w:r>
@@ -14505,7 +14505,7 @@
       <w:pPr>
         <w:pStyle w:val="Ttulo2"/>
       </w:pPr>
-      <w:bookmarkStart w:id="12" w:name="_Toc242043905"/>
+      <w:bookmarkStart w:id="12" w:name="_Toc242047416"/>
       <w:r>
         <w:t>4.1 Nivel plataforma (Railway y GitHub)</w:t>
       </w:r>
@@ -15134,7 +15134,7 @@
                 <w:sz w:val="18"/>
                 <w:szCs w:val="18"/>
               </w:rPr>
-              <w:t>Docente (revisión)</w:t>
+              <w:t>Freddy Asenjo Pérez (docente, revisión)</w:t>
             </w:r>
           </w:p>
         </w:tc>
@@ -15394,7 +15394,7 @@
       <w:pPr>
         <w:pStyle w:val="Ttulo2"/>
       </w:pPr>
-      <w:bookmarkStart w:id="13" w:name="_Toc242043906"/>
+      <w:bookmarkStart w:id="13" w:name="_Toc242047417"/>
       <w:r>
         <w:t>4.2 Nivel aplicación: RBAC</w:t>
       </w:r>
@@ -16847,7 +16847,7 @@
       <w:pPr>
         <w:pStyle w:val="Ttulo2"/>
       </w:pPr>
-      <w:bookmarkStart w:id="14" w:name="_Toc242043907"/>
+      <w:bookmarkStart w:id="14" w:name="_Toc242047418"/>
       <w:r>
         <w:t>4.3 Políticas de autenticación y sesión</w:t>
       </w:r>
@@ -17914,7 +17914,7 @@
       <w:pPr>
         <w:pStyle w:val="Ttulo2"/>
       </w:pPr>
-      <w:bookmarkStart w:id="15" w:name="_Toc242043908"/>
+      <w:bookmarkStart w:id="15" w:name="_Toc242047419"/>
       <w:r>
         <w:t>4.4 Autenticación de doble factor con Firebase</w:t>
       </w:r>
@@ -18726,7 +18726,7 @@
           <w:noProof/>
         </w:rPr>
         <w:drawing>
-          <wp:inline distT="0" distB="0" distL="0" distR="0" wp14:anchorId="1B13B529" wp14:editId="5E19AD73">
+          <wp:inline distT="0" distB="0" distL="0" distR="0" wp14:anchorId="40FCC92F" wp14:editId="3CBEF30E">
             <wp:extent cx="4953000" cy="2905125"/>
             <wp:effectExtent l="0" t="0" r="0" b="0"/>
             <wp:docPr id="2" name="Imagen 2"/>
@@ -18791,7 +18791,7 @@
           <w:noProof/>
         </w:rPr>
         <w:drawing>
-          <wp:inline distT="0" distB="0" distL="0" distR="0" wp14:anchorId="1A200087" wp14:editId="58C0F629">
+          <wp:inline distT="0" distB="0" distL="0" distR="0" wp14:anchorId="047F37E8" wp14:editId="1F906E43">
             <wp:extent cx="4953000" cy="2905125"/>
             <wp:effectExtent l="0" t="0" r="0" b="0"/>
             <wp:docPr id="3" name="Imagen 3"/>
@@ -18867,7 +18867,7 @@
         <w:pStyle w:val="Ttulo1"/>
         <w:pageBreakBefore/>
       </w:pPr>
-      <w:bookmarkStart w:id="16" w:name="_Toc242043909"/>
+      <w:bookmarkStart w:id="16" w:name="_Toc242047420"/>
       <w:r>
         <w:t>5. Seguridad de red y hardening</w:t>
       </w:r>
@@ -18877,7 +18877,7 @@
       <w:pPr>
         <w:pStyle w:val="Ttulo2"/>
       </w:pPr>
-      <w:bookmarkStart w:id="17" w:name="_Toc242043910"/>
+      <w:bookmarkStart w:id="17" w:name="_Toc242047421"/>
       <w:r>
         <w:t>5.1 Segmentación</w:t>
       </w:r>
@@ -19474,7 +19474,7 @@
       <w:pPr>
         <w:pStyle w:val="Ttulo2"/>
       </w:pPr>
-      <w:bookmarkStart w:id="18" w:name="_Toc242043911"/>
+      <w:bookmarkStart w:id="18" w:name="_Toc242047422"/>
       <w:r>
         <w:t>5.2 Medidas de endurecimiento aplicadas</w:t>
       </w:r>
@@ -20541,7 +20541,7 @@
       <w:pPr>
         <w:pStyle w:val="Ttulo2"/>
       </w:pPr>
-      <w:bookmarkStart w:id="19" w:name="_Toc242043912"/>
+      <w:bookmarkStart w:id="19" w:name="_Toc242047423"/>
       <w:r>
         <w:t>5.3 Registro de eventos (logging)</w:t>
       </w:r>
@@ -20576,7 +20576,7 @@
           <w:noProof/>
         </w:rPr>
         <w:drawing>
-          <wp:inline distT="0" distB="0" distL="0" distR="0" wp14:anchorId="7DB068CB" wp14:editId="73B13525">
+          <wp:inline distT="0" distB="0" distL="0" distR="0" wp14:anchorId="02E2D5E9" wp14:editId="53350FC1">
             <wp:extent cx="5715000" cy="3343275"/>
             <wp:effectExtent l="0" t="0" r="0" b="0"/>
             <wp:docPr id="4" name="Imagen 4"/>
@@ -20636,7 +20636,7 @@
         <w:pStyle w:val="Ttulo1"/>
         <w:pageBreakBefore/>
       </w:pPr>
-      <w:bookmarkStart w:id="20" w:name="_Toc242043913"/>
+      <w:bookmarkStart w:id="20" w:name="_Toc242047424"/>
       <w:r>
         <w:t>6. Pruebas de disponibilidad y validación de seguridad</w:t>
       </w:r>
@@ -20675,7 +20675,7 @@
       <w:pPr>
         <w:pStyle w:val="Ttulo2"/>
       </w:pPr>
-      <w:bookmarkStart w:id="21" w:name="_Toc242043914"/>
+      <w:bookmarkStart w:id="21" w:name="_Toc242047425"/>
       <w:r>
         <w:t>6.1 Resumen de resultados</w:t>
       </w:r>
@@ -22222,7 +22222,7 @@
       <w:pPr>
         <w:pStyle w:val="Ttulo2"/>
       </w:pPr>
-      <w:bookmarkStart w:id="22" w:name="_Toc242043915"/>
+      <w:bookmarkStart w:id="22" w:name="_Toc242047426"/>
       <w:r>
         <w:t>6.2 Pruebas de disponibilidad</w:t>
       </w:r>
@@ -23082,7 +23082,7 @@
       <w:pPr>
         <w:pStyle w:val="Ttulo2"/>
       </w:pPr>
-      <w:bookmarkStart w:id="23" w:name="_Toc242043916"/>
+      <w:bookmarkStart w:id="23" w:name="_Toc242047427"/>
       <w:r>
         <w:t>6.3 Detalle de pruebas de seguridad en producción</w:t>
       </w:r>
@@ -28912,7 +28912,7 @@
       <w:pPr>
         <w:pStyle w:val="Ttulo2"/>
       </w:pPr>
-      <w:bookmarkStart w:id="24" w:name="_Toc242043917"/>
+      <w:bookmarkStart w:id="24" w:name="_Toc242047428"/>
       <w:r>
         <w:t>6.4 Evidencia visual</w:t>
       </w:r>
@@ -28928,7 +28928,7 @@
           <w:noProof/>
         </w:rPr>
         <w:drawing>
-          <wp:inline distT="0" distB="0" distL="0" distR="0" wp14:anchorId="7050C0F4" wp14:editId="65073BDC">
+          <wp:inline distT="0" distB="0" distL="0" distR="0" wp14:anchorId="35AA3D3A" wp14:editId="5EFBA9F1">
             <wp:extent cx="5334000" cy="3124200"/>
             <wp:effectExtent l="0" t="0" r="0" b="0"/>
             <wp:docPr id="5" name="Imagen 5"/>
@@ -28993,7 +28993,7 @@
           <w:noProof/>
         </w:rPr>
         <w:drawing>
-          <wp:inline distT="0" distB="0" distL="0" distR="0" wp14:anchorId="6190646D" wp14:editId="7B698CF3">
+          <wp:inline distT="0" distB="0" distL="0" distR="0" wp14:anchorId="77B37483" wp14:editId="3A89D05C">
             <wp:extent cx="5334000" cy="3124200"/>
             <wp:effectExtent l="0" t="0" r="0" b="0"/>
             <wp:docPr id="6" name="Imagen 6"/>
@@ -29058,7 +29058,7 @@
           <w:noProof/>
         </w:rPr>
         <w:drawing>
-          <wp:inline distT="0" distB="0" distL="0" distR="0" wp14:anchorId="1B5140F0" wp14:editId="1734F801">
+          <wp:inline distT="0" distB="0" distL="0" distR="0" wp14:anchorId="540B1C2F" wp14:editId="49450AD8">
             <wp:extent cx="5334000" cy="3124200"/>
             <wp:effectExtent l="0" t="0" r="0" b="0"/>
             <wp:docPr id="7" name="Imagen 7"/>
@@ -29123,7 +29123,7 @@
           <w:noProof/>
         </w:rPr>
         <w:drawing>
-          <wp:inline distT="0" distB="0" distL="0" distR="0" wp14:anchorId="661AF668" wp14:editId="336BEEE4">
+          <wp:inline distT="0" distB="0" distL="0" distR="0" wp14:anchorId="78BDDD27" wp14:editId="26DA1575">
             <wp:extent cx="5334000" cy="3124200"/>
             <wp:effectExtent l="0" t="0" r="0" b="0"/>
             <wp:docPr id="8" name="Imagen 8"/>
@@ -29188,7 +29188,7 @@
           <w:noProof/>
         </w:rPr>
         <w:drawing>
-          <wp:inline distT="0" distB="0" distL="0" distR="0" wp14:anchorId="4EB86503" wp14:editId="1308092C">
+          <wp:inline distT="0" distB="0" distL="0" distR="0" wp14:anchorId="1775FFC0" wp14:editId="24E11EDA">
             <wp:extent cx="5334000" cy="3124200"/>
             <wp:effectExtent l="0" t="0" r="0" b="0"/>
             <wp:docPr id="9" name="Imagen 9"/>
@@ -29253,7 +29253,7 @@
           <w:noProof/>
         </w:rPr>
         <w:drawing>
-          <wp:inline distT="0" distB="0" distL="0" distR="0" wp14:anchorId="365491BC" wp14:editId="6567AE57">
+          <wp:inline distT="0" distB="0" distL="0" distR="0" wp14:anchorId="6B694A37" wp14:editId="41510296">
             <wp:extent cx="5334000" cy="3124200"/>
             <wp:effectExtent l="0" t="0" r="0" b="0"/>
             <wp:docPr id="10" name="Imagen 10"/>
@@ -29313,7 +29313,7 @@
         <w:pStyle w:val="Ttulo1"/>
         <w:pageBreakBefore/>
       </w:pPr>
-      <w:bookmarkStart w:id="25" w:name="_Toc242043918"/>
+      <w:bookmarkStart w:id="25" w:name="_Toc242047429"/>
       <w:r>
         <w:t>7. Conclusiones</w:t>
       </w:r>
@@ -29323,7 +29323,7 @@
       <w:pPr>
         <w:pStyle w:val="Ttulo2"/>
       </w:pPr>
-      <w:bookmarkStart w:id="26" w:name="_Toc242043919"/>
+      <w:bookmarkStart w:id="26" w:name="_Toc242047430"/>
       <w:r>
         <w:t>7.1 Evaluación de la seguridad de la solución (criterio 4.1.6)</w:t>
       </w:r>
@@ -30312,7 +30312,7 @@
       <w:pPr>
         <w:pStyle w:val="Ttulo2"/>
       </w:pPr>
-      <w:bookmarkStart w:id="27" w:name="_Toc242043920"/>
+      <w:bookmarkStart w:id="27" w:name="_Toc242047431"/>
       <w:r>
         <w:t>7.2 Aprendizajes del equipo</w:t>
       </w:r>
@@ -30422,7 +30422,7 @@
       <w:pPr>
         <w:pStyle w:val="Ttulo2"/>
       </w:pPr>
-      <w:bookmarkStart w:id="28" w:name="_Toc242043921"/>
+      <w:bookmarkStart w:id="28" w:name="_Toc242047432"/>
       <w:r>
         <w:t>7.3 Mejoras futuras</w:t>
       </w:r>
@@ -31490,7 +31490,7 @@
         <w:pStyle w:val="Ttulo1"/>
         <w:pageBreakBefore/>
       </w:pPr>
-      <w:bookmarkStart w:id="29" w:name="_Toc242043922"/>
+      <w:bookmarkStart w:id="29" w:name="_Toc242047433"/>
       <w:r>
         <w:t>Anexo A. Estructura del repositorio y reproducción</w:t>
       </w:r>
@@ -32871,10 +32871,68 @@
 <file path=word/numbering.xml><?xml version="1.0" encoding="utf-8"?>
 <w:numbering xmlns:wpc="http://schemas.microsoft.com/office/word/2010/wordprocessingCanvas" xmlns:cx="http://schemas.microsoft.com/office/drawing/2014/chartex" xmlns:cx1="http://schemas.microsoft.com/office/drawing/2015/9/8/chartex" xmlns:cx2="http://schemas.microsoft.com/office/drawing/2015/10/21/chartex" xmlns:cx3="http://schemas.microsoft.com/office/drawing/2016/5/9/chartex" xmlns:cx4="http://schemas.microsoft.com/office/drawing/2016/5/10/chartex" xmlns:cx5="http://schemas.microsoft.com/office/drawing/2016/5/11/chartex" xmlns:cx6="http://schemas.microsoft.com/office/drawing/2016/5/12/chartex" xmlns:cx7="http://schemas.microsoft.com/office/drawing/2016/5/13/chartex" xmlns:cx8="http://schemas.microsoft.com/office/drawing/2016/5/14/chartex" xmlns:mc="http://schemas.openxmlformats.org/markup-compatibility/2006" xmlns:aink="http://schemas.microsoft.com/office/drawing/2016/ink" xmlns:am3d="http://schemas.microsoft.com/office/drawing/2017/model3d" xmlns:o="urn:schemas-microsoft-com:office:office" xmlns:oel="http://schemas.microsoft.com/office/2019/extlst" xmlns:r="http://schemas.openxmlformats.org/officeDocument/2006/relationships" xmlns:m="http://schemas.openxmlformats.org/officeDocument/2006/math" xmlns:v="urn:schemas-microsoft-com:vml" xmlns:wp14="http://schemas.microsoft.com/office/word/2010/wordprocessingDrawing" xmlns:wp="http://schemas.openxmlformats.org/drawingml/2006/wordprocessingDrawing" xmlns:w10="urn:schemas-microsoft-com:office:word" xmlns:w="http://schemas.openxmlformats.org/wordprocessingml/2006/main" xmlns:w14="http://schemas.microsoft.com/office/word/2010/wordml" xmlns:w15="http://schemas.microsoft.com/office/word/2012/wordml" xmlns:w16cex="http://schemas.microsoft.com/office/word/2018/wordml/cex" xmlns:w16cid="http://schemas.microsoft.com/office/word/2016/wordml/cid" xmlns:w16="http://schemas.microsoft.com/office/word/2018/wordml" xmlns:w16du="http://schemas.microsoft.com/office/word/2023/wordml/word16du" xmlns:w16sdtdh="http://schemas.microsoft.com/office/word/2020/wordml/sdtdatahash" xmlns:w16sdtfl="http://schemas.microsoft.com/office/word/2024/wordml/sdtformatlock" xmlns:w16se="http://schemas.microsoft.com/office/word/2015/wordml/symex" xmlns:wpg="http://schemas.microsoft.com/office/word/2010/wordprocessingGroup" xmlns:wpi="http://schemas.microsoft.com/office/word/2010/wordprocessingInk" xmlns:wne="http://schemas.microsoft.com/office/word/2006/wordml" xmlns:wps="http://schemas.microsoft.com/office/word/2010/wordprocessingShape" mc:Ignorable="w14 w15 w16se w16cid w16 w16cex w16sdtdh w16sdtfl w16du wp14">
   <w:abstractNum w:abstractNumId="0" w15:restartNumberingAfterBreak="0">
-    <w:nsid w:val="1D9F1338"/>
+    <w:nsid w:val="074D4788"/>
     <w:multiLevelType w:val="hybridMultilevel"/>
-    <w:tmpl w:val="87E0417C"/>
-    <w:lvl w:ilvl="0" w:tplc="83361B4E" w:tentative="1">
+    <w:tmpl w:val="FF342442"/>
+    <w:lvl w:ilvl="0" w:tplc="675CCEE0">
+      <w:start w:val="1"/>
+      <w:numFmt w:val="bullet"/>
+      <w:lvlText w:val="•"/>
+      <w:lvlJc w:val="left"/>
+      <w:pPr>
+        <w:ind w:left="540" w:hanging="270"/>
+      </w:pPr>
+    </w:lvl>
+    <w:lvl w:ilvl="1" w:tplc="DF44F792" w:tentative="1">
+      <w:start w:val="1"/>
+      <w:numFmt w:val="bullet"/>
+      <w:lvlText w:val="–"/>
+      <w:lvlJc w:val="left"/>
+      <w:pPr>
+        <w:ind w:left="1080" w:hanging="270"/>
+      </w:pPr>
+    </w:lvl>
+    <w:lvl w:ilvl="2" w:tplc="2402CF38">
+      <w:numFmt w:val="decimal"/>
+      <w:lvlText w:val=""/>
+      <w:lvlJc w:val="left"/>
+    </w:lvl>
+    <w:lvl w:ilvl="3" w:tplc="4B3A76A6">
+      <w:numFmt w:val="decimal"/>
+      <w:lvlText w:val=""/>
+      <w:lvlJc w:val="left"/>
+    </w:lvl>
+    <w:lvl w:ilvl="4" w:tplc="6006463E">
+      <w:numFmt w:val="decimal"/>
+      <w:lvlText w:val=""/>
+      <w:lvlJc w:val="left"/>
+    </w:lvl>
+    <w:lvl w:ilvl="5" w:tplc="4DA4E752">
+      <w:numFmt w:val="decimal"/>
+      <w:lvlText w:val=""/>
+      <w:lvlJc w:val="left"/>
+    </w:lvl>
+    <w:lvl w:ilvl="6" w:tplc="F976B8E8">
+      <w:numFmt w:val="decimal"/>
+      <w:lvlText w:val=""/>
+      <w:lvlJc w:val="left"/>
+    </w:lvl>
+    <w:lvl w:ilvl="7" w:tplc="2BA6F38A">
+      <w:numFmt w:val="decimal"/>
+      <w:lvlText w:val=""/>
+      <w:lvlJc w:val="left"/>
+    </w:lvl>
+    <w:lvl w:ilvl="8" w:tplc="7762552E">
+      <w:numFmt w:val="decimal"/>
+      <w:lvlText w:val=""/>
+      <w:lvlJc w:val="left"/>
+    </w:lvl>
+  </w:abstractNum>
+  <w:abstractNum w:abstractNumId="1" w15:restartNumberingAfterBreak="0">
+    <w:nsid w:val="31F36E22"/>
+    <w:multiLevelType w:val="hybridMultilevel"/>
+    <w:tmpl w:val="AFD03AC2"/>
+    <w:lvl w:ilvl="0" w:tplc="A738C2C6" w:tentative="1">
       <w:start w:val="1"/>
       <w:numFmt w:val="bullet"/>
       <w:lvlText w:val="●"/>
@@ -32883,7 +32941,7 @@
         <w:ind w:left="720" w:hanging="360"/>
       </w:pPr>
     </w:lvl>
-    <w:lvl w:ilvl="1" w:tplc="0500273A" w:tentative="1">
+    <w:lvl w:ilvl="1" w:tplc="BE2E7632" w:tentative="1">
       <w:start w:val="1"/>
       <w:numFmt w:val="bullet"/>
       <w:lvlText w:val="○"/>
@@ -32892,7 +32950,7 @@
         <w:ind w:left="1440" w:hanging="360"/>
       </w:pPr>
     </w:lvl>
-    <w:lvl w:ilvl="2" w:tplc="407EB054" w:tentative="1">
+    <w:lvl w:ilvl="2" w:tplc="F3247460" w:tentative="1">
       <w:start w:val="1"/>
       <w:numFmt w:val="bullet"/>
       <w:lvlText w:val="■"/>
@@ -32901,7 +32959,7 @@
         <w:ind w:left="2160" w:hanging="360"/>
       </w:pPr>
     </w:lvl>
-    <w:lvl w:ilvl="3" w:tplc="1F5209BC" w:tentative="1">
+    <w:lvl w:ilvl="3" w:tplc="0852B414" w:tentative="1">
       <w:start w:val="1"/>
       <w:numFmt w:val="bullet"/>
       <w:lvlText w:val="●"/>
@@ -32910,7 +32968,7 @@
         <w:ind w:left="2880" w:hanging="360"/>
       </w:pPr>
     </w:lvl>
-    <w:lvl w:ilvl="4" w:tplc="DABE37FC" w:tentative="1">
+    <w:lvl w:ilvl="4" w:tplc="DE6A20AC" w:tentative="1">
       <w:start w:val="1"/>
       <w:numFmt w:val="bullet"/>
       <w:lvlText w:val="○"/>
@@ -32919,7 +32977,7 @@
         <w:ind w:left="3600" w:hanging="360"/>
       </w:pPr>
     </w:lvl>
-    <w:lvl w:ilvl="5" w:tplc="44A279AC" w:tentative="1">
+    <w:lvl w:ilvl="5" w:tplc="B462AA4E" w:tentative="1">
       <w:start w:val="1"/>
       <w:numFmt w:val="bullet"/>
       <w:lvlText w:val="■"/>
@@ -32928,7 +32986,7 @@
         <w:ind w:left="4320" w:hanging="360"/>
       </w:pPr>
     </w:lvl>
-    <w:lvl w:ilvl="6" w:tplc="16F07E62" w:tentative="1">
+    <w:lvl w:ilvl="6" w:tplc="F998E3DC" w:tentative="1">
       <w:start w:val="1"/>
       <w:numFmt w:val="bullet"/>
       <w:lvlText w:val="●"/>
@@ -32937,7 +32995,7 @@
         <w:ind w:left="5040" w:hanging="360"/>
       </w:pPr>
     </w:lvl>
-    <w:lvl w:ilvl="7" w:tplc="E600233E" w:tentative="1">
+    <w:lvl w:ilvl="7" w:tplc="FEBAAE84" w:tentative="1">
       <w:start w:val="1"/>
       <w:numFmt w:val="bullet"/>
       <w:lvlText w:val="●"/>
@@ -32946,7 +33004,7 @@
         <w:ind w:left="5760" w:hanging="360"/>
       </w:pPr>
     </w:lvl>
-    <w:lvl w:ilvl="8" w:tplc="787CCB4E" w:tentative="1">
+    <w:lvl w:ilvl="8" w:tplc="9D401324" w:tentative="1">
       <w:start w:val="1"/>
       <w:numFmt w:val="bullet"/>
       <w:lvlText w:val="●"/>
@@ -32956,11 +33014,11 @@
       </w:pPr>
     </w:lvl>
   </w:abstractNum>
-  <w:abstractNum w:abstractNumId="1" w15:restartNumberingAfterBreak="0">
-    <w:nsid w:val="28557CDA"/>
+  <w:abstractNum w:abstractNumId="2" w15:restartNumberingAfterBreak="0">
+    <w:nsid w:val="5F2F48EA"/>
     <w:multiLevelType w:val="hybridMultilevel"/>
-    <w:tmpl w:val="FB50F07C"/>
-    <w:lvl w:ilvl="0" w:tplc="7220908C" w:tentative="1">
+    <w:tmpl w:val="E14257C4"/>
+    <w:lvl w:ilvl="0" w:tplc="765C12A4" w:tentative="1">
       <w:start w:val="1"/>
       <w:numFmt w:val="decimal"/>
       <w:lvlText w:val="%1."/>
@@ -32969,113 +33027,55 @@
         <w:ind w:left="540" w:hanging="300"/>
       </w:pPr>
     </w:lvl>
-    <w:lvl w:ilvl="1" w:tplc="D5826654">
+    <w:lvl w:ilvl="1" w:tplc="6090DCB8">
       <w:numFmt w:val="decimal"/>
       <w:lvlText w:val=""/>
       <w:lvlJc w:val="left"/>
     </w:lvl>
-    <w:lvl w:ilvl="2" w:tplc="0AB63B50">
+    <w:lvl w:ilvl="2" w:tplc="402C54D0">
       <w:numFmt w:val="decimal"/>
       <w:lvlText w:val=""/>
       <w:lvlJc w:val="left"/>
     </w:lvl>
-    <w:lvl w:ilvl="3" w:tplc="F704051A">
+    <w:lvl w:ilvl="3" w:tplc="4A2016EC">
       <w:numFmt w:val="decimal"/>
       <w:lvlText w:val=""/>
       <w:lvlJc w:val="left"/>
     </w:lvl>
-    <w:lvl w:ilvl="4" w:tplc="351E0A92">
+    <w:lvl w:ilvl="4" w:tplc="A5F66182">
       <w:numFmt w:val="decimal"/>
       <w:lvlText w:val=""/>
       <w:lvlJc w:val="left"/>
     </w:lvl>
-    <w:lvl w:ilvl="5" w:tplc="C31470BE">
+    <w:lvl w:ilvl="5" w:tplc="133ADA06">
       <w:numFmt w:val="decimal"/>
       <w:lvlText w:val=""/>
       <w:lvlJc w:val="left"/>
     </w:lvl>
-    <w:lvl w:ilvl="6" w:tplc="ACE451F6">
+    <w:lvl w:ilvl="6" w:tplc="B57CD582">
       <w:numFmt w:val="decimal"/>
       <w:lvlText w:val=""/>
       <w:lvlJc w:val="left"/>
     </w:lvl>
-    <w:lvl w:ilvl="7" w:tplc="E4063A30">
+    <w:lvl w:ilvl="7" w:tplc="6D9EC664">
       <w:numFmt w:val="decimal"/>
       <w:lvlText w:val=""/>
       <w:lvlJc w:val="left"/>
     </w:lvl>
-    <w:lvl w:ilvl="8" w:tplc="D6E4864C">
+    <w:lvl w:ilvl="8" w:tplc="5F5CCDF8">
       <w:numFmt w:val="decimal"/>
       <w:lvlText w:val=""/>
       <w:lvlJc w:val="left"/>
     </w:lvl>
   </w:abstractNum>
-  <w:abstractNum w:abstractNumId="2" w15:restartNumberingAfterBreak="0">
-    <w:nsid w:val="693E44BE"/>
-    <w:multiLevelType w:val="hybridMultilevel"/>
-    <w:tmpl w:val="04104FE6"/>
-    <w:lvl w:ilvl="0" w:tplc="7A0C7BF8">
-      <w:start w:val="1"/>
-      <w:numFmt w:val="bullet"/>
-      <w:lvlText w:val="•"/>
-      <w:lvlJc w:val="left"/>
-      <w:pPr>
-        <w:ind w:left="540" w:hanging="270"/>
-      </w:pPr>
-    </w:lvl>
-    <w:lvl w:ilvl="1" w:tplc="4ECE96F0" w:tentative="1">
-      <w:start w:val="1"/>
-      <w:numFmt w:val="bullet"/>
-      <w:lvlText w:val="–"/>
-      <w:lvlJc w:val="left"/>
-      <w:pPr>
-        <w:ind w:left="1080" w:hanging="270"/>
-      </w:pPr>
-    </w:lvl>
-    <w:lvl w:ilvl="2" w:tplc="F3B643F2">
-      <w:numFmt w:val="decimal"/>
-      <w:lvlText w:val=""/>
-      <w:lvlJc w:val="left"/>
-    </w:lvl>
-    <w:lvl w:ilvl="3" w:tplc="136A0AB4">
-      <w:numFmt w:val="decimal"/>
-      <w:lvlText w:val=""/>
-      <w:lvlJc w:val="left"/>
-    </w:lvl>
-    <w:lvl w:ilvl="4" w:tplc="14EE4F54">
-      <w:numFmt w:val="decimal"/>
-      <w:lvlText w:val=""/>
-      <w:lvlJc w:val="left"/>
-    </w:lvl>
-    <w:lvl w:ilvl="5" w:tplc="9B2C6B4E">
-      <w:numFmt w:val="decimal"/>
-      <w:lvlText w:val=""/>
-      <w:lvlJc w:val="left"/>
-    </w:lvl>
-    <w:lvl w:ilvl="6" w:tplc="ED2894EA">
-      <w:numFmt w:val="decimal"/>
-      <w:lvlText w:val=""/>
-      <w:lvlJc w:val="left"/>
-    </w:lvl>
-    <w:lvl w:ilvl="7" w:tplc="5B982E94">
-      <w:numFmt w:val="decimal"/>
-      <w:lvlText w:val=""/>
-      <w:lvlJc w:val="left"/>
-    </w:lvl>
-    <w:lvl w:ilvl="8" w:tplc="713223C2">
-      <w:numFmt w:val="decimal"/>
-      <w:lvlText w:val=""/>
-      <w:lvlJc w:val="left"/>
-    </w:lvl>
-  </w:abstractNum>
-  <w:num w:numId="1" w16cid:durableId="1869685146">
-    <w:abstractNumId w:val="0"/>
+  <w:num w:numId="1" w16cid:durableId="972637757">
+    <w:abstractNumId w:val="1"/>
     <w:lvlOverride w:ilvl="0">
       <w:startOverride w:val="1"/>
     </w:lvlOverride>
   </w:num>
-  <w:num w:numId="2" w16cid:durableId="1826122432">
-    <w:abstractNumId w:val="2"/>
+  <w:num w:numId="2" w16cid:durableId="1174883854">
+    <w:abstractNumId w:val="0"/>
     <w:lvlOverride w:ilvl="0">
       <w:startOverride w:val="1"/>
     </w:lvlOverride>
@@ -33715,7 +33715,7 @@
     <w:autoRedefine/>
     <w:uiPriority w:val="39"/>
     <w:unhideWhenUsed/>
-    <w:rsid w:val="00BB3020"/>
+    <w:rsid w:val="00922869"/>
     <w:pPr>
       <w:spacing w:after="100"/>
     </w:pPr>
@@ -33727,7 +33727,7 @@
     <w:autoRedefine/>
     <w:uiPriority w:val="39"/>
     <w:unhideWhenUsed/>
-    <w:rsid w:val="00BB3020"/>
+    <w:rsid w:val="00922869"/>
     <w:pPr>
       <w:spacing w:after="100"/>
       <w:ind w:left="220"/>

--- a/informe/Informe-Final-Proyecto-Integrador-TI3V62.docx
+++ b/informe/Informe-Final-Proyecto-Integrador-TI3V62.docx
@@ -72,7 +72,7 @@
     </w:p>
     <w:p>
       <w:pPr>
-        <w:spacing w:before="120"/>
+        <w:spacing w:before="120" w:after="900"/>
         <w:jc w:val="center"/>
       </w:pPr>
       <w:r>
@@ -85,11 +85,6 @@
         </w:rPr>
         <w:t>Portal de Gestión de Incidentes de Seguridad desplegado en Railway</w:t>
       </w:r>
-    </w:p>
-    <w:p>
-      <w:pPr>
-        <w:spacing w:before="900"/>
-      </w:pPr>
     </w:p>
     <w:tbl>
       <w:tblPr>
@@ -720,12 +715,8 @@
       </w:tr>
     </w:tbl>
     <w:p>
-      <w:r>
-        <w:br w:type="page"/>
-      </w:r>
-    </w:p>
-    <w:p>
       <w:pPr>
+        <w:pageBreakBefore/>
         <w:spacing w:after="200"/>
       </w:pPr>
       <w:r>
@@ -742,7 +733,7 @@
     <w:sdt>
       <w:sdtPr>
         <w:alias w:val="Índice"/>
-        <w:id w:val="-340476047"/>
+        <w:id w:val="742450135"/>
       </w:sdtPr>
       <w:sdtEndPr/>
       <w:sdtContent>
@@ -770,7 +761,7 @@
           <w:r>
             <w:fldChar w:fldCharType="separate"/>
           </w:r>
-          <w:hyperlink w:anchor="_Toc242047404" w:history="1">
+          <w:hyperlink w:anchor="_Toc242055550" w:history="1">
             <w:r>
               <w:rPr>
                 <w:rStyle w:val="Hipervnculo"/>
@@ -794,7 +785,7 @@
               <w:rPr>
                 <w:noProof/>
               </w:rPr>
-              <w:instrText xml:space="preserve"> PAGEREF _Toc242047404 \h </w:instrText>
+              <w:instrText xml:space="preserve"> PAGEREF _Toc242055550 \h </w:instrText>
             </w:r>
             <w:r>
               <w:rPr>
@@ -811,7 +802,7 @@
               <w:rPr>
                 <w:noProof/>
               </w:rPr>
-              <w:t>3</w:t>
+              <w:t>4</w:t>
             </w:r>
             <w:r>
               <w:rPr>
@@ -836,7 +827,7 @@
               <w14:ligatures w14:val="standardContextual"/>
             </w:rPr>
           </w:pPr>
-          <w:hyperlink w:anchor="_Toc242047405" w:history="1">
+          <w:hyperlink w:anchor="_Toc242055551" w:history="1">
             <w:r>
               <w:rPr>
                 <w:rStyle w:val="Hipervnculo"/>
@@ -860,7 +851,7 @@
               <w:rPr>
                 <w:noProof/>
               </w:rPr>
-              <w:instrText xml:space="preserve"> PAGEREF _Toc242047405 \h </w:instrText>
+              <w:instrText xml:space="preserve"> PAGEREF _Toc242055551 \h </w:instrText>
             </w:r>
             <w:r>
               <w:rPr>
@@ -877,7 +868,7 @@
               <w:rPr>
                 <w:noProof/>
               </w:rPr>
-              <w:t>3</w:t>
+              <w:t>4</w:t>
             </w:r>
             <w:r>
               <w:rPr>
@@ -902,7 +893,7 @@
               <w14:ligatures w14:val="standardContextual"/>
             </w:rPr>
           </w:pPr>
-          <w:hyperlink w:anchor="_Toc242047406" w:history="1">
+          <w:hyperlink w:anchor="_Toc242055552" w:history="1">
             <w:r>
               <w:rPr>
                 <w:rStyle w:val="Hipervnculo"/>
@@ -926,7 +917,7 @@
               <w:rPr>
                 <w:noProof/>
               </w:rPr>
-              <w:instrText xml:space="preserve"> PAGEREF _Toc242047406 \h </w:instrText>
+              <w:instrText xml:space="preserve"> PAGEREF _Toc242055552 \h </w:instrText>
             </w:r>
             <w:r>
               <w:rPr>
@@ -943,7 +934,7 @@
               <w:rPr>
                 <w:noProof/>
               </w:rPr>
-              <w:t>3</w:t>
+              <w:t>4</w:t>
             </w:r>
             <w:r>
               <w:rPr>
@@ -968,7 +959,7 @@
               <w14:ligatures w14:val="standardContextual"/>
             </w:rPr>
           </w:pPr>
-          <w:hyperlink w:anchor="_Toc242047407" w:history="1">
+          <w:hyperlink w:anchor="_Toc242055553" w:history="1">
             <w:r>
               <w:rPr>
                 <w:rStyle w:val="Hipervnculo"/>
@@ -992,7 +983,7 @@
               <w:rPr>
                 <w:noProof/>
               </w:rPr>
-              <w:instrText xml:space="preserve"> PAGEREF _Toc242047407 \h </w:instrText>
+              <w:instrText xml:space="preserve"> PAGEREF _Toc242055553 \h </w:instrText>
             </w:r>
             <w:r>
               <w:rPr>
@@ -1009,7 +1000,7 @@
               <w:rPr>
                 <w:noProof/>
               </w:rPr>
-              <w:t>3</w:t>
+              <w:t>4</w:t>
             </w:r>
             <w:r>
               <w:rPr>
@@ -1034,7 +1025,7 @@
               <w14:ligatures w14:val="standardContextual"/>
             </w:rPr>
           </w:pPr>
-          <w:hyperlink w:anchor="_Toc242047408" w:history="1">
+          <w:hyperlink w:anchor="_Toc242055554" w:history="1">
             <w:r>
               <w:rPr>
                 <w:rStyle w:val="Hipervnculo"/>
@@ -1058,7 +1049,7 @@
               <w:rPr>
                 <w:noProof/>
               </w:rPr>
-              <w:instrText xml:space="preserve"> PAGEREF _Toc242047408 \h </w:instrText>
+              <w:instrText xml:space="preserve"> PAGEREF _Toc242055554 \h </w:instrText>
             </w:r>
             <w:r>
               <w:rPr>
@@ -1075,7 +1066,7 @@
               <w:rPr>
                 <w:noProof/>
               </w:rPr>
-              <w:t>3</w:t>
+              <w:t>4</w:t>
             </w:r>
             <w:r>
               <w:rPr>
@@ -1100,7 +1091,7 @@
               <w14:ligatures w14:val="standardContextual"/>
             </w:rPr>
           </w:pPr>
-          <w:hyperlink w:anchor="_Toc242047409" w:history="1">
+          <w:hyperlink w:anchor="_Toc242055555" w:history="1">
             <w:r>
               <w:rPr>
                 <w:rStyle w:val="Hipervnculo"/>
@@ -1124,7 +1115,7 @@
               <w:rPr>
                 <w:noProof/>
               </w:rPr>
-              <w:instrText xml:space="preserve"> PAGEREF _Toc242047409 \h </w:instrText>
+              <w:instrText xml:space="preserve"> PAGEREF _Toc242055555 \h </w:instrText>
             </w:r>
             <w:r>
               <w:rPr>
@@ -1141,7 +1132,7 @@
               <w:rPr>
                 <w:noProof/>
               </w:rPr>
-              <w:t>4</w:t>
+              <w:t>5</w:t>
             </w:r>
             <w:r>
               <w:rPr>
@@ -1166,7 +1157,7 @@
               <w14:ligatures w14:val="standardContextual"/>
             </w:rPr>
           </w:pPr>
-          <w:hyperlink w:anchor="_Toc242047410" w:history="1">
+          <w:hyperlink w:anchor="_Toc242055556" w:history="1">
             <w:r>
               <w:rPr>
                 <w:rStyle w:val="Hipervnculo"/>
@@ -1190,7 +1181,7 @@
               <w:rPr>
                 <w:noProof/>
               </w:rPr>
-              <w:instrText xml:space="preserve"> PAGEREF _Toc242047410 \h </w:instrText>
+              <w:instrText xml:space="preserve"> PAGEREF _Toc242055556 \h </w:instrText>
             </w:r>
             <w:r>
               <w:rPr>
@@ -1207,7 +1198,7 @@
               <w:rPr>
                 <w:noProof/>
               </w:rPr>
-              <w:t>5</w:t>
+              <w:t>6</w:t>
             </w:r>
             <w:r>
               <w:rPr>
@@ -1232,7 +1223,7 @@
               <w14:ligatures w14:val="standardContextual"/>
             </w:rPr>
           </w:pPr>
-          <w:hyperlink w:anchor="_Toc242047411" w:history="1">
+          <w:hyperlink w:anchor="_Toc242055557" w:history="1">
             <w:r>
               <w:rPr>
                 <w:rStyle w:val="Hipervnculo"/>
@@ -1256,7 +1247,7 @@
               <w:rPr>
                 <w:noProof/>
               </w:rPr>
-              <w:instrText xml:space="preserve"> PAGEREF _Toc242047411 \h </w:instrText>
+              <w:instrText xml:space="preserve"> PAGEREF _Toc242055557 \h </w:instrText>
             </w:r>
             <w:r>
               <w:rPr>
@@ -1273,7 +1264,7 @@
               <w:rPr>
                 <w:noProof/>
               </w:rPr>
-              <w:t>5</w:t>
+              <w:t>6</w:t>
             </w:r>
             <w:r>
               <w:rPr>
@@ -1298,7 +1289,7 @@
               <w14:ligatures w14:val="standardContextual"/>
             </w:rPr>
           </w:pPr>
-          <w:hyperlink w:anchor="_Toc242047412" w:history="1">
+          <w:hyperlink w:anchor="_Toc242055558" w:history="1">
             <w:r>
               <w:rPr>
                 <w:rStyle w:val="Hipervnculo"/>
@@ -1322,7 +1313,7 @@
               <w:rPr>
                 <w:noProof/>
               </w:rPr>
-              <w:instrText xml:space="preserve"> PAGEREF _Toc242047412 \h </w:instrText>
+              <w:instrText xml:space="preserve"> PAGEREF _Toc242055558 \h </w:instrText>
             </w:r>
             <w:r>
               <w:rPr>
@@ -1339,7 +1330,7 @@
               <w:rPr>
                 <w:noProof/>
               </w:rPr>
-              <w:t>6</w:t>
+              <w:t>7</w:t>
             </w:r>
             <w:r>
               <w:rPr>
@@ -1364,7 +1355,7 @@
               <w14:ligatures w14:val="standardContextual"/>
             </w:rPr>
           </w:pPr>
-          <w:hyperlink w:anchor="_Toc242047413" w:history="1">
+          <w:hyperlink w:anchor="_Toc242055559" w:history="1">
             <w:r>
               <w:rPr>
                 <w:rStyle w:val="Hipervnculo"/>
@@ -1388,7 +1379,7 @@
               <w:rPr>
                 <w:noProof/>
               </w:rPr>
-              <w:instrText xml:space="preserve"> PAGEREF _Toc242047413 \h </w:instrText>
+              <w:instrText xml:space="preserve"> PAGEREF _Toc242055559 \h </w:instrText>
             </w:r>
             <w:r>
               <w:rPr>
@@ -1405,7 +1396,7 @@
               <w:rPr>
                 <w:noProof/>
               </w:rPr>
-              <w:t>6</w:t>
+              <w:t>7</w:t>
             </w:r>
             <w:r>
               <w:rPr>
@@ -1430,7 +1421,7 @@
               <w14:ligatures w14:val="standardContextual"/>
             </w:rPr>
           </w:pPr>
-          <w:hyperlink w:anchor="_Toc242047414" w:history="1">
+          <w:hyperlink w:anchor="_Toc242055560" w:history="1">
             <w:r>
               <w:rPr>
                 <w:rStyle w:val="Hipervnculo"/>
@@ -1454,7 +1445,7 @@
               <w:rPr>
                 <w:noProof/>
               </w:rPr>
-              <w:instrText xml:space="preserve"> PAGEREF _Toc242047414 \h </w:instrText>
+              <w:instrText xml:space="preserve"> PAGEREF _Toc242055560 \h </w:instrText>
             </w:r>
             <w:r>
               <w:rPr>
@@ -1471,7 +1462,7 @@
               <w:rPr>
                 <w:noProof/>
               </w:rPr>
-              <w:t>8</w:t>
+              <w:t>9</w:t>
             </w:r>
             <w:r>
               <w:rPr>
@@ -1496,7 +1487,7 @@
               <w14:ligatures w14:val="standardContextual"/>
             </w:rPr>
           </w:pPr>
-          <w:hyperlink w:anchor="_Toc242047415" w:history="1">
+          <w:hyperlink w:anchor="_Toc242055561" w:history="1">
             <w:r>
               <w:rPr>
                 <w:rStyle w:val="Hipervnculo"/>
@@ -1520,7 +1511,7 @@
               <w:rPr>
                 <w:noProof/>
               </w:rPr>
-              <w:instrText xml:space="preserve"> PAGEREF _Toc242047415 \h </w:instrText>
+              <w:instrText xml:space="preserve"> PAGEREF _Toc242055561 \h </w:instrText>
             </w:r>
             <w:r>
               <w:rPr>
@@ -1537,7 +1528,7 @@
               <w:rPr>
                 <w:noProof/>
               </w:rPr>
-              <w:t>10</w:t>
+              <w:t>11</w:t>
             </w:r>
             <w:r>
               <w:rPr>
@@ -1562,7 +1553,7 @@
               <w14:ligatures w14:val="standardContextual"/>
             </w:rPr>
           </w:pPr>
-          <w:hyperlink w:anchor="_Toc242047416" w:history="1">
+          <w:hyperlink w:anchor="_Toc242055562" w:history="1">
             <w:r>
               <w:rPr>
                 <w:rStyle w:val="Hipervnculo"/>
@@ -1586,7 +1577,7 @@
               <w:rPr>
                 <w:noProof/>
               </w:rPr>
-              <w:instrText xml:space="preserve"> PAGEREF _Toc242047416 \h </w:instrText>
+              <w:instrText xml:space="preserve"> PAGEREF _Toc242055562 \h </w:instrText>
             </w:r>
             <w:r>
               <w:rPr>
@@ -1603,7 +1594,7 @@
               <w:rPr>
                 <w:noProof/>
               </w:rPr>
-              <w:t>10</w:t>
+              <w:t>11</w:t>
             </w:r>
             <w:r>
               <w:rPr>
@@ -1628,7 +1619,7 @@
               <w14:ligatures w14:val="standardContextual"/>
             </w:rPr>
           </w:pPr>
-          <w:hyperlink w:anchor="_Toc242047417" w:history="1">
+          <w:hyperlink w:anchor="_Toc242055563" w:history="1">
             <w:r>
               <w:rPr>
                 <w:rStyle w:val="Hipervnculo"/>
@@ -1652,7 +1643,7 @@
               <w:rPr>
                 <w:noProof/>
               </w:rPr>
-              <w:instrText xml:space="preserve"> PAGEREF _Toc242047417 \h </w:instrText>
+              <w:instrText xml:space="preserve"> PAGEREF _Toc242055563 \h </w:instrText>
             </w:r>
             <w:r>
               <w:rPr>
@@ -1669,7 +1660,7 @@
               <w:rPr>
                 <w:noProof/>
               </w:rPr>
-              <w:t>10</w:t>
+              <w:t>12</w:t>
             </w:r>
             <w:r>
               <w:rPr>
@@ -1694,7 +1685,7 @@
               <w14:ligatures w14:val="standardContextual"/>
             </w:rPr>
           </w:pPr>
-          <w:hyperlink w:anchor="_Toc242047418" w:history="1">
+          <w:hyperlink w:anchor="_Toc242055564" w:history="1">
             <w:r>
               <w:rPr>
                 <w:rStyle w:val="Hipervnculo"/>
@@ -1718,7 +1709,7 @@
               <w:rPr>
                 <w:noProof/>
               </w:rPr>
-              <w:instrText xml:space="preserve"> PAGEREF _Toc242047418 \h </w:instrText>
+              <w:instrText xml:space="preserve"> PAGEREF _Toc242055564 \h </w:instrText>
             </w:r>
             <w:r>
               <w:rPr>
@@ -1735,7 +1726,7 @@
               <w:rPr>
                 <w:noProof/>
               </w:rPr>
-              <w:t>11</w:t>
+              <w:t>12</w:t>
             </w:r>
             <w:r>
               <w:rPr>
@@ -1760,7 +1751,7 @@
               <w14:ligatures w14:val="standardContextual"/>
             </w:rPr>
           </w:pPr>
-          <w:hyperlink w:anchor="_Toc242047419" w:history="1">
+          <w:hyperlink w:anchor="_Toc242055565" w:history="1">
             <w:r>
               <w:rPr>
                 <w:rStyle w:val="Hipervnculo"/>
@@ -1784,7 +1775,7 @@
               <w:rPr>
                 <w:noProof/>
               </w:rPr>
-              <w:instrText xml:space="preserve"> PAGEREF _Toc242047419 \h </w:instrText>
+              <w:instrText xml:space="preserve"> PAGEREF _Toc242055565 \h </w:instrText>
             </w:r>
             <w:r>
               <w:rPr>
@@ -1801,7 +1792,7 @@
               <w:rPr>
                 <w:noProof/>
               </w:rPr>
-              <w:t>11</w:t>
+              <w:t>13</w:t>
             </w:r>
             <w:r>
               <w:rPr>
@@ -1826,7 +1817,7 @@
               <w14:ligatures w14:val="standardContextual"/>
             </w:rPr>
           </w:pPr>
-          <w:hyperlink w:anchor="_Toc242047420" w:history="1">
+          <w:hyperlink w:anchor="_Toc242055566" w:history="1">
             <w:r>
               <w:rPr>
                 <w:rStyle w:val="Hipervnculo"/>
@@ -1850,7 +1841,7 @@
               <w:rPr>
                 <w:noProof/>
               </w:rPr>
-              <w:instrText xml:space="preserve"> PAGEREF _Toc242047420 \h </w:instrText>
+              <w:instrText xml:space="preserve"> PAGEREF _Toc242055566 \h </w:instrText>
             </w:r>
             <w:r>
               <w:rPr>
@@ -1867,7 +1858,7 @@
               <w:rPr>
                 <w:noProof/>
               </w:rPr>
-              <w:t>14</w:t>
+              <w:t>15</w:t>
             </w:r>
             <w:r>
               <w:rPr>
@@ -1892,7 +1883,7 @@
               <w14:ligatures w14:val="standardContextual"/>
             </w:rPr>
           </w:pPr>
-          <w:hyperlink w:anchor="_Toc242047421" w:history="1">
+          <w:hyperlink w:anchor="_Toc242055567" w:history="1">
             <w:r>
               <w:rPr>
                 <w:rStyle w:val="Hipervnculo"/>
@@ -1916,7 +1907,7 @@
               <w:rPr>
                 <w:noProof/>
               </w:rPr>
-              <w:instrText xml:space="preserve"> PAGEREF _Toc242047421 \h </w:instrText>
+              <w:instrText xml:space="preserve"> PAGEREF _Toc242055567 \h </w:instrText>
             </w:r>
             <w:r>
               <w:rPr>
@@ -1933,7 +1924,7 @@
               <w:rPr>
                 <w:noProof/>
               </w:rPr>
-              <w:t>14</w:t>
+              <w:t>15</w:t>
             </w:r>
             <w:r>
               <w:rPr>
@@ -1958,7 +1949,7 @@
               <w14:ligatures w14:val="standardContextual"/>
             </w:rPr>
           </w:pPr>
-          <w:hyperlink w:anchor="_Toc242047422" w:history="1">
+          <w:hyperlink w:anchor="_Toc242055568" w:history="1">
             <w:r>
               <w:rPr>
                 <w:rStyle w:val="Hipervnculo"/>
@@ -1982,7 +1973,7 @@
               <w:rPr>
                 <w:noProof/>
               </w:rPr>
-              <w:instrText xml:space="preserve"> PAGEREF _Toc242047422 \h </w:instrText>
+              <w:instrText xml:space="preserve"> PAGEREF _Toc242055568 \h </w:instrText>
             </w:r>
             <w:r>
               <w:rPr>
@@ -1999,7 +1990,7 @@
               <w:rPr>
                 <w:noProof/>
               </w:rPr>
-              <w:t>14</w:t>
+              <w:t>15</w:t>
             </w:r>
             <w:r>
               <w:rPr>
@@ -2024,7 +2015,7 @@
               <w14:ligatures w14:val="standardContextual"/>
             </w:rPr>
           </w:pPr>
-          <w:hyperlink w:anchor="_Toc242047423" w:history="1">
+          <w:hyperlink w:anchor="_Toc242055569" w:history="1">
             <w:r>
               <w:rPr>
                 <w:rStyle w:val="Hipervnculo"/>
@@ -2048,7 +2039,7 @@
               <w:rPr>
                 <w:noProof/>
               </w:rPr>
-              <w:instrText xml:space="preserve"> PAGEREF _Toc242047423 \h </w:instrText>
+              <w:instrText xml:space="preserve"> PAGEREF _Toc242055569 \h </w:instrText>
             </w:r>
             <w:r>
               <w:rPr>
@@ -2065,7 +2056,7 @@
               <w:rPr>
                 <w:noProof/>
               </w:rPr>
-              <w:t>14</w:t>
+              <w:t>16</w:t>
             </w:r>
             <w:r>
               <w:rPr>
@@ -2090,7 +2081,7 @@
               <w14:ligatures w14:val="standardContextual"/>
             </w:rPr>
           </w:pPr>
-          <w:hyperlink w:anchor="_Toc242047424" w:history="1">
+          <w:hyperlink w:anchor="_Toc242055570" w:history="1">
             <w:r>
               <w:rPr>
                 <w:rStyle w:val="Hipervnculo"/>
@@ -2114,7 +2105,7 @@
               <w:rPr>
                 <w:noProof/>
               </w:rPr>
-              <w:instrText xml:space="preserve"> PAGEREF _Toc242047424 \h </w:instrText>
+              <w:instrText xml:space="preserve"> PAGEREF _Toc242055570 \h </w:instrText>
             </w:r>
             <w:r>
               <w:rPr>
@@ -2131,7 +2122,7 @@
               <w:rPr>
                 <w:noProof/>
               </w:rPr>
-              <w:t>16</w:t>
+              <w:t>17</w:t>
             </w:r>
             <w:r>
               <w:rPr>
@@ -2156,7 +2147,7 @@
               <w14:ligatures w14:val="standardContextual"/>
             </w:rPr>
           </w:pPr>
-          <w:hyperlink w:anchor="_Toc242047425" w:history="1">
+          <w:hyperlink w:anchor="_Toc242055571" w:history="1">
             <w:r>
               <w:rPr>
                 <w:rStyle w:val="Hipervnculo"/>
@@ -2180,7 +2171,7 @@
               <w:rPr>
                 <w:noProof/>
               </w:rPr>
-              <w:instrText xml:space="preserve"> PAGEREF _Toc242047425 \h </w:instrText>
+              <w:instrText xml:space="preserve"> PAGEREF _Toc242055571 \h </w:instrText>
             </w:r>
             <w:r>
               <w:rPr>
@@ -2197,7 +2188,7 @@
               <w:rPr>
                 <w:noProof/>
               </w:rPr>
-              <w:t>16</w:t>
+              <w:t>17</w:t>
             </w:r>
             <w:r>
               <w:rPr>
@@ -2222,7 +2213,7 @@
               <w14:ligatures w14:val="standardContextual"/>
             </w:rPr>
           </w:pPr>
-          <w:hyperlink w:anchor="_Toc242047426" w:history="1">
+          <w:hyperlink w:anchor="_Toc242055572" w:history="1">
             <w:r>
               <w:rPr>
                 <w:rStyle w:val="Hipervnculo"/>
@@ -2246,7 +2237,7 @@
               <w:rPr>
                 <w:noProof/>
               </w:rPr>
-              <w:instrText xml:space="preserve"> PAGEREF _Toc242047426 \h </w:instrText>
+              <w:instrText xml:space="preserve"> PAGEREF _Toc242055572 \h </w:instrText>
             </w:r>
             <w:r>
               <w:rPr>
@@ -2263,7 +2254,7 @@
               <w:rPr>
                 <w:noProof/>
               </w:rPr>
-              <w:t>16</w:t>
+              <w:t>17</w:t>
             </w:r>
             <w:r>
               <w:rPr>
@@ -2288,7 +2279,7 @@
               <w14:ligatures w14:val="standardContextual"/>
             </w:rPr>
           </w:pPr>
-          <w:hyperlink w:anchor="_Toc242047427" w:history="1">
+          <w:hyperlink w:anchor="_Toc242055573" w:history="1">
             <w:r>
               <w:rPr>
                 <w:rStyle w:val="Hipervnculo"/>
@@ -2312,7 +2303,7 @@
               <w:rPr>
                 <w:noProof/>
               </w:rPr>
-              <w:instrText xml:space="preserve"> PAGEREF _Toc242047427 \h </w:instrText>
+              <w:instrText xml:space="preserve"> PAGEREF _Toc242055573 \h </w:instrText>
             </w:r>
             <w:r>
               <w:rPr>
@@ -2329,7 +2320,7 @@
               <w:rPr>
                 <w:noProof/>
               </w:rPr>
-              <w:t>17</w:t>
+              <w:t>18</w:t>
             </w:r>
             <w:r>
               <w:rPr>
@@ -2354,13 +2345,13 @@
               <w14:ligatures w14:val="standardContextual"/>
             </w:rPr>
           </w:pPr>
-          <w:hyperlink w:anchor="_Toc242047428" w:history="1">
+          <w:hyperlink w:anchor="_Toc242055574" w:history="1">
             <w:r>
               <w:rPr>
                 <w:rStyle w:val="Hipervnculo"/>
                 <w:noProof/>
               </w:rPr>
-              <w:t>6.4 Evidencia visual</w:t>
+              <w:t>6.4 Prueba de limitación de tasa (rate limit)</w:t>
             </w:r>
             <w:r>
               <w:rPr>
@@ -2378,7 +2369,7 @@
               <w:rPr>
                 <w:noProof/>
               </w:rPr>
-              <w:instrText xml:space="preserve"> PAGEREF _Toc242047428 \h </w:instrText>
+              <w:instrText xml:space="preserve"> PAGEREF _Toc242055574 \h </w:instrText>
             </w:r>
             <w:r>
               <w:rPr>
@@ -2395,7 +2386,73 @@
               <w:rPr>
                 <w:noProof/>
               </w:rPr>
-              <w:t>18</w:t>
+              <w:t>19</w:t>
+            </w:r>
+            <w:r>
+              <w:rPr>
+                <w:noProof/>
+              </w:rPr>
+              <w:fldChar w:fldCharType="end"/>
+            </w:r>
+          </w:hyperlink>
+        </w:p>
+        <w:p>
+          <w:pPr>
+            <w:pStyle w:val="TDC2"/>
+            <w:tabs>
+              <w:tab w:val="right" w:leader="dot" w:pos="9350"/>
+            </w:tabs>
+            <w:rPr>
+              <w:rFonts w:asciiTheme="minorHAnsi" w:eastAsiaTheme="minorEastAsia" w:hAnsiTheme="minorHAnsi" w:cstheme="minorBidi"/>
+              <w:noProof/>
+              <w:kern w:val="2"/>
+              <w:sz w:val="24"/>
+              <w:szCs w:val="24"/>
+              <w14:ligatures w14:val="standardContextual"/>
+            </w:rPr>
+          </w:pPr>
+          <w:hyperlink w:anchor="_Toc242055575" w:history="1">
+            <w:r>
+              <w:rPr>
+                <w:rStyle w:val="Hipervnculo"/>
+                <w:noProof/>
+              </w:rPr>
+              <w:t>6.5 Evidencia visual</w:t>
+            </w:r>
+            <w:r>
+              <w:rPr>
+                <w:noProof/>
+              </w:rPr>
+              <w:tab/>
+            </w:r>
+            <w:r>
+              <w:rPr>
+                <w:noProof/>
+              </w:rPr>
+              <w:fldChar w:fldCharType="begin"/>
+            </w:r>
+            <w:r>
+              <w:rPr>
+                <w:noProof/>
+              </w:rPr>
+              <w:instrText xml:space="preserve"> PAGEREF _Toc242055575 \h </w:instrText>
+            </w:r>
+            <w:r>
+              <w:rPr>
+                <w:noProof/>
+              </w:rPr>
+            </w:r>
+            <w:r>
+              <w:rPr>
+                <w:noProof/>
+              </w:rPr>
+              <w:fldChar w:fldCharType="separate"/>
+            </w:r>
+            <w:r>
+              <w:rPr>
+                <w:noProof/>
+              </w:rPr>
+              <w:t>20</w:t>
             </w:r>
             <w:r>
               <w:rPr>
@@ -2420,7 +2477,7 @@
               <w14:ligatures w14:val="standardContextual"/>
             </w:rPr>
           </w:pPr>
-          <w:hyperlink w:anchor="_Toc242047429" w:history="1">
+          <w:hyperlink w:anchor="_Toc242055576" w:history="1">
             <w:r>
               <w:rPr>
                 <w:rStyle w:val="Hipervnculo"/>
@@ -2444,7 +2501,7 @@
               <w:rPr>
                 <w:noProof/>
               </w:rPr>
-              <w:instrText xml:space="preserve"> PAGEREF _Toc242047429 \h </w:instrText>
+              <w:instrText xml:space="preserve"> PAGEREF _Toc242055576 \h </w:instrText>
             </w:r>
             <w:r>
               <w:rPr>
@@ -2461,7 +2518,7 @@
               <w:rPr>
                 <w:noProof/>
               </w:rPr>
-              <w:t>22</w:t>
+              <w:t>24</w:t>
             </w:r>
             <w:r>
               <w:rPr>
@@ -2486,7 +2543,7 @@
               <w14:ligatures w14:val="standardContextual"/>
             </w:rPr>
           </w:pPr>
-          <w:hyperlink w:anchor="_Toc242047430" w:history="1">
+          <w:hyperlink w:anchor="_Toc242055577" w:history="1">
             <w:r>
               <w:rPr>
                 <w:rStyle w:val="Hipervnculo"/>
@@ -2510,7 +2567,7 @@
               <w:rPr>
                 <w:noProof/>
               </w:rPr>
-              <w:instrText xml:space="preserve"> PAGEREF _Toc242047430 \h </w:instrText>
+              <w:instrText xml:space="preserve"> PAGEREF _Toc242055577 \h </w:instrText>
             </w:r>
             <w:r>
               <w:rPr>
@@ -2527,7 +2584,7 @@
               <w:rPr>
                 <w:noProof/>
               </w:rPr>
-              <w:t>22</w:t>
+              <w:t>24</w:t>
             </w:r>
             <w:r>
               <w:rPr>
@@ -2552,7 +2609,7 @@
               <w14:ligatures w14:val="standardContextual"/>
             </w:rPr>
           </w:pPr>
-          <w:hyperlink w:anchor="_Toc242047431" w:history="1">
+          <w:hyperlink w:anchor="_Toc242055578" w:history="1">
             <w:r>
               <w:rPr>
                 <w:rStyle w:val="Hipervnculo"/>
@@ -2576,7 +2633,7 @@
               <w:rPr>
                 <w:noProof/>
               </w:rPr>
-              <w:instrText xml:space="preserve"> PAGEREF _Toc242047431 \h </w:instrText>
+              <w:instrText xml:space="preserve"> PAGEREF _Toc242055578 \h </w:instrText>
             </w:r>
             <w:r>
               <w:rPr>
@@ -2593,7 +2650,7 @@
               <w:rPr>
                 <w:noProof/>
               </w:rPr>
-              <w:t>22</w:t>
+              <w:t>24</w:t>
             </w:r>
             <w:r>
               <w:rPr>
@@ -2618,7 +2675,7 @@
               <w14:ligatures w14:val="standardContextual"/>
             </w:rPr>
           </w:pPr>
-          <w:hyperlink w:anchor="_Toc242047432" w:history="1">
+          <w:hyperlink w:anchor="_Toc242055579" w:history="1">
             <w:r>
               <w:rPr>
                 <w:rStyle w:val="Hipervnculo"/>
@@ -2642,7 +2699,7 @@
               <w:rPr>
                 <w:noProof/>
               </w:rPr>
-              <w:instrText xml:space="preserve"> PAGEREF _Toc242047432 \h </w:instrText>
+              <w:instrText xml:space="preserve"> PAGEREF _Toc242055579 \h </w:instrText>
             </w:r>
             <w:r>
               <w:rPr>
@@ -2659,7 +2716,7 @@
               <w:rPr>
                 <w:noProof/>
               </w:rPr>
-              <w:t>22</w:t>
+              <w:t>24</w:t>
             </w:r>
             <w:r>
               <w:rPr>
@@ -2684,7 +2741,7 @@
               <w14:ligatures w14:val="standardContextual"/>
             </w:rPr>
           </w:pPr>
-          <w:hyperlink w:anchor="_Toc242047433" w:history="1">
+          <w:hyperlink w:anchor="_Toc242055580" w:history="1">
             <w:r>
               <w:rPr>
                 <w:rStyle w:val="Hipervnculo"/>
@@ -2708,7 +2765,7 @@
               <w:rPr>
                 <w:noProof/>
               </w:rPr>
-              <w:instrText xml:space="preserve"> PAGEREF _Toc242047433 \h </w:instrText>
+              <w:instrText xml:space="preserve"> PAGEREF _Toc242055580 \h </w:instrText>
             </w:r>
             <w:r>
               <w:rPr>
@@ -2725,7 +2782,271 @@
               <w:rPr>
                 <w:noProof/>
               </w:rPr>
-              <w:t>24</w:t>
+              <w:t>26</w:t>
+            </w:r>
+            <w:r>
+              <w:rPr>
+                <w:noProof/>
+              </w:rPr>
+              <w:fldChar w:fldCharType="end"/>
+            </w:r>
+          </w:hyperlink>
+        </w:p>
+        <w:p>
+          <w:pPr>
+            <w:pStyle w:val="TDC1"/>
+            <w:tabs>
+              <w:tab w:val="right" w:leader="dot" w:pos="9350"/>
+            </w:tabs>
+            <w:rPr>
+              <w:rFonts w:asciiTheme="minorHAnsi" w:eastAsiaTheme="minorEastAsia" w:hAnsiTheme="minorHAnsi" w:cstheme="minorBidi"/>
+              <w:noProof/>
+              <w:kern w:val="2"/>
+              <w:sz w:val="24"/>
+              <w:szCs w:val="24"/>
+              <w14:ligatures w14:val="standardContextual"/>
+            </w:rPr>
+          </w:pPr>
+          <w:hyperlink w:anchor="_Toc242055581" w:history="1">
+            <w:r>
+              <w:rPr>
+                <w:rStyle w:val="Hipervnculo"/>
+                <w:noProof/>
+              </w:rPr>
+              <w:t>Anexo B. Evidencia de configuración en Railway</w:t>
+            </w:r>
+            <w:r>
+              <w:rPr>
+                <w:noProof/>
+              </w:rPr>
+              <w:tab/>
+            </w:r>
+            <w:r>
+              <w:rPr>
+                <w:noProof/>
+              </w:rPr>
+              <w:fldChar w:fldCharType="begin"/>
+            </w:r>
+            <w:r>
+              <w:rPr>
+                <w:noProof/>
+              </w:rPr>
+              <w:instrText xml:space="preserve"> PAGEREF _Toc242055581 \h </w:instrText>
+            </w:r>
+            <w:r>
+              <w:rPr>
+                <w:noProof/>
+              </w:rPr>
+            </w:r>
+            <w:r>
+              <w:rPr>
+                <w:noProof/>
+              </w:rPr>
+              <w:fldChar w:fldCharType="separate"/>
+            </w:r>
+            <w:r>
+              <w:rPr>
+                <w:noProof/>
+              </w:rPr>
+              <w:t>27</w:t>
+            </w:r>
+            <w:r>
+              <w:rPr>
+                <w:noProof/>
+              </w:rPr>
+              <w:fldChar w:fldCharType="end"/>
+            </w:r>
+          </w:hyperlink>
+        </w:p>
+        <w:p>
+          <w:pPr>
+            <w:pStyle w:val="TDC2"/>
+            <w:tabs>
+              <w:tab w:val="right" w:leader="dot" w:pos="9350"/>
+            </w:tabs>
+            <w:rPr>
+              <w:rFonts w:asciiTheme="minorHAnsi" w:eastAsiaTheme="minorEastAsia" w:hAnsiTheme="minorHAnsi" w:cstheme="minorBidi"/>
+              <w:noProof/>
+              <w:kern w:val="2"/>
+              <w:sz w:val="24"/>
+              <w:szCs w:val="24"/>
+              <w14:ligatures w14:val="standardContextual"/>
+            </w:rPr>
+          </w:pPr>
+          <w:hyperlink w:anchor="_Toc242055582" w:history="1">
+            <w:r>
+              <w:rPr>
+                <w:rStyle w:val="Hipervnculo"/>
+                <w:noProof/>
+              </w:rPr>
+              <w:t>B.1 Servicio Postgres (capa de datos)</w:t>
+            </w:r>
+            <w:r>
+              <w:rPr>
+                <w:noProof/>
+              </w:rPr>
+              <w:tab/>
+            </w:r>
+            <w:r>
+              <w:rPr>
+                <w:noProof/>
+              </w:rPr>
+              <w:fldChar w:fldCharType="begin"/>
+            </w:r>
+            <w:r>
+              <w:rPr>
+                <w:noProof/>
+              </w:rPr>
+              <w:instrText xml:space="preserve"> PAGEREF _Toc242055582 \h </w:instrText>
+            </w:r>
+            <w:r>
+              <w:rPr>
+                <w:noProof/>
+              </w:rPr>
+            </w:r>
+            <w:r>
+              <w:rPr>
+                <w:noProof/>
+              </w:rPr>
+              <w:fldChar w:fldCharType="separate"/>
+            </w:r>
+            <w:r>
+              <w:rPr>
+                <w:noProof/>
+              </w:rPr>
+              <w:t>27</w:t>
+            </w:r>
+            <w:r>
+              <w:rPr>
+                <w:noProof/>
+              </w:rPr>
+              <w:fldChar w:fldCharType="end"/>
+            </w:r>
+          </w:hyperlink>
+        </w:p>
+        <w:p>
+          <w:pPr>
+            <w:pStyle w:val="TDC2"/>
+            <w:tabs>
+              <w:tab w:val="right" w:leader="dot" w:pos="9350"/>
+            </w:tabs>
+            <w:rPr>
+              <w:rFonts w:asciiTheme="minorHAnsi" w:eastAsiaTheme="minorEastAsia" w:hAnsiTheme="minorHAnsi" w:cstheme="minorBidi"/>
+              <w:noProof/>
+              <w:kern w:val="2"/>
+              <w:sz w:val="24"/>
+              <w:szCs w:val="24"/>
+              <w14:ligatures w14:val="standardContextual"/>
+            </w:rPr>
+          </w:pPr>
+          <w:hyperlink w:anchor="_Toc242055583" w:history="1">
+            <w:r>
+              <w:rPr>
+                <w:rStyle w:val="Hipervnculo"/>
+                <w:noProof/>
+              </w:rPr>
+              <w:t>B.2 Servicio portal-app (capa de aplicación)</w:t>
+            </w:r>
+            <w:r>
+              <w:rPr>
+                <w:noProof/>
+              </w:rPr>
+              <w:tab/>
+            </w:r>
+            <w:r>
+              <w:rPr>
+                <w:noProof/>
+              </w:rPr>
+              <w:fldChar w:fldCharType="begin"/>
+            </w:r>
+            <w:r>
+              <w:rPr>
+                <w:noProof/>
+              </w:rPr>
+              <w:instrText xml:space="preserve"> PAGEREF _Toc242055583 \h </w:instrText>
+            </w:r>
+            <w:r>
+              <w:rPr>
+                <w:noProof/>
+              </w:rPr>
+            </w:r>
+            <w:r>
+              <w:rPr>
+                <w:noProof/>
+              </w:rPr>
+              <w:fldChar w:fldCharType="separate"/>
+            </w:r>
+            <w:r>
+              <w:rPr>
+                <w:noProof/>
+              </w:rPr>
+              <w:t>27</w:t>
+            </w:r>
+            <w:r>
+              <w:rPr>
+                <w:noProof/>
+              </w:rPr>
+              <w:fldChar w:fldCharType="end"/>
+            </w:r>
+          </w:hyperlink>
+        </w:p>
+        <w:p>
+          <w:pPr>
+            <w:pStyle w:val="TDC2"/>
+            <w:tabs>
+              <w:tab w:val="right" w:leader="dot" w:pos="9350"/>
+            </w:tabs>
+            <w:rPr>
+              <w:rFonts w:asciiTheme="minorHAnsi" w:eastAsiaTheme="minorEastAsia" w:hAnsiTheme="minorHAnsi" w:cstheme="minorBidi"/>
+              <w:noProof/>
+              <w:kern w:val="2"/>
+              <w:sz w:val="24"/>
+              <w:szCs w:val="24"/>
+              <w14:ligatures w14:val="standardContextual"/>
+            </w:rPr>
+          </w:pPr>
+          <w:hyperlink w:anchor="_Toc242055584" w:history="1">
+            <w:r>
+              <w:rPr>
+                <w:rStyle w:val="Hipervnculo"/>
+                <w:noProof/>
+              </w:rPr>
+              <w:t>B.3 Log de build (extracto)</w:t>
+            </w:r>
+            <w:r>
+              <w:rPr>
+                <w:noProof/>
+              </w:rPr>
+              <w:tab/>
+            </w:r>
+            <w:r>
+              <w:rPr>
+                <w:noProof/>
+              </w:rPr>
+              <w:fldChar w:fldCharType="begin"/>
+            </w:r>
+            <w:r>
+              <w:rPr>
+                <w:noProof/>
+              </w:rPr>
+              <w:instrText xml:space="preserve"> PAGEREF _Toc242055584 \h </w:instrText>
+            </w:r>
+            <w:r>
+              <w:rPr>
+                <w:noProof/>
+              </w:rPr>
+            </w:r>
+            <w:r>
+              <w:rPr>
+                <w:noProof/>
+              </w:rPr>
+              <w:fldChar w:fldCharType="separate"/>
+            </w:r>
+            <w:r>
+              <w:rPr>
+                <w:noProof/>
+              </w:rPr>
+              <w:t>27</w:t>
             </w:r>
             <w:r>
               <w:rPr>
@@ -2747,7 +3068,7 @@
         <w:pStyle w:val="Ttulo1"/>
         <w:pageBreakBefore/>
       </w:pPr>
-      <w:bookmarkStart w:id="0" w:name="_Toc242047404"/>
+      <w:bookmarkStart w:id="0" w:name="_Toc242055550"/>
       <w:r>
         <w:t>1. Descripción de la solución</w:t>
       </w:r>
@@ -2757,7 +3078,7 @@
       <w:pPr>
         <w:pStyle w:val="Ttulo2"/>
       </w:pPr>
-      <w:bookmarkStart w:id="1" w:name="_Toc242047405"/>
+      <w:bookmarkStart w:id="1" w:name="_Toc242055551"/>
       <w:r>
         <w:t>1.1 Problema que resuelve</w:t>
       </w:r>
@@ -2825,7 +3146,7 @@
       <w:pPr>
         <w:pStyle w:val="Ttulo2"/>
       </w:pPr>
-      <w:bookmarkStart w:id="2" w:name="_Toc242047406"/>
+      <w:bookmarkStart w:id="2" w:name="_Toc242055552"/>
       <w:r>
         <w:t>1.2 Usuarios y roles de negocio</w:t>
       </w:r>
@@ -3277,7 +3598,7 @@
       <w:pPr>
         <w:pStyle w:val="Ttulo2"/>
       </w:pPr>
-      <w:bookmarkStart w:id="3" w:name="_Toc242047407"/>
+      <w:bookmarkStart w:id="3" w:name="_Toc242055553"/>
       <w:r>
         <w:t>1.3 Requerimientos (ingeniería de software — criterio 4.1.1)</w:t>
       </w:r>
@@ -4788,7 +5109,7 @@
       <w:pPr>
         <w:pStyle w:val="Ttulo2"/>
       </w:pPr>
-      <w:bookmarkStart w:id="4" w:name="_Toc242047408"/>
+      <w:bookmarkStart w:id="4" w:name="_Toc242055554"/>
       <w:r>
         <w:t>1.4 Selección de la tecnología cloud (criterio 4.1.2)</w:t>
       </w:r>
@@ -5424,7 +5745,7 @@
                 <w:sz w:val="18"/>
                 <w:szCs w:val="18"/>
               </w:rPr>
-              <w:t>Roles de workspace y de proyecto (Owner/Editor/Viewer), tokens por entorno</w:t>
+              <w:t>Titular del workspace y permisos de proyecto (Can Edit / Can View), tokens por entorno</w:t>
             </w:r>
           </w:p>
         </w:tc>
@@ -5685,7 +6006,7 @@
       <w:pPr>
         <w:pStyle w:val="Ttulo2"/>
       </w:pPr>
-      <w:bookmarkStart w:id="5" w:name="_Toc242047409"/>
+      <w:bookmarkStart w:id="5" w:name="_Toc242055555"/>
       <w:r>
         <w:t>1.5 Formación de roles del equipo</w:t>
       </w:r>
@@ -6242,7 +6563,7 @@
         <w:pStyle w:val="Ttulo1"/>
         <w:pageBreakBefore/>
       </w:pPr>
-      <w:bookmarkStart w:id="6" w:name="_Toc242047410"/>
+      <w:bookmarkStart w:id="6" w:name="_Toc242055556"/>
       <w:r>
         <w:t>2. Arquitectura</w:t>
       </w:r>
@@ -6277,7 +6598,7 @@
           <w:noProof/>
         </w:rPr>
         <w:drawing>
-          <wp:inline distT="0" distB="0" distL="0" distR="0" wp14:anchorId="2A5B6647" wp14:editId="0F6F6EDD">
+          <wp:inline distT="0" distB="0" distL="0" distR="0" wp14:anchorId="5B96B94A" wp14:editId="404F2D71">
             <wp:extent cx="5905500" cy="3429000"/>
             <wp:effectExtent l="0" t="0" r="0" b="0"/>
             <wp:docPr id="1" name="Imagen 1"/>
@@ -6336,7 +6657,7 @@
       <w:pPr>
         <w:pStyle w:val="Ttulo2"/>
       </w:pPr>
-      <w:bookmarkStart w:id="7" w:name="_Toc242047411"/>
+      <w:bookmarkStart w:id="7" w:name="_Toc242055557"/>
       <w:r>
         <w:t>2.1 Componentes</w:t>
       </w:r>
@@ -7097,7 +7418,7 @@
       <w:pPr>
         <w:pStyle w:val="Ttulo2"/>
       </w:pPr>
-      <w:bookmarkStart w:id="8" w:name="_Toc242047412"/>
+      <w:bookmarkStart w:id="8" w:name="_Toc242055558"/>
       <w:r>
         <w:t>2.2 Configuración aplicada en Railway</w:t>
       </w:r>
@@ -7714,7 +8035,7 @@
                 <w:sz w:val="18"/>
                 <w:szCs w:val="18"/>
               </w:rPr>
-              <w:t>ON_FAILURE, máx. 10 reintentos</w:t>
+              <w:t>On Failure, máx. 10 reintentos (valor por defecto de Railway, docs.railway.com/deployments/restart-policy)</w:t>
             </w:r>
           </w:p>
         </w:tc>
@@ -7889,7 +8210,7 @@
                 <w:sz w:val="18"/>
                 <w:szCs w:val="18"/>
               </w:rPr>
-              <w:t>Root directory / builder</w:t>
+              <w:t>Root directory / build</w:t>
             </w:r>
           </w:p>
         </w:tc>
@@ -7919,7 +8240,7 @@
                 <w:sz w:val="18"/>
                 <w:szCs w:val="18"/>
               </w:rPr>
-              <w:t>/app — Dockerfile</w:t>
+              <w:t>/app — Dockerfile detectado automáticamente (log de build en Anexo B)</w:t>
             </w:r>
           </w:p>
         </w:tc>
@@ -8268,7 +8589,7 @@
       <w:pPr>
         <w:pStyle w:val="Ttulo2"/>
       </w:pPr>
-      <w:bookmarkStart w:id="9" w:name="_Toc242047413"/>
+      <w:bookmarkStart w:id="9" w:name="_Toc242055559"/>
       <w:r>
         <w:t>2.3 Modelo de responsabilidad compartida</w:t>
       </w:r>
@@ -9515,7 +9836,7 @@
         <w:pStyle w:val="Ttulo1"/>
         <w:pageBreakBefore/>
       </w:pPr>
-      <w:bookmarkStart w:id="10" w:name="_Toc242047414"/>
+      <w:bookmarkStart w:id="10" w:name="_Toc242055560"/>
       <w:r>
         <w:t>3. Matriz de riesgos</w:t>
       </w:r>
@@ -10130,8 +10451,19 @@
     </w:tbl>
     <w:p>
       <w:pPr>
-        <w:spacing w:after="80"/>
+        <w:spacing w:after="240"/>
+        <w:jc w:val="center"/>
       </w:pPr>
+      <w:r>
+        <w:rPr>
+          <w:i/>
+          <w:iCs/>
+          <w:color w:val="5B6676"/>
+          <w:sz w:val="18"/>
+          <w:szCs w:val="18"/>
+        </w:rPr>
+        <w:t>Tabla 2. Escala de nivel de riesgo (probabilidad × impacto).</w:t>
+      </w:r>
     </w:p>
     <w:tbl>
       <w:tblPr>
@@ -13038,7 +13370,7 @@
                 <w:sz w:val="15"/>
                 <w:szCs w:val="15"/>
               </w:rPr>
-              <w:t>Volumen persistente; eliminación solo por admin y auditada; respaldos programados del volumen (acción pendiente: activar)</w:t>
+              <w:t>Volumen persistente; eliminación solo por admin y auditada; respaldos programados del volumen diario (retención 6 días) y semanal (27 días) + respaldo manual del 05-10-2026 (Figura 7)</w:t>
             </w:r>
           </w:p>
         </w:tc>
@@ -13648,7 +13980,7 @@
                 <w:sz w:val="15"/>
                 <w:szCs w:val="15"/>
               </w:rPr>
-              <w:t>Roles de proyecto mínimos (Viewer/Editor); Owner reservado; solo el titular puede escribir en el repositorio (público para evaluación). Pendiente: activar 2FA en cuentas Railway/GitHub/Google del equipo</w:t>
+              <w:t>Hoy solo el titular tiene acceso al proyecto Railway y escribe en el repositorio (Figura 2); permisos mínimos planificados para el equipo (Can Edit / Can View). Pendiente: invitaciones y 2FA en cuentas Railway/GitHub/Google</w:t>
             </w:r>
           </w:p>
         </w:tc>
@@ -14458,7 +14790,37 @@
         <w:t>5.5</w:t>
       </w:r>
       <w:r>
-        <w:t xml:space="preserve"> después de aplicar los controles. El principal riesgo de acceso no autorizado a la aplicación (R01) se mitiga con autenticación de doble factor. Queda un riesgo residual alto, R11 (compromiso de cuentas de la plataforma), que baja a medio cuando el equipo active 2FA en sus cuentas de Railway, GitHub y Google. Los riesgos residuales medios (R09, R10, R12, R13) se tratan como mejoras en la sección 7.</w:t>
+        <w:t xml:space="preserve"> después de aplicar los controles. El principal riesgo de acceso no autorizado a la aplicación (R01) se mitiga con autenticación de doble factor. Riesgo residual por nivel: </w:t>
+      </w:r>
+      <w:r>
+        <w:rPr>
+          <w:b/>
+          <w:bCs/>
+        </w:rPr>
+        <w:t>alto</w:t>
+      </w:r>
+      <w:r>
+        <w:t xml:space="preserve"> R11; </w:t>
+      </w:r>
+      <w:r>
+        <w:rPr>
+          <w:b/>
+          <w:bCs/>
+        </w:rPr>
+        <w:t>medio</w:t>
+      </w:r>
+      <w:r>
+        <w:t xml:space="preserve"> R01, R02, R04, R06, R07, R09, R10, R12, R13; </w:t>
+      </w:r>
+      <w:r>
+        <w:rPr>
+          <w:b/>
+          <w:bCs/>
+        </w:rPr>
+        <w:t>bajo</w:t>
+      </w:r>
+      <w:r>
+        <w:t xml:space="preserve"> R03, R05, R08. El riesgo alto (R11, compromiso de cuentas de la plataforma) baja a medio cuando el equipo active 2FA en sus cuentas de Railway, GitHub y Google. Los riesgos medios de valor 5 (impacto alto con probabilidad mínima) se aceptan con monitoreo; los de valor 6 a 8 se tratan como mejoras en la sección 7.</w:t>
       </w:r>
     </w:p>
     <w:p>
@@ -14466,7 +14828,7 @@
         <w:pStyle w:val="Ttulo1"/>
         <w:pageBreakBefore/>
       </w:pPr>
-      <w:bookmarkStart w:id="11" w:name="_Toc242047415"/>
+      <w:bookmarkStart w:id="11" w:name="_Toc242055561"/>
       <w:r>
         <w:t>4. Configuración IAM</w:t>
       </w:r>
@@ -14505,7 +14867,7 @@
       <w:pPr>
         <w:pStyle w:val="Ttulo2"/>
       </w:pPr>
-      <w:bookmarkStart w:id="12" w:name="_Toc242047416"/>
+      <w:bookmarkStart w:id="12" w:name="_Toc242055562"/>
       <w:r>
         <w:t>4.1 Nivel plataforma (Railway y GitHub)</w:t>
       </w:r>
@@ -14517,17 +14879,37 @@
         <w:jc w:val="both"/>
       </w:pPr>
       <w:r>
-        <w:t xml:space="preserve">Railway no tiene “cuenta raíz” como AWS. Su equivalente es el rol </w:t>
+        <w:t xml:space="preserve">Railway no tiene “cuenta raíz” como AWS. Su equivalente es el </w:t>
       </w:r>
       <w:r>
         <w:rPr>
           <w:b/>
           <w:bCs/>
         </w:rPr>
-        <w:t>Owner</w:t>
+        <w:t>titular del workspace</w:t>
       </w:r>
       <w:r>
-        <w:t xml:space="preserve"> del proyecto, que se reserva para la administración y la facturación y no se usa en la operación diaria. Los roles de proyecto disponibles son Owner (administración completa), Editor (despliega y configura, sin acciones destructivas) y Viewer (solo lectura, sin acceso a variables).</w:t>
+        <w:t xml:space="preserve">, que tiene acceso total y se reserva para la administración y la facturación. A los demás se les invita al proyecto con uno de los dos permisos que ofrece la interfaz: </w:t>
+      </w:r>
+      <w:r>
+        <w:rPr>
+          <w:b/>
+          <w:bCs/>
+        </w:rPr>
+        <w:t>Can Edit</w:t>
+      </w:r>
+      <w:r>
+        <w:t xml:space="preserve"> (en la documentación, «Editor»: despliega y cambia la configuración, pero no puede borrar servicios ni el proyecto) y </w:t>
+      </w:r>
+      <w:r>
+        <w:rPr>
+          <w:b/>
+          <w:bCs/>
+        </w:rPr>
+        <w:t>Can View</w:t>
+      </w:r>
+      <w:r>
+        <w:t xml:space="preserve"> («Viewer»: solo lectura, no puede desplegar ni ver variables de entorno). Fuente: docs.railway.com/guides/lock-down-production-project.</w:t>
       </w:r>
     </w:p>
     <w:tbl>
@@ -14548,10 +14930,10 @@
         <w:tblLook w:val="04A0" w:firstRow="1" w:lastRow="0" w:firstColumn="1" w:lastColumn="0" w:noHBand="0" w:noVBand="1"/>
       </w:tblPr>
       <w:tblGrid>
-        <w:gridCol w:w="2500"/>
+        <w:gridCol w:w="2800"/>
         <w:gridCol w:w="1900"/>
-        <w:gridCol w:w="1700"/>
-        <w:gridCol w:w="3260"/>
+        <w:gridCol w:w="2200"/>
+        <w:gridCol w:w="2460"/>
       </w:tblGrid>
       <w:tr>
         <w:tblPrEx>
@@ -14565,7 +14947,7 @@
         </w:trPr>
         <w:tc>
           <w:tcPr>
-            <w:tcW w:w="2500" w:type="dxa"/>
+            <w:tcW w:w="2800" w:type="dxa"/>
             <w:tcBorders>
               <w:top w:val="single" w:sz="4" w:space="0" w:color="C9D1DC"/>
               <w:left w:val="single" w:sz="4" w:space="0" w:color="C9D1DC"/>
@@ -14633,7 +15015,7 @@
         </w:tc>
         <w:tc>
           <w:tcPr>
-            <w:tcW w:w="1700" w:type="dxa"/>
+            <w:tcW w:w="2200" w:type="dxa"/>
             <w:tcBorders>
               <w:top w:val="single" w:sz="4" w:space="0" w:color="C9D1DC"/>
               <w:left w:val="single" w:sz="4" w:space="0" w:color="C9D1DC"/>
@@ -14667,7 +15049,7 @@
         </w:tc>
         <w:tc>
           <w:tcPr>
-            <w:tcW w:w="3260" w:type="dxa"/>
+            <w:tcW w:w="2460" w:type="dxa"/>
             <w:tcBorders>
               <w:top w:val="single" w:sz="4" w:space="0" w:color="C9D1DC"/>
               <w:left w:val="single" w:sz="4" w:space="0" w:color="C9D1DC"/>
@@ -14712,31 +15094,31 @@
         </w:trPr>
         <w:tc>
           <w:tcPr>
-            <w:tcW w:w="2500" w:type="dxa"/>
-            <w:tcBorders>
-              <w:top w:val="single" w:sz="4" w:space="0" w:color="C9D1DC"/>
-              <w:left w:val="single" w:sz="4" w:space="0" w:color="C9D1DC"/>
-              <w:bottom w:val="single" w:sz="4" w:space="0" w:color="C9D1DC"/>
-              <w:right w:val="single" w:sz="4" w:space="0" w:color="C9D1DC"/>
-            </w:tcBorders>
-            <w:tcMar>
-              <w:top w:w="60" w:type="dxa"/>
-              <w:left w:w="90" w:type="dxa"/>
-              <w:bottom w:w="60" w:type="dxa"/>
-              <w:right w:w="90" w:type="dxa"/>
-            </w:tcMar>
-            <w:vAlign w:val="center"/>
-          </w:tcPr>
-          <w:p>
-            <w:pPr>
-              <w:spacing w:after="20"/>
-            </w:pPr>
-            <w:r>
-              <w:rPr>
-                <w:sz w:val="18"/>
-                <w:szCs w:val="18"/>
-              </w:rPr>
-              <w:t>Javier Muñoz (arquitecto, titular de la cuenta)</w:t>
+            <w:tcW w:w="2800" w:type="dxa"/>
+            <w:tcBorders>
+              <w:top w:val="single" w:sz="4" w:space="0" w:color="C9D1DC"/>
+              <w:left w:val="single" w:sz="4" w:space="0" w:color="C9D1DC"/>
+              <w:bottom w:val="single" w:sz="4" w:space="0" w:color="C9D1DC"/>
+              <w:right w:val="single" w:sz="4" w:space="0" w:color="C9D1DC"/>
+            </w:tcBorders>
+            <w:tcMar>
+              <w:top w:w="60" w:type="dxa"/>
+              <w:left w:w="90" w:type="dxa"/>
+              <w:bottom w:w="60" w:type="dxa"/>
+              <w:right w:w="90" w:type="dxa"/>
+            </w:tcMar>
+            <w:vAlign w:val="center"/>
+          </w:tcPr>
+          <w:p>
+            <w:pPr>
+              <w:spacing w:after="20"/>
+            </w:pPr>
+            <w:r>
+              <w:rPr>
+                <w:sz w:val="18"/>
+                <w:szCs w:val="18"/>
+              </w:rPr>
+              <w:t>Javier Muñoz (arquitecto)</w:t>
             </w:r>
           </w:p>
         </w:tc>
@@ -14766,67 +15148,68 @@
                 <w:sz w:val="18"/>
                 <w:szCs w:val="18"/>
               </w:rPr>
-              <w:t>Owner (activar 2FA)</w:t>
-            </w:r>
-          </w:p>
-        </w:tc>
-        <w:tc>
-          <w:tcPr>
-            <w:tcW w:w="1700" w:type="dxa"/>
-            <w:tcBorders>
-              <w:top w:val="single" w:sz="4" w:space="0" w:color="C9D1DC"/>
-              <w:left w:val="single" w:sz="4" w:space="0" w:color="C9D1DC"/>
-              <w:bottom w:val="single" w:sz="4" w:space="0" w:color="C9D1DC"/>
-              <w:right w:val="single" w:sz="4" w:space="0" w:color="C9D1DC"/>
-            </w:tcBorders>
-            <w:tcMar>
-              <w:top w:w="60" w:type="dxa"/>
-              <w:left w:w="90" w:type="dxa"/>
-              <w:bottom w:w="60" w:type="dxa"/>
-              <w:right w:w="90" w:type="dxa"/>
-            </w:tcMar>
-            <w:vAlign w:val="center"/>
-          </w:tcPr>
-          <w:p>
-            <w:pPr>
-              <w:spacing w:after="20"/>
-            </w:pPr>
-            <w:r>
-              <w:rPr>
-                <w:sz w:val="18"/>
-                <w:szCs w:val="18"/>
-              </w:rPr>
-              <w:t>Admin del repositorio</w:t>
-            </w:r>
-          </w:p>
-        </w:tc>
-        <w:tc>
-          <w:tcPr>
-            <w:tcW w:w="3260" w:type="dxa"/>
-            <w:tcBorders>
-              <w:top w:val="single" w:sz="4" w:space="0" w:color="C9D1DC"/>
-              <w:left w:val="single" w:sz="4" w:space="0" w:color="C9D1DC"/>
-              <w:bottom w:val="single" w:sz="4" w:space="0" w:color="C9D1DC"/>
-              <w:right w:val="single" w:sz="4" w:space="0" w:color="C9D1DC"/>
-            </w:tcBorders>
-            <w:tcMar>
-              <w:top w:w="60" w:type="dxa"/>
-              <w:left w:w="90" w:type="dxa"/>
-              <w:bottom w:w="60" w:type="dxa"/>
-              <w:right w:w="90" w:type="dxa"/>
-            </w:tcMar>
-            <w:vAlign w:val="center"/>
-          </w:tcPr>
-          <w:p>
-            <w:pPr>
-              <w:spacing w:after="20"/>
-            </w:pPr>
-            <w:r>
-              <w:rPr>
-                <w:sz w:val="18"/>
-                <w:szCs w:val="18"/>
-              </w:rPr>
-              <w:t>Administración y facturación; uso excepcional</w:t>
+              <w:t>Titular del workspace</w:t>
+            </w:r>
+          </w:p>
+        </w:tc>
+        <w:tc>
+          <w:tcPr>
+            <w:tcW w:w="2200" w:type="dxa"/>
+            <w:tcBorders>
+              <w:top w:val="single" w:sz="4" w:space="0" w:color="C9D1DC"/>
+              <w:left w:val="single" w:sz="4" w:space="0" w:color="C9D1DC"/>
+              <w:bottom w:val="single" w:sz="4" w:space="0" w:color="C9D1DC"/>
+              <w:right w:val="single" w:sz="4" w:space="0" w:color="C9D1DC"/>
+            </w:tcBorders>
+            <w:tcMar>
+              <w:top w:w="60" w:type="dxa"/>
+              <w:left w:w="90" w:type="dxa"/>
+              <w:bottom w:w="60" w:type="dxa"/>
+              <w:right w:w="90" w:type="dxa"/>
+            </w:tcMar>
+            <w:vAlign w:val="center"/>
+          </w:tcPr>
+          <w:p>
+            <w:pPr>
+              <w:spacing w:after="20"/>
+            </w:pPr>
+            <w:r>
+              <w:rPr>
+                <w:sz w:val="18"/>
+                <w:szCs w:val="18"/>
+              </w:rPr>
+              <w:t>Dueño del repositorio</w:t>
+            </w:r>
+          </w:p>
+        </w:tc>
+        <w:tc>
+          <w:tcPr>
+            <w:tcW w:w="2460" w:type="dxa"/>
+            <w:tcBorders>
+              <w:top w:val="single" w:sz="4" w:space="0" w:color="C9D1DC"/>
+              <w:left w:val="single" w:sz="4" w:space="0" w:color="C9D1DC"/>
+              <w:bottom w:val="single" w:sz="4" w:space="0" w:color="C9D1DC"/>
+              <w:right w:val="single" w:sz="4" w:space="0" w:color="C9D1DC"/>
+            </w:tcBorders>
+            <w:shd w:val="clear" w:color="auto" w:fill="E2EFDA"/>
+            <w:tcMar>
+              <w:top w:w="60" w:type="dxa"/>
+              <w:left w:w="90" w:type="dxa"/>
+              <w:bottom w:w="60" w:type="dxa"/>
+              <w:right w:w="90" w:type="dxa"/>
+            </w:tcMar>
+            <w:vAlign w:val="center"/>
+          </w:tcPr>
+          <w:p>
+            <w:pPr>
+              <w:spacing w:after="20"/>
+            </w:pPr>
+            <w:r>
+              <w:rPr>
+                <w:sz w:val="18"/>
+                <w:szCs w:val="18"/>
+              </w:rPr>
+              <w:t>Aplicado</w:t>
             </w:r>
           </w:p>
         </w:tc>
@@ -14843,7 +15226,7 @@
         </w:trPr>
         <w:tc>
           <w:tcPr>
-            <w:tcW w:w="2500" w:type="dxa"/>
+            <w:tcW w:w="2800" w:type="dxa"/>
             <w:tcBorders>
               <w:top w:val="single" w:sz="4" w:space="0" w:color="C9D1DC"/>
               <w:left w:val="single" w:sz="4" w:space="0" w:color="C9D1DC"/>
@@ -14899,13 +15282,13 @@
                 <w:sz w:val="18"/>
                 <w:szCs w:val="18"/>
               </w:rPr>
-              <w:t>Editor</w:t>
-            </w:r>
-          </w:p>
-        </w:tc>
-        <w:tc>
-          <w:tcPr>
-            <w:tcW w:w="1700" w:type="dxa"/>
+              <w:t>Can Edit</w:t>
+            </w:r>
+          </w:p>
+        </w:tc>
+        <w:tc>
+          <w:tcPr>
+            <w:tcW w:w="2200" w:type="dxa"/>
             <w:tcBorders>
               <w:top w:val="single" w:sz="4" w:space="0" w:color="C9D1DC"/>
               <w:left w:val="single" w:sz="4" w:space="0" w:color="C9D1DC"/>
@@ -14936,32 +15319,32 @@
         </w:tc>
         <w:tc>
           <w:tcPr>
-            <w:tcW w:w="3260" w:type="dxa"/>
-            <w:tcBorders>
-              <w:top w:val="single" w:sz="4" w:space="0" w:color="C9D1DC"/>
-              <w:left w:val="single" w:sz="4" w:space="0" w:color="C9D1DC"/>
-              <w:bottom w:val="single" w:sz="4" w:space="0" w:color="C9D1DC"/>
-              <w:right w:val="single" w:sz="4" w:space="0" w:color="C9D1DC"/>
-            </w:tcBorders>
-            <w:shd w:val="clear" w:color="auto" w:fill="F6F8FB"/>
-            <w:tcMar>
-              <w:top w:w="60" w:type="dxa"/>
-              <w:left w:w="90" w:type="dxa"/>
-              <w:bottom w:w="60" w:type="dxa"/>
-              <w:right w:w="90" w:type="dxa"/>
-            </w:tcMar>
-            <w:vAlign w:val="center"/>
-          </w:tcPr>
-          <w:p>
-            <w:pPr>
-              <w:spacing w:after="20"/>
-            </w:pPr>
-            <w:r>
-              <w:rPr>
-                <w:sz w:val="18"/>
-                <w:szCs w:val="18"/>
-              </w:rPr>
-              <w:t>Despliega cambios; no puede borrar servicios</w:t>
+            <w:tcW w:w="2460" w:type="dxa"/>
+            <w:tcBorders>
+              <w:top w:val="single" w:sz="4" w:space="0" w:color="C9D1DC"/>
+              <w:left w:val="single" w:sz="4" w:space="0" w:color="C9D1DC"/>
+              <w:bottom w:val="single" w:sz="4" w:space="0" w:color="C9D1DC"/>
+              <w:right w:val="single" w:sz="4" w:space="0" w:color="C9D1DC"/>
+            </w:tcBorders>
+            <w:shd w:val="clear" w:color="auto" w:fill="FFF2CC"/>
+            <w:tcMar>
+              <w:top w:w="60" w:type="dxa"/>
+              <w:left w:w="90" w:type="dxa"/>
+              <w:bottom w:w="60" w:type="dxa"/>
+              <w:right w:w="90" w:type="dxa"/>
+            </w:tcMar>
+            <w:vAlign w:val="center"/>
+          </w:tcPr>
+          <w:p>
+            <w:pPr>
+              <w:spacing w:after="20"/>
+            </w:pPr>
+            <w:r>
+              <w:rPr>
+                <w:sz w:val="18"/>
+                <w:szCs w:val="18"/>
+              </w:rPr>
+              <w:t>Pendiente: invitación</w:t>
             </w:r>
           </w:p>
         </w:tc>
@@ -14978,7 +15361,7 @@
         </w:trPr>
         <w:tc>
           <w:tcPr>
-            <w:tcW w:w="2500" w:type="dxa"/>
+            <w:tcW w:w="2800" w:type="dxa"/>
             <w:tcBorders>
               <w:top w:val="single" w:sz="4" w:space="0" w:color="C9D1DC"/>
               <w:left w:val="single" w:sz="4" w:space="0" w:color="C9D1DC"/>
@@ -15032,13 +15415,13 @@
                 <w:sz w:val="18"/>
                 <w:szCs w:val="18"/>
               </w:rPr>
-              <w:t>Editor</w:t>
-            </w:r>
-          </w:p>
-        </w:tc>
-        <w:tc>
-          <w:tcPr>
-            <w:tcW w:w="1700" w:type="dxa"/>
+              <w:t>Can Edit</w:t>
+            </w:r>
+          </w:p>
+        </w:tc>
+        <w:tc>
+          <w:tcPr>
+            <w:tcW w:w="2200" w:type="dxa"/>
             <w:tcBorders>
               <w:top w:val="single" w:sz="4" w:space="0" w:color="C9D1DC"/>
               <w:left w:val="single" w:sz="4" w:space="0" w:color="C9D1DC"/>
@@ -15068,31 +15451,32 @@
         </w:tc>
         <w:tc>
           <w:tcPr>
-            <w:tcW w:w="3260" w:type="dxa"/>
-            <w:tcBorders>
-              <w:top w:val="single" w:sz="4" w:space="0" w:color="C9D1DC"/>
-              <w:left w:val="single" w:sz="4" w:space="0" w:color="C9D1DC"/>
-              <w:bottom w:val="single" w:sz="4" w:space="0" w:color="C9D1DC"/>
-              <w:right w:val="single" w:sz="4" w:space="0" w:color="C9D1DC"/>
-            </w:tcBorders>
-            <w:tcMar>
-              <w:top w:w="60" w:type="dxa"/>
-              <w:left w:w="90" w:type="dxa"/>
-              <w:bottom w:w="60" w:type="dxa"/>
-              <w:right w:w="90" w:type="dxa"/>
-            </w:tcMar>
-            <w:vAlign w:val="center"/>
-          </w:tcPr>
-          <w:p>
-            <w:pPr>
-              <w:spacing w:after="20"/>
-            </w:pPr>
-            <w:r>
-              <w:rPr>
-                <w:sz w:val="18"/>
-                <w:szCs w:val="18"/>
-              </w:rPr>
-              <w:t>Configura red, variables y réplicas</w:t>
+            <w:tcW w:w="2460" w:type="dxa"/>
+            <w:tcBorders>
+              <w:top w:val="single" w:sz="4" w:space="0" w:color="C9D1DC"/>
+              <w:left w:val="single" w:sz="4" w:space="0" w:color="C9D1DC"/>
+              <w:bottom w:val="single" w:sz="4" w:space="0" w:color="C9D1DC"/>
+              <w:right w:val="single" w:sz="4" w:space="0" w:color="C9D1DC"/>
+            </w:tcBorders>
+            <w:shd w:val="clear" w:color="auto" w:fill="FFF2CC"/>
+            <w:tcMar>
+              <w:top w:w="60" w:type="dxa"/>
+              <w:left w:w="90" w:type="dxa"/>
+              <w:bottom w:w="60" w:type="dxa"/>
+              <w:right w:w="90" w:type="dxa"/>
+            </w:tcMar>
+            <w:vAlign w:val="center"/>
+          </w:tcPr>
+          <w:p>
+            <w:pPr>
+              <w:spacing w:after="20"/>
+            </w:pPr>
+            <w:r>
+              <w:rPr>
+                <w:sz w:val="18"/>
+                <w:szCs w:val="18"/>
+              </w:rPr>
+              <w:t>Pendiente: invitación</w:t>
             </w:r>
           </w:p>
         </w:tc>
@@ -15109,7 +15493,7 @@
         </w:trPr>
         <w:tc>
           <w:tcPr>
-            <w:tcW w:w="2500" w:type="dxa"/>
+            <w:tcW w:w="2800" w:type="dxa"/>
             <w:tcBorders>
               <w:top w:val="single" w:sz="4" w:space="0" w:color="C9D1DC"/>
               <w:left w:val="single" w:sz="4" w:space="0" w:color="C9D1DC"/>
@@ -15134,7 +15518,7 @@
                 <w:sz w:val="18"/>
                 <w:szCs w:val="18"/>
               </w:rPr>
-              <w:t>Freddy Asenjo Pérez (docente, revisión)</w:t>
+              <w:t>Freddy Asenjo Pérez (docente)</w:t>
             </w:r>
           </w:p>
         </w:tc>
@@ -15165,13 +15549,13 @@
                 <w:sz w:val="18"/>
                 <w:szCs w:val="18"/>
               </w:rPr>
-              <w:t>Viewer</w:t>
-            </w:r>
-          </w:p>
-        </w:tc>
-        <w:tc>
-          <w:tcPr>
-            <w:tcW w:w="1700" w:type="dxa"/>
+              <w:t>Can View</w:t>
+            </w:r>
+          </w:p>
+        </w:tc>
+        <w:tc>
+          <w:tcPr>
+            <w:tcW w:w="2200" w:type="dxa"/>
             <w:tcBorders>
               <w:top w:val="single" w:sz="4" w:space="0" w:color="C9D1DC"/>
               <w:left w:val="single" w:sz="4" w:space="0" w:color="C9D1DC"/>
@@ -15196,13 +15580,13 @@
                 <w:sz w:val="18"/>
                 <w:szCs w:val="18"/>
               </w:rPr>
-              <w:t>Read (opcional)</w:t>
-            </w:r>
-          </w:p>
-        </w:tc>
-        <w:tc>
-          <w:tcPr>
-            <w:tcW w:w="3260" w:type="dxa"/>
+              <w:t>Lectura (repositorio público)</w:t>
+            </w:r>
+          </w:p>
+        </w:tc>
+        <w:tc>
+          <w:tcPr>
+            <w:tcW w:w="2460" w:type="dxa"/>
             <w:tcBorders>
               <w:top w:val="single" w:sz="4" w:space="0" w:color="C9D1DC"/>
               <w:left w:val="single" w:sz="4" w:space="0" w:color="C9D1DC"/>
@@ -15227,7 +15611,7 @@
                 <w:sz w:val="18"/>
                 <w:szCs w:val="18"/>
               </w:rPr>
-              <w:t>Evaluación sin capacidad de cambio</w:t>
+              <w:t>Repo: aplicado · Railway: opcional</w:t>
             </w:r>
           </w:p>
         </w:tc>
@@ -15244,7 +15628,7 @@
         </w:trPr>
         <w:tc>
           <w:tcPr>
-            <w:tcW w:w="2500" w:type="dxa"/>
+            <w:tcW w:w="2800" w:type="dxa"/>
             <w:tcBorders>
               <w:top w:val="single" w:sz="4" w:space="0" w:color="C9D1DC"/>
               <w:left w:val="single" w:sz="4" w:space="0" w:color="C9D1DC"/>
@@ -15304,7 +15688,7 @@
         </w:tc>
         <w:tc>
           <w:tcPr>
-            <w:tcW w:w="1700" w:type="dxa"/>
+            <w:tcW w:w="2200" w:type="dxa"/>
             <w:tcBorders>
               <w:top w:val="single" w:sz="4" w:space="0" w:color="C9D1DC"/>
               <w:left w:val="single" w:sz="4" w:space="0" w:color="C9D1DC"/>
@@ -15334,36 +15718,102 @@
         </w:tc>
         <w:tc>
           <w:tcPr>
-            <w:tcW w:w="3260" w:type="dxa"/>
-            <w:tcBorders>
-              <w:top w:val="single" w:sz="4" w:space="0" w:color="C9D1DC"/>
-              <w:left w:val="single" w:sz="4" w:space="0" w:color="C9D1DC"/>
-              <w:bottom w:val="single" w:sz="4" w:space="0" w:color="C9D1DC"/>
-              <w:right w:val="single" w:sz="4" w:space="0" w:color="C9D1DC"/>
-            </w:tcBorders>
-            <w:tcMar>
-              <w:top w:w="60" w:type="dxa"/>
-              <w:left w:w="90" w:type="dxa"/>
-              <w:bottom w:w="60" w:type="dxa"/>
-              <w:right w:w="90" w:type="dxa"/>
-            </w:tcMar>
-            <w:vAlign w:val="center"/>
-          </w:tcPr>
-          <w:p>
-            <w:pPr>
-              <w:spacing w:after="20"/>
-            </w:pPr>
-            <w:r>
-              <w:rPr>
-                <w:sz w:val="18"/>
-                <w:szCs w:val="18"/>
-              </w:rPr>
-              <w:t>Despliegue automático sin credenciales personales</w:t>
+            <w:tcW w:w="2460" w:type="dxa"/>
+            <w:tcBorders>
+              <w:top w:val="single" w:sz="4" w:space="0" w:color="C9D1DC"/>
+              <w:left w:val="single" w:sz="4" w:space="0" w:color="C9D1DC"/>
+              <w:bottom w:val="single" w:sz="4" w:space="0" w:color="C9D1DC"/>
+              <w:right w:val="single" w:sz="4" w:space="0" w:color="C9D1DC"/>
+            </w:tcBorders>
+            <w:shd w:val="clear" w:color="auto" w:fill="E2EFDA"/>
+            <w:tcMar>
+              <w:top w:w="60" w:type="dxa"/>
+              <w:left w:w="90" w:type="dxa"/>
+              <w:bottom w:w="60" w:type="dxa"/>
+              <w:right w:w="90" w:type="dxa"/>
+            </w:tcMar>
+            <w:vAlign w:val="center"/>
+          </w:tcPr>
+          <w:p>
+            <w:pPr>
+              <w:spacing w:after="20"/>
+            </w:pPr>
+            <w:r>
+              <w:rPr>
+                <w:sz w:val="18"/>
+                <w:szCs w:val="18"/>
+              </w:rPr>
+              <w:t>Aplicado</w:t>
             </w:r>
           </w:p>
         </w:tc>
       </w:tr>
     </w:tbl>
+    <w:p>
+      <w:pPr>
+        <w:spacing w:before="120" w:after="60"/>
+        <w:jc w:val="center"/>
+      </w:pPr>
+      <w:r>
+        <w:rPr>
+          <w:noProof/>
+        </w:rPr>
+        <w:drawing>
+          <wp:inline distT="0" distB="0" distL="0" distR="0" wp14:anchorId="388F0E8F" wp14:editId="632E5ADD">
+            <wp:extent cx="5334000" cy="2333625"/>
+            <wp:effectExtent l="0" t="0" r="0" b="0"/>
+            <wp:docPr id="2" name="Imagen 2"/>
+            <wp:cNvGraphicFramePr>
+              <a:graphicFrameLocks xmlns:a="http://schemas.openxmlformats.org/drawingml/2006/main" noChangeAspect="1"/>
+            </wp:cNvGraphicFramePr>
+            <a:graphic xmlns:a="http://schemas.openxmlformats.org/drawingml/2006/main">
+              <a:graphicData uri="http://schemas.openxmlformats.org/drawingml/2006/picture">
+                <pic:pic xmlns:pic="http://schemas.openxmlformats.org/drawingml/2006/picture">
+                  <pic:nvPicPr>
+                    <pic:cNvPr id="0" name=""/>
+                    <pic:cNvPicPr>
+                      <a:picLocks noChangeAspect="1" noChangeArrowheads="1"/>
+                    </pic:cNvPicPr>
+                  </pic:nvPicPr>
+                  <pic:blipFill>
+                    <a:blip r:embed="rId8"/>
+                    <a:srcRect/>
+                    <a:stretch>
+                      <a:fillRect/>
+                    </a:stretch>
+                  </pic:blipFill>
+                  <pic:spPr bwMode="auto">
+                    <a:xfrm>
+                      <a:off x="0" y="0"/>
+                      <a:ext cx="5334000" cy="2333625"/>
+                    </a:xfrm>
+                    <a:prstGeom prst="rect">
+                      <a:avLst/>
+                    </a:prstGeom>
+                  </pic:spPr>
+                </pic:pic>
+              </a:graphicData>
+            </a:graphic>
+          </wp:inline>
+        </w:drawing>
+      </w:r>
+    </w:p>
+    <w:p>
+      <w:pPr>
+        <w:spacing w:after="240"/>
+        <w:jc w:val="center"/>
+      </w:pPr>
+      <w:r>
+        <w:rPr>
+          <w:i/>
+          <w:iCs/>
+          <w:color w:val="5B6676"/>
+          <w:sz w:val="18"/>
+          <w:szCs w:val="18"/>
+        </w:rPr>
+        <w:t>Figura 2. Members del proyecto en Railway al 05-10-2026: solo el titular tiene acceso; las invitaciones del equipo están pendientes.</w:t>
+      </w:r>
+    </w:p>
     <w:p>
       <w:pPr>
         <w:spacing w:after="120" w:line="276" w:lineRule="auto"/>
@@ -15374,10 +15824,10 @@
           <w:b/>
           <w:bCs/>
         </w:rPr>
-        <w:t>Procedimiento:</w:t>
+        <w:t>Procedimiento pendiente:</w:t>
       </w:r>
       <w:r>
-        <w:t xml:space="preserve"> en Railway → Project Settings → Members, invitar a cada integrante con su rol; en Account → Security, activar 2FA. Para automatizaciones se usan </w:t>
+        <w:t xml:space="preserve"> en Railway → Project Settings → Members → Invite, invitar a cada integrante con su permiso; en Account → Security, activar 2FA. Para automatizaciones se usan </w:t>
       </w:r>
       <w:r>
         <w:rPr>
@@ -15394,7 +15844,7 @@
       <w:pPr>
         <w:pStyle w:val="Ttulo2"/>
       </w:pPr>
-      <w:bookmarkStart w:id="13" w:name="_Toc242047417"/>
+      <w:bookmarkStart w:id="13" w:name="_Toc242055563"/>
       <w:r>
         <w:t>4.2 Nivel aplicación: RBAC</w:t>
       </w:r>
@@ -16847,7 +17297,7 @@
       <w:pPr>
         <w:pStyle w:val="Ttulo2"/>
       </w:pPr>
-      <w:bookmarkStart w:id="14" w:name="_Toc242047418"/>
+      <w:bookmarkStart w:id="14" w:name="_Toc242055564"/>
       <w:r>
         <w:t>4.3 Políticas de autenticación y sesión</w:t>
       </w:r>
@@ -17464,7 +17914,7 @@
                 <w:sz w:val="18"/>
                 <w:szCs w:val="18"/>
               </w:rPr>
-              <w:t>10 intentos de login por minuto por IP (HTTP 429)</w:t>
+              <w:t>10 intentos de login por minuto por IP en cada réplica (contador en memoria) → HTTP 429. Verificado en producción: primer 429 en el intento 12 de 30 (sección 6.4)</w:t>
             </w:r>
           </w:p>
         </w:tc>
@@ -17914,7 +18364,7 @@
       <w:pPr>
         <w:pStyle w:val="Ttulo2"/>
       </w:pPr>
-      <w:bookmarkStart w:id="15" w:name="_Toc242047419"/>
+      <w:bookmarkStart w:id="15" w:name="_Toc242055565"/>
       <w:r>
         <w:t>4.4 Autenticación de doble factor con Firebase</w:t>
       </w:r>
@@ -18726,72 +19176,7 @@
           <w:noProof/>
         </w:rPr>
         <w:drawing>
-          <wp:inline distT="0" distB="0" distL="0" distR="0" wp14:anchorId="40FCC92F" wp14:editId="3CBEF30E">
-            <wp:extent cx="4953000" cy="2905125"/>
-            <wp:effectExtent l="0" t="0" r="0" b="0"/>
-            <wp:docPr id="2" name="Imagen 2"/>
-            <wp:cNvGraphicFramePr>
-              <a:graphicFrameLocks xmlns:a="http://schemas.openxmlformats.org/drawingml/2006/main" noChangeAspect="1"/>
-            </wp:cNvGraphicFramePr>
-            <a:graphic xmlns:a="http://schemas.openxmlformats.org/drawingml/2006/main">
-              <a:graphicData uri="http://schemas.openxmlformats.org/drawingml/2006/picture">
-                <pic:pic xmlns:pic="http://schemas.openxmlformats.org/drawingml/2006/picture">
-                  <pic:nvPicPr>
-                    <pic:cNvPr id="0" name=""/>
-                    <pic:cNvPicPr>
-                      <a:picLocks noChangeAspect="1" noChangeArrowheads="1"/>
-                    </pic:cNvPicPr>
-                  </pic:nvPicPr>
-                  <pic:blipFill>
-                    <a:blip r:embed="rId8"/>
-                    <a:srcRect/>
-                    <a:stretch>
-                      <a:fillRect/>
-                    </a:stretch>
-                  </pic:blipFill>
-                  <pic:spPr bwMode="auto">
-                    <a:xfrm>
-                      <a:off x="0" y="0"/>
-                      <a:ext cx="4953000" cy="2905125"/>
-                    </a:xfrm>
-                    <a:prstGeom prst="rect">
-                      <a:avLst/>
-                    </a:prstGeom>
-                  </pic:spPr>
-                </pic:pic>
-              </a:graphicData>
-            </a:graphic>
-          </wp:inline>
-        </w:drawing>
-      </w:r>
-    </w:p>
-    <w:p>
-      <w:pPr>
-        <w:spacing w:after="240"/>
-        <w:jc w:val="center"/>
-      </w:pPr>
-      <w:r>
-        <w:rPr>
-          <w:i/>
-          <w:iCs/>
-          <w:color w:val="5B6676"/>
-          <w:sz w:val="18"/>
-          <w:szCs w:val="18"/>
-        </w:rPr>
-        <w:t>Figura 2. Segundo paso del inicio de sesión: código de la app autenticadora.</w:t>
-      </w:r>
-    </w:p>
-    <w:p>
-      <w:pPr>
-        <w:spacing w:before="120" w:after="60"/>
-        <w:jc w:val="center"/>
-      </w:pPr>
-      <w:r>
-        <w:rPr>
-          <w:noProof/>
-        </w:rPr>
-        <w:drawing>
-          <wp:inline distT="0" distB="0" distL="0" distR="0" wp14:anchorId="047F37E8" wp14:editId="1F906E43">
+          <wp:inline distT="0" distB="0" distL="0" distR="0" wp14:anchorId="0460C51A" wp14:editId="0F7630BE">
             <wp:extent cx="4953000" cy="2905125"/>
             <wp:effectExtent l="0" t="0" r="0" b="0"/>
             <wp:docPr id="3" name="Imagen 3"/>
@@ -18843,7 +19228,72 @@
           <w:sz w:val="18"/>
           <w:szCs w:val="18"/>
         </w:rPr>
-        <w:t>Figura 3. Enrolamiento del segundo factor en el primer ingreso (cuenta de demostración, luego desactivada).</w:t>
+        <w:t>Figura 3. Segundo paso del inicio de sesión: código de la app autenticadora.</w:t>
+      </w:r>
+    </w:p>
+    <w:p>
+      <w:pPr>
+        <w:spacing w:before="120" w:after="60"/>
+        <w:jc w:val="center"/>
+      </w:pPr>
+      <w:r>
+        <w:rPr>
+          <w:noProof/>
+        </w:rPr>
+        <w:drawing>
+          <wp:inline distT="0" distB="0" distL="0" distR="0" wp14:anchorId="4438A8A3" wp14:editId="4CAA5738">
+            <wp:extent cx="4953000" cy="2905125"/>
+            <wp:effectExtent l="0" t="0" r="0" b="0"/>
+            <wp:docPr id="4" name="Imagen 4"/>
+            <wp:cNvGraphicFramePr>
+              <a:graphicFrameLocks xmlns:a="http://schemas.openxmlformats.org/drawingml/2006/main" noChangeAspect="1"/>
+            </wp:cNvGraphicFramePr>
+            <a:graphic xmlns:a="http://schemas.openxmlformats.org/drawingml/2006/main">
+              <a:graphicData uri="http://schemas.openxmlformats.org/drawingml/2006/picture">
+                <pic:pic xmlns:pic="http://schemas.openxmlformats.org/drawingml/2006/picture">
+                  <pic:nvPicPr>
+                    <pic:cNvPr id="0" name=""/>
+                    <pic:cNvPicPr>
+                      <a:picLocks noChangeAspect="1" noChangeArrowheads="1"/>
+                    </pic:cNvPicPr>
+                  </pic:nvPicPr>
+                  <pic:blipFill>
+                    <a:blip r:embed="rId10"/>
+                    <a:srcRect/>
+                    <a:stretch>
+                      <a:fillRect/>
+                    </a:stretch>
+                  </pic:blipFill>
+                  <pic:spPr bwMode="auto">
+                    <a:xfrm>
+                      <a:off x="0" y="0"/>
+                      <a:ext cx="4953000" cy="2905125"/>
+                    </a:xfrm>
+                    <a:prstGeom prst="rect">
+                      <a:avLst/>
+                    </a:prstGeom>
+                  </pic:spPr>
+                </pic:pic>
+              </a:graphicData>
+            </a:graphic>
+          </wp:inline>
+        </w:drawing>
+      </w:r>
+    </w:p>
+    <w:p>
+      <w:pPr>
+        <w:spacing w:after="240"/>
+        <w:jc w:val="center"/>
+      </w:pPr>
+      <w:r>
+        <w:rPr>
+          <w:i/>
+          <w:iCs/>
+          <w:color w:val="5B6676"/>
+          <w:sz w:val="18"/>
+          <w:szCs w:val="18"/>
+        </w:rPr>
+        <w:t>Figura 4. Enrolamiento del segundo factor en el primer ingreso. Cuenta de demostración demo.2fa.11177@portal.cl, deshabilitada en Firebase: la clave mostrada no permite acceder.</w:t>
       </w:r>
     </w:p>
     <w:p>
@@ -18867,7 +19317,7 @@
         <w:pStyle w:val="Ttulo1"/>
         <w:pageBreakBefore/>
       </w:pPr>
-      <w:bookmarkStart w:id="16" w:name="_Toc242047420"/>
+      <w:bookmarkStart w:id="16" w:name="_Toc242055566"/>
       <w:r>
         <w:t>5. Seguridad de red y hardening</w:t>
       </w:r>
@@ -18877,7 +19327,7 @@
       <w:pPr>
         <w:pStyle w:val="Ttulo2"/>
       </w:pPr>
-      <w:bookmarkStart w:id="17" w:name="_Toc242047421"/>
+      <w:bookmarkStart w:id="17" w:name="_Toc242055567"/>
       <w:r>
         <w:t>5.1 Segmentación</w:t>
       </w:r>
@@ -19314,7 +19764,7 @@
                 <w:sz w:val="18"/>
                 <w:szCs w:val="18"/>
               </w:rPr>
-              <w:t>describe-service: 1 dominio, 0 proxies TCP</w:t>
+              <w:t>Anexo B: 1 dominio, 0 proxies TCP</w:t>
             </w:r>
           </w:p>
         </w:tc>
@@ -19445,12 +19895,77 @@
                 <w:sz w:val="18"/>
                 <w:szCs w:val="18"/>
               </w:rPr>
-              <w:t>describe-service: 0 dominios, 0 proxies TCP</w:t>
+              <w:t>Anexo B: 0 dominios, 0 proxies TCP; Figura 5</w:t>
             </w:r>
           </w:p>
         </w:tc>
       </w:tr>
     </w:tbl>
+    <w:p>
+      <w:pPr>
+        <w:spacing w:before="120" w:after="60"/>
+        <w:jc w:val="center"/>
+      </w:pPr>
+      <w:r>
+        <w:rPr>
+          <w:noProof/>
+        </w:rPr>
+        <w:drawing>
+          <wp:inline distT="0" distB="0" distL="0" distR="0" wp14:anchorId="3DE0EFA9" wp14:editId="79570AF2">
+            <wp:extent cx="5334000" cy="2333625"/>
+            <wp:effectExtent l="0" t="0" r="0" b="0"/>
+            <wp:docPr id="5" name="Imagen 5"/>
+            <wp:cNvGraphicFramePr>
+              <a:graphicFrameLocks xmlns:a="http://schemas.openxmlformats.org/drawingml/2006/main" noChangeAspect="1"/>
+            </wp:cNvGraphicFramePr>
+            <a:graphic xmlns:a="http://schemas.openxmlformats.org/drawingml/2006/main">
+              <a:graphicData uri="http://schemas.openxmlformats.org/drawingml/2006/picture">
+                <pic:pic xmlns:pic="http://schemas.openxmlformats.org/drawingml/2006/picture">
+                  <pic:nvPicPr>
+                    <pic:cNvPr id="0" name=""/>
+                    <pic:cNvPicPr>
+                      <a:picLocks noChangeAspect="1" noChangeArrowheads="1"/>
+                    </pic:cNvPicPr>
+                  </pic:nvPicPr>
+                  <pic:blipFill>
+                    <a:blip r:embed="rId11"/>
+                    <a:srcRect/>
+                    <a:stretch>
+                      <a:fillRect/>
+                    </a:stretch>
+                  </pic:blipFill>
+                  <pic:spPr bwMode="auto">
+                    <a:xfrm>
+                      <a:off x="0" y="0"/>
+                      <a:ext cx="5334000" cy="2333625"/>
+                    </a:xfrm>
+                    <a:prstGeom prst="rect">
+                      <a:avLst/>
+                    </a:prstGeom>
+                  </pic:spPr>
+                </pic:pic>
+              </a:graphicData>
+            </a:graphic>
+          </wp:inline>
+        </w:drawing>
+      </w:r>
+    </w:p>
+    <w:p>
+      <w:pPr>
+        <w:spacing w:after="240"/>
+        <w:jc w:val="center"/>
+      </w:pPr>
+      <w:r>
+        <w:rPr>
+          <w:i/>
+          <w:iCs/>
+          <w:color w:val="5B6676"/>
+          <w:sz w:val="18"/>
+          <w:szCs w:val="18"/>
+        </w:rPr>
+        <w:t>Figura 5. Networking de Postgres en Railway: sin acceso público (solo se ofrece “Add Public Access”) y único endpoint privado postgres.railway.internal.</w:t>
+      </w:r>
+    </w:p>
     <w:p>
       <w:pPr>
         <w:spacing w:after="120" w:line="276" w:lineRule="auto"/>
@@ -19474,7 +19989,7 @@
       <w:pPr>
         <w:pStyle w:val="Ttulo2"/>
       </w:pPr>
-      <w:bookmarkStart w:id="18" w:name="_Toc242047422"/>
+      <w:bookmarkStart w:id="18" w:name="_Toc242055568"/>
       <w:r>
         <w:t>5.2 Medidas de endurecimiento aplicadas</w:t>
       </w:r>
@@ -20541,7 +21056,7 @@
       <w:pPr>
         <w:pStyle w:val="Ttulo2"/>
       </w:pPr>
-      <w:bookmarkStart w:id="19" w:name="_Toc242047423"/>
+      <w:bookmarkStart w:id="19" w:name="_Toc242055569"/>
       <w:r>
         <w:t>5.3 Registro de eventos (logging)</w:t>
       </w:r>
@@ -20576,10 +21091,10 @@
           <w:noProof/>
         </w:rPr>
         <w:drawing>
-          <wp:inline distT="0" distB="0" distL="0" distR="0" wp14:anchorId="02E2D5E9" wp14:editId="53350FC1">
+          <wp:inline distT="0" distB="0" distL="0" distR="0" wp14:anchorId="1B4BDCFA" wp14:editId="48692E6C">
             <wp:extent cx="5715000" cy="3343275"/>
             <wp:effectExtent l="0" t="0" r="0" b="0"/>
-            <wp:docPr id="4" name="Imagen 4"/>
+            <wp:docPr id="6" name="Imagen 6"/>
             <wp:cNvGraphicFramePr>
               <a:graphicFrameLocks xmlns:a="http://schemas.openxmlformats.org/drawingml/2006/main" noChangeAspect="1"/>
             </wp:cNvGraphicFramePr>
@@ -20593,7 +21108,7 @@
                     </pic:cNvPicPr>
                   </pic:nvPicPr>
                   <pic:blipFill>
-                    <a:blip r:embed="rId10"/>
+                    <a:blip r:embed="rId12"/>
                     <a:srcRect/>
                     <a:stretch>
                       <a:fillRect/>
@@ -20628,7 +21143,7 @@
           <w:sz w:val="18"/>
           <w:szCs w:val="18"/>
         </w:rPr>
-        <w:t>Figura 4. Bitácora de auditoría: ingresos con factor=password+totp, intentos sin segundo factor (login_sin_mfa) y la réplica que atendió cada evento.</w:t>
+        <w:t>Figura 6. Bitácora de auditoría: ingresos con factor=password+totp, intentos sin segundo factor (login_sin_mfa) y la réplica que atendió cada evento. Columna IP difuminada por privacidad.</w:t>
       </w:r>
     </w:p>
     <w:p>
@@ -20636,7 +21151,7 @@
         <w:pStyle w:val="Ttulo1"/>
         <w:pageBreakBefore/>
       </w:pPr>
-      <w:bookmarkStart w:id="20" w:name="_Toc242047424"/>
+      <w:bookmarkStart w:id="20" w:name="_Toc242055570"/>
       <w:r>
         <w:t>6. Pruebas de disponibilidad y validación de seguridad</w:t>
       </w:r>
@@ -20675,7 +21190,7 @@
       <w:pPr>
         <w:pStyle w:val="Ttulo2"/>
       </w:pPr>
-      <w:bookmarkStart w:id="21" w:name="_Toc242047425"/>
+      <w:bookmarkStart w:id="21" w:name="_Toc242055571"/>
       <w:r>
         <w:t>6.1 Resumen de resultados</w:t>
       </w:r>
@@ -22222,7 +22737,7 @@
       <w:pPr>
         <w:pStyle w:val="Ttulo2"/>
       </w:pPr>
-      <w:bookmarkStart w:id="22" w:name="_Toc242047426"/>
+      <w:bookmarkStart w:id="22" w:name="_Toc242055572"/>
       <w:r>
         <w:t>6.2 Pruebas de disponibilidad</w:t>
       </w:r>
@@ -23061,6 +23576,141 @@
           </w:p>
         </w:tc>
       </w:tr>
+      <w:tr>
+        <w:tblPrEx>
+          <w:tblCellMar>
+            <w:top w:w="0" w:type="dxa"/>
+            <w:bottom w:w="0" w:type="dxa"/>
+          </w:tblCellMar>
+        </w:tblPrEx>
+        <w:trPr>
+          <w:cantSplit/>
+        </w:trPr>
+        <w:tc>
+          <w:tcPr>
+            <w:tcW w:w="2000" w:type="dxa"/>
+            <w:tcBorders>
+              <w:top w:val="single" w:sz="4" w:space="0" w:color="C9D1DC"/>
+              <w:left w:val="single" w:sz="4" w:space="0" w:color="C9D1DC"/>
+              <w:bottom w:val="single" w:sz="4" w:space="0" w:color="C9D1DC"/>
+              <w:right w:val="single" w:sz="4" w:space="0" w:color="C9D1DC"/>
+            </w:tcBorders>
+            <w:shd w:val="clear" w:color="auto" w:fill="F6F8FB"/>
+            <w:tcMar>
+              <w:top w:w="60" w:type="dxa"/>
+              <w:left w:w="90" w:type="dxa"/>
+              <w:bottom w:w="60" w:type="dxa"/>
+              <w:right w:w="90" w:type="dxa"/>
+            </w:tcMar>
+            <w:vAlign w:val="center"/>
+          </w:tcPr>
+          <w:p>
+            <w:pPr>
+              <w:spacing w:after="20"/>
+            </w:pPr>
+            <w:r>
+              <w:rPr>
+                <w:sz w:val="18"/>
+                <w:szCs w:val="18"/>
+              </w:rPr>
+              <w:t>D6. Respaldos del volumen (Railway)</w:t>
+            </w:r>
+          </w:p>
+        </w:tc>
+        <w:tc>
+          <w:tcPr>
+            <w:tcW w:w="2860" w:type="dxa"/>
+            <w:tcBorders>
+              <w:top w:val="single" w:sz="4" w:space="0" w:color="C9D1DC"/>
+              <w:left w:val="single" w:sz="4" w:space="0" w:color="C9D1DC"/>
+              <w:bottom w:val="single" w:sz="4" w:space="0" w:color="C9D1DC"/>
+              <w:right w:val="single" w:sz="4" w:space="0" w:color="C9D1DC"/>
+            </w:tcBorders>
+            <w:shd w:val="clear" w:color="auto" w:fill="F6F8FB"/>
+            <w:tcMar>
+              <w:top w:w="60" w:type="dxa"/>
+              <w:left w:w="90" w:type="dxa"/>
+              <w:bottom w:w="60" w:type="dxa"/>
+              <w:right w:w="90" w:type="dxa"/>
+            </w:tcMar>
+            <w:vAlign w:val="center"/>
+          </w:tcPr>
+          <w:p>
+            <w:pPr>
+              <w:spacing w:after="20"/>
+            </w:pPr>
+            <w:r>
+              <w:rPr>
+                <w:sz w:val="18"/>
+                <w:szCs w:val="18"/>
+              </w:rPr>
+              <w:t>Programación diaria (6 días) y semanal (27 días) + respaldo manual</w:t>
+            </w:r>
+          </w:p>
+        </w:tc>
+        <w:tc>
+          <w:tcPr>
+            <w:tcW w:w="1800" w:type="dxa"/>
+            <w:tcBorders>
+              <w:top w:val="single" w:sz="4" w:space="0" w:color="C9D1DC"/>
+              <w:left w:val="single" w:sz="4" w:space="0" w:color="C9D1DC"/>
+              <w:bottom w:val="single" w:sz="4" w:space="0" w:color="C9D1DC"/>
+              <w:right w:val="single" w:sz="4" w:space="0" w:color="C9D1DC"/>
+            </w:tcBorders>
+            <w:shd w:val="clear" w:color="auto" w:fill="F6F8FB"/>
+            <w:tcMar>
+              <w:top w:w="60" w:type="dxa"/>
+              <w:left w:w="90" w:type="dxa"/>
+              <w:bottom w:w="60" w:type="dxa"/>
+              <w:right w:w="90" w:type="dxa"/>
+            </w:tcMar>
+            <w:vAlign w:val="center"/>
+          </w:tcPr>
+          <w:p>
+            <w:pPr>
+              <w:spacing w:after="20"/>
+            </w:pPr>
+            <w:r>
+              <w:rPr>
+                <w:sz w:val="18"/>
+                <w:szCs w:val="18"/>
+              </w:rPr>
+              <w:t>Respaldo disponible para restaurar</w:t>
+            </w:r>
+          </w:p>
+        </w:tc>
+        <w:tc>
+          <w:tcPr>
+            <w:tcW w:w="2700" w:type="dxa"/>
+            <w:tcBorders>
+              <w:top w:val="single" w:sz="4" w:space="0" w:color="C9D1DC"/>
+              <w:left w:val="single" w:sz="4" w:space="0" w:color="C9D1DC"/>
+              <w:bottom w:val="single" w:sz="4" w:space="0" w:color="C9D1DC"/>
+              <w:right w:val="single" w:sz="4" w:space="0" w:color="C9D1DC"/>
+            </w:tcBorders>
+            <w:shd w:val="clear" w:color="auto" w:fill="F6F8FB"/>
+            <w:tcMar>
+              <w:top w:w="60" w:type="dxa"/>
+              <w:left w:w="90" w:type="dxa"/>
+              <w:bottom w:w="60" w:type="dxa"/>
+              <w:right w:w="90" w:type="dxa"/>
+            </w:tcMar>
+            <w:vAlign w:val="center"/>
+          </w:tcPr>
+          <w:p>
+            <w:pPr>
+              <w:spacing w:after="20"/>
+            </w:pPr>
+            <w:r>
+              <w:rPr>
+                <w:sz w:val="18"/>
+                <w:szCs w:val="18"/>
+              </w:rPr>
+              <w:t>Respaldo 2026-10-05 01:10 (1,1 GB) y próximo automático programado (Figura 7)</w:t>
+            </w:r>
+          </w:p>
+        </w:tc>
+      </w:tr>
     </w:tbl>
     <w:p>
       <w:pPr>
@@ -23080,9 +23730,74 @@
     </w:p>
     <w:p>
       <w:pPr>
+        <w:spacing w:before="120" w:after="60"/>
+        <w:jc w:val="center"/>
+      </w:pPr>
+      <w:r>
+        <w:rPr>
+          <w:noProof/>
+        </w:rPr>
+        <w:drawing>
+          <wp:inline distT="0" distB="0" distL="0" distR="0" wp14:anchorId="0626C9A4" wp14:editId="19125B58">
+            <wp:extent cx="5334000" cy="2333625"/>
+            <wp:effectExtent l="0" t="0" r="0" b="0"/>
+            <wp:docPr id="7" name="Imagen 7"/>
+            <wp:cNvGraphicFramePr>
+              <a:graphicFrameLocks xmlns:a="http://schemas.openxmlformats.org/drawingml/2006/main" noChangeAspect="1"/>
+            </wp:cNvGraphicFramePr>
+            <a:graphic xmlns:a="http://schemas.openxmlformats.org/drawingml/2006/main">
+              <a:graphicData uri="http://schemas.openxmlformats.org/drawingml/2006/picture">
+                <pic:pic xmlns:pic="http://schemas.openxmlformats.org/drawingml/2006/picture">
+                  <pic:nvPicPr>
+                    <pic:cNvPr id="0" name=""/>
+                    <pic:cNvPicPr>
+                      <a:picLocks noChangeAspect="1" noChangeArrowheads="1"/>
+                    </pic:cNvPicPr>
+                  </pic:nvPicPr>
+                  <pic:blipFill>
+                    <a:blip r:embed="rId13"/>
+                    <a:srcRect/>
+                    <a:stretch>
+                      <a:fillRect/>
+                    </a:stretch>
+                  </pic:blipFill>
+                  <pic:spPr bwMode="auto">
+                    <a:xfrm>
+                      <a:off x="0" y="0"/>
+                      <a:ext cx="5334000" cy="2333625"/>
+                    </a:xfrm>
+                    <a:prstGeom prst="rect">
+                      <a:avLst/>
+                    </a:prstGeom>
+                  </pic:spPr>
+                </pic:pic>
+              </a:graphicData>
+            </a:graphic>
+          </wp:inline>
+        </w:drawing>
+      </w:r>
+    </w:p>
+    <w:p>
+      <w:pPr>
+        <w:spacing w:after="240"/>
+        <w:jc w:val="center"/>
+      </w:pPr>
+      <w:r>
+        <w:rPr>
+          <w:i/>
+          <w:iCs/>
+          <w:color w:val="5B6676"/>
+          <w:sz w:val="18"/>
+          <w:szCs w:val="18"/>
+        </w:rPr>
+        <w:t>Figura 7. Respaldos del volumen de Postgres en Railway: programación activa (próximo respaldo automático) y respaldo manual del 05-10-2026.</w:t>
+      </w:r>
+    </w:p>
+    <w:p>
+      <w:pPr>
         <w:pStyle w:val="Ttulo2"/>
       </w:pPr>
-      <w:bookmarkStart w:id="23" w:name="_Toc242047427"/>
+      <w:bookmarkStart w:id="23" w:name="_Toc242055573"/>
       <w:r>
         <w:t>6.3 Detalle de pruebas de seguridad en producción</w:t>
       </w:r>
@@ -28912,11 +29627,397 @@
       <w:pPr>
         <w:pStyle w:val="Ttulo2"/>
       </w:pPr>
-      <w:bookmarkStart w:id="24" w:name="_Toc242047428"/>
+      <w:bookmarkStart w:id="24" w:name="_Toc242055574"/>
       <w:r>
-        <w:t>6.4 Evidencia visual</w:t>
+        <w:t>6.4 Prueba de limitación de tasa (rate limit)</w:t>
       </w:r>
       <w:bookmarkEnd w:id="24"/>
+    </w:p>
+    <w:p>
+      <w:pPr>
+        <w:spacing w:after="120" w:line="276" w:lineRule="auto"/>
+        <w:jc w:val="both"/>
+      </w:pPr>
+      <w:r>
+        <w:t xml:space="preserve">Script pruebas/rate-limit.js: 30 intentos de login seguidos desde la misma IP contra producción (05-10-2026, 1:13:40 a. m.). El contador es por réplica (en memoria), por lo que el bloqueo HTTP 429 aparece cuando la réplica que atiende supera 10 intentos en un minuto. </w:t>
+      </w:r>
+      <w:r>
+        <w:rPr>
+          <w:b/>
+          <w:bCs/>
+        </w:rPr>
+        <w:t>Resultado:</w:t>
+      </w:r>
+      <w:r>
+        <w:t xml:space="preserve"> primer 429 en el intento 12; ninguna réplica aceptó más de 10 intentos.</w:t>
+      </w:r>
+    </w:p>
+    <w:tbl>
+      <w:tblPr>
+        <w:tblW w:w="9360" w:type="dxa"/>
+        <w:tblBorders>
+          <w:top w:val="single" w:sz="4" w:space="0" w:color="auto"/>
+          <w:left w:val="single" w:sz="4" w:space="0" w:color="auto"/>
+          <w:bottom w:val="single" w:sz="4" w:space="0" w:color="auto"/>
+          <w:right w:val="single" w:sz="4" w:space="0" w:color="auto"/>
+          <w:insideH w:val="single" w:sz="4" w:space="0" w:color="auto"/>
+          <w:insideV w:val="single" w:sz="4" w:space="0" w:color="auto"/>
+        </w:tblBorders>
+        <w:tblCellMar>
+          <w:left w:w="10" w:type="dxa"/>
+          <w:right w:w="10" w:type="dxa"/>
+        </w:tblCellMar>
+        <w:tblLook w:val="04A0" w:firstRow="1" w:lastRow="0" w:firstColumn="1" w:lastColumn="0" w:noHBand="0" w:noVBand="1"/>
+      </w:tblPr>
+      <w:tblGrid>
+        <w:gridCol w:w="3600"/>
+        <w:gridCol w:w="2880"/>
+        <w:gridCol w:w="2880"/>
+      </w:tblGrid>
+      <w:tr>
+        <w:tblPrEx>
+          <w:tblCellMar>
+            <w:top w:w="0" w:type="dxa"/>
+            <w:bottom w:w="0" w:type="dxa"/>
+          </w:tblCellMar>
+        </w:tblPrEx>
+        <w:trPr>
+          <w:tblHeader/>
+        </w:trPr>
+        <w:tc>
+          <w:tcPr>
+            <w:tcW w:w="3600" w:type="dxa"/>
+            <w:tcBorders>
+              <w:top w:val="single" w:sz="4" w:space="0" w:color="C9D1DC"/>
+              <w:left w:val="single" w:sz="4" w:space="0" w:color="C9D1DC"/>
+              <w:bottom w:val="single" w:sz="4" w:space="0" w:color="C9D1DC"/>
+              <w:right w:val="single" w:sz="4" w:space="0" w:color="C9D1DC"/>
+            </w:tcBorders>
+            <w:shd w:val="clear" w:color="auto" w:fill="1F4E79"/>
+            <w:tcMar>
+              <w:top w:w="60" w:type="dxa"/>
+              <w:left w:w="90" w:type="dxa"/>
+              <w:bottom w:w="60" w:type="dxa"/>
+              <w:right w:w="90" w:type="dxa"/>
+            </w:tcMar>
+            <w:vAlign w:val="center"/>
+          </w:tcPr>
+          <w:p>
+            <w:pPr>
+              <w:spacing w:after="20"/>
+            </w:pPr>
+            <w:r>
+              <w:rPr>
+                <w:b/>
+                <w:bCs/>
+                <w:color w:val="FFFFFF"/>
+                <w:sz w:val="18"/>
+                <w:szCs w:val="18"/>
+              </w:rPr>
+              <w:t>Réplica</w:t>
+            </w:r>
+          </w:p>
+        </w:tc>
+        <w:tc>
+          <w:tcPr>
+            <w:tcW w:w="2880" w:type="dxa"/>
+            <w:tcBorders>
+              <w:top w:val="single" w:sz="4" w:space="0" w:color="C9D1DC"/>
+              <w:left w:val="single" w:sz="4" w:space="0" w:color="C9D1DC"/>
+              <w:bottom w:val="single" w:sz="4" w:space="0" w:color="C9D1DC"/>
+              <w:right w:val="single" w:sz="4" w:space="0" w:color="C9D1DC"/>
+            </w:tcBorders>
+            <w:shd w:val="clear" w:color="auto" w:fill="1F4E79"/>
+            <w:tcMar>
+              <w:top w:w="60" w:type="dxa"/>
+              <w:left w:w="90" w:type="dxa"/>
+              <w:bottom w:w="60" w:type="dxa"/>
+              <w:right w:w="90" w:type="dxa"/>
+            </w:tcMar>
+            <w:vAlign w:val="center"/>
+          </w:tcPr>
+          <w:p>
+            <w:pPr>
+              <w:spacing w:after="20"/>
+            </w:pPr>
+            <w:r>
+              <w:rPr>
+                <w:b/>
+                <w:bCs/>
+                <w:color w:val="FFFFFF"/>
+                <w:sz w:val="18"/>
+                <w:szCs w:val="18"/>
+              </w:rPr>
+              <w:t>Intentos aceptados (≤ 10)</w:t>
+            </w:r>
+          </w:p>
+        </w:tc>
+        <w:tc>
+          <w:tcPr>
+            <w:tcW w:w="2880" w:type="dxa"/>
+            <w:tcBorders>
+              <w:top w:val="single" w:sz="4" w:space="0" w:color="C9D1DC"/>
+              <w:left w:val="single" w:sz="4" w:space="0" w:color="C9D1DC"/>
+              <w:bottom w:val="single" w:sz="4" w:space="0" w:color="C9D1DC"/>
+              <w:right w:val="single" w:sz="4" w:space="0" w:color="C9D1DC"/>
+            </w:tcBorders>
+            <w:shd w:val="clear" w:color="auto" w:fill="1F4E79"/>
+            <w:tcMar>
+              <w:top w:w="60" w:type="dxa"/>
+              <w:left w:w="90" w:type="dxa"/>
+              <w:bottom w:w="60" w:type="dxa"/>
+              <w:right w:w="90" w:type="dxa"/>
+            </w:tcMar>
+            <w:vAlign w:val="center"/>
+          </w:tcPr>
+          <w:p>
+            <w:pPr>
+              <w:spacing w:after="20"/>
+            </w:pPr>
+            <w:r>
+              <w:rPr>
+                <w:b/>
+                <w:bCs/>
+                <w:color w:val="FFFFFF"/>
+                <w:sz w:val="18"/>
+                <w:szCs w:val="18"/>
+              </w:rPr>
+              <w:t>Intentos bloqueados (HTTP 429)</w:t>
+            </w:r>
+          </w:p>
+        </w:tc>
+      </w:tr>
+      <w:tr>
+        <w:tblPrEx>
+          <w:tblCellMar>
+            <w:top w:w="0" w:type="dxa"/>
+            <w:bottom w:w="0" w:type="dxa"/>
+          </w:tblCellMar>
+        </w:tblPrEx>
+        <w:trPr>
+          <w:cantSplit/>
+        </w:trPr>
+        <w:tc>
+          <w:tcPr>
+            <w:tcW w:w="3600" w:type="dxa"/>
+            <w:tcBorders>
+              <w:top w:val="single" w:sz="4" w:space="0" w:color="C9D1DC"/>
+              <w:left w:val="single" w:sz="4" w:space="0" w:color="C9D1DC"/>
+              <w:bottom w:val="single" w:sz="4" w:space="0" w:color="C9D1DC"/>
+              <w:right w:val="single" w:sz="4" w:space="0" w:color="C9D1DC"/>
+            </w:tcBorders>
+            <w:tcMar>
+              <w:top w:w="60" w:type="dxa"/>
+              <w:left w:w="90" w:type="dxa"/>
+              <w:bottom w:w="60" w:type="dxa"/>
+              <w:right w:w="90" w:type="dxa"/>
+            </w:tcMar>
+            <w:vAlign w:val="center"/>
+          </w:tcPr>
+          <w:p>
+            <w:pPr>
+              <w:spacing w:after="20"/>
+            </w:pPr>
+            <w:r>
+              <w:rPr>
+                <w:sz w:val="18"/>
+                <w:szCs w:val="18"/>
+              </w:rPr>
+              <w:t>replica-f0c27978</w:t>
+            </w:r>
+          </w:p>
+        </w:tc>
+        <w:tc>
+          <w:tcPr>
+            <w:tcW w:w="2880" w:type="dxa"/>
+            <w:tcBorders>
+              <w:top w:val="single" w:sz="4" w:space="0" w:color="C9D1DC"/>
+              <w:left w:val="single" w:sz="4" w:space="0" w:color="C9D1DC"/>
+              <w:bottom w:val="single" w:sz="4" w:space="0" w:color="C9D1DC"/>
+              <w:right w:val="single" w:sz="4" w:space="0" w:color="C9D1DC"/>
+            </w:tcBorders>
+            <w:tcMar>
+              <w:top w:w="60" w:type="dxa"/>
+              <w:left w:w="90" w:type="dxa"/>
+              <w:bottom w:w="60" w:type="dxa"/>
+              <w:right w:w="90" w:type="dxa"/>
+            </w:tcMar>
+            <w:vAlign w:val="center"/>
+          </w:tcPr>
+          <w:p>
+            <w:pPr>
+              <w:spacing w:after="20"/>
+            </w:pPr>
+            <w:r>
+              <w:rPr>
+                <w:sz w:val="18"/>
+                <w:szCs w:val="18"/>
+              </w:rPr>
+              <w:t>7</w:t>
+            </w:r>
+          </w:p>
+        </w:tc>
+        <w:tc>
+          <w:tcPr>
+            <w:tcW w:w="2880" w:type="dxa"/>
+            <w:tcBorders>
+              <w:top w:val="single" w:sz="4" w:space="0" w:color="C9D1DC"/>
+              <w:left w:val="single" w:sz="4" w:space="0" w:color="C9D1DC"/>
+              <w:bottom w:val="single" w:sz="4" w:space="0" w:color="C9D1DC"/>
+              <w:right w:val="single" w:sz="4" w:space="0" w:color="C9D1DC"/>
+            </w:tcBorders>
+            <w:tcMar>
+              <w:top w:w="60" w:type="dxa"/>
+              <w:left w:w="90" w:type="dxa"/>
+              <w:bottom w:w="60" w:type="dxa"/>
+              <w:right w:w="90" w:type="dxa"/>
+            </w:tcMar>
+            <w:vAlign w:val="center"/>
+          </w:tcPr>
+          <w:p>
+            <w:pPr>
+              <w:spacing w:after="20"/>
+            </w:pPr>
+            <w:r>
+              <w:rPr>
+                <w:sz w:val="18"/>
+                <w:szCs w:val="18"/>
+              </w:rPr>
+              <w:t>0</w:t>
+            </w:r>
+          </w:p>
+        </w:tc>
+      </w:tr>
+      <w:tr>
+        <w:tblPrEx>
+          <w:tblCellMar>
+            <w:top w:w="0" w:type="dxa"/>
+            <w:bottom w:w="0" w:type="dxa"/>
+          </w:tblCellMar>
+        </w:tblPrEx>
+        <w:trPr>
+          <w:cantSplit/>
+        </w:trPr>
+        <w:tc>
+          <w:tcPr>
+            <w:tcW w:w="3600" w:type="dxa"/>
+            <w:tcBorders>
+              <w:top w:val="single" w:sz="4" w:space="0" w:color="C9D1DC"/>
+              <w:left w:val="single" w:sz="4" w:space="0" w:color="C9D1DC"/>
+              <w:bottom w:val="single" w:sz="4" w:space="0" w:color="C9D1DC"/>
+              <w:right w:val="single" w:sz="4" w:space="0" w:color="C9D1DC"/>
+            </w:tcBorders>
+            <w:shd w:val="clear" w:color="auto" w:fill="F6F8FB"/>
+            <w:tcMar>
+              <w:top w:w="60" w:type="dxa"/>
+              <w:left w:w="90" w:type="dxa"/>
+              <w:bottom w:w="60" w:type="dxa"/>
+              <w:right w:w="90" w:type="dxa"/>
+            </w:tcMar>
+            <w:vAlign w:val="center"/>
+          </w:tcPr>
+          <w:p>
+            <w:pPr>
+              <w:spacing w:after="20"/>
+            </w:pPr>
+            <w:r>
+              <w:rPr>
+                <w:sz w:val="18"/>
+                <w:szCs w:val="18"/>
+              </w:rPr>
+              <w:t>replica-07d81281</w:t>
+            </w:r>
+          </w:p>
+        </w:tc>
+        <w:tc>
+          <w:tcPr>
+            <w:tcW w:w="2880" w:type="dxa"/>
+            <w:tcBorders>
+              <w:top w:val="single" w:sz="4" w:space="0" w:color="C9D1DC"/>
+              <w:left w:val="single" w:sz="4" w:space="0" w:color="C9D1DC"/>
+              <w:bottom w:val="single" w:sz="4" w:space="0" w:color="C9D1DC"/>
+              <w:right w:val="single" w:sz="4" w:space="0" w:color="C9D1DC"/>
+            </w:tcBorders>
+            <w:shd w:val="clear" w:color="auto" w:fill="F6F8FB"/>
+            <w:tcMar>
+              <w:top w:w="60" w:type="dxa"/>
+              <w:left w:w="90" w:type="dxa"/>
+              <w:bottom w:w="60" w:type="dxa"/>
+              <w:right w:w="90" w:type="dxa"/>
+            </w:tcMar>
+            <w:vAlign w:val="center"/>
+          </w:tcPr>
+          <w:p>
+            <w:pPr>
+              <w:spacing w:after="20"/>
+            </w:pPr>
+            <w:r>
+              <w:rPr>
+                <w:sz w:val="18"/>
+                <w:szCs w:val="18"/>
+              </w:rPr>
+              <w:t>10</w:t>
+            </w:r>
+          </w:p>
+        </w:tc>
+        <w:tc>
+          <w:tcPr>
+            <w:tcW w:w="2880" w:type="dxa"/>
+            <w:tcBorders>
+              <w:top w:val="single" w:sz="4" w:space="0" w:color="C9D1DC"/>
+              <w:left w:val="single" w:sz="4" w:space="0" w:color="C9D1DC"/>
+              <w:bottom w:val="single" w:sz="4" w:space="0" w:color="C9D1DC"/>
+              <w:right w:val="single" w:sz="4" w:space="0" w:color="C9D1DC"/>
+            </w:tcBorders>
+            <w:shd w:val="clear" w:color="auto" w:fill="F6F8FB"/>
+            <w:tcMar>
+              <w:top w:w="60" w:type="dxa"/>
+              <w:left w:w="90" w:type="dxa"/>
+              <w:bottom w:w="60" w:type="dxa"/>
+              <w:right w:w="90" w:type="dxa"/>
+            </w:tcMar>
+            <w:vAlign w:val="center"/>
+          </w:tcPr>
+          <w:p>
+            <w:pPr>
+              <w:spacing w:after="20"/>
+            </w:pPr>
+            <w:r>
+              <w:rPr>
+                <w:sz w:val="18"/>
+                <w:szCs w:val="18"/>
+              </w:rPr>
+              <w:t>13</w:t>
+            </w:r>
+          </w:p>
+        </w:tc>
+      </w:tr>
+    </w:tbl>
+    <w:p>
+      <w:pPr>
+        <w:spacing w:after="120" w:line="276" w:lineRule="auto"/>
+        <w:jc w:val="both"/>
+      </w:pPr>
+      <w:r>
+        <w:rPr>
+          <w:b/>
+          <w:bCs/>
+        </w:rPr>
+        <w:t>Limitación conocida:</w:t>
+      </w:r>
+      <w:r>
+        <w:t xml:space="preserve"> al ser un contador por réplica, un atacante podría hacer hasta ~20 intentos por minuto con 2 réplicas; la protección principal contra fuerza bruta es la de Firebase y el segundo factor. Un contador compartido (por ejemplo, en la base de datos) queda como mejora (sección 7.3).</w:t>
+      </w:r>
+    </w:p>
+    <w:p>
+      <w:pPr>
+        <w:pStyle w:val="Ttulo2"/>
+      </w:pPr>
+      <w:bookmarkStart w:id="25" w:name="_Toc242055575"/>
+      <w:r>
+        <w:t>6.5 Evidencia visual</w:t>
+      </w:r>
+      <w:bookmarkEnd w:id="25"/>
     </w:p>
     <w:p>
       <w:pPr>
@@ -28928,202 +30029,7 @@
           <w:noProof/>
         </w:rPr>
         <w:drawing>
-          <wp:inline distT="0" distB="0" distL="0" distR="0" wp14:anchorId="35AA3D3A" wp14:editId="5EFBA9F1">
-            <wp:extent cx="5334000" cy="3124200"/>
-            <wp:effectExtent l="0" t="0" r="0" b="0"/>
-            <wp:docPr id="5" name="Imagen 5"/>
-            <wp:cNvGraphicFramePr>
-              <a:graphicFrameLocks xmlns:a="http://schemas.openxmlformats.org/drawingml/2006/main" noChangeAspect="1"/>
-            </wp:cNvGraphicFramePr>
-            <a:graphic xmlns:a="http://schemas.openxmlformats.org/drawingml/2006/main">
-              <a:graphicData uri="http://schemas.openxmlformats.org/drawingml/2006/picture">
-                <pic:pic xmlns:pic="http://schemas.openxmlformats.org/drawingml/2006/picture">
-                  <pic:nvPicPr>
-                    <pic:cNvPr id="0" name=""/>
-                    <pic:cNvPicPr>
-                      <a:picLocks noChangeAspect="1" noChangeArrowheads="1"/>
-                    </pic:cNvPicPr>
-                  </pic:nvPicPr>
-                  <pic:blipFill>
-                    <a:blip r:embed="rId11"/>
-                    <a:srcRect/>
-                    <a:stretch>
-                      <a:fillRect/>
-                    </a:stretch>
-                  </pic:blipFill>
-                  <pic:spPr bwMode="auto">
-                    <a:xfrm>
-                      <a:off x="0" y="0"/>
-                      <a:ext cx="5334000" cy="3124200"/>
-                    </a:xfrm>
-                    <a:prstGeom prst="rect">
-                      <a:avLst/>
-                    </a:prstGeom>
-                  </pic:spPr>
-                </pic:pic>
-              </a:graphicData>
-            </a:graphic>
-          </wp:inline>
-        </w:drawing>
-      </w:r>
-    </w:p>
-    <w:p>
-      <w:pPr>
-        <w:spacing w:after="240"/>
-        <w:jc w:val="center"/>
-      </w:pPr>
-      <w:r>
-        <w:rPr>
-          <w:i/>
-          <w:iCs/>
-          <w:color w:val="5B6676"/>
-          <w:sz w:val="18"/>
-          <w:szCs w:val="18"/>
-        </w:rPr>
-        <w:t>Figura 5. Inicio de sesión en producción, protegido con verificación en dos pasos.</w:t>
-      </w:r>
-    </w:p>
-    <w:p>
-      <w:pPr>
-        <w:spacing w:before="120" w:after="60"/>
-        <w:jc w:val="center"/>
-      </w:pPr>
-      <w:r>
-        <w:rPr>
-          <w:noProof/>
-        </w:rPr>
-        <w:drawing>
-          <wp:inline distT="0" distB="0" distL="0" distR="0" wp14:anchorId="77B37483" wp14:editId="3A89D05C">
-            <wp:extent cx="5334000" cy="3124200"/>
-            <wp:effectExtent l="0" t="0" r="0" b="0"/>
-            <wp:docPr id="6" name="Imagen 6"/>
-            <wp:cNvGraphicFramePr>
-              <a:graphicFrameLocks xmlns:a="http://schemas.openxmlformats.org/drawingml/2006/main" noChangeAspect="1"/>
-            </wp:cNvGraphicFramePr>
-            <a:graphic xmlns:a="http://schemas.openxmlformats.org/drawingml/2006/main">
-              <a:graphicData uri="http://schemas.openxmlformats.org/drawingml/2006/picture">
-                <pic:pic xmlns:pic="http://schemas.openxmlformats.org/drawingml/2006/picture">
-                  <pic:nvPicPr>
-                    <pic:cNvPr id="0" name=""/>
-                    <pic:cNvPicPr>
-                      <a:picLocks noChangeAspect="1" noChangeArrowheads="1"/>
-                    </pic:cNvPicPr>
-                  </pic:nvPicPr>
-                  <pic:blipFill>
-                    <a:blip r:embed="rId12"/>
-                    <a:srcRect/>
-                    <a:stretch>
-                      <a:fillRect/>
-                    </a:stretch>
-                  </pic:blipFill>
-                  <pic:spPr bwMode="auto">
-                    <a:xfrm>
-                      <a:off x="0" y="0"/>
-                      <a:ext cx="5334000" cy="3124200"/>
-                    </a:xfrm>
-                    <a:prstGeom prst="rect">
-                      <a:avLst/>
-                    </a:prstGeom>
-                  </pic:spPr>
-                </pic:pic>
-              </a:graphicData>
-            </a:graphic>
-          </wp:inline>
-        </w:drawing>
-      </w:r>
-    </w:p>
-    <w:p>
-      <w:pPr>
-        <w:spacing w:after="240"/>
-        <w:jc w:val="center"/>
-      </w:pPr>
-      <w:r>
-        <w:rPr>
-          <w:i/>
-          <w:iCs/>
-          <w:color w:val="5B6676"/>
-          <w:sz w:val="18"/>
-          <w:szCs w:val="18"/>
-        </w:rPr>
-        <w:t>Figura 6. Segundo factor activado: el usuario debe volver a ingresar usando su código.</w:t>
-      </w:r>
-    </w:p>
-    <w:p>
-      <w:pPr>
-        <w:spacing w:before="120" w:after="60"/>
-        <w:jc w:val="center"/>
-      </w:pPr>
-      <w:r>
-        <w:rPr>
-          <w:noProof/>
-        </w:rPr>
-        <w:drawing>
-          <wp:inline distT="0" distB="0" distL="0" distR="0" wp14:anchorId="540B1C2F" wp14:editId="49450AD8">
-            <wp:extent cx="5334000" cy="3124200"/>
-            <wp:effectExtent l="0" t="0" r="0" b="0"/>
-            <wp:docPr id="7" name="Imagen 7"/>
-            <wp:cNvGraphicFramePr>
-              <a:graphicFrameLocks xmlns:a="http://schemas.openxmlformats.org/drawingml/2006/main" noChangeAspect="1"/>
-            </wp:cNvGraphicFramePr>
-            <a:graphic xmlns:a="http://schemas.openxmlformats.org/drawingml/2006/main">
-              <a:graphicData uri="http://schemas.openxmlformats.org/drawingml/2006/picture">
-                <pic:pic xmlns:pic="http://schemas.openxmlformats.org/drawingml/2006/picture">
-                  <pic:nvPicPr>
-                    <pic:cNvPr id="0" name=""/>
-                    <pic:cNvPicPr>
-                      <a:picLocks noChangeAspect="1" noChangeArrowheads="1"/>
-                    </pic:cNvPicPr>
-                  </pic:nvPicPr>
-                  <pic:blipFill>
-                    <a:blip r:embed="rId13"/>
-                    <a:srcRect/>
-                    <a:stretch>
-                      <a:fillRect/>
-                    </a:stretch>
-                  </pic:blipFill>
-                  <pic:spPr bwMode="auto">
-                    <a:xfrm>
-                      <a:off x="0" y="0"/>
-                      <a:ext cx="5334000" cy="3124200"/>
-                    </a:xfrm>
-                    <a:prstGeom prst="rect">
-                      <a:avLst/>
-                    </a:prstGeom>
-                  </pic:spPr>
-                </pic:pic>
-              </a:graphicData>
-            </a:graphic>
-          </wp:inline>
-        </w:drawing>
-      </w:r>
-    </w:p>
-    <w:p>
-      <w:pPr>
-        <w:spacing w:after="240"/>
-        <w:jc w:val="center"/>
-      </w:pPr>
-      <w:r>
-        <w:rPr>
-          <w:i/>
-          <w:iCs/>
-          <w:color w:val="5B6676"/>
-          <w:sz w:val="18"/>
-          <w:szCs w:val="18"/>
-        </w:rPr>
-        <w:t>Figura 7. Rol admin (tras contraseña + TOTP): ve todos los incidentes, cambia su estado y puede eliminarlos.</w:t>
-      </w:r>
-    </w:p>
-    <w:p>
-      <w:pPr>
-        <w:spacing w:before="120" w:after="60"/>
-        <w:jc w:val="center"/>
-      </w:pPr>
-      <w:r>
-        <w:rPr>
-          <w:noProof/>
-        </w:rPr>
-        <w:drawing>
-          <wp:inline distT="0" distB="0" distL="0" distR="0" wp14:anchorId="78BDDD27" wp14:editId="26DA1575">
+          <wp:inline distT="0" distB="0" distL="0" distR="0" wp14:anchorId="7046EC5F" wp14:editId="6BE6FB8F">
             <wp:extent cx="5334000" cy="3124200"/>
             <wp:effectExtent l="0" t="0" r="0" b="0"/>
             <wp:docPr id="8" name="Imagen 8"/>
@@ -29175,7 +30081,7 @@
           <w:sz w:val="18"/>
           <w:szCs w:val="18"/>
         </w:rPr>
-        <w:t>Figura 8. Rol admin: gestión de usuarios con "Restablecer 2FA"; las cuentas de prueba quedaron desactivadas.</w:t>
+        <w:t>Figura 8. Inicio de sesión en producción, protegido con verificación en dos pasos.</w:t>
       </w:r>
     </w:p>
     <w:p>
@@ -29188,7 +30094,7 @@
           <w:noProof/>
         </w:rPr>
         <w:drawing>
-          <wp:inline distT="0" distB="0" distL="0" distR="0" wp14:anchorId="1775FFC0" wp14:editId="24E11EDA">
+          <wp:inline distT="0" distB="0" distL="0" distR="0" wp14:anchorId="174D9151" wp14:editId="15CC875A">
             <wp:extent cx="5334000" cy="3124200"/>
             <wp:effectExtent l="0" t="0" r="0" b="0"/>
             <wp:docPr id="9" name="Imagen 9"/>
@@ -29240,7 +30146,7 @@
           <w:sz w:val="18"/>
           <w:szCs w:val="18"/>
         </w:rPr>
-        <w:t>Figura 9. Rol analista: solo ve la pestaña Incidentes y únicamente sus propios registros.</w:t>
+        <w:t>Figura 9. Segundo factor activado: el usuario debe volver a ingresar usando su código.</w:t>
       </w:r>
     </w:p>
     <w:p>
@@ -29253,7 +30159,7 @@
           <w:noProof/>
         </w:rPr>
         <w:drawing>
-          <wp:inline distT="0" distB="0" distL="0" distR="0" wp14:anchorId="6B694A37" wp14:editId="41510296">
+          <wp:inline distT="0" distB="0" distL="0" distR="0" wp14:anchorId="627140A4" wp14:editId="2DC9AF38">
             <wp:extent cx="5334000" cy="3124200"/>
             <wp:effectExtent l="0" t="0" r="0" b="0"/>
             <wp:docPr id="10" name="Imagen 10"/>
@@ -29305,7 +30211,202 @@
           <w:sz w:val="18"/>
           <w:szCs w:val="18"/>
         </w:rPr>
-        <w:t>Figura 10. Rol auditor: lectura de todos los incidentes, sin formularios de creación ni acciones.</w:t>
+        <w:t>Figura 10. Rol admin (tras contraseña + TOTP): ve todos los incidentes, cambia su estado y puede eliminarlos.</w:t>
+      </w:r>
+    </w:p>
+    <w:p>
+      <w:pPr>
+        <w:spacing w:before="120" w:after="60"/>
+        <w:jc w:val="center"/>
+      </w:pPr>
+      <w:r>
+        <w:rPr>
+          <w:noProof/>
+        </w:rPr>
+        <w:drawing>
+          <wp:inline distT="0" distB="0" distL="0" distR="0" wp14:anchorId="2D53B071" wp14:editId="7EA4A242">
+            <wp:extent cx="5334000" cy="3124200"/>
+            <wp:effectExtent l="0" t="0" r="0" b="0"/>
+            <wp:docPr id="11" name="Imagen 11"/>
+            <wp:cNvGraphicFramePr>
+              <a:graphicFrameLocks xmlns:a="http://schemas.openxmlformats.org/drawingml/2006/main" noChangeAspect="1"/>
+            </wp:cNvGraphicFramePr>
+            <a:graphic xmlns:a="http://schemas.openxmlformats.org/drawingml/2006/main">
+              <a:graphicData uri="http://schemas.openxmlformats.org/drawingml/2006/picture">
+                <pic:pic xmlns:pic="http://schemas.openxmlformats.org/drawingml/2006/picture">
+                  <pic:nvPicPr>
+                    <pic:cNvPr id="0" name=""/>
+                    <pic:cNvPicPr>
+                      <a:picLocks noChangeAspect="1" noChangeArrowheads="1"/>
+                    </pic:cNvPicPr>
+                  </pic:nvPicPr>
+                  <pic:blipFill>
+                    <a:blip r:embed="rId17"/>
+                    <a:srcRect/>
+                    <a:stretch>
+                      <a:fillRect/>
+                    </a:stretch>
+                  </pic:blipFill>
+                  <pic:spPr bwMode="auto">
+                    <a:xfrm>
+                      <a:off x="0" y="0"/>
+                      <a:ext cx="5334000" cy="3124200"/>
+                    </a:xfrm>
+                    <a:prstGeom prst="rect">
+                      <a:avLst/>
+                    </a:prstGeom>
+                  </pic:spPr>
+                </pic:pic>
+              </a:graphicData>
+            </a:graphic>
+          </wp:inline>
+        </w:drawing>
+      </w:r>
+    </w:p>
+    <w:p>
+      <w:pPr>
+        <w:spacing w:after="240"/>
+        <w:jc w:val="center"/>
+      </w:pPr>
+      <w:r>
+        <w:rPr>
+          <w:i/>
+          <w:iCs/>
+          <w:color w:val="5B6676"/>
+          <w:sz w:val="18"/>
+          <w:szCs w:val="18"/>
+        </w:rPr>
+        <w:t>Figura 11. Rol admin: gestión de usuarios con "Restablecer 2FA"; las cuentas de prueba quedaron desactivadas.</w:t>
+      </w:r>
+    </w:p>
+    <w:p>
+      <w:pPr>
+        <w:spacing w:before="120" w:after="60"/>
+        <w:jc w:val="center"/>
+      </w:pPr>
+      <w:r>
+        <w:rPr>
+          <w:noProof/>
+        </w:rPr>
+        <w:drawing>
+          <wp:inline distT="0" distB="0" distL="0" distR="0" wp14:anchorId="0CF1BB8F" wp14:editId="30B520E9">
+            <wp:extent cx="5334000" cy="3124200"/>
+            <wp:effectExtent l="0" t="0" r="0" b="0"/>
+            <wp:docPr id="12" name="Imagen 12"/>
+            <wp:cNvGraphicFramePr>
+              <a:graphicFrameLocks xmlns:a="http://schemas.openxmlformats.org/drawingml/2006/main" noChangeAspect="1"/>
+            </wp:cNvGraphicFramePr>
+            <a:graphic xmlns:a="http://schemas.openxmlformats.org/drawingml/2006/main">
+              <a:graphicData uri="http://schemas.openxmlformats.org/drawingml/2006/picture">
+                <pic:pic xmlns:pic="http://schemas.openxmlformats.org/drawingml/2006/picture">
+                  <pic:nvPicPr>
+                    <pic:cNvPr id="0" name=""/>
+                    <pic:cNvPicPr>
+                      <a:picLocks noChangeAspect="1" noChangeArrowheads="1"/>
+                    </pic:cNvPicPr>
+                  </pic:nvPicPr>
+                  <pic:blipFill>
+                    <a:blip r:embed="rId18"/>
+                    <a:srcRect/>
+                    <a:stretch>
+                      <a:fillRect/>
+                    </a:stretch>
+                  </pic:blipFill>
+                  <pic:spPr bwMode="auto">
+                    <a:xfrm>
+                      <a:off x="0" y="0"/>
+                      <a:ext cx="5334000" cy="3124200"/>
+                    </a:xfrm>
+                    <a:prstGeom prst="rect">
+                      <a:avLst/>
+                    </a:prstGeom>
+                  </pic:spPr>
+                </pic:pic>
+              </a:graphicData>
+            </a:graphic>
+          </wp:inline>
+        </w:drawing>
+      </w:r>
+    </w:p>
+    <w:p>
+      <w:pPr>
+        <w:spacing w:after="240"/>
+        <w:jc w:val="center"/>
+      </w:pPr>
+      <w:r>
+        <w:rPr>
+          <w:i/>
+          <w:iCs/>
+          <w:color w:val="5B6676"/>
+          <w:sz w:val="18"/>
+          <w:szCs w:val="18"/>
+        </w:rPr>
+        <w:t>Figura 12. Rol analista: solo ve la pestaña Incidentes y únicamente sus propios registros.</w:t>
+      </w:r>
+    </w:p>
+    <w:p>
+      <w:pPr>
+        <w:spacing w:before="120" w:after="60"/>
+        <w:jc w:val="center"/>
+      </w:pPr>
+      <w:r>
+        <w:rPr>
+          <w:noProof/>
+        </w:rPr>
+        <w:drawing>
+          <wp:inline distT="0" distB="0" distL="0" distR="0" wp14:anchorId="2FBC5AD2" wp14:editId="67F4EB66">
+            <wp:extent cx="5334000" cy="3124200"/>
+            <wp:effectExtent l="0" t="0" r="0" b="0"/>
+            <wp:docPr id="13" name="Imagen 13"/>
+            <wp:cNvGraphicFramePr>
+              <a:graphicFrameLocks xmlns:a="http://schemas.openxmlformats.org/drawingml/2006/main" noChangeAspect="1"/>
+            </wp:cNvGraphicFramePr>
+            <a:graphic xmlns:a="http://schemas.openxmlformats.org/drawingml/2006/main">
+              <a:graphicData uri="http://schemas.openxmlformats.org/drawingml/2006/picture">
+                <pic:pic xmlns:pic="http://schemas.openxmlformats.org/drawingml/2006/picture">
+                  <pic:nvPicPr>
+                    <pic:cNvPr id="0" name=""/>
+                    <pic:cNvPicPr>
+                      <a:picLocks noChangeAspect="1" noChangeArrowheads="1"/>
+                    </pic:cNvPicPr>
+                  </pic:nvPicPr>
+                  <pic:blipFill>
+                    <a:blip r:embed="rId19"/>
+                    <a:srcRect/>
+                    <a:stretch>
+                      <a:fillRect/>
+                    </a:stretch>
+                  </pic:blipFill>
+                  <pic:spPr bwMode="auto">
+                    <a:xfrm>
+                      <a:off x="0" y="0"/>
+                      <a:ext cx="5334000" cy="3124200"/>
+                    </a:xfrm>
+                    <a:prstGeom prst="rect">
+                      <a:avLst/>
+                    </a:prstGeom>
+                  </pic:spPr>
+                </pic:pic>
+              </a:graphicData>
+            </a:graphic>
+          </wp:inline>
+        </w:drawing>
+      </w:r>
+    </w:p>
+    <w:p>
+      <w:pPr>
+        <w:spacing w:after="240"/>
+        <w:jc w:val="center"/>
+      </w:pPr>
+      <w:r>
+        <w:rPr>
+          <w:i/>
+          <w:iCs/>
+          <w:color w:val="5B6676"/>
+          <w:sz w:val="18"/>
+          <w:szCs w:val="18"/>
+        </w:rPr>
+        <w:t>Figura 13. Rol auditor: lectura de todos los incidentes, sin formularios de creación ni acciones.</w:t>
       </w:r>
     </w:p>
     <w:p>
@@ -29313,21 +30414,21 @@
         <w:pStyle w:val="Ttulo1"/>
         <w:pageBreakBefore/>
       </w:pPr>
-      <w:bookmarkStart w:id="25" w:name="_Toc242047429"/>
+      <w:bookmarkStart w:id="26" w:name="_Toc242055576"/>
       <w:r>
         <w:t>7. Conclusiones</w:t>
       </w:r>
-      <w:bookmarkEnd w:id="25"/>
+      <w:bookmarkEnd w:id="26"/>
     </w:p>
     <w:p>
       <w:pPr>
         <w:pStyle w:val="Ttulo2"/>
       </w:pPr>
-      <w:bookmarkStart w:id="26" w:name="_Toc242047430"/>
+      <w:bookmarkStart w:id="27" w:name="_Toc242055577"/>
       <w:r>
         <w:t>7.1 Evaluación de la seguridad de la solución (criterio 4.1.6)</w:t>
       </w:r>
-      <w:bookmarkEnd w:id="26"/>
+      <w:bookmarkEnd w:id="27"/>
     </w:p>
     <w:tbl>
       <w:tblPr>
@@ -29737,7 +30838,7 @@
                 <w:sz w:val="18"/>
                 <w:szCs w:val="18"/>
               </w:rPr>
-              <w:t>Cumple*</w:t>
+              <w:t>Parcial</w:t>
             </w:r>
           </w:p>
         </w:tc>
@@ -29767,7 +30868,7 @@
                 <w:sz w:val="18"/>
                 <w:szCs w:val="18"/>
               </w:rPr>
-              <w:t>Roles Owner/Editor/Viewer (sección 4.1). *Requiere invitar a los integrantes</w:t>
+              <w:t>Aplicación: RBAC + 2FA (cumple). Plataforma: permisos definidos (Can Edit / Can View), pero al 05-10 solo el titular está en Members (Figura 2)</w:t>
             </w:r>
           </w:p>
         </w:tc>
@@ -30312,11 +31413,11 @@
       <w:pPr>
         <w:pStyle w:val="Ttulo2"/>
       </w:pPr>
-      <w:bookmarkStart w:id="27" w:name="_Toc242047431"/>
+      <w:bookmarkStart w:id="28" w:name="_Toc242055578"/>
       <w:r>
         <w:t>7.2 Aprendizajes del equipo</w:t>
       </w:r>
-      <w:bookmarkEnd w:id="27"/>
+      <w:bookmarkEnd w:id="28"/>
     </w:p>
     <w:p>
       <w:pPr>
@@ -30422,11 +31523,11 @@
       <w:pPr>
         <w:pStyle w:val="Ttulo2"/>
       </w:pPr>
-      <w:bookmarkStart w:id="28" w:name="_Toc242047432"/>
+      <w:bookmarkStart w:id="29" w:name="_Toc242055579"/>
       <w:r>
         <w:t>7.3 Mejoras futuras</w:t>
       </w:r>
-      <w:bookmarkEnd w:id="28"/>
+      <w:bookmarkEnd w:id="29"/>
     </w:p>
     <w:tbl>
       <w:tblPr>
@@ -30599,7 +31700,7 @@
                 <w:sz w:val="18"/>
                 <w:szCs w:val="18"/>
               </w:rPr>
-              <w:t>Activar respaldos programados diarios del volumen de Postgres y probar una restauración</w:t>
+              <w:t>Probar una restauración del respaldo del volumen (los respaldos diario y semanal ya están activos)</w:t>
             </w:r>
           </w:p>
         </w:tc>
@@ -30659,7 +31760,7 @@
                 <w:sz w:val="18"/>
                 <w:szCs w:val="18"/>
               </w:rPr>
-              <w:t>Alta</w:t>
+              <w:t>Media</w:t>
             </w:r>
           </w:p>
         </w:tc>
@@ -30804,7 +31905,7 @@
                 <w:sz w:val="18"/>
                 <w:szCs w:val="18"/>
               </w:rPr>
-              <w:t>Activar 2FA en las cuentas Railway, GitHub y Google de todos los integrantes</w:t>
+              <w:t>Invitar a Kevin y Diego (Can Edit) y activar 2FA en las cuentas Railway, GitHub y Google de todos</w:t>
             </w:r>
           </w:p>
         </w:tc>
@@ -31490,11 +32591,11 @@
         <w:pStyle w:val="Ttulo1"/>
         <w:pageBreakBefore/>
       </w:pPr>
-      <w:bookmarkStart w:id="29" w:name="_Toc242047433"/>
+      <w:bookmarkStart w:id="30" w:name="_Toc242055580"/>
       <w:r>
         <w:t>Anexo A. Estructura del repositorio y reproducción</w:t>
       </w:r>
-      <w:bookmarkEnd w:id="29"/>
+      <w:bookmarkEnd w:id="30"/>
     </w:p>
     <w:tbl>
       <w:tblPr>
@@ -32605,11 +33706,6 @@
         </w:tc>
       </w:tr>
     </w:tbl>
-    <w:p>
-      <w:pPr>
-        <w:spacing w:after="80"/>
-      </w:pPr>
-    </w:p>
     <w:p>
       <w:pPr>
         <w:spacing w:after="120" w:line="276" w:lineRule="auto"/>
@@ -32674,11 +33770,480 @@
         <w:t xml:space="preserve"> las contraseñas y los códigos QR de TOTP se entregan al docente por un canal separado y no se incluyen en este documento ni en el repositorio (ISO 27001 A.5.17).</w:t>
       </w:r>
     </w:p>
+    <w:p>
+      <w:pPr>
+        <w:pStyle w:val="Ttulo1"/>
+        <w:pageBreakBefore/>
+      </w:pPr>
+      <w:bookmarkStart w:id="31" w:name="_Toc242055581"/>
+      <w:r>
+        <w:t>Anexo B. Evidencia de configuración en Railway</w:t>
+      </w:r>
+      <w:bookmarkEnd w:id="31"/>
+    </w:p>
+    <w:p>
+      <w:pPr>
+        <w:spacing w:after="120" w:line="276" w:lineRule="auto"/>
+        <w:jc w:val="both"/>
+      </w:pPr>
+      <w:r>
+        <w:t>Salida de la API de Railway (describe-service y get-logs) obtenida el 05-10-2026, recortada a los campos relevantes. Los valores de las variables de entorno no se muestran: la API solo entrega sus nombres.</w:t>
+      </w:r>
+    </w:p>
+    <w:p>
+      <w:pPr>
+        <w:pStyle w:val="Ttulo2"/>
+      </w:pPr>
+      <w:bookmarkStart w:id="32" w:name="_Toc242055582"/>
+      <w:r>
+        <w:t>B.1 Servicio Postgres (capa de datos)</w:t>
+      </w:r>
+      <w:bookmarkEnd w:id="32"/>
+    </w:p>
+    <w:tbl>
+      <w:tblPr>
+        <w:tblW w:w="9360" w:type="dxa"/>
+        <w:tblBorders>
+          <w:top w:val="single" w:sz="4" w:space="0" w:color="auto"/>
+          <w:left w:val="single" w:sz="4" w:space="0" w:color="auto"/>
+          <w:bottom w:val="single" w:sz="4" w:space="0" w:color="auto"/>
+          <w:right w:val="single" w:sz="4" w:space="0" w:color="auto"/>
+          <w:insideH w:val="single" w:sz="4" w:space="0" w:color="auto"/>
+          <w:insideV w:val="single" w:sz="4" w:space="0" w:color="auto"/>
+        </w:tblBorders>
+        <w:tblCellMar>
+          <w:left w:w="10" w:type="dxa"/>
+          <w:right w:w="10" w:type="dxa"/>
+        </w:tblCellMar>
+        <w:tblLook w:val="04A0" w:firstRow="1" w:lastRow="0" w:firstColumn="1" w:lastColumn="0" w:noHBand="0" w:noVBand="1"/>
+      </w:tblPr>
+      <w:tblGrid>
+        <w:gridCol w:w="9360"/>
+      </w:tblGrid>
+      <w:tr>
+        <w:tblPrEx>
+          <w:tblCellMar>
+            <w:top w:w="0" w:type="dxa"/>
+            <w:bottom w:w="0" w:type="dxa"/>
+          </w:tblCellMar>
+        </w:tblPrEx>
+        <w:tc>
+          <w:tcPr>
+            <w:tcW w:w="9360" w:type="dxa"/>
+            <w:tcBorders>
+              <w:top w:val="single" w:sz="4" w:space="0" w:color="C9D1DC"/>
+              <w:left w:val="single" w:sz="4" w:space="0" w:color="C9D1DC"/>
+              <w:bottom w:val="single" w:sz="4" w:space="0" w:color="C9D1DC"/>
+              <w:right w:val="single" w:sz="4" w:space="0" w:color="C9D1DC"/>
+            </w:tcBorders>
+            <w:shd w:val="clear" w:color="auto" w:fill="F4F6F9"/>
+            <w:tcMar>
+              <w:top w:w="80" w:type="dxa"/>
+              <w:left w:w="120" w:type="dxa"/>
+              <w:bottom w:w="80" w:type="dxa"/>
+              <w:right w:w="120" w:type="dxa"/>
+            </w:tcMar>
+          </w:tcPr>
+          <w:p>
+            <w:r>
+              <w:rPr>
+                <w:rFonts w:ascii="Consolas" w:eastAsia="Consolas" w:hAnsi="Consolas" w:cs="Consolas"/>
+                <w:sz w:val="16"/>
+                <w:szCs w:val="16"/>
+              </w:rPr>
+              <w:t>"service": { "name": "Postgres", "state": "live" }</w:t>
+            </w:r>
+          </w:p>
+          <w:p>
+            <w:r>
+              <w:rPr>
+                <w:rFonts w:ascii="Consolas" w:eastAsia="Consolas" w:hAnsi="Consolas" w:cs="Consolas"/>
+                <w:sz w:val="16"/>
+                <w:szCs w:val="16"/>
+              </w:rPr>
+              <w:t>"source": { "image": "ghcr.io/railwayapp-templates/postgres-ssl:18" }</w:t>
+            </w:r>
+          </w:p>
+          <w:p>
+            <w:r>
+              <w:rPr>
+                <w:rFonts w:ascii="Consolas" w:eastAsia="Consolas" w:hAnsi="Consolas" w:cs="Consolas"/>
+                <w:sz w:val="16"/>
+                <w:szCs w:val="16"/>
+              </w:rPr>
+              <w:t>"networking": { "privateNetworkEndpoint": "postgres" }</w:t>
+            </w:r>
+          </w:p>
+          <w:p>
+            <w:r>
+              <w:rPr>
+                <w:rFonts w:ascii="Consolas" w:eastAsia="Consolas" w:hAnsi="Consolas" w:cs="Consolas"/>
+                <w:sz w:val="16"/>
+                <w:szCs w:val="16"/>
+              </w:rPr>
+              <w:t>"domains": { "serviceDomains": [], "customDomains": [] }</w:t>
+            </w:r>
+          </w:p>
+          <w:p>
+            <w:r>
+              <w:rPr>
+                <w:rFonts w:ascii="Consolas" w:eastAsia="Consolas" w:hAnsi="Consolas" w:cs="Consolas"/>
+                <w:sz w:val="16"/>
+                <w:szCs w:val="16"/>
+              </w:rPr>
+              <w:t>"tcpProxies": []</w:t>
+            </w:r>
+          </w:p>
+          <w:p>
+            <w:r>
+              <w:rPr>
+                <w:rFonts w:ascii="Consolas" w:eastAsia="Consolas" w:hAnsi="Consolas" w:cs="Consolas"/>
+                <w:sz w:val="16"/>
+                <w:szCs w:val="16"/>
+              </w:rPr>
+              <w:t>"volumes": [{ "name": "postgres-volume", "mountPath": "/var/lib/postgresql/data", "sizeMB": 50000 }]</w:t>
+            </w:r>
+          </w:p>
+        </w:tc>
+      </w:tr>
+    </w:tbl>
+    <w:p>
+      <w:pPr>
+        <w:spacing w:after="120" w:line="276" w:lineRule="auto"/>
+        <w:jc w:val="both"/>
+      </w:pPr>
+      <w:r>
+        <w:rPr>
+          <w:b/>
+          <w:bCs/>
+        </w:rPr>
+        <w:t>Lectura:</w:t>
+      </w:r>
+      <w:r>
+        <w:t xml:space="preserve"> sin dominios ni proxies TCP, la base de datos no tiene ninguna ruta de entrada desde Internet; solo es alcanzable como postgres.railway.internal dentro del proyecto.</w:t>
+      </w:r>
+    </w:p>
+    <w:p>
+      <w:pPr>
+        <w:pStyle w:val="Ttulo2"/>
+      </w:pPr>
+      <w:bookmarkStart w:id="33" w:name="_Toc242055583"/>
+      <w:r>
+        <w:t>B.2 Servicio portal-app (capa de aplicación)</w:t>
+      </w:r>
+      <w:bookmarkEnd w:id="33"/>
+    </w:p>
+    <w:tbl>
+      <w:tblPr>
+        <w:tblW w:w="9360" w:type="dxa"/>
+        <w:tblBorders>
+          <w:top w:val="single" w:sz="4" w:space="0" w:color="auto"/>
+          <w:left w:val="single" w:sz="4" w:space="0" w:color="auto"/>
+          <w:bottom w:val="single" w:sz="4" w:space="0" w:color="auto"/>
+          <w:right w:val="single" w:sz="4" w:space="0" w:color="auto"/>
+          <w:insideH w:val="single" w:sz="4" w:space="0" w:color="auto"/>
+          <w:insideV w:val="single" w:sz="4" w:space="0" w:color="auto"/>
+        </w:tblBorders>
+        <w:tblCellMar>
+          <w:left w:w="10" w:type="dxa"/>
+          <w:right w:w="10" w:type="dxa"/>
+        </w:tblCellMar>
+        <w:tblLook w:val="04A0" w:firstRow="1" w:lastRow="0" w:firstColumn="1" w:lastColumn="0" w:noHBand="0" w:noVBand="1"/>
+      </w:tblPr>
+      <w:tblGrid>
+        <w:gridCol w:w="9360"/>
+      </w:tblGrid>
+      <w:tr>
+        <w:tblPrEx>
+          <w:tblCellMar>
+            <w:top w:w="0" w:type="dxa"/>
+            <w:bottom w:w="0" w:type="dxa"/>
+          </w:tblCellMar>
+        </w:tblPrEx>
+        <w:tc>
+          <w:tcPr>
+            <w:tcW w:w="9360" w:type="dxa"/>
+            <w:tcBorders>
+              <w:top w:val="single" w:sz="4" w:space="0" w:color="C9D1DC"/>
+              <w:left w:val="single" w:sz="4" w:space="0" w:color="C9D1DC"/>
+              <w:bottom w:val="single" w:sz="4" w:space="0" w:color="C9D1DC"/>
+              <w:right w:val="single" w:sz="4" w:space="0" w:color="C9D1DC"/>
+            </w:tcBorders>
+            <w:shd w:val="clear" w:color="auto" w:fill="F4F6F9"/>
+            <w:tcMar>
+              <w:top w:w="80" w:type="dxa"/>
+              <w:left w:w="120" w:type="dxa"/>
+              <w:bottom w:w="80" w:type="dxa"/>
+              <w:right w:w="120" w:type="dxa"/>
+            </w:tcMar>
+          </w:tcPr>
+          <w:p>
+            <w:r>
+              <w:rPr>
+                <w:rFonts w:ascii="Consolas" w:eastAsia="Consolas" w:hAnsi="Consolas" w:cs="Consolas"/>
+                <w:sz w:val="16"/>
+                <w:szCs w:val="16"/>
+              </w:rPr>
+              <w:t>"source": { "repo": "javiermunoznavarrete/portal-incidentes-ti3v62", "branch": "main", "rootDirectory": "/app" }</w:t>
+            </w:r>
+          </w:p>
+          <w:p>
+            <w:r>
+              <w:rPr>
+                <w:rFonts w:ascii="Consolas" w:eastAsia="Consolas" w:hAnsi="Consolas" w:cs="Consolas"/>
+                <w:sz w:val="16"/>
+                <w:szCs w:val="16"/>
+              </w:rPr>
+              <w:t>"networking": { "serviceDomains": { "portal-app-production-1269.up.railway.app": { "port": 3000 } } }</w:t>
+            </w:r>
+          </w:p>
+          <w:p>
+            <w:r>
+              <w:rPr>
+                <w:rFonts w:ascii="Consolas" w:eastAsia="Consolas" w:hAnsi="Consolas" w:cs="Consolas"/>
+                <w:sz w:val="16"/>
+                <w:szCs w:val="16"/>
+              </w:rPr>
+              <w:t>"tcpProxies": []</w:t>
+            </w:r>
+          </w:p>
+          <w:p>
+            <w:r>
+              <w:rPr>
+                <w:rFonts w:ascii="Consolas" w:eastAsia="Consolas" w:hAnsi="Consolas" w:cs="Consolas"/>
+                <w:sz w:val="16"/>
+                <w:szCs w:val="16"/>
+              </w:rPr>
+              <w:t>"build": { "watchPatterns": ["/app/**"] }</w:t>
+            </w:r>
+          </w:p>
+          <w:p>
+            <w:r>
+              <w:rPr>
+                <w:rFonts w:ascii="Consolas" w:eastAsia="Consolas" w:hAnsi="Consolas" w:cs="Consolas"/>
+                <w:sz w:val="16"/>
+                <w:szCs w:val="16"/>
+              </w:rPr>
+              <w:t>"deploy": { "healthcheckPath": "/health", "healthcheckTimeout": 60,</w:t>
+            </w:r>
+          </w:p>
+          <w:p>
+            <w:r>
+              <w:rPr>
+                <w:rFonts w:ascii="Consolas" w:eastAsia="Consolas" w:hAnsi="Consolas" w:cs="Consolas"/>
+                <w:sz w:val="16"/>
+                <w:szCs w:val="16"/>
+              </w:rPr>
+              <w:t xml:space="preserve">            "multiRegionConfig": { "asia-southeast1-eqsg3a": { "numReplicas": 2 } },</w:t>
+            </w:r>
+          </w:p>
+          <w:p>
+            <w:r>
+              <w:rPr>
+                <w:rFonts w:ascii="Consolas" w:eastAsia="Consolas" w:hAnsi="Consolas" w:cs="Consolas"/>
+                <w:sz w:val="16"/>
+                <w:szCs w:val="16"/>
+              </w:rPr>
+              <w:t xml:space="preserve">            "drainingSeconds": 10, "overlapSeconds": 20 }</w:t>
+            </w:r>
+          </w:p>
+          <w:p>
+            <w:r>
+              <w:rPr>
+                <w:rFonts w:ascii="Consolas" w:eastAsia="Consolas" w:hAnsi="Consolas" w:cs="Consolas"/>
+                <w:sz w:val="16"/>
+                <w:szCs w:val="16"/>
+              </w:rPr>
+              <w:t>"variableNames": [ "DATABASE_URL", "FIREBASE_PROJECT_ID", "FIREBASE_SERVICE_ACCOUNT", "FIREBASE_WEB_CONFIG",</w:t>
+            </w:r>
+          </w:p>
+          <w:p>
+            <w:r>
+              <w:rPr>
+                <w:rFonts w:ascii="Consolas" w:eastAsia="Consolas" w:hAnsi="Consolas" w:cs="Consolas"/>
+                <w:sz w:val="16"/>
+                <w:szCs w:val="16"/>
+              </w:rPr>
+              <w:t xml:space="preserve">                   "SESSION_SECRET", "SEED_ADMIN_PASSWORD", "SEED_ANALISTA_PASSWORD", "SEED_AUDITOR_PASSWORD", ... ]</w:t>
+            </w:r>
+          </w:p>
+        </w:tc>
+      </w:tr>
+    </w:tbl>
+    <w:p>
+      <w:pPr>
+        <w:spacing w:after="120" w:line="276" w:lineRule="auto"/>
+        <w:jc w:val="both"/>
+      </w:pPr>
+      <w:r>
+        <w:rPr>
+          <w:b/>
+          <w:bCs/>
+        </w:rPr>
+        <w:t>Lectura:</w:t>
+      </w:r>
+      <w:r>
+        <w:t xml:space="preserve"> Railway despliega la rama </w:t>
+      </w:r>
+      <w:r>
+        <w:rPr>
+          <w:b/>
+          <w:bCs/>
+        </w:rPr>
+        <w:t>main</w:t>
+      </w:r>
+      <w:r>
+        <w:t xml:space="preserve"> del repositorio (código final tras el merge de los PR #1 a #3), con 2 réplicas, healthcheck en /health y un único dominio público. La política de reinicio no aparece porque se usa el valor por defecto de Railway (On Failure, hasta 10 reintentos).</w:t>
+      </w:r>
+    </w:p>
+    <w:p>
+      <w:pPr>
+        <w:pStyle w:val="Ttulo2"/>
+      </w:pPr>
+      <w:bookmarkStart w:id="34" w:name="_Toc242055584"/>
+      <w:r>
+        <w:t>B.3 Log de build (extracto)</w:t>
+      </w:r>
+      <w:bookmarkEnd w:id="34"/>
+    </w:p>
+    <w:tbl>
+      <w:tblPr>
+        <w:tblW w:w="9360" w:type="dxa"/>
+        <w:tblBorders>
+          <w:top w:val="single" w:sz="4" w:space="0" w:color="auto"/>
+          <w:left w:val="single" w:sz="4" w:space="0" w:color="auto"/>
+          <w:bottom w:val="single" w:sz="4" w:space="0" w:color="auto"/>
+          <w:right w:val="single" w:sz="4" w:space="0" w:color="auto"/>
+          <w:insideH w:val="single" w:sz="4" w:space="0" w:color="auto"/>
+          <w:insideV w:val="single" w:sz="4" w:space="0" w:color="auto"/>
+        </w:tblBorders>
+        <w:tblCellMar>
+          <w:left w:w="10" w:type="dxa"/>
+          <w:right w:w="10" w:type="dxa"/>
+        </w:tblCellMar>
+        <w:tblLook w:val="04A0" w:firstRow="1" w:lastRow="0" w:firstColumn="1" w:lastColumn="0" w:noHBand="0" w:noVBand="1"/>
+      </w:tblPr>
+      <w:tblGrid>
+        <w:gridCol w:w="9360"/>
+      </w:tblGrid>
+      <w:tr>
+        <w:tblPrEx>
+          <w:tblCellMar>
+            <w:top w:w="0" w:type="dxa"/>
+            <w:bottom w:w="0" w:type="dxa"/>
+          </w:tblCellMar>
+        </w:tblPrEx>
+        <w:tc>
+          <w:tcPr>
+            <w:tcW w:w="9360" w:type="dxa"/>
+            <w:tcBorders>
+              <w:top w:val="single" w:sz="4" w:space="0" w:color="C9D1DC"/>
+              <w:left w:val="single" w:sz="4" w:space="0" w:color="C9D1DC"/>
+              <w:bottom w:val="single" w:sz="4" w:space="0" w:color="C9D1DC"/>
+              <w:right w:val="single" w:sz="4" w:space="0" w:color="C9D1DC"/>
+            </w:tcBorders>
+            <w:shd w:val="clear" w:color="auto" w:fill="F4F6F9"/>
+            <w:tcMar>
+              <w:top w:w="80" w:type="dxa"/>
+              <w:left w:w="120" w:type="dxa"/>
+              <w:bottom w:w="80" w:type="dxa"/>
+              <w:right w:w="120" w:type="dxa"/>
+            </w:tcMar>
+          </w:tcPr>
+          <w:p>
+            <w:r>
+              <w:rPr>
+                <w:rFonts w:ascii="Consolas" w:eastAsia="Consolas" w:hAnsi="Consolas" w:cs="Consolas"/>
+                <w:sz w:val="16"/>
+                <w:szCs w:val="16"/>
+              </w:rPr>
+              <w:t>[deps 1/4] FROM docker.io/library/node:22-alpine</w:t>
+            </w:r>
+          </w:p>
+          <w:p>
+            <w:r>
+              <w:rPr>
+                <w:rFonts w:ascii="Consolas" w:eastAsia="Consolas" w:hAnsi="Consolas" w:cs="Consolas"/>
+                <w:sz w:val="16"/>
+                <w:szCs w:val="16"/>
+              </w:rPr>
+              <w:t>[deps 4/4] RUN npm ci --omit=dev --ignore-scripts &amp;&amp; npm cache clean --force</w:t>
+            </w:r>
+          </w:p>
+          <w:p>
+            <w:r>
+              <w:rPr>
+                <w:rFonts w:ascii="Consolas" w:eastAsia="Consolas" w:hAnsi="Consolas" w:cs="Consolas"/>
+                <w:sz w:val="16"/>
+                <w:szCs w:val="16"/>
+              </w:rPr>
+              <w:t>[stage-1 3/6] COPY --from=deps /app/node_modules ./node_modules</w:t>
+            </w:r>
+          </w:p>
+          <w:p>
+            <w:r>
+              <w:rPr>
+                <w:rFonts w:ascii="Consolas" w:eastAsia="Consolas" w:hAnsi="Consolas" w:cs="Consolas"/>
+                <w:sz w:val="16"/>
+                <w:szCs w:val="16"/>
+              </w:rPr>
+              <w:t>[stage-1 5/6] COPY src ./src</w:t>
+            </w:r>
+          </w:p>
+          <w:p>
+            <w:r>
+              <w:rPr>
+                <w:rFonts w:ascii="Consolas" w:eastAsia="Consolas" w:hAnsi="Consolas" w:cs="Consolas"/>
+                <w:sz w:val="16"/>
+                <w:szCs w:val="16"/>
+              </w:rPr>
+              <w:t>[stage-1 6/6] COPY public ./public</w:t>
+            </w:r>
+          </w:p>
+          <w:p>
+            <w:r>
+              <w:rPr>
+                <w:rFonts w:ascii="Consolas" w:eastAsia="Consolas" w:hAnsi="Consolas" w:cs="Consolas"/>
+                <w:sz w:val="16"/>
+                <w:szCs w:val="16"/>
+              </w:rPr>
+              <w:t>Starting Healthcheck — Path: /health</w:t>
+            </w:r>
+          </w:p>
+          <w:p>
+            <w:r>
+              <w:rPr>
+                <w:rFonts w:ascii="Consolas" w:eastAsia="Consolas" w:hAnsi="Consolas" w:cs="Consolas"/>
+                <w:sz w:val="16"/>
+                <w:szCs w:val="16"/>
+              </w:rPr>
+              <w:t>[2/2] Healthcheck succeeded!</w:t>
+            </w:r>
+          </w:p>
+        </w:tc>
+      </w:tr>
+    </w:tbl>
+    <w:p>
+      <w:pPr>
+        <w:spacing w:after="120" w:line="276" w:lineRule="auto"/>
+        <w:jc w:val="both"/>
+      </w:pPr>
+      <w:r>
+        <w:rPr>
+          <w:b/>
+          <w:bCs/>
+        </w:rPr>
+        <w:t>Lectura:</w:t>
+      </w:r>
+      <w:r>
+        <w:t xml:space="preserve"> la imagen se construye con el Dockerfile multietapa del repositorio (etapas deps y stage-1, base node:22-alpine) y solo entra en servicio cuando el healthcheck responde en ambas réplicas.</w:t>
+      </w:r>
+    </w:p>
     <w:sectPr>
-      <w:headerReference w:type="default" r:id="rId17"/>
-      <w:footerReference w:type="default" r:id="rId18"/>
-      <w:headerReference w:type="first" r:id="rId19"/>
-      <w:footerReference w:type="first" r:id="rId20"/>
+      <w:headerReference w:type="default" r:id="rId20"/>
+      <w:footerReference w:type="default" r:id="rId21"/>
+      <w:headerReference w:type="first" r:id="rId22"/>
+      <w:footerReference w:type="first" r:id="rId23"/>
       <w:pgSz w:w="12240" w:h="15840"/>
       <w:pgMar w:top="1440" w:right="1440" w:bottom="1440" w:left="1440" w:header="708" w:footer="708" w:gutter="0"/>
       <w:cols w:space="720"/>
@@ -32871,68 +34436,64 @@
 <file path=word/numbering.xml><?xml version="1.0" encoding="utf-8"?>
 <w:numbering xmlns:wpc="http://schemas.microsoft.com/office/word/2010/wordprocessingCanvas" xmlns:cx="http://schemas.microsoft.com/office/drawing/2014/chartex" xmlns:cx1="http://schemas.microsoft.com/office/drawing/2015/9/8/chartex" xmlns:cx2="http://schemas.microsoft.com/office/drawing/2015/10/21/chartex" xmlns:cx3="http://schemas.microsoft.com/office/drawing/2016/5/9/chartex" xmlns:cx4="http://schemas.microsoft.com/office/drawing/2016/5/10/chartex" xmlns:cx5="http://schemas.microsoft.com/office/drawing/2016/5/11/chartex" xmlns:cx6="http://schemas.microsoft.com/office/drawing/2016/5/12/chartex" xmlns:cx7="http://schemas.microsoft.com/office/drawing/2016/5/13/chartex" xmlns:cx8="http://schemas.microsoft.com/office/drawing/2016/5/14/chartex" xmlns:mc="http://schemas.openxmlformats.org/markup-compatibility/2006" xmlns:aink="http://schemas.microsoft.com/office/drawing/2016/ink" xmlns:am3d="http://schemas.microsoft.com/office/drawing/2017/model3d" xmlns:o="urn:schemas-microsoft-com:office:office" xmlns:oel="http://schemas.microsoft.com/office/2019/extlst" xmlns:r="http://schemas.openxmlformats.org/officeDocument/2006/relationships" xmlns:m="http://schemas.openxmlformats.org/officeDocument/2006/math" xmlns:v="urn:schemas-microsoft-com:vml" xmlns:wp14="http://schemas.microsoft.com/office/word/2010/wordprocessingDrawing" xmlns:wp="http://schemas.openxmlformats.org/drawingml/2006/wordprocessingDrawing" xmlns:w10="urn:schemas-microsoft-com:office:word" xmlns:w="http://schemas.openxmlformats.org/wordprocessingml/2006/main" xmlns:w14="http://schemas.microsoft.com/office/word/2010/wordml" xmlns:w15="http://schemas.microsoft.com/office/word/2012/wordml" xmlns:w16cex="http://schemas.microsoft.com/office/word/2018/wordml/cex" xmlns:w16cid="http://schemas.microsoft.com/office/word/2016/wordml/cid" xmlns:w16="http://schemas.microsoft.com/office/word/2018/wordml" xmlns:w16du="http://schemas.microsoft.com/office/word/2023/wordml/word16du" xmlns:w16sdtdh="http://schemas.microsoft.com/office/word/2020/wordml/sdtdatahash" xmlns:w16sdtfl="http://schemas.microsoft.com/office/word/2024/wordml/sdtformatlock" xmlns:w16se="http://schemas.microsoft.com/office/word/2015/wordml/symex" xmlns:wpg="http://schemas.microsoft.com/office/word/2010/wordprocessingGroup" xmlns:wpi="http://schemas.microsoft.com/office/word/2010/wordprocessingInk" xmlns:wne="http://schemas.microsoft.com/office/word/2006/wordml" xmlns:wps="http://schemas.microsoft.com/office/word/2010/wordprocessingShape" mc:Ignorable="w14 w15 w16se w16cid w16 w16cex w16sdtdh w16sdtfl w16du wp14">
   <w:abstractNum w:abstractNumId="0" w15:restartNumberingAfterBreak="0">
-    <w:nsid w:val="074D4788"/>
+    <w:nsid w:val="211E3E1E"/>
     <w:multiLevelType w:val="hybridMultilevel"/>
-    <w:tmpl w:val="FF342442"/>
-    <w:lvl w:ilvl="0" w:tplc="675CCEE0">
+    <w:tmpl w:val="7F16DF7E"/>
+    <w:lvl w:ilvl="0" w:tplc="9D368F8C" w:tentative="1">
       <w:start w:val="1"/>
-      <w:numFmt w:val="bullet"/>
-      <w:lvlText w:val="•"/>
+      <w:numFmt w:val="decimal"/>
+      <w:lvlText w:val="%1."/>
       <w:lvlJc w:val="left"/>
       <w:pPr>
-        <w:ind w:left="540" w:hanging="270"/>
+        <w:ind w:left="540" w:hanging="300"/>
       </w:pPr>
     </w:lvl>
-    <w:lvl w:ilvl="1" w:tplc="DF44F792" w:tentative="1">
-      <w:start w:val="1"/>
-      <w:numFmt w:val="bullet"/>
-      <w:lvlText w:val="–"/>
-      <w:lvlJc w:val="left"/>
-      <w:pPr>
-        <w:ind w:left="1080" w:hanging="270"/>
-      </w:pPr>
-    </w:lvl>
-    <w:lvl w:ilvl="2" w:tplc="2402CF38">
+    <w:lvl w:ilvl="1" w:tplc="9B3CF904">
       <w:numFmt w:val="decimal"/>
       <w:lvlText w:val=""/>
       <w:lvlJc w:val="left"/>
     </w:lvl>
-    <w:lvl w:ilvl="3" w:tplc="4B3A76A6">
+    <w:lvl w:ilvl="2" w:tplc="A9106300">
       <w:numFmt w:val="decimal"/>
       <w:lvlText w:val=""/>
       <w:lvlJc w:val="left"/>
     </w:lvl>
-    <w:lvl w:ilvl="4" w:tplc="6006463E">
+    <w:lvl w:ilvl="3" w:tplc="94C85EDE">
       <w:numFmt w:val="decimal"/>
       <w:lvlText w:val=""/>
       <w:lvlJc w:val="left"/>
     </w:lvl>
-    <w:lvl w:ilvl="5" w:tplc="4DA4E752">
+    <w:lvl w:ilvl="4" w:tplc="F6D2610A">
       <w:numFmt w:val="decimal"/>
       <w:lvlText w:val=""/>
       <w:lvlJc w:val="left"/>
     </w:lvl>
-    <w:lvl w:ilvl="6" w:tplc="F976B8E8">
+    <w:lvl w:ilvl="5" w:tplc="2F96F076">
       <w:numFmt w:val="decimal"/>
       <w:lvlText w:val=""/>
       <w:lvlJc w:val="left"/>
     </w:lvl>
-    <w:lvl w:ilvl="7" w:tplc="2BA6F38A">
+    <w:lvl w:ilvl="6" w:tplc="A10CB4D2">
       <w:numFmt w:val="decimal"/>
       <w:lvlText w:val=""/>
       <w:lvlJc w:val="left"/>
     </w:lvl>
-    <w:lvl w:ilvl="8" w:tplc="7762552E">
+    <w:lvl w:ilvl="7" w:tplc="643A5F86">
+      <w:numFmt w:val="decimal"/>
+      <w:lvlText w:val=""/>
+      <w:lvlJc w:val="left"/>
+    </w:lvl>
+    <w:lvl w:ilvl="8" w:tplc="1074B950">
       <w:numFmt w:val="decimal"/>
       <w:lvlText w:val=""/>
       <w:lvlJc w:val="left"/>
     </w:lvl>
   </w:abstractNum>
   <w:abstractNum w:abstractNumId="1" w15:restartNumberingAfterBreak="0">
-    <w:nsid w:val="31F36E22"/>
+    <w:nsid w:val="47792766"/>
     <w:multiLevelType w:val="hybridMultilevel"/>
-    <w:tmpl w:val="AFD03AC2"/>
-    <w:lvl w:ilvl="0" w:tplc="A738C2C6" w:tentative="1">
+    <w:tmpl w:val="3962B31C"/>
+    <w:lvl w:ilvl="0" w:tplc="C792AE40" w:tentative="1">
       <w:start w:val="1"/>
       <w:numFmt w:val="bullet"/>
       <w:lvlText w:val="●"/>
@@ -32941,7 +34502,7 @@
         <w:ind w:left="720" w:hanging="360"/>
       </w:pPr>
     </w:lvl>
-    <w:lvl w:ilvl="1" w:tplc="BE2E7632" w:tentative="1">
+    <w:lvl w:ilvl="1" w:tplc="5F886896" w:tentative="1">
       <w:start w:val="1"/>
       <w:numFmt w:val="bullet"/>
       <w:lvlText w:val="○"/>
@@ -32950,7 +34511,7 @@
         <w:ind w:left="1440" w:hanging="360"/>
       </w:pPr>
     </w:lvl>
-    <w:lvl w:ilvl="2" w:tplc="F3247460" w:tentative="1">
+    <w:lvl w:ilvl="2" w:tplc="CC08D2C4" w:tentative="1">
       <w:start w:val="1"/>
       <w:numFmt w:val="bullet"/>
       <w:lvlText w:val="■"/>
@@ -32959,7 +34520,7 @@
         <w:ind w:left="2160" w:hanging="360"/>
       </w:pPr>
     </w:lvl>
-    <w:lvl w:ilvl="3" w:tplc="0852B414" w:tentative="1">
+    <w:lvl w:ilvl="3" w:tplc="3DF2B84C" w:tentative="1">
       <w:start w:val="1"/>
       <w:numFmt w:val="bullet"/>
       <w:lvlText w:val="●"/>
@@ -32968,7 +34529,7 @@
         <w:ind w:left="2880" w:hanging="360"/>
       </w:pPr>
     </w:lvl>
-    <w:lvl w:ilvl="4" w:tplc="DE6A20AC" w:tentative="1">
+    <w:lvl w:ilvl="4" w:tplc="CBFC1FE4" w:tentative="1">
       <w:start w:val="1"/>
       <w:numFmt w:val="bullet"/>
       <w:lvlText w:val="○"/>
@@ -32977,7 +34538,7 @@
         <w:ind w:left="3600" w:hanging="360"/>
       </w:pPr>
     </w:lvl>
-    <w:lvl w:ilvl="5" w:tplc="B462AA4E" w:tentative="1">
+    <w:lvl w:ilvl="5" w:tplc="EA148E2E" w:tentative="1">
       <w:start w:val="1"/>
       <w:numFmt w:val="bullet"/>
       <w:lvlText w:val="■"/>
@@ -32986,7 +34547,7 @@
         <w:ind w:left="4320" w:hanging="360"/>
       </w:pPr>
     </w:lvl>
-    <w:lvl w:ilvl="6" w:tplc="F998E3DC" w:tentative="1">
+    <w:lvl w:ilvl="6" w:tplc="0CB83140" w:tentative="1">
       <w:start w:val="1"/>
       <w:numFmt w:val="bullet"/>
       <w:lvlText w:val="●"/>
@@ -32995,7 +34556,7 @@
         <w:ind w:left="5040" w:hanging="360"/>
       </w:pPr>
     </w:lvl>
-    <w:lvl w:ilvl="7" w:tplc="FEBAAE84" w:tentative="1">
+    <w:lvl w:ilvl="7" w:tplc="D220C1E8" w:tentative="1">
       <w:start w:val="1"/>
       <w:numFmt w:val="bullet"/>
       <w:lvlText w:val="●"/>
@@ -33004,7 +34565,7 @@
         <w:ind w:left="5760" w:hanging="360"/>
       </w:pPr>
     </w:lvl>
-    <w:lvl w:ilvl="8" w:tplc="9D401324" w:tentative="1">
+    <w:lvl w:ilvl="8" w:tplc="5694C33E" w:tentative="1">
       <w:start w:val="1"/>
       <w:numFmt w:val="bullet"/>
       <w:lvlText w:val="●"/>
@@ -33015,67 +34576,71 @@
     </w:lvl>
   </w:abstractNum>
   <w:abstractNum w:abstractNumId="2" w15:restartNumberingAfterBreak="0">
-    <w:nsid w:val="5F2F48EA"/>
+    <w:nsid w:val="500A5CAF"/>
     <w:multiLevelType w:val="hybridMultilevel"/>
-    <w:tmpl w:val="E14257C4"/>
-    <w:lvl w:ilvl="0" w:tplc="765C12A4" w:tentative="1">
+    <w:tmpl w:val="F6C81162"/>
+    <w:lvl w:ilvl="0" w:tplc="5646327A">
       <w:start w:val="1"/>
-      <w:numFmt w:val="decimal"/>
-      <w:lvlText w:val="%1."/>
+      <w:numFmt w:val="bullet"/>
+      <w:lvlText w:val="•"/>
       <w:lvlJc w:val="left"/>
       <w:pPr>
-        <w:ind w:left="540" w:hanging="300"/>
+        <w:ind w:left="540" w:hanging="270"/>
       </w:pPr>
     </w:lvl>
-    <w:lvl w:ilvl="1" w:tplc="6090DCB8">
+    <w:lvl w:ilvl="1" w:tplc="E35CE6BE" w:tentative="1">
+      <w:start w:val="1"/>
+      <w:numFmt w:val="bullet"/>
+      <w:lvlText w:val="–"/>
+      <w:lvlJc w:val="left"/>
+      <w:pPr>
+        <w:ind w:left="1080" w:hanging="270"/>
+      </w:pPr>
+    </w:lvl>
+    <w:lvl w:ilvl="2" w:tplc="BDFAD3F8">
       <w:numFmt w:val="decimal"/>
       <w:lvlText w:val=""/>
       <w:lvlJc w:val="left"/>
     </w:lvl>
-    <w:lvl w:ilvl="2" w:tplc="402C54D0">
+    <w:lvl w:ilvl="3" w:tplc="4F10B1B2">
       <w:numFmt w:val="decimal"/>
       <w:lvlText w:val=""/>
       <w:lvlJc w:val="left"/>
     </w:lvl>
-    <w:lvl w:ilvl="3" w:tplc="4A2016EC">
+    <w:lvl w:ilvl="4" w:tplc="82FA5A76">
       <w:numFmt w:val="decimal"/>
       <w:lvlText w:val=""/>
       <w:lvlJc w:val="left"/>
     </w:lvl>
-    <w:lvl w:ilvl="4" w:tplc="A5F66182">
+    <w:lvl w:ilvl="5" w:tplc="FBA80D1C">
       <w:numFmt w:val="decimal"/>
       <w:lvlText w:val=""/>
       <w:lvlJc w:val="left"/>
     </w:lvl>
-    <w:lvl w:ilvl="5" w:tplc="133ADA06">
+    <w:lvl w:ilvl="6" w:tplc="62001DF4">
       <w:numFmt w:val="decimal"/>
       <w:lvlText w:val=""/>
       <w:lvlJc w:val="left"/>
     </w:lvl>
-    <w:lvl w:ilvl="6" w:tplc="B57CD582">
+    <w:lvl w:ilvl="7" w:tplc="622EDD72">
       <w:numFmt w:val="decimal"/>
       <w:lvlText w:val=""/>
       <w:lvlJc w:val="left"/>
     </w:lvl>
-    <w:lvl w:ilvl="7" w:tplc="6D9EC664">
-      <w:numFmt w:val="decimal"/>
-      <w:lvlText w:val=""/>
-      <w:lvlJc w:val="left"/>
-    </w:lvl>
-    <w:lvl w:ilvl="8" w:tplc="5F5CCDF8">
+    <w:lvl w:ilvl="8" w:tplc="FC107526">
       <w:numFmt w:val="decimal"/>
       <w:lvlText w:val=""/>
       <w:lvlJc w:val="left"/>
     </w:lvl>
   </w:abstractNum>
-  <w:num w:numId="1" w16cid:durableId="972637757">
+  <w:num w:numId="1" w16cid:durableId="1081027258">
     <w:abstractNumId w:val="1"/>
     <w:lvlOverride w:ilvl="0">
       <w:startOverride w:val="1"/>
     </w:lvlOverride>
   </w:num>
-  <w:num w:numId="2" w16cid:durableId="1174883854">
-    <w:abstractNumId w:val="0"/>
+  <w:num w:numId="2" w16cid:durableId="501512803">
+    <w:abstractNumId w:val="2"/>
     <w:lvlOverride w:ilvl="0">
       <w:startOverride w:val="1"/>
     </w:lvlOverride>
@@ -33715,7 +35280,7 @@
     <w:autoRedefine/>
     <w:uiPriority w:val="39"/>
     <w:unhideWhenUsed/>
-    <w:rsid w:val="00922869"/>
+    <w:rsid w:val="00DB6A84"/>
     <w:pPr>
       <w:spacing w:after="100"/>
     </w:pPr>
@@ -33727,7 +35292,7 @@
     <w:autoRedefine/>
     <w:uiPriority w:val="39"/>
     <w:unhideWhenUsed/>
-    <w:rsid w:val="00922869"/>
+    <w:rsid w:val="00DB6A84"/>
     <w:pPr>
       <w:spacing w:after="100"/>
       <w:ind w:left="220"/>
